--- a/Optical_Papers_260212.docx
+++ b/Optical_Papers_260212.docx
@@ -843,6 +843,232 @@
     </w:p>
     <w:p>
       <w:pPr>
+        <w:pStyle w:val="Heading2"/>
+      </w:pPr>
+      <w:r/>
+      <w:r>
+        <w:rPr>
+          <w:rFonts w:ascii="Times New Roman" w:hAnsi="Times New Roman" w:eastAsia="宋体"/>
+          <w:b/>
+          <w:color w:val="000000"/>
+          <w:sz w:val="24"/>
+        </w:rPr>
+        <w:t>极化子霍夫斯塔特阶梯中的人工规范场和尺寸</w:t>
+      </w:r>
+    </w:p>
+    <w:p>
+      <w:r>
+        <w:rPr>
+          <w:rFonts w:ascii="Times New Roman" w:hAnsi="Times New Roman" w:eastAsia="宋体"/>
+          <w:b/>
+          <w:color w:val="003264"/>
+          <w:sz w:val="24"/>
+        </w:rPr>
+        <w:t>Artificial gauge fields and dimensions in a polariton hofstadter ladder</w:t>
+      </w:r>
+    </w:p>
+    <w:p>
+      <w:r>
+        <w:rPr>
+          <w:rFonts w:ascii="Times New Roman" w:hAnsi="Times New Roman" w:eastAsia="宋体"/>
+          <w:sz w:val="21"/>
+        </w:rPr>
+        <w:t>作者: Simon Widmann, Jonas Bellmann, Johannes Düreth, Siddhartha Dam, Christian G. Mayer, Philipp Gagel, Simon Betzold, Monika Emmerling, Subhaskar Mandal, Rimi Banerjee, Timothy C. H. Liew, Ronny Thomale, Sven Höfling, Sebastian Klembt</w:t>
+        <w:br/>
+      </w:r>
+      <w:r>
+        <w:rPr>
+          <w:rFonts w:ascii="Times New Roman" w:hAnsi="Times New Roman" w:eastAsia="宋体"/>
+          <w:sz w:val="21"/>
+        </w:rPr>
+        <w:t xml:space="preserve">时间: 2026-02-11 | </w:t>
+      </w:r>
+      <w:r>
+        <w:t xml:space="preserve">链接: </w:t>
+      </w:r>
+      <w:hyperlink r:id="rId84">
+        <w:r>
+          <w:rPr>
+            <w:rFonts w:ascii="Times New Roman" w:hAnsi="Times New Roman" w:eastAsia="宋体"/>
+            <w:color w:val="0000FF"/>
+            <w:sz w:val="21"/>
+            <w:u w:val="single"/>
+          </w:rPr>
+          <w:t>https://doi.org/10.1038/s41467-026-68530-0</w:t>
+        </w:r>
+      </w:hyperlink>
+    </w:p>
+    <w:p>
+      <w:pPr>
+        <w:spacing w:before="120"/>
+      </w:pPr>
+      <w:r>
+        <w:rPr>
+          <w:rFonts w:ascii="Times New Roman" w:hAnsi="Times New Roman" w:eastAsia="宋体"/>
+          <w:b/>
+          <w:sz w:val="21"/>
+        </w:rPr>
+        <w:t>中文摘要:</w:t>
+      </w:r>
+    </w:p>
+    <w:p>
+      <w:pPr>
+        <w:ind w:firstLine="360"/>
+      </w:pPr>
+      <w:r>
+        <w:rPr>
+          <w:rFonts w:ascii="Times New Roman" w:hAnsi="Times New Roman" w:eastAsia="宋体"/>
+          <w:sz w:val="21"/>
+        </w:rPr>
+        <w:t>摘要 人工规范场允许光子等不带电粒子模仿带电粒子在磁场下的行为，为改变有效动力学和探索拓扑物理提供了强大的平台。拓扑激子极化激光器引起了人们极大的兴趣，但通常需要强磁场来实现传播拓扑边缘态。在这里，我们通过使用人工规范场，利用极化子的圆偏振作为人工维度，实验性地实现了微米级微柱链中的拓扑霍尔效应。椭圆形微柱的仔细旋转排列会引起严格依赖于极化的边缘态传播，证明极化子赝自旋的非互易传输。我们的结果表明，拓扑界面态的维数限制以及耦合拓扑激光阵列中强外部磁场的要求是可以克服的。我们的结果为实现拓扑极化子晶格和具有附加人工维度的相关光学活性器件开辟了新的途径。</w:t>
+      </w:r>
+    </w:p>
+    <w:p>
+      <w:pPr>
+        <w:spacing w:before="120"/>
+      </w:pPr>
+      <w:r>
+        <w:rPr>
+          <w:rFonts w:ascii="Times New Roman" w:hAnsi="Times New Roman" w:eastAsia="宋体"/>
+          <w:b/>
+          <w:sz w:val="21"/>
+        </w:rPr>
+        <w:t>English Abstract:</w:t>
+      </w:r>
+    </w:p>
+    <w:p>
+      <w:r>
+        <w:rPr>
+          <w:rFonts w:ascii="Times New Roman" w:hAnsi="Times New Roman" w:eastAsia="宋体"/>
+          <w:sz w:val="21"/>
+        </w:rPr>
+        <w:t>Abstract Artificial gauge fields allow uncharged particles such as photons to mimic the behaviour of charged particles subjected to magnetic fields, providing a powerful platform to alter the effective dynamics and exploring topological physics. Topological exciton-polariton lasers have attracted considerable interest, but often require strong magnetic fields to realise propagating topological edge states. Here we experimentally realise the topological Hall effect in a micron-scale micropillar chain by using an artificial gauge field, exploiting the circular polarisation of polaritons as an artificial dimension. Careful rotational alignment of elliptical micropillars induces strictly polarisation-dependent edge-state propagation, demonstrating non-reciprocal transport of the polariton pseudospins. Our results demonstrate that the dimensionality limitation of topological interface states as well as requirements for strong external magnetic fields in coupled topological laser arrays can be overcome. Our results open new ways towards the implementation of topological polariton lattices and related optically active devices with additional artificial dimension.</w:t>
+      </w:r>
+    </w:p>
+    <w:p>
+      <w:r>
+        <w:rPr>
+          <w:rFonts w:ascii="Times New Roman" w:hAnsi="Times New Roman" w:eastAsia="宋体"/>
+          <w:sz w:val="21"/>
+        </w:rPr>
+        <w:t>__________________________________________________</w:t>
+      </w:r>
+    </w:p>
+    <w:p>
+      <w:pPr>
+        <w:pStyle w:val="Heading2"/>
+      </w:pPr>
+      <w:r/>
+      <w:r>
+        <w:rPr>
+          <w:rFonts w:ascii="Times New Roman" w:hAnsi="Times New Roman" w:eastAsia="宋体"/>
+          <w:b/>
+          <w:color w:val="000000"/>
+          <w:sz w:val="24"/>
+        </w:rPr>
+        <w:t>1 型糖尿病进展各个阶段的人类胰腺的综合组织病理学</w:t>
+      </w:r>
+    </w:p>
+    <w:p>
+      <w:r>
+        <w:rPr>
+          <w:rFonts w:ascii="Times New Roman" w:hAnsi="Times New Roman" w:eastAsia="宋体"/>
+          <w:b/>
+          <w:color w:val="003264"/>
+          <w:sz w:val="24"/>
+        </w:rPr>
+        <w:t>Integrated histopathology of the human pancreas throughout stages of type 1 diabetes progression</w:t>
+      </w:r>
+    </w:p>
+    <w:p>
+      <w:r>
+        <w:rPr>
+          <w:rFonts w:ascii="Times New Roman" w:hAnsi="Times New Roman" w:eastAsia="宋体"/>
+          <w:sz w:val="21"/>
+        </w:rPr>
+        <w:t>作者: Verena van der Heide, Sara McArdle, Michael S. Nelson, Karen Cerosaletti, Sacha Gnjatic, Zbigniew Mikulski, Amanda L. Posgai, Irina Kusmartseva, Mark A. Atkinson, Dirk Homann</w:t>
+        <w:br/>
+      </w:r>
+      <w:r>
+        <w:rPr>
+          <w:rFonts w:ascii="Times New Roman" w:hAnsi="Times New Roman" w:eastAsia="宋体"/>
+          <w:sz w:val="21"/>
+        </w:rPr>
+        <w:t xml:space="preserve">时间: 2026-02-11 | </w:t>
+      </w:r>
+      <w:r>
+        <w:t xml:space="preserve">链接: </w:t>
+      </w:r>
+      <w:hyperlink r:id="rId85">
+        <w:r>
+          <w:rPr>
+            <w:rFonts w:ascii="Times New Roman" w:hAnsi="Times New Roman" w:eastAsia="宋体"/>
+            <w:color w:val="0000FF"/>
+            <w:sz w:val="21"/>
+            <w:u w:val="single"/>
+          </w:rPr>
+          <w:t>https://doi.org/10.1038/s41467-026-68610-1</w:t>
+        </w:r>
+      </w:hyperlink>
+    </w:p>
+    <w:p>
+      <w:pPr>
+        <w:spacing w:before="120"/>
+      </w:pPr>
+      <w:r>
+        <w:rPr>
+          <w:rFonts w:ascii="Times New Roman" w:hAnsi="Times New Roman" w:eastAsia="宋体"/>
+          <w:b/>
+          <w:sz w:val="21"/>
+        </w:rPr>
+        <w:t>中文摘要:</w:t>
+      </w:r>
+    </w:p>
+    <w:p>
+      <w:pPr>
+        <w:ind w:firstLine="360"/>
+      </w:pPr>
+      <w:r>
+        <w:rPr>
+          <w:rFonts w:ascii="Times New Roman" w:hAnsi="Times New Roman" w:eastAsia="宋体"/>
+          <w:sz w:val="21"/>
+        </w:rPr>
+        <w:t>摘要 1 型糖尿病 (T1D) 是一种进行性自身免疫性疾病，最终导致产生胰岛素的 β 细胞丧失。胰腺组织病理学为疾病的发生/进展提供了重要的见解，但缺乏对原位致病过程的综合视角。在这里，我们结合了多重免疫染色、高倍率全玻片成像、数字病理学和半自动图像分析来检查 T1D 阶段的胰尾和头部切片，包括高危病例和发病病例。对约 25,000 个胰岛的结构特征、内分泌细胞组成、免疫细胞负荷和空间关系进行解卷积，有效地将先前在健康和 T1D 中建立的和其他胰腺标志置于背景中。我们的结果揭示了内分泌胰腺的空间同质性和胰岛大小相关的结构组织、器官范围致病过程的显着协调以及多种组织病理学相关性，这些都预示着临床前阶段已经存在的独特的 T1D 组织病理学。总之，我们提出了修订后的 T1D 自然史，对进一步的组织病理学研究和发病机制的考虑具有重要意义。</w:t>
+      </w:r>
+    </w:p>
+    <w:p>
+      <w:pPr>
+        <w:spacing w:before="120"/>
+      </w:pPr>
+      <w:r>
+        <w:rPr>
+          <w:rFonts w:ascii="Times New Roman" w:hAnsi="Times New Roman" w:eastAsia="宋体"/>
+          <w:b/>
+          <w:sz w:val="21"/>
+        </w:rPr>
+        <w:t>English Abstract:</w:t>
+      </w:r>
+    </w:p>
+    <w:p>
+      <w:r>
+        <w:rPr>
+          <w:rFonts w:ascii="Times New Roman" w:hAnsi="Times New Roman" w:eastAsia="宋体"/>
+          <w:sz w:val="21"/>
+        </w:rPr>
+        <w:t>Abstract Type 1 diabetes (T1D) is a progressive autoimmune condition that culminates in loss of insulin-producing beta cells. Pancreatic histopathology provides essential insights into disease initiation/progression yet an integrated perspective onto in situ pathogenic processes is lacking. Here, we combined multiplexed immunostaining, high-magnification whole-slide imaging, digital pathology, and semi-automated image analyses to interrogate pancreatic tail and head sections across T1D stages, including at-risk and at-onset cases. Deconvolution of architectural features, endocrine cell composition, immune cell burden, and spatial relations of ~25,000 islets effectively contextualizes previously established and additional pancreatic hallmarks in health and T1D. Our results reveal a spatially homogenous and islet size-contingent architectural organization of the endocrine pancreas, a notable coordination of organ-wide pathogenic processes, and multiple histopathological correlates that foreshadow distinctive T1D histopathology already at the preclinical stage. Altogether, we propose a revised natural history of T1D with implications for further histopathological investigations and considerations of pathogenetic modalities.</w:t>
+      </w:r>
+    </w:p>
+    <w:p>
+      <w:r>
+        <w:rPr>
+          <w:rFonts w:ascii="Times New Roman" w:hAnsi="Times New Roman" w:eastAsia="宋体"/>
+          <w:sz w:val="21"/>
+        </w:rPr>
+        <w:t>__________________________________________________</w:t>
+      </w:r>
+    </w:p>
+    <w:p>
+      <w:pPr>
         <w:pStyle w:val="Heading1"/>
       </w:pPr>
       <w:r>
@@ -3125,6 +3351,2040 @@
     </w:p>
     <w:p>
       <w:pPr>
+        <w:pStyle w:val="Heading2"/>
+      </w:pPr>
+      <w:r/>
+      <w:r>
+        <w:rPr>
+          <w:rFonts w:ascii="Times New Roman" w:hAnsi="Times New Roman" w:eastAsia="宋体"/>
+          <w:b/>
+          <w:color w:val="000000"/>
+          <w:sz w:val="24"/>
+        </w:rPr>
+        <w:t>用于评估与动脉瘤投影相关的前交通动脉瘤破裂风险的数值流实验</w:t>
+      </w:r>
+    </w:p>
+    <w:p>
+      <w:r>
+        <w:rPr>
+          <w:rFonts w:ascii="Times New Roman" w:hAnsi="Times New Roman" w:eastAsia="宋体"/>
+          <w:b/>
+          <w:color w:val="003264"/>
+          <w:sz w:val="24"/>
+        </w:rPr>
+        <w:t>A numerical flow experiment for assessing the risk of rupture in anterior communicating artery aneurysms in relation to aneurysm projection</w:t>
+      </w:r>
+    </w:p>
+    <w:p>
+      <w:r>
+        <w:rPr>
+          <w:rFonts w:ascii="Times New Roman" w:hAnsi="Times New Roman" w:eastAsia="宋体"/>
+          <w:sz w:val="21"/>
+        </w:rPr>
+        <w:t>作者: Karol Wiśniewski, Zbigniew Tyfa, Anna Dębska, Karol Zaczkowski, Dariusz J. Jaskólski, Michael G. Brandel, Yasuaki Inoue</w:t>
+        <w:br/>
+      </w:r>
+      <w:r>
+        <w:rPr>
+          <w:rFonts w:ascii="Times New Roman" w:hAnsi="Times New Roman" w:eastAsia="宋体"/>
+          <w:sz w:val="21"/>
+        </w:rPr>
+        <w:t xml:space="preserve">时间: 2026-02-11 | </w:t>
+      </w:r>
+      <w:r>
+        <w:t xml:space="preserve">链接: </w:t>
+      </w:r>
+      <w:hyperlink r:id="rId101">
+        <w:r>
+          <w:rPr>
+            <w:rFonts w:ascii="Times New Roman" w:hAnsi="Times New Roman" w:eastAsia="宋体"/>
+            <w:color w:val="0000FF"/>
+            <w:sz w:val="21"/>
+            <w:u w:val="single"/>
+          </w:rPr>
+          <w:t>https://doi.org/10.1038/s41598-026-38826-8</w:t>
+        </w:r>
+      </w:hyperlink>
+    </w:p>
+    <w:p>
+      <w:pPr>
+        <w:spacing w:before="120"/>
+      </w:pPr>
+      <w:r>
+        <w:rPr>
+          <w:rFonts w:ascii="Times New Roman" w:hAnsi="Times New Roman" w:eastAsia="宋体"/>
+          <w:b/>
+          <w:sz w:val="21"/>
+        </w:rPr>
+        <w:t>中文摘要:</w:t>
+      </w:r>
+    </w:p>
+    <w:p>
+      <w:pPr>
+        <w:ind w:firstLine="360"/>
+      </w:pPr>
+      <w:r>
+        <w:rPr>
+          <w:rFonts w:ascii="Times New Roman" w:hAnsi="Times New Roman" w:eastAsia="宋体"/>
+          <w:sz w:val="21"/>
+        </w:rPr>
+        <w:t>前交通动脉 (AcoA) 动脉瘤可能向不同方向突出——前、后、上或下——每个方向都可以显着改变动脉瘤内的血流模式，并可能影响破裂风险。本研究探讨了动脉瘤投射方向对与破裂和血栓形成相关的血流动力学特征的影响。使用 AcoA 动脉瘤的理想化参数模型进行瞬态计算流体动力学 (CFD) 模拟，该模型具有四种定义的投影类型：前部（朝向额叶）、后部（朝向视交叉）、上部（朝向下丘脑）和下部（朝向颅底）。分析了两个动脉瘤的大小。在代表生理性脑循环的脉动流条件下，将血液建模为非牛顿剪切稀化流体。在多个心动周期中评估了关键的血液动力学参数，包括壁剪切应力及其空间梯度、压力、速度、涡度、相对停留时间、粘度和血液冲刷。虽然整体脑血流分布保持不变，但动脉瘤投影在动脉瘤内血流动力学方面产生了显着差异。向前突出的动脉瘤表现出更高的速度、更强的涡流结构、升高的壁剪切应力和快速的血液冲刷，表明容易破裂的血流环境。相反，向下突出的动脉瘤表现出低速度、高粘度、涡度降低和血液停留时间延长，这与有利于囊内血栓形成的条件一致。这些依赖于投影的模式在两种尺寸的动脉瘤中均得到保留。动脉瘤投射方向是 AcoA 动脉瘤血流动力学的关键决定因素，与大小无关。前部投射与血流状况相关，而血流状况会增加破裂风险，而下方投射会促进血流停滞和血栓形成的可能性。这些发现强调了将预测特异性血流动力学评估纳入超出基于大小标准的动脉瘤风险分层的重要性。</w:t>
+      </w:r>
+    </w:p>
+    <w:p>
+      <w:pPr>
+        <w:spacing w:before="120"/>
+      </w:pPr>
+      <w:r>
+        <w:rPr>
+          <w:rFonts w:ascii="Times New Roman" w:hAnsi="Times New Roman" w:eastAsia="宋体"/>
+          <w:b/>
+          <w:sz w:val="21"/>
+        </w:rPr>
+        <w:t>English Abstract:</w:t>
+      </w:r>
+    </w:p>
+    <w:p>
+      <w:r>
+        <w:rPr>
+          <w:rFonts w:ascii="Times New Roman" w:hAnsi="Times New Roman" w:eastAsia="宋体"/>
+          <w:sz w:val="21"/>
+        </w:rPr>
+        <w:t>Anterior communicating artery (AcoA) aneurysms may project in different directions - anterior, posterior, superior, or inferior - each of which can substantially alter intra-aneurysmal flow patterns and potentially influence rupture risk. The present study investigates the impact of aneurysm projection direction on hemodynamic characteristics associated with rupture and thrombosis. Transient computational fluid dynamics (CFD) simulations were performed using idealized, parametric models of AcoA aneurysms with four defined projection types: anterior (toward the frontal lobe), posterior (toward the optic chiasm), superior (toward the hypothalamus), and inferior (toward the skull base). Two aneurysm sizes were analyzed. Blood was modeled as a non-Newtonian, shear-thinning fluid under pulsatile flow conditions representative of physiological cerebral circulation. Key hemodynamic parameters, including wall shear stress and its spatial gradient, pressure, velocity, vorticity, relative residence time, viscosity, and blood washout were evaluated over multiple cardiac cycles. While global cerebral flow distribution remained unchanged, aneurysm projection produced marked differences in intra-aneurysmal hemodynamics. Anteriorly projecting aneurysms exhibited higher velocities, stronger vortical structures, elevated wall shear stress, and rapid blood washout, indicating a rupture-prone flow environment. In contrast, inferiorly projecting aneurysms demonstrated low velocity, high viscosity, reduced vorticity, and prolonged blood residence time, consistent with conditions favoring intrasaccular thrombosis. These projection-dependent patterns were preserved across both aneurysm sizes. Aneurysm projection direction is a critical determinant of AcoA aneurysm hemodynamics, independent of size. Anterior projections are associated with flow conditions linked to increased rupture risk, whereas inferior projections promote flow stagnation and thrombotic potential. These findings highlight the importance of incorporating projection-specific hemodynamic assessment into aneurysm risk stratification beyond size-based criteria.</w:t>
+      </w:r>
+    </w:p>
+    <w:p>
+      <w:r>
+        <w:rPr>
+          <w:rFonts w:ascii="Times New Roman" w:hAnsi="Times New Roman" w:eastAsia="宋体"/>
+          <w:sz w:val="21"/>
+        </w:rPr>
+        <w:t>__________________________________________________</w:t>
+      </w:r>
+    </w:p>
+    <w:p>
+      <w:pPr>
+        <w:pStyle w:val="Heading2"/>
+      </w:pPr>
+      <w:r/>
+      <w:r>
+        <w:rPr>
+          <w:rFonts w:ascii="Times New Roman" w:hAnsi="Times New Roman" w:eastAsia="宋体"/>
+          <w:b/>
+          <w:color w:val="000000"/>
+          <w:sz w:val="24"/>
+        </w:rPr>
+        <w:t>玉米秸秆灰硅粉胶凝材料高强混凝土配合比优化及水化研究</w:t>
+      </w:r>
+    </w:p>
+    <w:p>
+      <w:r>
+        <w:rPr>
+          <w:rFonts w:ascii="Times New Roman" w:hAnsi="Times New Roman" w:eastAsia="宋体"/>
+          <w:b/>
+          <w:color w:val="003264"/>
+          <w:sz w:val="24"/>
+        </w:rPr>
+        <w:t>Optimization of mix proportions and hydration study of high-strength concrete incorporating corn stalk ash and silica fume as supplementary cementitious materials</w:t>
+      </w:r>
+    </w:p>
+    <w:p>
+      <w:r>
+        <w:rPr>
+          <w:rFonts w:ascii="Times New Roman" w:hAnsi="Times New Roman" w:eastAsia="宋体"/>
+          <w:sz w:val="21"/>
+        </w:rPr>
+        <w:t>作者: Rui Wang, Yulin Chen, Gengyue Wei, Yiqi Wang, Xinran Xie</w:t>
+        <w:br/>
+      </w:r>
+      <w:r>
+        <w:rPr>
+          <w:rFonts w:ascii="Times New Roman" w:hAnsi="Times New Roman" w:eastAsia="宋体"/>
+          <w:sz w:val="21"/>
+        </w:rPr>
+        <w:t xml:space="preserve">时间: 2026-02-11 | </w:t>
+      </w:r>
+      <w:r>
+        <w:t xml:space="preserve">链接: </w:t>
+      </w:r>
+      <w:hyperlink r:id="rId102">
+        <w:r>
+          <w:rPr>
+            <w:rFonts w:ascii="Times New Roman" w:hAnsi="Times New Roman" w:eastAsia="宋体"/>
+            <w:color w:val="0000FF"/>
+            <w:sz w:val="21"/>
+            <w:u w:val="single"/>
+          </w:rPr>
+          <w:t>https://doi.org/10.1038/s41598-026-39419-1</w:t>
+        </w:r>
+      </w:hyperlink>
+    </w:p>
+    <w:p>
+      <w:pPr>
+        <w:spacing w:before="120"/>
+      </w:pPr>
+      <w:r>
+        <w:rPr>
+          <w:rFonts w:ascii="Times New Roman" w:hAnsi="Times New Roman" w:eastAsia="宋体"/>
+          <w:b/>
+          <w:sz w:val="21"/>
+        </w:rPr>
+        <w:t>中文摘要:</w:t>
+      </w:r>
+    </w:p>
+    <w:p>
+      <w:pPr>
+        <w:ind w:firstLine="360"/>
+      </w:pPr>
+      <w:r>
+        <w:rPr>
+          <w:rFonts w:ascii="Times New Roman" w:hAnsi="Times New Roman" w:eastAsia="宋体"/>
+          <w:sz w:val="21"/>
+        </w:rPr>
+        <w:t>为了减轻随意处置玉米秸秆和水泥生产造成的环境污染，本研究利用玉米秸秆灰（CSA）和硅灰（SF）作为胶凝材料的部分替代品，配制生物质灰高强混凝土。研究重点是三个关键变量——CSA含量、水胶比（W/B）和砂胶比（S/B）对玉米秆高强混凝土（CSHC）抗压强度的影响。采用正交试验设计，分析确定影响28天抗压强度的因素顺序为：S/B&gt;CSA含量&gt;W/B。在CSA含量15%、W/B比为0.21、S/B比为1.2的条件下，CHSC的28天抗压强度最高为109.7MPa。使用 X 射线衍射 (XRD) 和扫描电子显微镜结合能量色散光谱 (SEM-EDS) 对 7 天和 28 天时最高强度样品中的水合产物进行表征。结果表明，CSA中丰富的活性SiO2显着促进了水泥的二次水化，导致硅酸钙水合物（C-S-H）的形成增加，从而提高了CSHC的机械强度。该研究为CSA作为辅助胶凝材料生产高强生物质灰混凝土的工程应用提供了理论基础。</w:t>
+      </w:r>
+    </w:p>
+    <w:p>
+      <w:pPr>
+        <w:spacing w:before="120"/>
+      </w:pPr>
+      <w:r>
+        <w:rPr>
+          <w:rFonts w:ascii="Times New Roman" w:hAnsi="Times New Roman" w:eastAsia="宋体"/>
+          <w:b/>
+          <w:sz w:val="21"/>
+        </w:rPr>
+        <w:t>English Abstract:</w:t>
+      </w:r>
+    </w:p>
+    <w:p>
+      <w:r>
+        <w:rPr>
+          <w:rFonts w:ascii="Times New Roman" w:hAnsi="Times New Roman" w:eastAsia="宋体"/>
+          <w:sz w:val="21"/>
+        </w:rPr>
+        <w:t>To mitigate environmental pollution caused by the indiscriminate disposal of corn stalks and cement production, this study utilized corn stalk ash (CSA) and silica fume (SF) as partial replacements for cementitious materials in the formulation of biomass ash high-strength concrete. The investigation focused on the effects of three key variables—CSA content, water-to-binder ratio (W/B), and sand-to-binder ratio (S/B)—on the compressive strength of corn stalk high-strength concrete(CSHC). Using an orthogonal experimental design, the analysis determined that the factors influenced the 28-day compressive strength in the following order: S/B &gt; CSA content &gt; W/B.The highest 28-day compressive strength of CHSC, measured at 109.7 MPa, was achieved under the conditions of 15% CSA content, a W/B ratio of 0.21, and an S/B ratio of 1.2. Characterization of hydration products in the highest-strength samples at 7 and 28 days was performed using X-ray diffraction (XRD) and scanning electron microscopy coupled with energy-dispersive spectroscopy (SEM–EDS). The results revealed that the abundant reactive SiO2 in CSA significantly promotes the secondary hydration of cement, leading to increased formation of calcium silicate hydrate (C–S–H) and thereby enhancing the mechanical strength of CSHC. This research provides a theoretical foundation supporting the engineering application of CSA as a supplementary cementitious material in the production of high-strength biomass ash concrete.</w:t>
+      </w:r>
+    </w:p>
+    <w:p>
+      <w:r>
+        <w:rPr>
+          <w:rFonts w:ascii="Times New Roman" w:hAnsi="Times New Roman" w:eastAsia="宋体"/>
+          <w:sz w:val="21"/>
+        </w:rPr>
+        <w:t>__________________________________________________</w:t>
+      </w:r>
+    </w:p>
+    <w:p>
+      <w:pPr>
+        <w:pStyle w:val="Heading2"/>
+      </w:pPr>
+      <w:r/>
+      <w:r>
+        <w:rPr>
+          <w:rFonts w:ascii="Times New Roman" w:hAnsi="Times New Roman" w:eastAsia="宋体"/>
+          <w:b/>
+          <w:color w:val="000000"/>
+          <w:sz w:val="24"/>
+        </w:rPr>
+        <w:t>针对有 OHSS 风险的 PCOS 患者补充虾青素的探索性试点试验，重点关注 RAGE-NFκB 通路</w:t>
+      </w:r>
+    </w:p>
+    <w:p>
+      <w:r>
+        <w:rPr>
+          <w:rFonts w:ascii="Times New Roman" w:hAnsi="Times New Roman" w:eastAsia="宋体"/>
+          <w:b/>
+          <w:color w:val="003264"/>
+          <w:sz w:val="24"/>
+        </w:rPr>
+        <w:t>Exploratory pilot trial of astaxanthin supplementation in PCOS patients at risk of OHSS with focus on RAGE–NFκB pathway</w:t>
+      </w:r>
+    </w:p>
+    <w:p>
+      <w:r>
+        <w:rPr>
+          <w:rFonts w:ascii="Times New Roman" w:hAnsi="Times New Roman" w:eastAsia="宋体"/>
+          <w:sz w:val="21"/>
+        </w:rPr>
+        <w:t>作者: Arezoo Maleki-Hajiagha, Ashraf Aleyasin, Fardin Amidi</w:t>
+        <w:br/>
+      </w:r>
+      <w:r>
+        <w:rPr>
+          <w:rFonts w:ascii="Times New Roman" w:hAnsi="Times New Roman" w:eastAsia="宋体"/>
+          <w:sz w:val="21"/>
+        </w:rPr>
+        <w:t xml:space="preserve">时间: 2026-02-11 | </w:t>
+      </w:r>
+      <w:r>
+        <w:t xml:space="preserve">链接: </w:t>
+      </w:r>
+      <w:hyperlink r:id="rId103">
+        <w:r>
+          <w:rPr>
+            <w:rFonts w:ascii="Times New Roman" w:hAnsi="Times New Roman" w:eastAsia="宋体"/>
+            <w:color w:val="0000FF"/>
+            <w:sz w:val="21"/>
+            <w:u w:val="single"/>
+          </w:rPr>
+          <w:t>https://doi.org/10.1038/s41598-026-36449-7</w:t>
+        </w:r>
+      </w:hyperlink>
+    </w:p>
+    <w:p>
+      <w:pPr>
+        <w:spacing w:before="120"/>
+      </w:pPr>
+      <w:r>
+        <w:rPr>
+          <w:rFonts w:ascii="Times New Roman" w:hAnsi="Times New Roman" w:eastAsia="宋体"/>
+          <w:b/>
+          <w:sz w:val="21"/>
+        </w:rPr>
+        <w:t>中文摘要:</w:t>
+      </w:r>
+    </w:p>
+    <w:p>
+      <w:pPr>
+        <w:ind w:firstLine="360"/>
+      </w:pPr>
+      <w:r>
+        <w:rPr>
+          <w:rFonts w:ascii="Times New Roman" w:hAnsi="Times New Roman" w:eastAsia="宋体"/>
+          <w:sz w:val="21"/>
+        </w:rPr>
+        <w:t>多囊卵巢综合征（PCOS）是控制性卵巢刺激（COS）期间卵巢过度刺激综合征（OHSS）的主要危险因素。由晚期糖基化终末产物 (AGE) - AGE 受体 (RAGE) - 核因子 kappa-B (NFκB) 通路介导的氧化应激和炎症会导致 OHSS 的发生和卵母细胞质量受损。虾青素 (AST) 是一种有效的抗氧化剂，可以调节该途径。在这项采用三盲、随机、安慰剂对照设计的探索性试点试验中，44 名 OHSS 高风险 PCOS 患者被分配接受 AST (n = 22) 或安慰剂 (n = 22) 辅助 COS 方案。 COS 采用促性腺激素释放激素 (GnRH) 拮抗剂方案和个体化促性腺激素剂量进行。各组之间的刺激特征、促性腺激素剂量和卵泡分布具有可比性。使用 AST 回收卵母细胞的平均数量略高，并且卵母细胞成熟率 (OMR) 显着更高。 AST 组在触发日的雌二醇和孕酮水平较低，但没有统计学意义。分子分析显示，颗粒细胞 (GC) 中 RAGE 表达减少，磷酸化 kappa-B 抑制剂 (pIκB)/kappa-B 抑制剂 (IκB) 比例降低，卵泡液 (FF) 中白细胞介素 6 (IL-6) 显着降低，血管内皮生长因子 (VEGF) 呈下降趋势。这些研究结果表明，补充 AST 可以改善 COS 结局并有利地调节炎症通路，有可能降低高危 PCOS 患者的 OHSS 风险。然而，该试点试验的力度不足以确认主要 OHSS 终点，需要更大规模的研究进行验证。试用注册：注册ID：IRCT20231028059882N2；报名日期：2024年6月15日；更新日期：2025-03-16；直接访问链接：https://irct.behdasht.gov.ir/Trial/77250。</w:t>
+      </w:r>
+    </w:p>
+    <w:p>
+      <w:pPr>
+        <w:spacing w:before="120"/>
+      </w:pPr>
+      <w:r>
+        <w:rPr>
+          <w:rFonts w:ascii="Times New Roman" w:hAnsi="Times New Roman" w:eastAsia="宋体"/>
+          <w:b/>
+          <w:sz w:val="21"/>
+        </w:rPr>
+        <w:t>English Abstract:</w:t>
+      </w:r>
+    </w:p>
+    <w:p>
+      <w:r>
+        <w:rPr>
+          <w:rFonts w:ascii="Times New Roman" w:hAnsi="Times New Roman" w:eastAsia="宋体"/>
+          <w:sz w:val="21"/>
+        </w:rPr>
+        <w:t>Polycystic ovary syndrome (PCOS) is a major risk factor for ovarian hyperstimulation syndrome (OHSS) during controlled ovarian stimulation (COS). Oxidative stress and inflammation, mediated by the advanced glycation end products (AGE)–receptor for AGE (RAGE)–nuclear factor kappa-B (NFκB) pathway, contribute to OHSS development and impaired oocyte quality. Astaxanthin (AST), a potent antioxidant, may modulate this pathway. In this exploratory pilot trial using a triple‑blind, randomized, placebo‑controlled design, 44 PCOS patients at high risk for OHSS were assigned to receive AST (n = 22) or placebo (n = 22) adjunct to the COS regimen. COS was performed using a gonadotropin-releasing hormone (GnRH) antagonist protocol with individualized gonadotropin dosing. Stimulation characteristics, gonadotropin dose, and follicle distribution were comparable between groups. The mean number of retrieved oocytes was slightly higher with AST, and the oocyte maturity rate (OMR) was significantly greater. Estradiol and progesterone levels on trigger day were lower in the AST group, though not statistically significant. Molecular analyses showed reduced RAGE expression, a lower phosphorylated inhibitor of kappa-B (pIκB)/inhibitor of kappa-B (IκB) ratio in granulosa cells (GCs), and significantly decreased interleukin-6 (IL-6) in follicular fluid (FF), with vascular endothelial growth factor (VEGF) showing a downward trend. These findings suggest that AST supplementation may improve COS outcomes and favorably modulate inflammatory pathways, with potential to reduce OHSS risk in high-risk PCOS patients. However, this pilot trial was not powered enough to confirm the primary OHSS endpoint, and larger studies are required for validation. Trial registration: Registration ID: IRCT20231028059882N2; Registration date: 2024-06-15; Update date: 2025-03-16; Direct Access Link: https://irct.behdasht.gov.ir/trial/77250.</w:t>
+      </w:r>
+    </w:p>
+    <w:p>
+      <w:r>
+        <w:rPr>
+          <w:rFonts w:ascii="Times New Roman" w:hAnsi="Times New Roman" w:eastAsia="宋体"/>
+          <w:sz w:val="21"/>
+        </w:rPr>
+        <w:t>__________________________________________________</w:t>
+      </w:r>
+    </w:p>
+    <w:p>
+      <w:pPr>
+        <w:pStyle w:val="Heading2"/>
+      </w:pPr>
+      <w:r/>
+      <w:r>
+        <w:rPr>
+          <w:rFonts w:ascii="Times New Roman" w:hAnsi="Times New Roman" w:eastAsia="宋体"/>
+          <w:b/>
+          <w:color w:val="000000"/>
+          <w:sz w:val="24"/>
+        </w:rPr>
+        <w:t>抑制基波谐振时屏蔽环路的环路电流</w:t>
+      </w:r>
+    </w:p>
+    <w:p>
+      <w:r>
+        <w:rPr>
+          <w:rFonts w:ascii="Times New Roman" w:hAnsi="Times New Roman" w:eastAsia="宋体"/>
+          <w:b/>
+          <w:color w:val="003264"/>
+          <w:sz w:val="24"/>
+        </w:rPr>
+        <w:t>Suppressing loop current of shielded loops at fundamental resonance</w:t>
+      </w:r>
+    </w:p>
+    <w:p>
+      <w:r>
+        <w:rPr>
+          <w:rFonts w:ascii="Times New Roman" w:hAnsi="Times New Roman" w:eastAsia="宋体"/>
+          <w:sz w:val="21"/>
+        </w:rPr>
+        <w:t>作者: Wenjun Wang, Rasmus Alexander Jepsen, Juan Diego Sánchez-Heredia, Vitaliy Zhurbenko, Jan Henrik Ardenkjær-Larsen</w:t>
+        <w:br/>
+      </w:r>
+      <w:r>
+        <w:rPr>
+          <w:rFonts w:ascii="Times New Roman" w:hAnsi="Times New Roman" w:eastAsia="宋体"/>
+          <w:sz w:val="21"/>
+        </w:rPr>
+        <w:t xml:space="preserve">时间: 2026-02-11 | </w:t>
+      </w:r>
+      <w:r>
+        <w:t xml:space="preserve">链接: </w:t>
+      </w:r>
+      <w:hyperlink r:id="rId104">
+        <w:r>
+          <w:rPr>
+            <w:rFonts w:ascii="Times New Roman" w:hAnsi="Times New Roman" w:eastAsia="宋体"/>
+            <w:color w:val="0000FF"/>
+            <w:sz w:val="21"/>
+            <w:u w:val="single"/>
+          </w:rPr>
+          <w:t>https://doi.org/10.1038/s41598-026-36956-7</w:t>
+        </w:r>
+      </w:hyperlink>
+    </w:p>
+    <w:p>
+      <w:pPr>
+        <w:spacing w:before="120"/>
+      </w:pPr>
+      <w:r>
+        <w:rPr>
+          <w:rFonts w:ascii="Times New Roman" w:hAnsi="Times New Roman" w:eastAsia="宋体"/>
+          <w:b/>
+          <w:sz w:val="21"/>
+        </w:rPr>
+        <w:t>中文摘要:</w:t>
+      </w:r>
+    </w:p>
+    <w:p>
+      <w:pPr>
+        <w:ind w:firstLine="360"/>
+      </w:pPr>
+      <w:r>
+        <w:rPr>
+          <w:rFonts w:ascii="Times New Roman" w:hAnsi="Times New Roman" w:eastAsia="宋体"/>
+          <w:sz w:val="21"/>
+        </w:rPr>
+        <w:t>摘要 在磁共振成像（MRI）中，小环形天线/线圈阵列广泛用于信号接收。在此类阵列中，必须抑制环路电流，以防止接收阵列中的发射天线或其他元件失谐，从而保持图像质量。虽然抑制传统环形天线/线圈中的电流很简单，但在屏蔽环路中实现有效抑制仍然是一个尚未解决的挑战。在本文中，我们推导了在基波谐振时最佳抑制屏蔽环路环路电流的理论原理，并通过实验进行验证。通过仔细选择天线输出端的电气负载可以实现最大电流抑制。我们确定了特定于屏蔽环路的环路电感和负载电感之间的关键关系。我们的结果表明，与直接但次优的短路天线输出方法相比，最佳抑制方法将环路电流额外减少​​了 31-36 dB。这些发现可以促进为 MRI 应用开发更强大的天线/线圈阵列。</w:t>
+      </w:r>
+    </w:p>
+    <w:p>
+      <w:pPr>
+        <w:spacing w:before="120"/>
+      </w:pPr>
+      <w:r>
+        <w:rPr>
+          <w:rFonts w:ascii="Times New Roman" w:hAnsi="Times New Roman" w:eastAsia="宋体"/>
+          <w:b/>
+          <w:sz w:val="21"/>
+        </w:rPr>
+        <w:t>English Abstract:</w:t>
+      </w:r>
+    </w:p>
+    <w:p>
+      <w:r>
+        <w:rPr>
+          <w:rFonts w:ascii="Times New Roman" w:hAnsi="Times New Roman" w:eastAsia="宋体"/>
+          <w:sz w:val="21"/>
+        </w:rPr>
+        <w:t>Abstract In magnetic resonance imaging (MRI), arrays of small loop antennas/coils are extensively used for signal reception. In such arrays, the loop current must be suppressed to prevent transmit antennas or other elements in a receive array from being detuned, thereby preserving image quality. While suppressing the current in conventional loop antennas/coils is straightforward, achieving effective suppression in shielded loops has remained an unresolved challenge. In this article, we derive theoretical principles for optimally suppressing the loop current of shielded loops at fundamental resonance and verify them experimentally. Maximal current suppression is achieved by carefully selecting the electrical load at the antenna outputs. We identify a critical relationship between loop inductance and load inductance specific to shielded loops. Our results demonstrate that the optimal suppression method reduces loop current by an additional 31–36 dB compared with the straightforward yet suboptimal approach of shorting the antenna outputs. These findings can facilitate the development of more robust antenna/coil arrays for MRI applications.</w:t>
+      </w:r>
+    </w:p>
+    <w:p>
+      <w:r>
+        <w:rPr>
+          <w:rFonts w:ascii="Times New Roman" w:hAnsi="Times New Roman" w:eastAsia="宋体"/>
+          <w:sz w:val="21"/>
+        </w:rPr>
+        <w:t>__________________________________________________</w:t>
+      </w:r>
+    </w:p>
+    <w:p>
+      <w:pPr>
+        <w:pStyle w:val="Heading2"/>
+      </w:pPr>
+      <w:r/>
+      <w:r>
+        <w:rPr>
+          <w:rFonts w:ascii="Times New Roman" w:hAnsi="Times New Roman" w:eastAsia="宋体"/>
+          <w:b/>
+          <w:color w:val="000000"/>
+          <w:sz w:val="24"/>
+        </w:rPr>
+        <w:t>使用改进的无镜面成像和 EfficientNetB2 进行肾脏疾病检测的两阶段深度学习框架</w:t>
+      </w:r>
+    </w:p>
+    <w:p>
+      <w:r>
+        <w:rPr>
+          <w:rFonts w:ascii="Times New Roman" w:hAnsi="Times New Roman" w:eastAsia="宋体"/>
+          <w:b/>
+          <w:color w:val="003264"/>
+          <w:sz w:val="24"/>
+        </w:rPr>
+        <w:t>A two-stage deep learning framework for kidney disease detection using modified specular-free imaging and EfficientNetB2</w:t>
+      </w:r>
+    </w:p>
+    <w:p>
+      <w:r>
+        <w:rPr>
+          <w:rFonts w:ascii="Times New Roman" w:hAnsi="Times New Roman" w:eastAsia="宋体"/>
+          <w:sz w:val="21"/>
+        </w:rPr>
+        <w:t>作者: Noha A. El-Hag, Walid El-Shafai, Hayam A. Abd El-Hameed, Naglaa F. Soliman, Abeer D. Algarni, Fathi E. Abd El-Samie</w:t>
+        <w:br/>
+      </w:r>
+      <w:r>
+        <w:rPr>
+          <w:rFonts w:ascii="Times New Roman" w:hAnsi="Times New Roman" w:eastAsia="宋体"/>
+          <w:sz w:val="21"/>
+        </w:rPr>
+        <w:t xml:space="preserve">时间: 2026-02-11 | </w:t>
+      </w:r>
+      <w:r>
+        <w:t xml:space="preserve">链接: </w:t>
+      </w:r>
+      <w:hyperlink r:id="rId105">
+        <w:r>
+          <w:rPr>
+            <w:rFonts w:ascii="Times New Roman" w:hAnsi="Times New Roman" w:eastAsia="宋体"/>
+            <w:color w:val="0000FF"/>
+            <w:sz w:val="21"/>
+            <w:u w:val="single"/>
+          </w:rPr>
+          <w:t>https://doi.org/10.1038/s41598-025-04606-z</w:t>
+        </w:r>
+      </w:hyperlink>
+    </w:p>
+    <w:p>
+      <w:pPr>
+        <w:spacing w:before="120"/>
+      </w:pPr>
+      <w:r>
+        <w:rPr>
+          <w:rFonts w:ascii="Times New Roman" w:hAnsi="Times New Roman" w:eastAsia="宋体"/>
+          <w:b/>
+          <w:sz w:val="21"/>
+        </w:rPr>
+        <w:t>中文摘要:</w:t>
+      </w:r>
+    </w:p>
+    <w:p>
+      <w:pPr>
+        <w:ind w:firstLine="360"/>
+      </w:pPr>
+      <w:r>
+        <w:rPr>
+          <w:rFonts w:ascii="Times New Roman" w:hAnsi="Times New Roman" w:eastAsia="宋体"/>
+          <w:sz w:val="21"/>
+        </w:rPr>
+        <w:t>肾脏疾病是一个重大的公共卫生问题，其发病率在过去十年中显着增加。为了应对这一挑战，我们的研究引入了复杂的两阶段诊断模型，以提高各种肾脏病理的检测准确性。所提出模型的初始阶段包括一种新颖的改良无镜面反射 (MSF) 技术，旨在提高肾脏图像的视觉质量。该技术通过应用有针对性的增强来自适应地增强图像细节，以更好地区分暗和亮的亮度级别。该技术的目的是恢复关键图像信息并丰富具有诊断意义的区域的颜色表示。然后，增强后的图像将通过第二阶段进行处理，其中涉及使用 EfficientNet-B2 深度学习架构进行分类。我们的模型与一套已建立的预训练模型进行了严格比较，包括 VGG16、ResNet50、VGG19、DenseNet121、DenseNet169、DenseNet201、EfficientNet-B0、EfficientNet-B1 和 EfficientNet-B3。综合测试表明，我们的模型不仅优于这些基准，而且准确率高达 98.27%。该模型能够有效区分正常肾脏状况和肿瘤、肾结石和囊肿等各种病理，进一步确保了模型的稳健性。这项研究不仅展示了将先进图像增强技术与尖端分类模型相结合的潜力，而且还引入了一种可扩展的方法，用于提高其他复杂医学成像环境中的诊断准确性。</w:t>
+      </w:r>
+    </w:p>
+    <w:p>
+      <w:pPr>
+        <w:spacing w:before="120"/>
+      </w:pPr>
+      <w:r>
+        <w:rPr>
+          <w:rFonts w:ascii="Times New Roman" w:hAnsi="Times New Roman" w:eastAsia="宋体"/>
+          <w:b/>
+          <w:sz w:val="21"/>
+        </w:rPr>
+        <w:t>English Abstract:</w:t>
+      </w:r>
+    </w:p>
+    <w:p>
+      <w:r>
+        <w:rPr>
+          <w:rFonts w:ascii="Times New Roman" w:hAnsi="Times New Roman" w:eastAsia="宋体"/>
+          <w:sz w:val="21"/>
+        </w:rPr>
+        <w:t>Kidney diseases represent a substantial public health concern, with their incidence increasing markedly over the past decade. Addressing this challenge, our research introduces a sophisticated two-stage diagnostic model for enhancing the detection accuracy of various kidney pathologies. The initial stage of the proposed model comprises a novel Modified Specular-Free (MSF) technique designed to improve the visual quality of renal images. This technique adaptively enhances image details by applying targeted enhancements for more discrimination between dark and bright luminance levels. The objective of this technique is to restore critical image information and enrich color representation in diagnostically-significant areas. The enhanced images are then processed through the second stage, which involves classification using the EfficientNet-B2 deep learning architecture. Our model was rigorously compared against a suite of established pre-trained models, including VGG16, ResNet50, VGG19, DenseNet121, DenseNet169, DenseNet201, EfficientNet-B0, EfficientNet-B1, and EfficientNet-B3. Comprehensive testing revealed that our model not only outperforms these benchmarks, but does so with a notable accuracy of 98.27%. The robustness of the model was further ensured through its capability to effectively differentiate between normal renal conditions and various pathologies such as tumors, kidney stones, and cysts. This research not only demonstrates the potential of integrating advanced image enhancement techniques with cutting-edge classification models but also introduces a scalable approach for improving diagnostic accuracies in other complex medical imaging contexts.</w:t>
+      </w:r>
+    </w:p>
+    <w:p>
+      <w:r>
+        <w:rPr>
+          <w:rFonts w:ascii="Times New Roman" w:hAnsi="Times New Roman" w:eastAsia="宋体"/>
+          <w:sz w:val="21"/>
+        </w:rPr>
+        <w:t>__________________________________________________</w:t>
+      </w:r>
+    </w:p>
+    <w:p>
+      <w:pPr>
+        <w:pStyle w:val="Heading2"/>
+      </w:pPr>
+      <w:r/>
+      <w:r>
+        <w:rPr>
+          <w:rFonts w:ascii="Times New Roman" w:hAnsi="Times New Roman" w:eastAsia="宋体"/>
+          <w:b/>
+          <w:color w:val="000000"/>
+          <w:sz w:val="24"/>
+        </w:rPr>
+        <w:t>胃癌脏坏死和肿瘤坏死的预后评估</w:t>
+      </w:r>
+    </w:p>
+    <w:p>
+      <w:r>
+        <w:rPr>
+          <w:rFonts w:ascii="Times New Roman" w:hAnsi="Times New Roman" w:eastAsia="宋体"/>
+          <w:b/>
+          <w:color w:val="003264"/>
+          <w:sz w:val="24"/>
+        </w:rPr>
+        <w:t>Prognostic evaluation of dirty necrosis and tumor necrosis in gastric cancers</w:t>
+      </w:r>
+    </w:p>
+    <w:p>
+      <w:r>
+        <w:rPr>
+          <w:rFonts w:ascii="Times New Roman" w:hAnsi="Times New Roman" w:eastAsia="宋体"/>
+          <w:sz w:val="21"/>
+        </w:rPr>
+        <w:t>作者: Nazlı Sena Şeker, Osman Furkan Mülkem, Evrim Yılmaz, Funda Canaz, Metin Demir, Bülent Yıldız, Gözde Ağdaş, Muzaffer Bilgin</w:t>
+        <w:br/>
+      </w:r>
+      <w:r>
+        <w:rPr>
+          <w:rFonts w:ascii="Times New Roman" w:hAnsi="Times New Roman" w:eastAsia="宋体"/>
+          <w:sz w:val="21"/>
+        </w:rPr>
+        <w:t xml:space="preserve">时间: 2026-02-11 | </w:t>
+      </w:r>
+      <w:r>
+        <w:t xml:space="preserve">链接: </w:t>
+      </w:r>
+      <w:hyperlink r:id="rId106">
+        <w:r>
+          <w:rPr>
+            <w:rFonts w:ascii="Times New Roman" w:hAnsi="Times New Roman" w:eastAsia="宋体"/>
+            <w:color w:val="0000FF"/>
+            <w:sz w:val="21"/>
+            <w:u w:val="single"/>
+          </w:rPr>
+          <w:t>https://doi.org/10.1038/s41598-026-39605-1</w:t>
+        </w:r>
+      </w:hyperlink>
+    </w:p>
+    <w:p>
+      <w:pPr>
+        <w:spacing w:before="120"/>
+      </w:pPr>
+      <w:r>
+        <w:rPr>
+          <w:rFonts w:ascii="Times New Roman" w:hAnsi="Times New Roman" w:eastAsia="宋体"/>
+          <w:b/>
+          <w:sz w:val="21"/>
+        </w:rPr>
+        <w:t>中文摘要:</w:t>
+      </w:r>
+    </w:p>
+    <w:p>
+      <w:pPr>
+        <w:ind w:firstLine="360"/>
+      </w:pPr>
+      <w:r>
+        <w:rPr>
+          <w:rFonts w:ascii="Times New Roman" w:hAnsi="Times New Roman" w:eastAsia="宋体"/>
+          <w:sz w:val="21"/>
+        </w:rPr>
+        <w:t>本研究探讨了胃癌中肿瘤坏死和脏坏死的预后意义。肿瘤坏死通常与肿瘤快速生长和血管化不足有关，是多种癌症类型中已知的不良预后指标。脏性坏死是中性粒细胞和坏死碎片中常见的一种特殊形式，在结直肠癌和肾细胞癌等癌症中具有预后价值。肿瘤相关中性粒细胞 (TAN) 和 NETosis（中性粒细胞释放细胞外陷阱的过程）的存在也在肿瘤进展和预后中发挥着作用。这项研究纳入了 187 名在埃斯基谢希尔奥斯曼加齐大学接受手术的胃癌患者。 39.6% 的病例存在脏性坏死，脏性坏死与肿瘤类型、分级、淋巴结分期和 TIL 存在之间存在显着关联。该研究表明，脏坏死与较长的无复发生存期和总生存期相关。此外，脏坏死和显着 TIL 的患者表现出更好的生存结果。研究结果表明脏坏死，特别是与 TIL 相关时，可能表明胃癌的预后较好。这项研究强调了重新评估坏死类型在胃癌预后和治疗策略中的重要性。</w:t>
+      </w:r>
+    </w:p>
+    <w:p>
+      <w:pPr>
+        <w:spacing w:before="120"/>
+      </w:pPr>
+      <w:r>
+        <w:rPr>
+          <w:rFonts w:ascii="Times New Roman" w:hAnsi="Times New Roman" w:eastAsia="宋体"/>
+          <w:b/>
+          <w:sz w:val="21"/>
+        </w:rPr>
+        <w:t>English Abstract:</w:t>
+      </w:r>
+    </w:p>
+    <w:p>
+      <w:r>
+        <w:rPr>
+          <w:rFonts w:ascii="Times New Roman" w:hAnsi="Times New Roman" w:eastAsia="宋体"/>
+          <w:sz w:val="21"/>
+        </w:rPr>
+        <w:t>This study examines the prognostic significance of tumor necrosis and dirty necrosis in gastric cancer. Tumor necrosis, often linked to rapid tumor growth and insufficient vascularization, is a known poor prognostic indicator in several cancer types. Dirty necrosis, a special form seen with neutrophils and necrotic debris, has prognostic value in cancers like colorectal carcinoma and renal cell carcinoma. The presence of tumor-associated neutrophils (TANs) and NETosis, a process where neutrophils release extracellular traps, also plays a role in tumor progression and prognosis. This study included 187 gastric cancer patients who underwent surgery at Eskisehir Osmangazi University. Dirty necrosis was present in 39.6% of cases, with significant associations found between dirty necrosis and tumor type, grade, lymph node stage, and TIL presence. The study demonstrated that dirty necrosis correlated with longer recurrence-free survival and overall survival. Additionally, patients with dirty necrosis and prominent TILs exhibited improved survival outcomes. The findings suggest that dirty necrosis, particularly when associated with TIL, may indicate a better prognosis in gastric cancer. This study highlights the importance of re-evaluating necrosis types in gastric cancer prognosis and treatment strategies.</w:t>
+      </w:r>
+    </w:p>
+    <w:p>
+      <w:r>
+        <w:rPr>
+          <w:rFonts w:ascii="Times New Roman" w:hAnsi="Times New Roman" w:eastAsia="宋体"/>
+          <w:sz w:val="21"/>
+        </w:rPr>
+        <w:t>__________________________________________________</w:t>
+      </w:r>
+    </w:p>
+    <w:p>
+      <w:pPr>
+        <w:pStyle w:val="Heading2"/>
+      </w:pPr>
+      <w:r/>
+      <w:r>
+        <w:rPr>
+          <w:rFonts w:ascii="Times New Roman" w:hAnsi="Times New Roman" w:eastAsia="宋体"/>
+          <w:b/>
+          <w:color w:val="000000"/>
+          <w:sz w:val="24"/>
+        </w:rPr>
+        <w:t>来自非弹性 X 射线散射的超临界 $$\text {CO}_2$$ 中的二元动力学</w:t>
+      </w:r>
+    </w:p>
+    <w:p>
+      <w:r>
+        <w:rPr>
+          <w:rFonts w:ascii="Times New Roman" w:hAnsi="Times New Roman" w:eastAsia="宋体"/>
+          <w:b/>
+          <w:color w:val="003264"/>
+          <w:sz w:val="24"/>
+        </w:rPr>
+        <w:t>Two-component dynamics in supercritical $$\text {CO}_2$$ from inelastic X-ray scattering</w:t>
+      </w:r>
+    </w:p>
+    <w:p>
+      <w:r>
+        <w:rPr>
+          <w:rFonts w:ascii="Times New Roman" w:hAnsi="Times New Roman" w:eastAsia="宋体"/>
+          <w:sz w:val="21"/>
+        </w:rPr>
+        <w:t>作者: Arijit Majumdar, Peihao Sun, Madison Singleton, Luigi Paolasini, Alexey Bosak, Alfred Q. R. Baron, Jerome Hastings, Matthias Ihme</w:t>
+        <w:br/>
+      </w:r>
+      <w:r>
+        <w:rPr>
+          <w:rFonts w:ascii="Times New Roman" w:hAnsi="Times New Roman" w:eastAsia="宋体"/>
+          <w:sz w:val="21"/>
+        </w:rPr>
+        <w:t xml:space="preserve">时间: 2026-02-11 | </w:t>
+      </w:r>
+      <w:r>
+        <w:t xml:space="preserve">链接: </w:t>
+      </w:r>
+      <w:hyperlink r:id="rId107">
+        <w:r>
+          <w:rPr>
+            <w:rFonts w:ascii="Times New Roman" w:hAnsi="Times New Roman" w:eastAsia="宋体"/>
+            <w:color w:val="0000FF"/>
+            <w:sz w:val="21"/>
+            <w:u w:val="single"/>
+          </w:rPr>
+          <w:t>https://doi.org/10.1038/s41598-026-38697-z</w:t>
+        </w:r>
+      </w:hyperlink>
+    </w:p>
+    <w:p>
+      <w:pPr>
+        <w:spacing w:before="120"/>
+      </w:pPr>
+      <w:r>
+        <w:rPr>
+          <w:rFonts w:ascii="Times New Roman" w:hAnsi="Times New Roman" w:eastAsia="宋体"/>
+          <w:b/>
+          <w:sz w:val="21"/>
+        </w:rPr>
+        <w:t>中文摘要:</w:t>
+      </w:r>
+    </w:p>
+    <w:p>
+      <w:pPr>
+        <w:ind w:firstLine="360"/>
+      </w:pPr>
+      <w:r>
+        <w:rPr>
+          <w:rFonts w:ascii="Times New Roman" w:hAnsi="Times New Roman" w:eastAsia="宋体"/>
+          <w:sz w:val="21"/>
+        </w:rPr>
+        <w:t>超临界流体具有独特的热力学性质。这些特性之一是存在与流体的不同低频和高频振动响应相关的二分量动力学。然而，这种行为的起源仍然未知。通过结合非弹性 X 射线散射和分子动力学模拟，我们表明这种行为可以与分子簇产生的密度异质性相关。对测量和分子轨迹的分析表明，由于簇状分子和未结合分子的独特动量波动而出现了双组分动力学。团簇和二元动力学之间的这种联系凸显了超临界流体、胶体和凝聚态物质系统中分子结构异质性的重要性。</w:t>
+      </w:r>
+    </w:p>
+    <w:p>
+      <w:pPr>
+        <w:spacing w:before="120"/>
+      </w:pPr>
+      <w:r>
+        <w:rPr>
+          <w:rFonts w:ascii="Times New Roman" w:hAnsi="Times New Roman" w:eastAsia="宋体"/>
+          <w:b/>
+          <w:sz w:val="21"/>
+        </w:rPr>
+        <w:t>English Abstract:</w:t>
+      </w:r>
+    </w:p>
+    <w:p>
+      <w:r>
+        <w:rPr>
+          <w:rFonts w:ascii="Times New Roman" w:hAnsi="Times New Roman" w:eastAsia="宋体"/>
+          <w:sz w:val="21"/>
+        </w:rPr>
+        <w:t>Supercritical fluids are characterized by unique thermodynamic properties. One of these properties is the existence of two-component dynamics that is associated with distinct low-frequency and high-frequency vibrational responses of the fluid. However, the origin of this behavior remains unknown. By combining inelastic X-ray scattering and molecular dynamics simulations, we show that this behavior can be connected to density heterogeneities arising from molecular clusters. Analyses of measurements and molecular trajectories suggest that the two-component dynamics emerges due to distinct momentum fluctuations of clustered and unbound molecules. This connection between clusters and two-component dynamics highlights the importance of molecular-structural heterogeneities in supercritical fluids, colloids, and condensed-matter systems.</w:t>
+      </w:r>
+    </w:p>
+    <w:p>
+      <w:r>
+        <w:rPr>
+          <w:rFonts w:ascii="Times New Roman" w:hAnsi="Times New Roman" w:eastAsia="宋体"/>
+          <w:sz w:val="21"/>
+        </w:rPr>
+        <w:t>__________________________________________________</w:t>
+      </w:r>
+    </w:p>
+    <w:p>
+      <w:pPr>
+        <w:pStyle w:val="Heading2"/>
+      </w:pPr>
+      <w:r/>
+      <w:r>
+        <w:rPr>
+          <w:rFonts w:ascii="Times New Roman" w:hAnsi="Times New Roman" w:eastAsia="宋体"/>
+          <w:b/>
+          <w:color w:val="000000"/>
+          <w:sz w:val="24"/>
+        </w:rPr>
+        <w:t>采用物联网和实时监控的智能水培方法实现可持续城市农业</w:t>
+      </w:r>
+    </w:p>
+    <w:p>
+      <w:r>
+        <w:rPr>
+          <w:rFonts w:ascii="Times New Roman" w:hAnsi="Times New Roman" w:eastAsia="宋体"/>
+          <w:b/>
+          <w:color w:val="003264"/>
+          <w:sz w:val="24"/>
+        </w:rPr>
+        <w:t>Sustainable urban farming using a smart hydroponic approach using IoT and real time monitoring</w:t>
+      </w:r>
+    </w:p>
+    <w:p>
+      <w:r>
+        <w:rPr>
+          <w:rFonts w:ascii="Times New Roman" w:hAnsi="Times New Roman" w:eastAsia="宋体"/>
+          <w:sz w:val="21"/>
+        </w:rPr>
+        <w:t>作者: Ley Wei En, Chong Lye Lim, Chiang Liang Kok, Yit Yan Koh, Charles C. C. Lee</w:t>
+        <w:br/>
+      </w:r>
+      <w:r>
+        <w:rPr>
+          <w:rFonts w:ascii="Times New Roman" w:hAnsi="Times New Roman" w:eastAsia="宋体"/>
+          <w:sz w:val="21"/>
+        </w:rPr>
+        <w:t xml:space="preserve">时间: 2026-02-11 | </w:t>
+      </w:r>
+      <w:r>
+        <w:t xml:space="preserve">链接: </w:t>
+      </w:r>
+      <w:hyperlink r:id="rId108">
+        <w:r>
+          <w:rPr>
+            <w:rFonts w:ascii="Times New Roman" w:hAnsi="Times New Roman" w:eastAsia="宋体"/>
+            <w:color w:val="0000FF"/>
+            <w:sz w:val="21"/>
+            <w:u w:val="single"/>
+          </w:rPr>
+          <w:t>https://doi.org/10.1038/s41598-026-37971-4</w:t>
+        </w:r>
+      </w:hyperlink>
+    </w:p>
+    <w:p>
+      <w:pPr>
+        <w:spacing w:before="120"/>
+      </w:pPr>
+      <w:r>
+        <w:rPr>
+          <w:rFonts w:ascii="Times New Roman" w:hAnsi="Times New Roman" w:eastAsia="宋体"/>
+          <w:b/>
+          <w:sz w:val="21"/>
+        </w:rPr>
+        <w:t>中文摘要:</w:t>
+      </w:r>
+    </w:p>
+    <w:p>
+      <w:pPr>
+        <w:ind w:firstLine="360"/>
+      </w:pPr>
+      <w:r>
+        <w:rPr>
+          <w:rFonts w:ascii="Times New Roman" w:hAnsi="Times New Roman" w:eastAsia="宋体"/>
+          <w:sz w:val="21"/>
+        </w:rPr>
+        <w:t>由于世界人口增长导致对新鲜产品的需求不断增长，因此需要可持续的耕作方法。光照和水温因素会影响所选绿叶蔬菜的生长，物联网智能系统有助于监控这些条件。本项目旨在通过将 Arduino UNO WIFI 微控制器与家庭水培系统集成作为支持物联网的智能家庭水培系统，探索水温和光照强度如何影响绿叶蔬菜的生长。智能家庭水培系统由传感器、Arduino UNO WIFI微控制器和家庭水培系统组成。智能家居水培系统实时监控和管理水培中的环境变量。智能家居水培系统通过监测温度、相对湿度 (RH)、pH 值和养分浓度信息来帮助促进生长条件。使用羽衣甘蓝作为模型作物，在 4 周的生长期内测试了结合不同光源（LED 与自然光）和环境条件（房间与空调）的四种实验装置。通过云系统监测和记录光强度和水温。结果表明，室温条件下的 LED 照明产生了最高的生长性能，与其他条件相比，叶子数量和生物量增加了 15-20%。最佳水温范围为 28-30°C，稳定的 pH 值在 6.5 至 7.0 之间与更快的根系发育相关。该研究表明，使用物联网传感器的有效性可以提供更好的受控环境，并有助于提高城市家庭环境中水培系统的效率。</w:t>
+      </w:r>
+    </w:p>
+    <w:p>
+      <w:pPr>
+        <w:spacing w:before="120"/>
+      </w:pPr>
+      <w:r>
+        <w:rPr>
+          <w:rFonts w:ascii="Times New Roman" w:hAnsi="Times New Roman" w:eastAsia="宋体"/>
+          <w:b/>
+          <w:sz w:val="21"/>
+        </w:rPr>
+        <w:t>English Abstract:</w:t>
+      </w:r>
+    </w:p>
+    <w:p>
+      <w:r>
+        <w:rPr>
+          <w:rFonts w:ascii="Times New Roman" w:hAnsi="Times New Roman" w:eastAsia="宋体"/>
+          <w:sz w:val="21"/>
+        </w:rPr>
+        <w:t>Sustainable farming methods are needed due to the rising demand for fresh products brought on by the world’s population growth. The light and water temperature factors affect the growth of selected leafy greens, and the Internet of Things-enabled smart system helps monitor these conditions. The present project aims to explore how the water temperature and light intensity affect the growth of leafy greens by integrating an Arduino UNO WIFI microcontroller with a household hydroponic system as an Internet of Things-enabled smart home hydroponic system. The smart home hydroponic system consists of sensors, an Arduino UNO WIFI microcontroller, and a home hydroponic system. The smart home hydroponic system monitors and manages environmental variables in real-time in hydroponics. The smart home hydroponic system helps to catalyse growing conditions by monitoring the information on temperature, relative humidity (RH), pH, and nutrient concentrations. Four experimental setups combining different lighting sources (LED vs. natural light) and ambient conditions (room vs. air-conditioned) were tested over a 4-week growth period using kale as the model crop. The light intensity and water temperature were monitored and recorded through a cloud system. Results showed that LED lighting with room temperature conditions yielded the highest growth performance, with a 15–20% increase in leaf count and biomass compared to other conditions. The optimal water temperature range was identified as 28–30 °C, and stable pH values between 6.5 and 7.0 were correlated with faster root development. The study demonstrates the effectiveness of using IoT sensors provides a better-controlled environment and helps improve the efficiency of hydroponic systems in an urban household setting.</w:t>
+      </w:r>
+    </w:p>
+    <w:p>
+      <w:r>
+        <w:rPr>
+          <w:rFonts w:ascii="Times New Roman" w:hAnsi="Times New Roman" w:eastAsia="宋体"/>
+          <w:sz w:val="21"/>
+        </w:rPr>
+        <w:t>__________________________________________________</w:t>
+      </w:r>
+    </w:p>
+    <w:p>
+      <w:pPr>
+        <w:pStyle w:val="Heading2"/>
+      </w:pPr>
+      <w:r/>
+      <w:r>
+        <w:rPr>
+          <w:rFonts w:ascii="Times New Roman" w:hAnsi="Times New Roman" w:eastAsia="宋体"/>
+          <w:b/>
+          <w:color w:val="000000"/>
+          <w:sz w:val="24"/>
+        </w:rPr>
+        <w:t>甘油三酯-葡萄糖指数、遗传易感性和 2 型糖尿病微血管多发病的轨迹</w:t>
+      </w:r>
+    </w:p>
+    <w:p>
+      <w:r>
+        <w:rPr>
+          <w:rFonts w:ascii="Times New Roman" w:hAnsi="Times New Roman" w:eastAsia="宋体"/>
+          <w:b/>
+          <w:color w:val="003264"/>
+          <w:sz w:val="24"/>
+        </w:rPr>
+        <w:t>Triglyceride-glucose index, genetic susceptibility, and trajectory of microvascular multimorbidity in type 2 diabetes</w:t>
+      </w:r>
+    </w:p>
+    <w:p>
+      <w:r>
+        <w:rPr>
+          <w:rFonts w:ascii="Times New Roman" w:hAnsi="Times New Roman" w:eastAsia="宋体"/>
+          <w:sz w:val="21"/>
+        </w:rPr>
+        <w:t>作者: Xiangling Yuan, Min Peng, Xuan Shi, Dahong Yang, Fang Wang, Chao Hou, Gelin Xu</w:t>
+        <w:br/>
+      </w:r>
+      <w:r>
+        <w:rPr>
+          <w:rFonts w:ascii="Times New Roman" w:hAnsi="Times New Roman" w:eastAsia="宋体"/>
+          <w:sz w:val="21"/>
+        </w:rPr>
+        <w:t xml:space="preserve">时间: 2026-02-11 | </w:t>
+      </w:r>
+      <w:r>
+        <w:t xml:space="preserve">链接: </w:t>
+      </w:r>
+      <w:hyperlink r:id="rId109">
+        <w:r>
+          <w:rPr>
+            <w:rFonts w:ascii="Times New Roman" w:hAnsi="Times New Roman" w:eastAsia="宋体"/>
+            <w:color w:val="0000FF"/>
+            <w:sz w:val="21"/>
+            <w:u w:val="single"/>
+          </w:rPr>
+          <w:t>https://doi.org/10.1038/s41598-026-39777-w</w:t>
+        </w:r>
+      </w:hyperlink>
+    </w:p>
+    <w:p>
+      <w:pPr>
+        <w:spacing w:before="120"/>
+      </w:pPr>
+      <w:r>
+        <w:rPr>
+          <w:rFonts w:ascii="Times New Roman" w:hAnsi="Times New Roman" w:eastAsia="宋体"/>
+          <w:b/>
+          <w:sz w:val="21"/>
+        </w:rPr>
+        <w:t>中文摘要:</w:t>
+      </w:r>
+    </w:p>
+    <w:p>
+      <w:pPr>
+        <w:ind w:firstLine="360"/>
+      </w:pPr>
+      <w:r>
+        <w:rPr>
+          <w:rFonts w:ascii="Times New Roman" w:hAnsi="Times New Roman" w:eastAsia="宋体"/>
+          <w:sz w:val="21"/>
+        </w:rPr>
+        <w:t>甘油三酯-葡萄糖 (TyG) 指数在糖尿病微血管并发症 (DMC) 多发病进展中的作用仍不清楚。此外，其与 2 型糖尿病 (T2D) 遗传易感性的相互作用尚未完全阐明。这项研究包括来自英国生物银行的 T2D 患者。主要结局是首次 DMC 和 DMC 多种疾病（包括视网膜病变、神经病变和肾病）的发生率。使用多变量 Cox 回归和多状态模型来评估 TyG 指数和 DMC 进展之间的关联。交互作用分析检查了 TyG 指数和 T2D 遗传风险的联合关联。总共纳入了 19,512 名 T2D 患者，中位随访时间为 12.9 年。其中，5,875 人（30.11%）首次出现 DMC，1,314 人（22.37%）发展为多种疾病。 TyG 每增加 1-SD，首次 DMC 风险就会增加 19%，多种疾病的风险就会增加 38%。多状态模型显示，TyG 是从首次 DMC 进展为多种疾病的重要预测因子（HR = 1.25；95% CI：1.15–1.37；P &lt; 0.001），特别是在患有视网膜病变（HR = 1.39）或肾病（HR = 1.14）的患者中。观察到高 TyG 指数与遗传风险升高之间存在联合关联，表明 DMC 发病和进展的风险逐步增加。在这个以人群为基础的大型 T2D 患者队列中，TyG 指数升高独立预测了 DMC 多发病的发生和进展。这种关联在视网膜病变或肾病患者中尤其明显，在遗传风险较高的个体中观察到的风险最高，这凸显了 TyG 在风险分层和精准预防策略方面的潜在效用。</w:t>
+      </w:r>
+    </w:p>
+    <w:p>
+      <w:pPr>
+        <w:spacing w:before="120"/>
+      </w:pPr>
+      <w:r>
+        <w:rPr>
+          <w:rFonts w:ascii="Times New Roman" w:hAnsi="Times New Roman" w:eastAsia="宋体"/>
+          <w:b/>
+          <w:sz w:val="21"/>
+        </w:rPr>
+        <w:t>English Abstract:</w:t>
+      </w:r>
+    </w:p>
+    <w:p>
+      <w:r>
+        <w:rPr>
+          <w:rFonts w:ascii="Times New Roman" w:hAnsi="Times New Roman" w:eastAsia="宋体"/>
+          <w:sz w:val="21"/>
+        </w:rPr>
+        <w:t>The role of the triglyceride-glucose (TyG) index in the progression of diabetic microvascular complication (DMC) multimorbidity remains unclear. Moreover, its interaction with genetic susceptibility to type 2 diabetes (T2D) has not been fully elucidated. This study included T2D patients from the UK Biobank. Primary outcomes were the incidence of first DMC and DMC multimorbidity (including retinopathy, neuropathy, and nephropathy). Multivariable Cox regression and multistate models were used to assess associations between the TyG index and DMC progression. Interaction analyses examined the joint association of the TyG index and T2D genetic risk. A total of 19,512 T2D patients were included, with a median follow-up of 12.9 years. Among them, 5,875 (30.11%) developed a first DMC, and 1,314 (22.37%) progressed to multimorbidity. Each 1-SD increase in TyG was associated with a 19% increased risk of first DMC and a 38% higher risk of multimorbidity. Multistate models showed TyG was a significant predictor of progression from first DMC to multimorbidity (HR = 1.25; 95% CI: 1.15–1.37; P &lt; 0.001), particularly among those with retinopathy (HR = 1.39) or nephropathy (HR = 1.14). A combined association was observed between high TyG index and elevated genetic risk, demonstrating a stepwise increase in risk for DMC onset and progression. In this large, population-based cohort of T2D patients, an elevated TyG index independently predicted both the onset and progression of DMC multimorbidity. This association was particularly evident in patients with retinopathy or nephropathy, with the highest risk observed among individuals with higher genetic risk, highlighting the potential utility of TyG for risk stratification and precision prevention strategies.</w:t>
+      </w:r>
+    </w:p>
+    <w:p>
+      <w:r>
+        <w:rPr>
+          <w:rFonts w:ascii="Times New Roman" w:hAnsi="Times New Roman" w:eastAsia="宋体"/>
+          <w:sz w:val="21"/>
+        </w:rPr>
+        <w:t>__________________________________________________</w:t>
+      </w:r>
+    </w:p>
+    <w:p>
+      <w:pPr>
+        <w:pStyle w:val="Heading2"/>
+      </w:pPr>
+      <w:r/>
+      <w:r>
+        <w:rPr>
+          <w:rFonts w:ascii="Times New Roman" w:hAnsi="Times New Roman" w:eastAsia="宋体"/>
+          <w:b/>
+          <w:color w:val="000000"/>
+          <w:sz w:val="24"/>
+        </w:rPr>
+        <w:t>通过分析方法研究 (2 + 1) 维复杂修正 Korteweg–de Vries 系统的光孤子波剖面以及分数阶导数的影响</w:t>
+      </w:r>
+    </w:p>
+    <w:p>
+      <w:r>
+        <w:rPr>
+          <w:rFonts w:ascii="Times New Roman" w:hAnsi="Times New Roman" w:eastAsia="宋体"/>
+          <w:b/>
+          <w:color w:val="003264"/>
+          <w:sz w:val="24"/>
+        </w:rPr>
+        <w:t>Optical soliton wave profiles for the (2 + 1)-dimensional complex modified Korteweg–de Vries system with the impact of fractional derivative via analytical approach</w:t>
+      </w:r>
+    </w:p>
+    <w:p>
+      <w:r>
+        <w:rPr>
+          <w:rFonts w:ascii="Times New Roman" w:hAnsi="Times New Roman" w:eastAsia="宋体"/>
+          <w:sz w:val="21"/>
+        </w:rPr>
+        <w:t>作者: Muhammad Ishfaq Khan, Meraj Ali Khan, Mujahid Iqbal, Weam Gaoud Alghabban, Abeer Aljohani, Ibrahim Al-Dayel, Baboucarr Ceesay</w:t>
+        <w:br/>
+      </w:r>
+      <w:r>
+        <w:rPr>
+          <w:rFonts w:ascii="Times New Roman" w:hAnsi="Times New Roman" w:eastAsia="宋体"/>
+          <w:sz w:val="21"/>
+        </w:rPr>
+        <w:t xml:space="preserve">时间: 2026-02-11 | </w:t>
+      </w:r>
+      <w:r>
+        <w:t xml:space="preserve">链接: </w:t>
+      </w:r>
+      <w:hyperlink r:id="rId110">
+        <w:r>
+          <w:rPr>
+            <w:rFonts w:ascii="Times New Roman" w:hAnsi="Times New Roman" w:eastAsia="宋体"/>
+            <w:color w:val="0000FF"/>
+            <w:sz w:val="21"/>
+            <w:u w:val="single"/>
+          </w:rPr>
+          <w:t>https://doi.org/10.1038/s41598-026-39517-0</w:t>
+        </w:r>
+      </w:hyperlink>
+    </w:p>
+    <w:p>
+      <w:pPr>
+        <w:spacing w:before="120"/>
+      </w:pPr>
+      <w:r>
+        <w:rPr>
+          <w:rFonts w:ascii="Times New Roman" w:hAnsi="Times New Roman" w:eastAsia="宋体"/>
+          <w:b/>
+          <w:sz w:val="21"/>
+        </w:rPr>
+        <w:t>中文摘要:</w:t>
+      </w:r>
+    </w:p>
+    <w:p>
+      <w:pPr>
+        <w:ind w:firstLine="360"/>
+      </w:pPr>
+      <w:r>
+        <w:rPr>
+          <w:rFonts w:ascii="Times New Roman" w:hAnsi="Times New Roman" w:eastAsia="宋体"/>
+          <w:sz w:val="21"/>
+        </w:rPr>
+        <w:t>在本文中，我们使用截断 M 分数阶导数和雅可比椭圆函数展开方法研究了 (2+1) 维复数修正 Korteweg–de Vries (CmKdV) 系统的精确解析解。 CmKdV 系统在光学、等离子体物理和流体动力学中的非线性波传播建模中发挥着核心作用。通过应用截断的M分数阶导数，系统被转化为更容易处理的形式，从而能够有效地利用雅可比椭圆函数展开方法来构造精确的孤子和周期波解。结果提供了对系统非线性动力学的更深入的了解，并强调了所提出方法的鲁棒性。 Mathematica 中生成的图形模拟说明了所获得的解决方案在多个维度（例如二维、三维和轮廓）的物理行为，以及时间对波传播的影响。总体而言，将雅可比椭圆函数展开法与截断 M 分数阶导数相结合，为求解复杂微分方程创建了强大的框架，从而带来了新的可能性。存在研究和开发的机会。这项研究增加了我们对 (2+1) 维复杂修正 Korteweg-de Vries (CmKdV) 系统的理解，并展示了如何将理论数学应用于实际问题。数学建模和计算可视化可以对工程和科学产生重大影响，我们的发现促进了多学科的研究方法。</w:t>
+      </w:r>
+    </w:p>
+    <w:p>
+      <w:pPr>
+        <w:spacing w:before="120"/>
+      </w:pPr>
+      <w:r>
+        <w:rPr>
+          <w:rFonts w:ascii="Times New Roman" w:hAnsi="Times New Roman" w:eastAsia="宋体"/>
+          <w:b/>
+          <w:sz w:val="21"/>
+        </w:rPr>
+        <w:t>English Abstract:</w:t>
+      </w:r>
+    </w:p>
+    <w:p>
+      <w:r>
+        <w:rPr>
+          <w:rFonts w:ascii="Times New Roman" w:hAnsi="Times New Roman" w:eastAsia="宋体"/>
+          <w:sz w:val="21"/>
+        </w:rPr>
+        <w:t>In this paper, we investigate exact analytical solutions of the (2+1)-dimensional complex modified Korteweg–de Vries (CmKdV) system using the truncated M-fractional derivative together with the Jacobi elliptic function expansion method. The CmKdV system plays a central role in modeling nonlinear wave propagation in optics, plasma physics, and fluid dynamics. By applying the truncated M-fractional derivative, the system is transformed into a more tractable form, enabling the effective use of the Jacobi elliptic function expansion method to construct exact soliton and periodic wave solutions. The results offer deeper insight into the system’s nonlinear dynamics and highlight the robustness of the proposed method. Graphical simulations generated in Mathematica illustrate the physical behavior of the obtained solutions across multiple dimensions, such as two-dimensional, three-dimensional, and contour, and the influence of time on the wave propagations. Overall, combining the Jacobi elliptic function expansion method and truncated M-fractional derivatives creates a strong framework for solving complex differential equations, leading to new possibilities. Opportunities for research and development exist. This research adds to our understanding of the (2+1)-dimensional complex modified Korteweg-de Vries (CmKdV) system and demonstrates how theoretical mathematics can be applied to real concerns. Mathematical modeling and computational visualization can significantly impact engineering and science, and our findings promote a multidisciplinary approach to research.</w:t>
+      </w:r>
+    </w:p>
+    <w:p>
+      <w:r>
+        <w:rPr>
+          <w:rFonts w:ascii="Times New Roman" w:hAnsi="Times New Roman" w:eastAsia="宋体"/>
+          <w:sz w:val="21"/>
+        </w:rPr>
+        <w:t>__________________________________________________</w:t>
+      </w:r>
+    </w:p>
+    <w:p>
+      <w:pPr>
+        <w:pStyle w:val="Heading2"/>
+      </w:pPr>
+      <w:r/>
+      <w:r>
+        <w:rPr>
+          <w:rFonts w:ascii="Times New Roman" w:hAnsi="Times New Roman" w:eastAsia="宋体"/>
+          <w:b/>
+          <w:color w:val="000000"/>
+          <w:sz w:val="24"/>
+        </w:rPr>
+        <w:t>使用光子晶体光纤传感器的机器学习辅助疟疾检测</w:t>
+      </w:r>
+    </w:p>
+    <w:p>
+      <w:r>
+        <w:rPr>
+          <w:rFonts w:ascii="Times New Roman" w:hAnsi="Times New Roman" w:eastAsia="宋体"/>
+          <w:b/>
+          <w:color w:val="003264"/>
+          <w:sz w:val="24"/>
+        </w:rPr>
+        <w:t>Machine learning assisted malaria detection using photonic crystal fibre optical sensors</w:t>
+      </w:r>
+    </w:p>
+    <w:p>
+      <w:r>
+        <w:rPr>
+          <w:rFonts w:ascii="Times New Roman" w:hAnsi="Times New Roman" w:eastAsia="宋体"/>
+          <w:sz w:val="21"/>
+        </w:rPr>
+        <w:t>作者: Mohammad Abdullah-Al-Shafi, Shuvo Sen, Mashiyat Mubassera</w:t>
+        <w:br/>
+      </w:r>
+      <w:r>
+        <w:rPr>
+          <w:rFonts w:ascii="Times New Roman" w:hAnsi="Times New Roman" w:eastAsia="宋体"/>
+          <w:sz w:val="21"/>
+        </w:rPr>
+        <w:t xml:space="preserve">时间: 2026-02-11 | </w:t>
+      </w:r>
+      <w:r>
+        <w:t xml:space="preserve">链接: </w:t>
+      </w:r>
+      <w:hyperlink r:id="rId111">
+        <w:r>
+          <w:rPr>
+            <w:rFonts w:ascii="Times New Roman" w:hAnsi="Times New Roman" w:eastAsia="宋体"/>
+            <w:color w:val="0000FF"/>
+            <w:sz w:val="21"/>
+            <w:u w:val="single"/>
+          </w:rPr>
+          <w:t>https://doi.org/10.1038/s41598-026-37709-2</w:t>
+        </w:r>
+      </w:hyperlink>
+    </w:p>
+    <w:p>
+      <w:pPr>
+        <w:spacing w:before="120"/>
+      </w:pPr>
+      <w:r>
+        <w:rPr>
+          <w:rFonts w:ascii="Times New Roman" w:hAnsi="Times New Roman" w:eastAsia="宋体"/>
+          <w:b/>
+          <w:sz w:val="21"/>
+        </w:rPr>
+        <w:t>中文摘要:</w:t>
+      </w:r>
+    </w:p>
+    <w:p>
+      <w:pPr>
+        <w:ind w:firstLine="360"/>
+      </w:pPr>
+      <w:r>
+        <w:rPr>
+          <w:rFonts w:ascii="Times New Roman" w:hAnsi="Times New Roman" w:eastAsia="宋体"/>
+          <w:sz w:val="21"/>
+        </w:rPr>
+        <w:t>这项研究提出了一种基于光子晶体光纤的光学传感器，具有简单实用的架构，可利用红细胞折射率的变化来检测疟疾。所提出的传感器由一个中空的中心核心组成，周围有五个同心的七边形包层层，可实现有效的样品渗透并增强光物质相互作用。这种配置对细微的折射率变化具有高灵敏度，同时保持适合现实世界诊断部署的结构简单性。对应于不同疟原虫发育阶段的折射率变化被转化为不同的波长变化，从而可以可靠地区分环状滋养体和裂殖体阶段。该传感器的工作折射率范围为 1.373 至 1.402，与疟疾感染的红细胞的光学特性非常匹配。数值结果表明，健康细胞的相对灵敏度较高，为 97.45%，环期为 96.89%，滋养体期为 96.22%，裂殖体期为 95.45%。光限制损耗仍然极低，在 2.2 THz 的工作频率下约为每米 10-8 dB。这些结果凸显了光子晶体光纤传感器作为一种具有成本效益的高性能平台的潜力，可用于早期疟疾检测和更广泛的生物医学传感应用。</w:t>
+      </w:r>
+    </w:p>
+    <w:p>
+      <w:pPr>
+        <w:spacing w:before="120"/>
+      </w:pPr>
+      <w:r>
+        <w:rPr>
+          <w:rFonts w:ascii="Times New Roman" w:hAnsi="Times New Roman" w:eastAsia="宋体"/>
+          <w:b/>
+          <w:sz w:val="21"/>
+        </w:rPr>
+        <w:t>English Abstract:</w:t>
+      </w:r>
+    </w:p>
+    <w:p>
+      <w:r>
+        <w:rPr>
+          <w:rFonts w:ascii="Times New Roman" w:hAnsi="Times New Roman" w:eastAsia="宋体"/>
+          <w:sz w:val="21"/>
+        </w:rPr>
+        <w:t>This study presents a photonic crystal fibre based optical sensor with a simple and practical architecture for malaria detection using refractive index variations in red blood cells. The proposed sensor consists of a hollow central core surrounded by five concentric layers of heptagonal cladding, enabling efficient sample infiltration and enhanced light matter interaction. This configuration provides high sensitivity to subtle refractive index changes while maintaining structural simplicity suitable for real world diagnostic deployment. Refractive index variations corresponding to different Plasmodium developmental stages are converted into distinct wavelength shifts, allowing reliable discrimination between ring trophozoite and schizont stages. The sensor operates over a refractive index range of 1.373 to 1.402, closely matching the optical properties of malaria infected red blood cells. Numerical results demonstrate high relative sensitivity of 97.45% for healthy cells, 96.89% for the ring stage, 96.22% for the trophozoite stage, and 95.45% for the schizont stage. Optical confinement losses remain extremely low, on the order of 10–8 dB per metre at an operating frequency of 2.2 THz. These results highlight the potential of photonic crystal fibre sensors as a cost effective and high-performance platform for early malaria detection and broader biomedical sensing applications.</w:t>
+      </w:r>
+    </w:p>
+    <w:p>
+      <w:r>
+        <w:rPr>
+          <w:rFonts w:ascii="Times New Roman" w:hAnsi="Times New Roman" w:eastAsia="宋体"/>
+          <w:sz w:val="21"/>
+        </w:rPr>
+        <w:t>__________________________________________________</w:t>
+      </w:r>
+    </w:p>
+    <w:p>
+      <w:pPr>
+        <w:pStyle w:val="Heading2"/>
+      </w:pPr>
+      <w:r/>
+      <w:r>
+        <w:rPr>
+          <w:rFonts w:ascii="Times New Roman" w:hAnsi="Times New Roman" w:eastAsia="宋体"/>
+          <w:b/>
+          <w:color w:val="000000"/>
+          <w:sz w:val="24"/>
+        </w:rPr>
+        <w:t>肺微环境中紫外线诱导的免疫调节可减缓癌症进展</w:t>
+      </w:r>
+    </w:p>
+    <w:p>
+      <w:r>
+        <w:rPr>
+          <w:rFonts w:ascii="Times New Roman" w:hAnsi="Times New Roman" w:eastAsia="宋体"/>
+          <w:b/>
+          <w:color w:val="003264"/>
+          <w:sz w:val="24"/>
+        </w:rPr>
+        <w:t>UV-induced immune modulation in the lung niche slows cancer progression</w:t>
+      </w:r>
+    </w:p>
+    <w:p>
+      <w:r>
+        <w:rPr>
+          <w:rFonts w:ascii="Times New Roman" w:hAnsi="Times New Roman" w:eastAsia="宋体"/>
+          <w:sz w:val="21"/>
+        </w:rPr>
+        <w:t>作者: Avishai Maliah, Shivang Parikh, Andrew C. Stevenson, Dan Bijaoui, Esther Goodman, Yuval Sade, Roma Parikh, Gal Binshtok, Paulee Manich, Tamar Golan, Itay Tal, Justine Del Rio, Richard Weller, Amaya Virós, Ruth Percik, Zvi Granot, Chen Luxenburg, Yaron Carmi, Mehdi Khaled, Chris Dibben, Carmit Levy</w:t>
+        <w:br/>
+      </w:r>
+      <w:r>
+        <w:rPr>
+          <w:rFonts w:ascii="Times New Roman" w:hAnsi="Times New Roman" w:eastAsia="宋体"/>
+          <w:sz w:val="21"/>
+        </w:rPr>
+        <w:t xml:space="preserve">时间: 2026-02-11 | </w:t>
+      </w:r>
+      <w:r>
+        <w:t xml:space="preserve">链接: </w:t>
+      </w:r>
+      <w:hyperlink r:id="rId112">
+        <w:r>
+          <w:rPr>
+            <w:rFonts w:ascii="Times New Roman" w:hAnsi="Times New Roman" w:eastAsia="宋体"/>
+            <w:color w:val="0000FF"/>
+            <w:sz w:val="21"/>
+            <w:u w:val="single"/>
+          </w:rPr>
+          <w:t>https://doi.org/10.1038/s41598-025-33900-z</w:t>
+        </w:r>
+      </w:hyperlink>
+    </w:p>
+    <w:p>
+      <w:pPr>
+        <w:spacing w:before="120"/>
+      </w:pPr>
+      <w:r>
+        <w:rPr>
+          <w:rFonts w:ascii="Times New Roman" w:hAnsi="Times New Roman" w:eastAsia="宋体"/>
+          <w:b/>
+          <w:sz w:val="21"/>
+        </w:rPr>
+        <w:t>中文摘要:</w:t>
+      </w:r>
+    </w:p>
+    <w:p>
+      <w:pPr>
+        <w:ind w:firstLine="360"/>
+      </w:pPr>
+      <w:r>
+        <w:rPr>
+          <w:rFonts w:ascii="Times New Roman" w:hAnsi="Times New Roman" w:eastAsia="宋体"/>
+          <w:sz w:val="21"/>
+        </w:rPr>
+        <w:t>紫外线辐射对皮肤具有明显的局部免疫抑制作用，可以促进皮下肿瘤的生长；然而，其对内脏器官癌症进展的系统影响仍知之甚少。在这里，我们发现黑色素瘤转移到肺部后长期暴露于 UVB 会抑制转移生长并适度提高小鼠的存活率。在英国生物银行参与者中，较高的太阳辐射暴露与肺癌生存率的提高呈正相关。从机制上讲，UVB 调节肿瘤免疫环境：对 UVB 照射和假照射小鼠肺转移瘤的 CD45+ 免疫浸润细胞进行质谱流式分析，结果显示 UVB 诱导 CXCR2− 中性粒细胞增加，Ly6C+ 炎性单核细胞减少，但调节性 T 细胞或免疫检查点分子表达没有变化。总之，这些结果凸显了 UVB 和太阳辐射的潜在保护作用，并为进一步研究紫外线作为增强抗肿瘤免疫力的因素提供了理论依据。</w:t>
+      </w:r>
+    </w:p>
+    <w:p>
+      <w:pPr>
+        <w:spacing w:before="120"/>
+      </w:pPr>
+      <w:r>
+        <w:rPr>
+          <w:rFonts w:ascii="Times New Roman" w:hAnsi="Times New Roman" w:eastAsia="宋体"/>
+          <w:b/>
+          <w:sz w:val="21"/>
+        </w:rPr>
+        <w:t>English Abstract:</w:t>
+      </w:r>
+    </w:p>
+    <w:p>
+      <w:r>
+        <w:rPr>
+          <w:rFonts w:ascii="Times New Roman" w:hAnsi="Times New Roman" w:eastAsia="宋体"/>
+          <w:sz w:val="21"/>
+        </w:rPr>
+        <w:t>Ultraviolet radiation has a well-documented local immunosuppressive effect on the skin that can enhance subcutaneous tumor growth; however, its systemic impact on cancer progression in internal organs remains poorly understood. Here, we show that chronic UVB exposure after melanoma metastasis to the lung inhibits metastatic growth and modestly improves survival in mice. In UK Biobank participants, higher solar radiation exposure is positively associated with improved lung cancer survival. Mechanistically, UVB modulates the tumor immune environment: Mass cytometry of CD45+ immune infiltrate cells from lung metastases of mice UVB-and sham-irradiated revealed a UVB-induced increase in CXCR2− neutrophils and a reduction in Ly6C+ inflammatory monocytes, with no changes in regulatory T cells or expression of immune checkpoint molecules. Together, these results highlight a potentially protective role of UVB and solar radiation and provide a rationale for further investigation into UV as a factor that enhances antitumor immunity.</w:t>
+      </w:r>
+    </w:p>
+    <w:p>
+      <w:r>
+        <w:rPr>
+          <w:rFonts w:ascii="Times New Roman" w:hAnsi="Times New Roman" w:eastAsia="宋体"/>
+          <w:sz w:val="21"/>
+        </w:rPr>
+        <w:t>__________________________________________________</w:t>
+      </w:r>
+    </w:p>
+    <w:p>
+      <w:pPr>
+        <w:pStyle w:val="Heading2"/>
+      </w:pPr>
+      <w:r/>
+      <w:r>
+        <w:rPr>
+          <w:rFonts w:ascii="Times New Roman" w:hAnsi="Times New Roman" w:eastAsia="宋体"/>
+          <w:b/>
+          <w:color w:val="000000"/>
+          <w:sz w:val="24"/>
+        </w:rPr>
+        <w:t>对从大气样品中提取 DNA 进行第三代测序（无需扩增）的商业试剂盒和纯化方法进行评估</w:t>
+      </w:r>
+    </w:p>
+    <w:p>
+      <w:r>
+        <w:rPr>
+          <w:rFonts w:ascii="Times New Roman" w:hAnsi="Times New Roman" w:eastAsia="宋体"/>
+          <w:b/>
+          <w:color w:val="003264"/>
+          <w:sz w:val="24"/>
+        </w:rPr>
+        <w:t>Evaluation of commercial kits and purification approaches for DNA extraction from atmospheric samples for 3rd generation sequencing without amplification</w:t>
+      </w:r>
+    </w:p>
+    <w:p>
+      <w:r>
+        <w:rPr>
+          <w:rFonts w:ascii="Times New Roman" w:hAnsi="Times New Roman" w:eastAsia="宋体"/>
+          <w:sz w:val="21"/>
+        </w:rPr>
+        <w:t>作者: Julija Salokas, Svetlana Sofieva-Rios, Jussi Paatero, Eija Asmi, Ari Karppinen, Mikhail Sofiev</w:t>
+        <w:br/>
+      </w:r>
+      <w:r>
+        <w:rPr>
+          <w:rFonts w:ascii="Times New Roman" w:hAnsi="Times New Roman" w:eastAsia="宋体"/>
+          <w:sz w:val="21"/>
+        </w:rPr>
+        <w:t xml:space="preserve">时间: 2026-02-11 | </w:t>
+      </w:r>
+      <w:r>
+        <w:t xml:space="preserve">链接: </w:t>
+      </w:r>
+      <w:hyperlink r:id="rId113">
+        <w:r>
+          <w:rPr>
+            <w:rFonts w:ascii="Times New Roman" w:hAnsi="Times New Roman" w:eastAsia="宋体"/>
+            <w:color w:val="0000FF"/>
+            <w:sz w:val="21"/>
+            <w:u w:val="single"/>
+          </w:rPr>
+          <w:t>https://doi.org/10.1038/s41598-026-38534-3</w:t>
+        </w:r>
+      </w:hyperlink>
+    </w:p>
+    <w:p>
+      <w:pPr>
+        <w:spacing w:before="120"/>
+      </w:pPr>
+      <w:r>
+        <w:rPr>
+          <w:rFonts w:ascii="Times New Roman" w:hAnsi="Times New Roman" w:eastAsia="宋体"/>
+          <w:b/>
+          <w:sz w:val="21"/>
+        </w:rPr>
+        <w:t>中文摘要:</w:t>
+      </w:r>
+    </w:p>
+    <w:p>
+      <w:pPr>
+        <w:ind w:firstLine="360"/>
+      </w:pPr>
+      <w:r>
+        <w:rPr>
+          <w:rFonts w:ascii="Times New Roman" w:hAnsi="Times New Roman" w:eastAsia="宋体"/>
+          <w:sz w:val="21"/>
+        </w:rPr>
+        <w:t>摘要：我们提出了一种在空气质量监测中广泛使用的玻璃纤维过滤器上收集的大气生物气溶胶样品的 DNA 提取方案。该方案产生适合第三代测序和其他应用的高质量分子。最初的方案是在 2021 年使用低容量空气采样器在芬兰和立陶宛进行的生物气溶胶活动中开发和应用的，这对方法的灵敏度提出了严格的要求。该方案包括用于 DNA 纯化的苯酚-氯仿步骤，因此涉及腐蚀性试剂；也相当费时费力。本研究提出了该方案，通过使用 SPRI 顺磁珠技术进行 DNA 纯化来排除危险化学品的使用，并将其与几种商业提取方法进行比较。尽管效率落后于最初的方法，但事实证明，新开发的方法比几种基于柱的商业试剂盒更有效。更新后的方案对于生物材料与过滤材料相对较高的质量比是有效的：过滤器上的 70 纳克潜在 DNA 比一毫克过滤纤维，如最初基于苯酚-氯仿的方法所检测到的。然而，对于每毫克过滤材料中潜在 DNA 的质量比低于 15 纳克的情况，新方法并不有效。通过使用 Oxford Nanopore (ONT) GridION 测序仪对样品进行后续处理，证实了第三代测序样品制备新方案的适用性。</w:t>
+      </w:r>
+    </w:p>
+    <w:p>
+      <w:pPr>
+        <w:spacing w:before="120"/>
+      </w:pPr>
+      <w:r>
+        <w:rPr>
+          <w:rFonts w:ascii="Times New Roman" w:hAnsi="Times New Roman" w:eastAsia="宋体"/>
+          <w:b/>
+          <w:sz w:val="21"/>
+        </w:rPr>
+        <w:t>English Abstract:</w:t>
+      </w:r>
+    </w:p>
+    <w:p>
+      <w:r>
+        <w:rPr>
+          <w:rFonts w:ascii="Times New Roman" w:hAnsi="Times New Roman" w:eastAsia="宋体"/>
+          <w:sz w:val="21"/>
+        </w:rPr>
+        <w:t>Abstract We present a DNA extraction protocol for atmospheric bioaerosol samples collected on glass-fiber filters widely used in air quality monitoring. The protocol produces high-quality molecules suitable for third-generation sequencing and other applications. The initial protocol was developed and applied in a Bioaerosol campaign performed in Finland and Lithuania in 2021 using low-volume air samplers, which posed stringent requirements to the method sensitivity. The protocol included a phenol–chloroform step for DNA purification, thus involving aggressive reagents; it was also quite time consuming and laborious. The present study advances this protocol to exclude the use of hazardous chemicals by using the SPRI paramagnetic bead technology for DNA purification and compares it to several commercial extraction methods. Despite trailing in efficiency to the initial method, the new development proved to be more efficient than several column-based commercial kits. The updated protocol was effective for a relatively high mass ratio of biological material to filter material: 70 nanograms of potential DNA on the filter to one milligram of filter fiber, as detected with the initial phenol–chloroform-based method. However, the new approach was not effective for a mass ratio lower than 15 nanograms of potential DNA per milligram of the filter material. The applicability of the new protocol for preparation of samples for the 3rd generation sequencing was confirmed by subsequent processing of the samples with the Oxford Nanopore (ONT) GridION sequencer.</w:t>
+      </w:r>
+    </w:p>
+    <w:p>
+      <w:r>
+        <w:rPr>
+          <w:rFonts w:ascii="Times New Roman" w:hAnsi="Times New Roman" w:eastAsia="宋体"/>
+          <w:sz w:val="21"/>
+        </w:rPr>
+        <w:t>__________________________________________________</w:t>
+      </w:r>
+    </w:p>
+    <w:p>
+      <w:pPr>
+        <w:pStyle w:val="Heading2"/>
+      </w:pPr>
+      <w:r/>
+      <w:r>
+        <w:rPr>
+          <w:rFonts w:ascii="Times New Roman" w:hAnsi="Times New Roman" w:eastAsia="宋体"/>
+          <w:b/>
+          <w:color w:val="000000"/>
+          <w:sz w:val="24"/>
+        </w:rPr>
+        <w:t>手动指向偏差反映了数字知识的空间组织</w:t>
+      </w:r>
+    </w:p>
+    <w:p>
+      <w:r>
+        <w:rPr>
+          <w:rFonts w:ascii="Times New Roman" w:hAnsi="Times New Roman" w:eastAsia="宋体"/>
+          <w:b/>
+          <w:color w:val="003264"/>
+          <w:sz w:val="24"/>
+        </w:rPr>
+        <w:t>Manual pointing bias reflects spatial organization of number knowledge</w:t>
+      </w:r>
+    </w:p>
+    <w:p>
+      <w:r>
+        <w:rPr>
+          <w:rFonts w:ascii="Times New Roman" w:hAnsi="Times New Roman" w:eastAsia="宋体"/>
+          <w:sz w:val="21"/>
+        </w:rPr>
+        <w:t>作者: Carlotta Isabella Zona, Martin H Fischer</w:t>
+        <w:br/>
+      </w:r>
+      <w:r>
+        <w:rPr>
+          <w:rFonts w:ascii="Times New Roman" w:hAnsi="Times New Roman" w:eastAsia="宋体"/>
+          <w:sz w:val="21"/>
+        </w:rPr>
+        <w:t xml:space="preserve">时间: 2026-02-11 | </w:t>
+      </w:r>
+      <w:r>
+        <w:t xml:space="preserve">链接: </w:t>
+      </w:r>
+      <w:hyperlink r:id="rId114">
+        <w:r>
+          <w:rPr>
+            <w:rFonts w:ascii="Times New Roman" w:hAnsi="Times New Roman" w:eastAsia="宋体"/>
+            <w:color w:val="0000FF"/>
+            <w:sz w:val="21"/>
+            <w:u w:val="single"/>
+          </w:rPr>
+          <w:t>https://doi.org/10.1038/s41598-026-39170-7</w:t>
+        </w:r>
+      </w:hyperlink>
+    </w:p>
+    <w:p>
+      <w:pPr>
+        <w:spacing w:before="120"/>
+      </w:pPr>
+      <w:r>
+        <w:rPr>
+          <w:rFonts w:ascii="Times New Roman" w:hAnsi="Times New Roman" w:eastAsia="宋体"/>
+          <w:b/>
+          <w:sz w:val="21"/>
+        </w:rPr>
+        <w:t>中文摘要:</w:t>
+      </w:r>
+    </w:p>
+    <w:p>
+      <w:pPr>
+        <w:ind w:firstLine="360"/>
+      </w:pPr>
+      <w:r>
+        <w:rPr>
+          <w:rFonts w:ascii="Times New Roman" w:hAnsi="Times New Roman" w:eastAsia="宋体"/>
+          <w:sz w:val="21"/>
+        </w:rPr>
+        <w:t>摘要 数字概念被认为是沿着心理数字线在空间上组织的，数字线从左到右（在西方人中）和从下到上递增。然而，手动指向中出现水平和/或垂直空间数字关联（SNA）的证据是混杂的，并且暗示物理空间中依赖于幅度的数字排列的任务阻止了关于 SNA 的出现和范围的结论。为了解决这些问题，我们通过两步指向任务研究了 SNA，其中运动的第一步（在听完语音后提供）始终以触摸屏上显示的同一中心目标结束。我们分析了这个空间不变、与幅度无关的第一步的空间偏差。第二步，参与者将说出的数字定位在钟面排列中，从而将物理距离和数字距离解耦。在实验 1（N = 20，说出从 1 到 12 的数字）中，（空间不变）指向位置之间的成对数值距离和欧几里德距离呈正相关。连续试验中口语数字大小的变化产生了表明系统性指向位置变化的趋势。实验 2（N = 20）提出了 24 个语音目标（1-12.5，例如“三点五”）以增加钟面显着性。钟面距离和数值差都预测了指向位置之间的欧几里得距离。在连续的试验中，正的幅度变化导致指向位置向左（钟面一致）和向上（MNL 一致）移动。结果表明，数值差异可以表示为 2D 物理距离，并支持手动指向中垂直 SNA 的出现，同时避免了先前的实验混淆。研究结果与概念知识以空间组织的低维模型表示的观点相一致。</w:t>
+      </w:r>
+    </w:p>
+    <w:p>
+      <w:pPr>
+        <w:spacing w:before="120"/>
+      </w:pPr>
+      <w:r>
+        <w:rPr>
+          <w:rFonts w:ascii="Times New Roman" w:hAnsi="Times New Roman" w:eastAsia="宋体"/>
+          <w:b/>
+          <w:sz w:val="21"/>
+        </w:rPr>
+        <w:t>English Abstract:</w:t>
+      </w:r>
+    </w:p>
+    <w:p>
+      <w:r>
+        <w:rPr>
+          <w:rFonts w:ascii="Times New Roman" w:hAnsi="Times New Roman" w:eastAsia="宋体"/>
+          <w:sz w:val="21"/>
+        </w:rPr>
+        <w:t>Abstract Number concepts are thought to be spatially organized along a mental number line increasing left-to-right (in Westerners) and bottom-to-top. However, the evidence for the emergence of horizontal and/or vertical spatial-numerical associations (SNAs) in manual pointing is mixed, and tasks implying magnitude-dependent number arrangements in physical space prevent conclusions about the emergence and extent of SNAs. Addressing these issues, we investigated SNAs with a two-step pointing task where the movement’s first step (provided after listening to a spoken number) always ended on the same central target displayed on a touchscreen. We analyzed spatial bias of this space-invariant, magnitude-independent first step. In the second step, participants localized the spoken number’s position in a clock-face arrangement, decoupling physical and numerical distance. In Experiment 1 (N = 20, spoken numbers from 1 to 12), pairwise numerical and Euclidean distances between (space-invariant) pointing locations were positively associated. Changes in magnitude of spoken numbers across successive trials yielded trends suggesting systematic pointing-location shifts. Experiment 2 (N = 20) presented 24 spoken targets (1–12.5, e.g., “three point five”) to increase clock-face salience. Both clock-face distance and numerical difference predicted Euclidean distances between pointing locations. In successive trials, positive magnitude changes resulted in leftward (clock-face congruent) and upward (MNL-congruent) shifts of pointing locations. The results suggest that numerical differences may be represented as 2D physical distances and support the emergence of vertical SNAs in manual pointing while avoiding previous experimental confounds. The findings align with the view that conceptual knowledge is represented in low-dimensional models that are spatially organized.</w:t>
+      </w:r>
+    </w:p>
+    <w:p>
+      <w:r>
+        <w:rPr>
+          <w:rFonts w:ascii="Times New Roman" w:hAnsi="Times New Roman" w:eastAsia="宋体"/>
+          <w:sz w:val="21"/>
+        </w:rPr>
+        <w:t>__________________________________________________</w:t>
+      </w:r>
+    </w:p>
+    <w:p>
+      <w:pPr>
+        <w:pStyle w:val="Heading2"/>
+      </w:pPr>
+      <w:r/>
+      <w:r>
+        <w:rPr>
+          <w:rFonts w:ascii="Times New Roman" w:hAnsi="Times New Roman" w:eastAsia="宋体"/>
+          <w:b/>
+          <w:color w:val="000000"/>
+          <w:sz w:val="24"/>
+        </w:rPr>
+        <w:t>利用便携式音视频阵列揭示同域珊瑚栖息鱼类的声学生态</w:t>
+      </w:r>
+    </w:p>
+    <w:p>
+      <w:r>
+        <w:rPr>
+          <w:rFonts w:ascii="Times New Roman" w:hAnsi="Times New Roman" w:eastAsia="宋体"/>
+          <w:b/>
+          <w:color w:val="003264"/>
+          <w:sz w:val="24"/>
+        </w:rPr>
+        <w:t>Uncovering the acoustic ecology of sympatric coral-dwelling fish with portable audio-video arrays</w:t>
+      </w:r>
+    </w:p>
+    <w:p>
+      <w:r>
+        <w:rPr>
+          <w:rFonts w:ascii="Times New Roman" w:hAnsi="Times New Roman" w:eastAsia="宋体"/>
+          <w:sz w:val="21"/>
+        </w:rPr>
+        <w:t>作者: Juan Carlos Azofeifa-Solano, Xavier Mouy, Christine Erbe, Rohan M. Brooker, Robert D. McCauley, Craig A. Radford, Miles J. G. Parsons</w:t>
+        <w:br/>
+      </w:r>
+      <w:r>
+        <w:rPr>
+          <w:rFonts w:ascii="Times New Roman" w:hAnsi="Times New Roman" w:eastAsia="宋体"/>
+          <w:sz w:val="21"/>
+        </w:rPr>
+        <w:t xml:space="preserve">时间: 2026-02-11 | </w:t>
+      </w:r>
+      <w:r>
+        <w:t xml:space="preserve">链接: </w:t>
+      </w:r>
+      <w:hyperlink r:id="rId115">
+        <w:r>
+          <w:rPr>
+            <w:rFonts w:ascii="Times New Roman" w:hAnsi="Times New Roman" w:eastAsia="宋体"/>
+            <w:color w:val="0000FF"/>
+            <w:sz w:val="21"/>
+            <w:u w:val="single"/>
+          </w:rPr>
+          <w:t>https://doi.org/10.1038/s41598-026-38774-3</w:t>
+        </w:r>
+      </w:hyperlink>
+    </w:p>
+    <w:p>
+      <w:pPr>
+        <w:spacing w:before="120"/>
+      </w:pPr>
+      <w:r>
+        <w:rPr>
+          <w:rFonts w:ascii="Times New Roman" w:hAnsi="Times New Roman" w:eastAsia="宋体"/>
+          <w:b/>
+          <w:sz w:val="21"/>
+        </w:rPr>
+        <w:t>中文摘要:</w:t>
+      </w:r>
+    </w:p>
+    <w:p>
+      <w:pPr>
+        <w:ind w:firstLine="360"/>
+      </w:pPr>
+      <w:r>
+        <w:rPr>
+          <w:rFonts w:ascii="Times New Roman" w:hAnsi="Times New Roman" w:eastAsia="宋体"/>
+          <w:sz w:val="21"/>
+        </w:rPr>
+        <w:t>声音交流在鱼类生态和行为中发挥着重要作用。了解声学信号如何在物种和种群之间变化对于性选择、种群分化和交流环境调节等问题至关重要。然而，许多鱼类的叫声仍然无法归因于物种或行为，限制了它们融入更广泛的生态研究和监测。我们在两个珊瑚礁系统部署了便携式音频视频阵列，以研究两种同域雀鲷（Dascyllus aruanus 和 D. reticulatus）的求偶叫声。阵列将四个水听器与摄像机集成在一起，能够自动检测脉冲序列、3D 定位、运动分类和行为观察。我们发现叫声结构存在种间差异和强烈的种群水平差异，地点效应往往超过物种效应。这表明当地的热条件可能会影响声音产生的性能，从而可能限制海洋热浪下的通信。我们的研究表明，将小型音频视频阵列与行为验证相结合不仅提供了一种监测工具，而且还揭示了社交介导的求偶信号如何在广泛的空间尺度上在物种内部和物种之间发生变化。这种双重视角加强了鱼类生物声学在生态和保护框架中的作用。</w:t>
+      </w:r>
+    </w:p>
+    <w:p>
+      <w:pPr>
+        <w:spacing w:before="120"/>
+      </w:pPr>
+      <w:r>
+        <w:rPr>
+          <w:rFonts w:ascii="Times New Roman" w:hAnsi="Times New Roman" w:eastAsia="宋体"/>
+          <w:b/>
+          <w:sz w:val="21"/>
+        </w:rPr>
+        <w:t>English Abstract:</w:t>
+      </w:r>
+    </w:p>
+    <w:p>
+      <w:r>
+        <w:rPr>
+          <w:rFonts w:ascii="Times New Roman" w:hAnsi="Times New Roman" w:eastAsia="宋体"/>
+          <w:sz w:val="21"/>
+        </w:rPr>
+        <w:t>Acoustic communication plays an important role in fish ecology and behaviour. Understanding how acoustic signals vary across species and populations is central to questions of sexual selection, population divergence, and environmental modulation of communication. Yet many fish calls remain unattributed to species or behaviour, limiting their integration into broader ecological studies and monitoring. We deployed portable audio-video arrays at two coral reef systems to study the courtship calls of two sympatric damselfishes, Dascyllus aruanus and D. reticulatus. Arrays integrated four hydrophones with a video camera, enabling automated detection of pulse trains, 3D localisation, motion classification, and behavioural observations. We found interspecific differences and strong population-level divergence in call structure, with site effects often exceeding species effects. This suggests that local thermal conditions may influence the performance of sound production, potentially constraining communication under marine heatwaves. Our study shows that integrating small audio-video arrays with behavioural validation not only provides a tool for monitoring but also reveals how socially mediated courtship signals vary within and between species across broad spatial scales. This dual perspective strengthens the role of fish bioacoustics in ecological and conservation frameworks.</w:t>
+      </w:r>
+    </w:p>
+    <w:p>
+      <w:r>
+        <w:rPr>
+          <w:rFonts w:ascii="Times New Roman" w:hAnsi="Times New Roman" w:eastAsia="宋体"/>
+          <w:sz w:val="21"/>
+        </w:rPr>
+        <w:t>__________________________________________________</w:t>
+      </w:r>
+    </w:p>
+    <w:p>
+      <w:pPr>
+        <w:pStyle w:val="Heading2"/>
+      </w:pPr>
+      <w:r/>
+      <w:r>
+        <w:rPr>
+          <w:rFonts w:ascii="Times New Roman" w:hAnsi="Times New Roman" w:eastAsia="宋体"/>
+          <w:b/>
+          <w:color w:val="000000"/>
+          <w:sz w:val="24"/>
+        </w:rPr>
+        <w:t>具有活化能的达西-福希海默混合纳米流体传热的深度神经网络模型</w:t>
+      </w:r>
+    </w:p>
+    <w:p>
+      <w:r>
+        <w:rPr>
+          <w:rFonts w:ascii="Times New Roman" w:hAnsi="Times New Roman" w:eastAsia="宋体"/>
+          <w:b/>
+          <w:color w:val="003264"/>
+          <w:sz w:val="24"/>
+        </w:rPr>
+        <w:t>A deep neural network model for heat transfer in darcy–forchheimer hybrid nanofluid flow with activation energy</w:t>
+      </w:r>
+    </w:p>
+    <w:p>
+      <w:r>
+        <w:rPr>
+          <w:rFonts w:ascii="Times New Roman" w:hAnsi="Times New Roman" w:eastAsia="宋体"/>
+          <w:sz w:val="21"/>
+        </w:rPr>
+        <w:t>作者: Mohammad Ayman-Mursaleen, Syed Tauseef Saeed, Saja Mohammad Almohammadi, Khalid Arif, Muhammad Imran</w:t>
+        <w:br/>
+      </w:r>
+      <w:r>
+        <w:rPr>
+          <w:rFonts w:ascii="Times New Roman" w:hAnsi="Times New Roman" w:eastAsia="宋体"/>
+          <w:sz w:val="21"/>
+        </w:rPr>
+        <w:t xml:space="preserve">时间: 2026-02-11 | </w:t>
+      </w:r>
+      <w:r>
+        <w:t xml:space="preserve">链接: </w:t>
+      </w:r>
+      <w:hyperlink r:id="rId116">
+        <w:r>
+          <w:rPr>
+            <w:rFonts w:ascii="Times New Roman" w:hAnsi="Times New Roman" w:eastAsia="宋体"/>
+            <w:color w:val="0000FF"/>
+            <w:sz w:val="21"/>
+            <w:u w:val="single"/>
+          </w:rPr>
+          <w:t>https://doi.org/10.1038/s41598-026-39536-x</w:t>
+        </w:r>
+      </w:hyperlink>
+    </w:p>
+    <w:p>
+      <w:pPr>
+        <w:spacing w:before="120"/>
+      </w:pPr>
+      <w:r>
+        <w:rPr>
+          <w:rFonts w:ascii="Times New Roman" w:hAnsi="Times New Roman" w:eastAsia="宋体"/>
+          <w:b/>
+          <w:sz w:val="21"/>
+        </w:rPr>
+        <w:t>中文摘要:</w:t>
+      </w:r>
+    </w:p>
+    <w:p>
+      <w:pPr>
+        <w:ind w:firstLine="360"/>
+      </w:pPr>
+      <w:r>
+        <w:rPr>
+          <w:rFonts w:ascii="Times New Roman" w:hAnsi="Times New Roman" w:eastAsia="宋体"/>
+          <w:sz w:val="21"/>
+        </w:rPr>
+        <w:t>本文研究了卡森型混合纳米流体通过氧化铝 ($${\varvec{A}}{{\varvec{l}}}_{2}{{\varvec{O}}}_{3}$$) 以及二氧化钛的磁流体动力学 (MHD) 流动以及传热传质行为($${\varvec{T}}{\varvec{i}}{{\varvec{O}}}_{2}$$) 纳米颗粒分散在发动机油中，发动机油是一种热稳定的功能流体，用于最工业化的热交换器应用。该先进模型综合了非线性化学反应条件下热辐射、Darcy-Forchheimer 渗透介质阻力、磁场加热和活化能的集体影响。利用相似变换，复杂的控制方程被简化为常微分方程 (ODE)，并通过 Bvp4c 求解器进行数值求解。通过 Bvp4c 算法获得的数值解用于训练具有粒子群优化的 Morlet 小波神经网络以及神经网络算法 (MWNN-PSO-NNA)，通过提高预测鲁棒性和通用性行为。结果表明，加强磁场会导致速度分布减小，而热辐射会导致温度增加，整个流域的变化范围在 15-25% 范围内。据观察，活化能提高了近 30%，可以调节物质浓度并促进多孔结构内更受控制的热响应。与基液和单纳米粒子悬浮液相比，混合纳米流体表现出优异的热性能。此外，MWNN-PSO-NNA 结果与数值解保持密切一致，产生 10⁻5–10⁻⁶ 量级的误差水平，这证实了所提出的与工业热应用相关的复杂非牛顿混合纳米流体系统框架的可靠性。所提出的神经网络模型表现出强大的预测能力，与传统数值方法相比，准确率高于 99%，同时计算时间减少约 45%。人工神经网络的开发是为了快速预测流量、热量和质量传递。在 bvp4c 数据上进行训练后，与重复数值模拟相比，它实现了相当的精度，同时减少了 45% 的计算时间。此外，混合纳米流体配方在工业润滑应用、机械部件的热控制和基于能量的冷却系统中显示出巨大的潜力，其中提高传热效率是主要的性能要求。这项研究的主要动机是满足涉及非牛顿流体的工业润滑系统中对高效热管理日益增长的需求。目标是应用强大的 MWNN-PSO-NNA 框架来准确预测卡森混合纳米流体在组合物理效应下在径向拉伸表面上的流动、热量和质量传递特性。这项研究首次将基于发动机油的 Casson 混合纳米流体模型与 Darcy-Forchheimer 多孔效应和优化的 MWNN-PSO-NNA 框架相结合，提供与先进工业传热系统相关的高精度热流体预测。</w:t>
+      </w:r>
+    </w:p>
+    <w:p>
+      <w:pPr>
+        <w:spacing w:before="120"/>
+      </w:pPr>
+      <w:r>
+        <w:rPr>
+          <w:rFonts w:ascii="Times New Roman" w:hAnsi="Times New Roman" w:eastAsia="宋体"/>
+          <w:b/>
+          <w:sz w:val="21"/>
+        </w:rPr>
+        <w:t>English Abstract:</w:t>
+      </w:r>
+    </w:p>
+    <w:p>
+      <w:r>
+        <w:rPr>
+          <w:rFonts w:ascii="Times New Roman" w:hAnsi="Times New Roman" w:eastAsia="宋体"/>
+          <w:sz w:val="21"/>
+        </w:rPr>
+        <w:t>This paper investigates the magnetohydrodynamic (MHD) flow along with heat and mass transfer behavior of Casson-type hybrid nanofluid through aluminum oxide ($${\varvec{A}}{{\varvec{l}}}_{2}{{\varvec{O}}}_{3}$$) as well as titanium dioxide ($${\varvec{T}}{\varvec{i}}{{\varvec{O}}}_{2}$$) nanoparticles dispersed throughout engine oil, a thermally stable functioning fluid that is used in utmost industrialized thermal exchanger applications. The advanced model incorporates the collective influences of heat radiation, Darcy–Forchheimer permeable media resistance, magnetic field-heating, and activation energy under nonlinear chemical reaction circumstances. Employing similarity transformations, the intricate governing equations are streamlined to ordinary differential equations (ODEs) that are numerically solved by means of the Bvp4c solver. The numerical solutions attained via the Bvp4c algorithm are employed for training a Morlet Wavelet Neural Network with Particle Swarm Optimization as well as Neural Network Algorithm (MWNN–PSO–NNA), through improving prediction robustness as well as generality behavior. The results show that strengthening the magnetic field leads to a decrease in the velocity distribution whereas thermal radiation growth in temperature, via variations falling within the range of 15–25% across the flow domain. Raising activation energy nearly 30% is observed to regulate species concentration as well as promote a more controlled thermal response inside the porous structure. In comparison with the base fluid and single-nanoparticle suspensions, the hybrid nanofluid exhibits superior thermal performance. Moreover, the MWNN–PSO–NNA outcomes remain in close agreement with the numerical solutions, yielding error levels of the order 10⁻5–10⁻⁶, which confirms the reliability of the proposed framework for complex non-Newtonian hybrid nanofluid systems relevant to industrial thermal applications. The proposed neural network model demonstrates strong predictive capability, achieving an accuracy greater than 99% while reducing computational time by approximately 45% when compared with traditional numerical methods. An ANN is developed to rapidly predict flow, heat, and mass transfer. Trained on bvp4c data, it achieves comparable accuracy while reducing computational time by 45% compared to repeated numerical simulations. Additionally, the hybrid nanofluid formulation displays strong potential for industrial lubrication applications, thermal control of mechanical components, and energy-based cooling systems, where improved heat transfer productivity is a main performance requirement. The main motivation of this study is to address the growing demand for efficient thermal management in industrial lubrication systems involving non-Newtonian fluids. The goal is to apply a robust MWNN–PSO–NNA framework to accurately predict the flow, heat, and mass transfer characteristics of Casson hybrid nanofluid over a radially stretching surface under combined physical effects. This study is the first to integrate engine-oil-based Casson hybrid nanofluid modeling with Darcy–Forchheimer porous effects and an optimized MWNN–PSO–NNA framework, providing highly accurate thermal–fluid predictions relevant to advanced industrial heat transfer systems.</w:t>
+      </w:r>
+    </w:p>
+    <w:p>
+      <w:r>
+        <w:rPr>
+          <w:rFonts w:ascii="Times New Roman" w:hAnsi="Times New Roman" w:eastAsia="宋体"/>
+          <w:sz w:val="21"/>
+        </w:rPr>
+        <w:t>__________________________________________________</w:t>
+      </w:r>
+    </w:p>
+    <w:p>
+      <w:pPr>
+        <w:pStyle w:val="Heading2"/>
+      </w:pPr>
+      <w:r/>
+      <w:r>
+        <w:rPr>
+          <w:rFonts w:ascii="Times New Roman" w:hAnsi="Times New Roman" w:eastAsia="宋体"/>
+          <w:b/>
+          <w:color w:val="000000"/>
+          <w:sz w:val="24"/>
+        </w:rPr>
+        <w:t>优化水泥颗粒尺寸以增强轻质砂浆的强度并减少二氧化碳排放</w:t>
+      </w:r>
+    </w:p>
+    <w:p>
+      <w:r>
+        <w:rPr>
+          <w:rFonts w:ascii="Times New Roman" w:hAnsi="Times New Roman" w:eastAsia="宋体"/>
+          <w:b/>
+          <w:color w:val="003264"/>
+          <w:sz w:val="24"/>
+        </w:rPr>
+        <w:t>Optimizing cement particle size for strength enhancement and CO₂ reduction in lightweight mortars</w:t>
+      </w:r>
+    </w:p>
+    <w:p>
+      <w:r>
+        <w:rPr>
+          <w:rFonts w:ascii="Times New Roman" w:hAnsi="Times New Roman" w:eastAsia="宋体"/>
+          <w:sz w:val="21"/>
+        </w:rPr>
+        <w:t>作者: Martyna Nieświec, Adrian Chajec, Izabela Walendzik, Łukasz Sadowski</w:t>
+        <w:br/>
+      </w:r>
+      <w:r>
+        <w:rPr>
+          <w:rFonts w:ascii="Times New Roman" w:hAnsi="Times New Roman" w:eastAsia="宋体"/>
+          <w:sz w:val="21"/>
+        </w:rPr>
+        <w:t xml:space="preserve">时间: 2026-02-11 | </w:t>
+      </w:r>
+      <w:r>
+        <w:t xml:space="preserve">链接: </w:t>
+      </w:r>
+      <w:hyperlink r:id="rId117">
+        <w:r>
+          <w:rPr>
+            <w:rFonts w:ascii="Times New Roman" w:hAnsi="Times New Roman" w:eastAsia="宋体"/>
+            <w:color w:val="0000FF"/>
+            <w:sz w:val="21"/>
+            <w:u w:val="single"/>
+          </w:rPr>
+          <w:t>https://doi.org/10.1038/s41598-026-39546-9</w:t>
+        </w:r>
+      </w:hyperlink>
+    </w:p>
+    <w:p>
+      <w:pPr>
+        <w:spacing w:before="120"/>
+      </w:pPr>
+      <w:r>
+        <w:rPr>
+          <w:rFonts w:ascii="Times New Roman" w:hAnsi="Times New Roman" w:eastAsia="宋体"/>
+          <w:b/>
+          <w:sz w:val="21"/>
+        </w:rPr>
+        <w:t>中文摘要:</w:t>
+      </w:r>
+    </w:p>
+    <w:p>
+      <w:pPr>
+        <w:ind w:firstLine="360"/>
+      </w:pPr>
+      <w:r>
+        <w:rPr>
+          <w:rFonts w:ascii="Times New Roman" w:hAnsi="Times New Roman" w:eastAsia="宋体"/>
+          <w:sz w:val="21"/>
+        </w:rPr>
+        <w:t>本研究探讨了水泥颗粒尺寸（通过筛分改性）如何影响轻质砂浆的新鲜和硬化性能，重点关注早期微观结构的发展和环境性能。实验计划包括三个级别的水泥细度，并在水化的前 12 小时内应用先进的表征技术，例如 X 射线衍射 (XRD)、热重分析 (TGA) 和透射电子显微镜 (TEM)。结果表明，由于颗粒堆积的改善，更细的水泥颗粒可增强和易性并增加堆积密度。虽然拉伸强度略有下降，但压缩强度显着增加，尤其是在 7 天后，这归因于微观结构证据证实的水合动力学加速。全面的生命周期评估（LCA）表明，更细的水泥需要更多的能量来加工，但增加的强度排放比使其成为一种具有成本效益和可持续的选择。将水泥筛选至 50 微米以下，可将单位强度的二氧化碳排放量减少高达 14%。然而，在更精细的系统中，收缩率的增加可能会由于裂纹敏感性更大而损害长期耐用性。拟议的基于 LCA 的框架支持在水泥材料设计中平衡性能收益与环境成本。</w:t>
+      </w:r>
+    </w:p>
+    <w:p>
+      <w:pPr>
+        <w:spacing w:before="120"/>
+      </w:pPr>
+      <w:r>
+        <w:rPr>
+          <w:rFonts w:ascii="Times New Roman" w:hAnsi="Times New Roman" w:eastAsia="宋体"/>
+          <w:b/>
+          <w:sz w:val="21"/>
+        </w:rPr>
+        <w:t>English Abstract:</w:t>
+      </w:r>
+    </w:p>
+    <w:p>
+      <w:r>
+        <w:rPr>
+          <w:rFonts w:ascii="Times New Roman" w:hAnsi="Times New Roman" w:eastAsia="宋体"/>
+          <w:sz w:val="21"/>
+        </w:rPr>
+        <w:t>This study examines how cement particle size (modified through sieving) affects the fresh and hardened properties of lightweight mortars, with emphasis on early-age microstructural development and environmental performance. The experimental program included three levels of cement fineness and applied advanced characterization techniques such as X-ray diffraction (XRD), thermogravimetric analysis (TGA), and transmission electron microscopy (TEM) during the first 12 h of hydration. Results demonstrate that finer cement particles enhance workability and increase bulk density due to improved particle packing. While tensile strength slightly decreases, compressive strength increases significantly, especially after 7 days, attributed to accelerated hydration kinetics confirmed by microstructural evidence. A comprehensive life cycle assessment (LCA) shows that finer cement requires more energy to process, but the increased strength-to-emission ratio makes it a cost-effective and sustainable option. Screening cement to below 50 μm enabled up to 14% reduction in CO₂ emissions per unit strength. However, increased shrinkage in finer systems may compromise long-term durability due to greater crack susceptibility. The proposed LCA-based framework supports balancing performance gains with environmental costs in cementitious material design.</w:t>
+      </w:r>
+    </w:p>
+    <w:p>
+      <w:r>
+        <w:rPr>
+          <w:rFonts w:ascii="Times New Roman" w:hAnsi="Times New Roman" w:eastAsia="宋体"/>
+          <w:sz w:val="21"/>
+        </w:rPr>
+        <w:t>__________________________________________________</w:t>
+      </w:r>
+    </w:p>
+    <w:p>
+      <w:pPr>
+        <w:pStyle w:val="Heading2"/>
+      </w:pPr>
+      <w:r/>
+      <w:r>
+        <w:rPr>
+          <w:rFonts w:ascii="Times New Roman" w:hAnsi="Times New Roman" w:eastAsia="宋体"/>
+          <w:b/>
+          <w:color w:val="000000"/>
+          <w:sz w:val="24"/>
+        </w:rPr>
+        <w:t>金聚合物混合超表面用于偏振无关的增强紫外三次谐波产生</w:t>
+      </w:r>
+    </w:p>
+    <w:p>
+      <w:r>
+        <w:rPr>
+          <w:rFonts w:ascii="Times New Roman" w:hAnsi="Times New Roman" w:eastAsia="宋体"/>
+          <w:b/>
+          <w:color w:val="003264"/>
+          <w:sz w:val="24"/>
+        </w:rPr>
+        <w:t>Gold-polymer hybrid metasurface for polarization-independent enhanced third harmonic generation in the ultraviolet</w:t>
+      </w:r>
+    </w:p>
+    <w:p>
+      <w:r>
+        <w:rPr>
+          <w:rFonts w:ascii="Times New Roman" w:hAnsi="Times New Roman" w:eastAsia="宋体"/>
+          <w:sz w:val="21"/>
+        </w:rPr>
+        <w:t>作者: Shroddha Mukhopadhyay, Ana Conde-Rubio, Jose Trull, Agustín Mihi, Michael Scalora, Maria Antonietta Vincenti, Crina Cojocaru</w:t>
+        <w:br/>
+      </w:r>
+      <w:r>
+        <w:rPr>
+          <w:rFonts w:ascii="Times New Roman" w:hAnsi="Times New Roman" w:eastAsia="宋体"/>
+          <w:sz w:val="21"/>
+        </w:rPr>
+        <w:t xml:space="preserve">时间: 2026-02-11 | </w:t>
+      </w:r>
+      <w:r>
+        <w:t xml:space="preserve">链接: </w:t>
+      </w:r>
+      <w:hyperlink r:id="rId118">
+        <w:r>
+          <w:rPr>
+            <w:rFonts w:ascii="Times New Roman" w:hAnsi="Times New Roman" w:eastAsia="宋体"/>
+            <w:color w:val="0000FF"/>
+            <w:sz w:val="21"/>
+            <w:u w:val="single"/>
+          </w:rPr>
+          <w:t>https://doi.org/10.1038/s41598-026-39260-6</w:t>
+        </w:r>
+      </w:hyperlink>
+    </w:p>
+    <w:p>
+      <w:pPr>
+        <w:spacing w:before="120"/>
+      </w:pPr>
+      <w:r>
+        <w:rPr>
+          <w:rFonts w:ascii="Times New Roman" w:hAnsi="Times New Roman" w:eastAsia="宋体"/>
+          <w:b/>
+          <w:sz w:val="21"/>
+        </w:rPr>
+        <w:t>中文摘要:</w:t>
+      </w:r>
+    </w:p>
+    <w:p>
+      <w:pPr>
+        <w:ind w:firstLine="360"/>
+      </w:pPr>
+      <w:r>
+        <w:rPr>
+          <w:rFonts w:ascii="Times New Roman" w:hAnsi="Times New Roman" w:eastAsia="宋体"/>
+          <w:sz w:val="21"/>
+        </w:rPr>
+        <w:t>我们提出了三维金聚合物混合超表面中非线性光与物质相互作用的实验和理论相结合的研究。传统的二维设计通过对称性可以支持横向电（TE）或横向磁（TM）偏振，与此相反，我们的体积架构同时接受TE和TM模式，反映了光子器件所需的维度和多功能性。超表面由嵌入介电聚合物基质中的金纳米结构的周期性晶格组成，形成复杂的金属-介电界面，维持严格限制的等离子体共振。当由超快近红外 (NIR) 脉冲驱动时，这些共振将光能集中在纳米级，从而实现高效的三次谐波生成并将可见光上转换为紫外 (UV) 和深紫外区域，并提高转换效率。我们在 TE 和 TM 激励下对非线性响应进行空间和时间映射。我们的测量揭示了由平面超表面中无法实现的三维形态能力引起的与偏振无关的场增强和光谱可调性，其中二维对称性本质上限制了偏振灵活性和功能带宽。该准 3D 平台为偏振无关的 UV 和深 UV 光源提供了灵活的设计工具箱。潜在的应用包括高分辨率紫外光谱、光复用、数据存储和新兴的量子光子架构。通过建立对三维非线性超表面行为的基本见解，我们的工作为下一代可重构、多偏振纳米光子器件铺平了道路。</w:t>
+      </w:r>
+    </w:p>
+    <w:p>
+      <w:pPr>
+        <w:spacing w:before="120"/>
+      </w:pPr>
+      <w:r>
+        <w:rPr>
+          <w:rFonts w:ascii="Times New Roman" w:hAnsi="Times New Roman" w:eastAsia="宋体"/>
+          <w:b/>
+          <w:sz w:val="21"/>
+        </w:rPr>
+        <w:t>English Abstract:</w:t>
+      </w:r>
+    </w:p>
+    <w:p>
+      <w:r>
+        <w:rPr>
+          <w:rFonts w:ascii="Times New Roman" w:hAnsi="Times New Roman" w:eastAsia="宋体"/>
+          <w:sz w:val="21"/>
+        </w:rPr>
+        <w:t>We present a combined experimental and theoretical study of nonlinear light-matter interactions in a three-dimensional gold-polymer hybrid metasurface. In contrast to conventional two-dimensional designs, which by symmetry may support either transverse electric (TE) or transverse magnetic (TM) polarization, our volumetric architecture accepts both TE and TM modes simultaneously, reflecting the dimensionality and versatility required by the photonic devices. The metasurface comprises a periodic lattice of gold nanostructures embedded in a dielectric polymer matrix, creating complex metal–dielectric interfaces that sustain tightly confined plasmonic resonances. When driven by ultrafast near-infrared (NIR) pulses, these resonances concentrate optical energy at the nanoscale, enabling efficient third-harmonic generation and upconversion of visible light into the ultraviolet (UV) and deep-UV regimes with enhanced conversion efficiency. We perform spatial and temporal mapping of the nonlinear response under both TE and TM excitation. Our measurements reveal polarization-agnostic field enhancement and spectral tunability arising from the three-dimensional morphology-capabilities unattainable in planar metasurfaces, where two-dimensional symmetry inherently limits polarization flexibility and functional bandwidth. This quasi-3D platform provides a flexible design toolbox for polarization-independent UV and deep-UV light sources. Potential applications include high-resolution UV spectroscopy, optical multiplexing, data storage, and emerging quantum photonic architectures. By establishing fundamental insights into three-dimensional nonlinear metasurface behavior, our work paves the way for next-generation reconfigurable, multi-polarization nanophotonic devices.</w:t>
+      </w:r>
+    </w:p>
+    <w:p>
+      <w:r>
+        <w:rPr>
+          <w:rFonts w:ascii="Times New Roman" w:hAnsi="Times New Roman" w:eastAsia="宋体"/>
+          <w:sz w:val="21"/>
+        </w:rPr>
+        <w:t>__________________________________________________</w:t>
+      </w:r>
+    </w:p>
+    <w:p>
+      <w:pPr>
         <w:pStyle w:val="Heading1"/>
       </w:pPr>
       <w:r>
@@ -3800,6 +6060,119 @@
     </w:p>
     <w:p>
       <w:pPr>
+        <w:pStyle w:val="Heading2"/>
+      </w:pPr>
+      <w:r/>
+      <w:r>
+        <w:rPr>
+          <w:rFonts w:ascii="Times New Roman" w:hAnsi="Times New Roman" w:eastAsia="宋体"/>
+          <w:b/>
+          <w:color w:val="000000"/>
+          <w:sz w:val="24"/>
+        </w:rPr>
+        <w:t>Dental-QAD：全景放射照片中推理驱动的质量评估和诊断</w:t>
+      </w:r>
+    </w:p>
+    <w:p>
+      <w:r>
+        <w:rPr>
+          <w:rFonts w:ascii="Times New Roman" w:hAnsi="Times New Roman" w:eastAsia="宋体"/>
+          <w:b/>
+          <w:color w:val="003264"/>
+          <w:sz w:val="24"/>
+        </w:rPr>
+        <w:t>Dental-QAD: Reasoning-driven quality assessment and diagnosis in panoramic radiographs</w:t>
+      </w:r>
+    </w:p>
+    <w:p>
+      <w:r>
+        <w:rPr>
+          <w:rFonts w:ascii="Times New Roman" w:hAnsi="Times New Roman" w:eastAsia="宋体"/>
+          <w:sz w:val="21"/>
+        </w:rPr>
+        <w:t>作者: Shuangqing Wang, Kaiyuan Ji, Yushuo Zheng, Zhihan Wu, Xiaorong Zhu, Zijian Chen, Lu Sun, Shuo Wang, Jianbo Zhang, Zicheng Zhang, Xiangyang Zhu, Yuan Tian, Jing Han, Lele Hao, Zhiyu Chen, Jiannan Liu</w:t>
+        <w:br/>
+      </w:r>
+      <w:r>
+        <w:rPr>
+          <w:rFonts w:ascii="Times New Roman" w:hAnsi="Times New Roman" w:eastAsia="宋体"/>
+          <w:sz w:val="21"/>
+        </w:rPr>
+        <w:t xml:space="preserve">时间: 2026-02-01 | </w:t>
+      </w:r>
+      <w:r>
+        <w:t xml:space="preserve">链接: </w:t>
+      </w:r>
+      <w:hyperlink r:id="rId122">
+        <w:r>
+          <w:rPr>
+            <w:rFonts w:ascii="Times New Roman" w:hAnsi="Times New Roman" w:eastAsia="宋体"/>
+            <w:color w:val="0000FF"/>
+            <w:sz w:val="21"/>
+            <w:u w:val="single"/>
+          </w:rPr>
+          <w:t>https://doi.org/10.1016/j.displa.2026.103380</w:t>
+        </w:r>
+      </w:hyperlink>
+    </w:p>
+    <w:p>
+      <w:pPr>
+        <w:spacing w:before="120"/>
+      </w:pPr>
+      <w:r>
+        <w:rPr>
+          <w:rFonts w:ascii="Times New Roman" w:hAnsi="Times New Roman" w:eastAsia="宋体"/>
+          <w:b/>
+          <w:sz w:val="21"/>
+        </w:rPr>
+        <w:t>中文摘要:</w:t>
+      </w:r>
+    </w:p>
+    <w:p>
+      <w:pPr>
+        <w:ind w:firstLine="360"/>
+      </w:pPr>
+      <w:r>
+        <w:rPr>
+          <w:rFonts w:ascii="Times New Roman" w:hAnsi="Times New Roman" w:eastAsia="宋体"/>
+          <w:sz w:val="21"/>
+        </w:rPr>
+        <w:t>（摘要暂缺，等待官方补全）</w:t>
+      </w:r>
+    </w:p>
+    <w:p>
+      <w:pPr>
+        <w:spacing w:before="120"/>
+      </w:pPr>
+      <w:r>
+        <w:rPr>
+          <w:rFonts w:ascii="Times New Roman" w:hAnsi="Times New Roman" w:eastAsia="宋体"/>
+          <w:b/>
+          <w:sz w:val="21"/>
+        </w:rPr>
+        <w:t>English Abstract:</w:t>
+      </w:r>
+    </w:p>
+    <w:p>
+      <w:r>
+        <w:rPr>
+          <w:rFonts w:ascii="Times New Roman" w:hAnsi="Times New Roman" w:eastAsia="宋体"/>
+          <w:sz w:val="21"/>
+        </w:rPr>
+        <w:t>Abstract not available.</w:t>
+      </w:r>
+    </w:p>
+    <w:p>
+      <w:r>
+        <w:rPr>
+          <w:rFonts w:ascii="Times New Roman" w:hAnsi="Times New Roman" w:eastAsia="宋体"/>
+          <w:sz w:val="21"/>
+        </w:rPr>
+        <w:t>__________________________________________________</w:t>
+      </w:r>
+    </w:p>
+    <w:p>
+      <w:pPr>
         <w:pStyle w:val="Heading1"/>
       </w:pPr>
       <w:r>
@@ -4274,6 +6647,458 @@
     </w:p>
     <w:p>
       <w:pPr>
+        <w:pStyle w:val="Heading2"/>
+      </w:pPr>
+      <w:r/>
+      <w:r>
+        <w:rPr>
+          <w:rFonts w:ascii="Times New Roman" w:hAnsi="Times New Roman" w:eastAsia="宋体"/>
+          <w:b/>
+          <w:color w:val="000000"/>
+          <w:sz w:val="24"/>
+        </w:rPr>
+        <w:t>使用光纤传感器对对空间状态进行集成传感和颜色表达</w:t>
+      </w:r>
+    </w:p>
+    <w:p>
+      <w:r>
+        <w:rPr>
+          <w:rFonts w:ascii="Times New Roman" w:hAnsi="Times New Roman" w:eastAsia="宋体"/>
+          <w:b/>
+          <w:color w:val="003264"/>
+          <w:sz w:val="24"/>
+        </w:rPr>
+        <w:t>Integrated sensing and colour expression of spatial status using a fibre optic sensor pair</w:t>
+      </w:r>
+    </w:p>
+    <w:p>
+      <w:r>
+        <w:rPr>
+          <w:rFonts w:ascii="Times New Roman" w:hAnsi="Times New Roman" w:eastAsia="宋体"/>
+          <w:sz w:val="21"/>
+        </w:rPr>
+        <w:t>作者: Xiang Wang, Huijiang Wang, Zhaojie Sun, Fan Ye, Fumiya Iida</w:t>
+        <w:br/>
+      </w:r>
+      <w:r>
+        <w:rPr>
+          <w:rFonts w:ascii="Times New Roman" w:hAnsi="Times New Roman" w:eastAsia="宋体"/>
+          <w:sz w:val="21"/>
+        </w:rPr>
+        <w:t xml:space="preserve">时间: 2026-06-01 | </w:t>
+      </w:r>
+      <w:r>
+        <w:t xml:space="preserve">链接: </w:t>
+      </w:r>
+      <w:hyperlink r:id="rId123">
+        <w:r>
+          <w:rPr>
+            <w:rFonts w:ascii="Times New Roman" w:hAnsi="Times New Roman" w:eastAsia="宋体"/>
+            <w:color w:val="0000FF"/>
+            <w:sz w:val="21"/>
+            <w:u w:val="single"/>
+          </w:rPr>
+          <w:t>https://doi.org/10.1016/j.optlastec.2026.114907</w:t>
+        </w:r>
+      </w:hyperlink>
+    </w:p>
+    <w:p>
+      <w:pPr>
+        <w:spacing w:before="120"/>
+      </w:pPr>
+      <w:r>
+        <w:rPr>
+          <w:rFonts w:ascii="Times New Roman" w:hAnsi="Times New Roman" w:eastAsia="宋体"/>
+          <w:b/>
+          <w:sz w:val="21"/>
+        </w:rPr>
+        <w:t>中文摘要:</w:t>
+      </w:r>
+    </w:p>
+    <w:p>
+      <w:pPr>
+        <w:ind w:firstLine="360"/>
+      </w:pPr>
+      <w:r>
+        <w:rPr>
+          <w:rFonts w:ascii="Times New Roman" w:hAnsi="Times New Roman" w:eastAsia="宋体"/>
+          <w:sz w:val="21"/>
+        </w:rPr>
+        <w:t>（摘要暂缺，等待官方补全）</w:t>
+      </w:r>
+    </w:p>
+    <w:p>
+      <w:pPr>
+        <w:spacing w:before="120"/>
+      </w:pPr>
+      <w:r>
+        <w:rPr>
+          <w:rFonts w:ascii="Times New Roman" w:hAnsi="Times New Roman" w:eastAsia="宋体"/>
+          <w:b/>
+          <w:sz w:val="21"/>
+        </w:rPr>
+        <w:t>English Abstract:</w:t>
+      </w:r>
+    </w:p>
+    <w:p>
+      <w:r>
+        <w:rPr>
+          <w:rFonts w:ascii="Times New Roman" w:hAnsi="Times New Roman" w:eastAsia="宋体"/>
+          <w:sz w:val="21"/>
+        </w:rPr>
+        <w:t>Abstract not available.</w:t>
+      </w:r>
+    </w:p>
+    <w:p>
+      <w:r>
+        <w:rPr>
+          <w:rFonts w:ascii="Times New Roman" w:hAnsi="Times New Roman" w:eastAsia="宋体"/>
+          <w:sz w:val="21"/>
+        </w:rPr>
+        <w:t>__________________________________________________</w:t>
+      </w:r>
+    </w:p>
+    <w:p>
+      <w:pPr>
+        <w:pStyle w:val="Heading2"/>
+      </w:pPr>
+      <w:r/>
+      <w:r>
+        <w:rPr>
+          <w:rFonts w:ascii="Times New Roman" w:hAnsi="Times New Roman" w:eastAsia="宋体"/>
+          <w:b/>
+          <w:color w:val="000000"/>
+          <w:sz w:val="24"/>
+        </w:rPr>
+        <w:t>高重复率飞秒激光灯丝中热量积累引起的中心会聚气流柱的观察</w:t>
+      </w:r>
+    </w:p>
+    <w:p>
+      <w:r>
+        <w:rPr>
+          <w:rFonts w:ascii="Times New Roman" w:hAnsi="Times New Roman" w:eastAsia="宋体"/>
+          <w:b/>
+          <w:color w:val="003264"/>
+          <w:sz w:val="24"/>
+        </w:rPr>
+        <w:t>Observation of centrally converging airflow columns induced by heat accumulation in high-repetition-rate femtosecond laser filaments</w:t>
+      </w:r>
+    </w:p>
+    <w:p>
+      <w:r>
+        <w:rPr>
+          <w:rFonts w:ascii="Times New Roman" w:hAnsi="Times New Roman" w:eastAsia="宋体"/>
+          <w:sz w:val="21"/>
+        </w:rPr>
+        <w:t>作者: Zheyuan Hou, Xinyu Liu, Tie-Jun Wang, Yaoxiang Liu, Yingxia Wei, Xianwang Li, Yuxin Leng</w:t>
+        <w:br/>
+      </w:r>
+      <w:r>
+        <w:rPr>
+          <w:rFonts w:ascii="Times New Roman" w:hAnsi="Times New Roman" w:eastAsia="宋体"/>
+          <w:sz w:val="21"/>
+        </w:rPr>
+        <w:t xml:space="preserve">时间: 2026-06-01 | </w:t>
+      </w:r>
+      <w:r>
+        <w:t xml:space="preserve">链接: </w:t>
+      </w:r>
+      <w:hyperlink r:id="rId124">
+        <w:r>
+          <w:rPr>
+            <w:rFonts w:ascii="Times New Roman" w:hAnsi="Times New Roman" w:eastAsia="宋体"/>
+            <w:color w:val="0000FF"/>
+            <w:sz w:val="21"/>
+            <w:u w:val="single"/>
+          </w:rPr>
+          <w:t>https://doi.org/10.1016/j.optlastec.2026.114918</w:t>
+        </w:r>
+      </w:hyperlink>
+    </w:p>
+    <w:p>
+      <w:pPr>
+        <w:spacing w:before="120"/>
+      </w:pPr>
+      <w:r>
+        <w:rPr>
+          <w:rFonts w:ascii="Times New Roman" w:hAnsi="Times New Roman" w:eastAsia="宋体"/>
+          <w:b/>
+          <w:sz w:val="21"/>
+        </w:rPr>
+        <w:t>中文摘要:</w:t>
+      </w:r>
+    </w:p>
+    <w:p>
+      <w:pPr>
+        <w:ind w:firstLine="360"/>
+      </w:pPr>
+      <w:r>
+        <w:rPr>
+          <w:rFonts w:ascii="Times New Roman" w:hAnsi="Times New Roman" w:eastAsia="宋体"/>
+          <w:sz w:val="21"/>
+        </w:rPr>
+        <w:t>（摘要暂缺，等待官方补全）</w:t>
+      </w:r>
+    </w:p>
+    <w:p>
+      <w:pPr>
+        <w:spacing w:before="120"/>
+      </w:pPr>
+      <w:r>
+        <w:rPr>
+          <w:rFonts w:ascii="Times New Roman" w:hAnsi="Times New Roman" w:eastAsia="宋体"/>
+          <w:b/>
+          <w:sz w:val="21"/>
+        </w:rPr>
+        <w:t>English Abstract:</w:t>
+      </w:r>
+    </w:p>
+    <w:p>
+      <w:r>
+        <w:rPr>
+          <w:rFonts w:ascii="Times New Roman" w:hAnsi="Times New Roman" w:eastAsia="宋体"/>
+          <w:sz w:val="21"/>
+        </w:rPr>
+        <w:t>Abstract not available.</w:t>
+      </w:r>
+    </w:p>
+    <w:p>
+      <w:r>
+        <w:rPr>
+          <w:rFonts w:ascii="Times New Roman" w:hAnsi="Times New Roman" w:eastAsia="宋体"/>
+          <w:sz w:val="21"/>
+        </w:rPr>
+        <w:t>__________________________________________________</w:t>
+      </w:r>
+    </w:p>
+    <w:p>
+      <w:pPr>
+        <w:pStyle w:val="Heading2"/>
+      </w:pPr>
+      <w:r/>
+      <w:r>
+        <w:rPr>
+          <w:rFonts w:ascii="Times New Roman" w:hAnsi="Times New Roman" w:eastAsia="宋体"/>
+          <w:b/>
+          <w:color w:val="000000"/>
+          <w:sz w:val="24"/>
+        </w:rPr>
+        <w:t>通过具有二次残差和基于强化学习的采样的增强型 PINN 来预测竞争三次五次饱和介质中的 PT 对称孤子</w:t>
+      </w:r>
+    </w:p>
+    <w:p>
+      <w:r>
+        <w:rPr>
+          <w:rFonts w:ascii="Times New Roman" w:hAnsi="Times New Roman" w:eastAsia="宋体"/>
+          <w:b/>
+          <w:color w:val="003264"/>
+          <w:sz w:val="24"/>
+        </w:rPr>
+        <w:t>Predicting PT-symmetric solitons in competing cubic–quintic saturable medium via enhanced PINN with quadratic residual and reinforcement learning-based sampling</w:t>
+      </w:r>
+    </w:p>
+    <w:p>
+      <w:r>
+        <w:rPr>
+          <w:rFonts w:ascii="Times New Roman" w:hAnsi="Times New Roman" w:eastAsia="宋体"/>
+          <w:sz w:val="21"/>
+        </w:rPr>
+        <w:t>作者: Tian-Hao Zhou, Ru-Meng Zhao, Zheng-Xin Yu, Xin Yan, Ji-Tao Li, Chao-Qing Dai</w:t>
+        <w:br/>
+      </w:r>
+      <w:r>
+        <w:rPr>
+          <w:rFonts w:ascii="Times New Roman" w:hAnsi="Times New Roman" w:eastAsia="宋体"/>
+          <w:sz w:val="21"/>
+        </w:rPr>
+        <w:t xml:space="preserve">时间: 2026-06-01 | </w:t>
+      </w:r>
+      <w:r>
+        <w:t xml:space="preserve">链接: </w:t>
+      </w:r>
+      <w:hyperlink r:id="rId125">
+        <w:r>
+          <w:rPr>
+            <w:rFonts w:ascii="Times New Roman" w:hAnsi="Times New Roman" w:eastAsia="宋体"/>
+            <w:color w:val="0000FF"/>
+            <w:sz w:val="21"/>
+            <w:u w:val="single"/>
+          </w:rPr>
+          <w:t>https://doi.org/10.1016/j.optlastec.2026.114887</w:t>
+        </w:r>
+      </w:hyperlink>
+    </w:p>
+    <w:p>
+      <w:pPr>
+        <w:spacing w:before="120"/>
+      </w:pPr>
+      <w:r>
+        <w:rPr>
+          <w:rFonts w:ascii="Times New Roman" w:hAnsi="Times New Roman" w:eastAsia="宋体"/>
+          <w:b/>
+          <w:sz w:val="21"/>
+        </w:rPr>
+        <w:t>中文摘要:</w:t>
+      </w:r>
+    </w:p>
+    <w:p>
+      <w:pPr>
+        <w:ind w:firstLine="360"/>
+      </w:pPr>
+      <w:r>
+        <w:rPr>
+          <w:rFonts w:ascii="Times New Roman" w:hAnsi="Times New Roman" w:eastAsia="宋体"/>
+          <w:sz w:val="21"/>
+        </w:rPr>
+        <w:t>（摘要暂缺，等待官方补全）</w:t>
+      </w:r>
+    </w:p>
+    <w:p>
+      <w:pPr>
+        <w:spacing w:before="120"/>
+      </w:pPr>
+      <w:r>
+        <w:rPr>
+          <w:rFonts w:ascii="Times New Roman" w:hAnsi="Times New Roman" w:eastAsia="宋体"/>
+          <w:b/>
+          <w:sz w:val="21"/>
+        </w:rPr>
+        <w:t>English Abstract:</w:t>
+      </w:r>
+    </w:p>
+    <w:p>
+      <w:r>
+        <w:rPr>
+          <w:rFonts w:ascii="Times New Roman" w:hAnsi="Times New Roman" w:eastAsia="宋体"/>
+          <w:sz w:val="21"/>
+        </w:rPr>
+        <w:t>Abstract not available.</w:t>
+      </w:r>
+    </w:p>
+    <w:p>
+      <w:r>
+        <w:rPr>
+          <w:rFonts w:ascii="Times New Roman" w:hAnsi="Times New Roman" w:eastAsia="宋体"/>
+          <w:sz w:val="21"/>
+        </w:rPr>
+        <w:t>__________________________________________________</w:t>
+      </w:r>
+    </w:p>
+    <w:p>
+      <w:pPr>
+        <w:pStyle w:val="Heading2"/>
+      </w:pPr>
+      <w:r/>
+      <w:r>
+        <w:rPr>
+          <w:rFonts w:ascii="Times New Roman" w:hAnsi="Times New Roman" w:eastAsia="宋体"/>
+          <w:b/>
+          <w:color w:val="000000"/>
+          <w:sz w:val="24"/>
+        </w:rPr>
+        <w:t>OmniLens：通过 LensLib 到特定域的适应实现通用镜头像差校正</w:t>
+      </w:r>
+    </w:p>
+    <w:p>
+      <w:r>
+        <w:rPr>
+          <w:rFonts w:ascii="Times New Roman" w:hAnsi="Times New Roman" w:eastAsia="宋体"/>
+          <w:b/>
+          <w:color w:val="003264"/>
+          <w:sz w:val="24"/>
+        </w:rPr>
+        <w:t>OmniLens: Towards universal lens aberration correction via LensLib-to-specific domain adaptation</w:t>
+      </w:r>
+    </w:p>
+    <w:p>
+      <w:r>
+        <w:rPr>
+          <w:rFonts w:ascii="Times New Roman" w:hAnsi="Times New Roman" w:eastAsia="宋体"/>
+          <w:sz w:val="21"/>
+        </w:rPr>
+        <w:t>作者: Qi Jiang, Yao Gao, Shaohua Gao, Zhonghua Yi, Xiaolong Qian, Hao Shi, Kailun Yang, Lei Sun, Kaiwei Wang, Jian Bai</w:t>
+        <w:br/>
+      </w:r>
+      <w:r>
+        <w:rPr>
+          <w:rFonts w:ascii="Times New Roman" w:hAnsi="Times New Roman" w:eastAsia="宋体"/>
+          <w:sz w:val="21"/>
+        </w:rPr>
+        <w:t xml:space="preserve">时间: 2026-06-01 | </w:t>
+      </w:r>
+      <w:r>
+        <w:t xml:space="preserve">链接: </w:t>
+      </w:r>
+      <w:hyperlink r:id="rId126">
+        <w:r>
+          <w:rPr>
+            <w:rFonts w:ascii="Times New Roman" w:hAnsi="Times New Roman" w:eastAsia="宋体"/>
+            <w:color w:val="0000FF"/>
+            <w:sz w:val="21"/>
+            <w:u w:val="single"/>
+          </w:rPr>
+          <w:t>https://doi.org/10.1016/j.optlastec.2026.114858</w:t>
+        </w:r>
+      </w:hyperlink>
+    </w:p>
+    <w:p>
+      <w:pPr>
+        <w:spacing w:before="120"/>
+      </w:pPr>
+      <w:r>
+        <w:rPr>
+          <w:rFonts w:ascii="Times New Roman" w:hAnsi="Times New Roman" w:eastAsia="宋体"/>
+          <w:b/>
+          <w:sz w:val="21"/>
+        </w:rPr>
+        <w:t>中文摘要:</w:t>
+      </w:r>
+    </w:p>
+    <w:p>
+      <w:pPr>
+        <w:ind w:firstLine="360"/>
+      </w:pPr>
+      <w:r>
+        <w:rPr>
+          <w:rFonts w:ascii="Times New Roman" w:hAnsi="Times New Roman" w:eastAsia="宋体"/>
+          <w:sz w:val="21"/>
+        </w:rPr>
+        <w:t>（摘要暂缺，等待官方补全）</w:t>
+      </w:r>
+    </w:p>
+    <w:p>
+      <w:pPr>
+        <w:spacing w:before="120"/>
+      </w:pPr>
+      <w:r>
+        <w:rPr>
+          <w:rFonts w:ascii="Times New Roman" w:hAnsi="Times New Roman" w:eastAsia="宋体"/>
+          <w:b/>
+          <w:sz w:val="21"/>
+        </w:rPr>
+        <w:t>English Abstract:</w:t>
+      </w:r>
+    </w:p>
+    <w:p>
+      <w:r>
+        <w:rPr>
+          <w:rFonts w:ascii="Times New Roman" w:hAnsi="Times New Roman" w:eastAsia="宋体"/>
+          <w:sz w:val="21"/>
+        </w:rPr>
+        <w:t>Abstract not available.</w:t>
+      </w:r>
+    </w:p>
+    <w:p>
+      <w:r>
+        <w:rPr>
+          <w:rFonts w:ascii="Times New Roman" w:hAnsi="Times New Roman" w:eastAsia="宋体"/>
+          <w:sz w:val="21"/>
+        </w:rPr>
+        <w:t>__________________________________________________</w:t>
+      </w:r>
+    </w:p>
+    <w:p>
+      <w:pPr>
         <w:pStyle w:val="Heading1"/>
       </w:pPr>
       <w:r>
@@ -4409,6 +7234,119 @@
     </w:p>
     <w:p>
       <w:pPr>
+        <w:pStyle w:val="Heading2"/>
+      </w:pPr>
+      <w:r/>
+      <w:r>
+        <w:rPr>
+          <w:rFonts w:ascii="Times New Roman" w:hAnsi="Times New Roman" w:eastAsia="宋体"/>
+          <w:b/>
+          <w:color w:val="000000"/>
+          <w:sz w:val="24"/>
+        </w:rPr>
+        <w:t>具有超高轴向分辨率的原位荧光光学纳米断层扫描</w:t>
+      </w:r>
+    </w:p>
+    <w:p>
+      <w:r>
+        <w:rPr>
+          <w:rFonts w:ascii="Times New Roman" w:hAnsi="Times New Roman" w:eastAsia="宋体"/>
+          <w:b/>
+          <w:color w:val="003264"/>
+          <w:sz w:val="24"/>
+        </w:rPr>
+        <w:t>In situ fluorescence optical nanotomography with ultra-high axial resolution</w:t>
+      </w:r>
+    </w:p>
+    <w:p>
+      <w:r>
+        <w:rPr>
+          <w:rFonts w:ascii="Times New Roman" w:hAnsi="Times New Roman" w:eastAsia="宋体"/>
+          <w:sz w:val="21"/>
+        </w:rPr>
+        <w:t>作者: Anton E. Efimov, Daria O. Solovyeva, Oksana I. Sutyagina, Alexei V. Lyundup, Olga I. Agapova, Igor I. Agapov, Vladimir A. Oleinikov, Alexander V. Popov, Konstantin E. Mochalov</w:t>
+        <w:br/>
+      </w:r>
+      <w:r>
+        <w:rPr>
+          <w:rFonts w:ascii="Times New Roman" w:hAnsi="Times New Roman" w:eastAsia="宋体"/>
+          <w:sz w:val="21"/>
+        </w:rPr>
+        <w:t xml:space="preserve">时间: 2026-06-01 | </w:t>
+      </w:r>
+      <w:r>
+        <w:t xml:space="preserve">链接: </w:t>
+      </w:r>
+      <w:hyperlink r:id="rId127">
+        <w:r>
+          <w:rPr>
+            <w:rFonts w:ascii="Times New Roman" w:hAnsi="Times New Roman" w:eastAsia="宋体"/>
+            <w:color w:val="0000FF"/>
+            <w:sz w:val="21"/>
+            <w:u w:val="single"/>
+          </w:rPr>
+          <w:t>https://doi.org/10.1016/j.optlaseng.2026.109677</w:t>
+        </w:r>
+      </w:hyperlink>
+    </w:p>
+    <w:p>
+      <w:pPr>
+        <w:spacing w:before="120"/>
+      </w:pPr>
+      <w:r>
+        <w:rPr>
+          <w:rFonts w:ascii="Times New Roman" w:hAnsi="Times New Roman" w:eastAsia="宋体"/>
+          <w:b/>
+          <w:sz w:val="21"/>
+        </w:rPr>
+        <w:t>中文摘要:</w:t>
+      </w:r>
+    </w:p>
+    <w:p>
+      <w:pPr>
+        <w:ind w:firstLine="360"/>
+      </w:pPr>
+      <w:r>
+        <w:rPr>
+          <w:rFonts w:ascii="Times New Roman" w:hAnsi="Times New Roman" w:eastAsia="宋体"/>
+          <w:sz w:val="21"/>
+        </w:rPr>
+        <w:t>（摘要暂缺，等待官方补全）</w:t>
+      </w:r>
+    </w:p>
+    <w:p>
+      <w:pPr>
+        <w:spacing w:before="120"/>
+      </w:pPr>
+      <w:r>
+        <w:rPr>
+          <w:rFonts w:ascii="Times New Roman" w:hAnsi="Times New Roman" w:eastAsia="宋体"/>
+          <w:b/>
+          <w:sz w:val="21"/>
+        </w:rPr>
+        <w:t>English Abstract:</w:t>
+      </w:r>
+    </w:p>
+    <w:p>
+      <w:r>
+        <w:rPr>
+          <w:rFonts w:ascii="Times New Roman" w:hAnsi="Times New Roman" w:eastAsia="宋体"/>
+          <w:sz w:val="21"/>
+        </w:rPr>
+        <w:t>Abstract not available.</w:t>
+      </w:r>
+    </w:p>
+    <w:p>
+      <w:r>
+        <w:rPr>
+          <w:rFonts w:ascii="Times New Roman" w:hAnsi="Times New Roman" w:eastAsia="宋体"/>
+          <w:sz w:val="21"/>
+        </w:rPr>
+        <w:t>__________________________________________________</w:t>
+      </w:r>
+    </w:p>
+    <w:p>
+      <w:pPr>
         <w:pStyle w:val="Heading1"/>
       </w:pPr>
       <w:r>
@@ -7780,6 +10718,6011 @@
           <w:sz w:val="21"/>
         </w:rPr>
         <w:t>Abstract not available.</w:t>
+      </w:r>
+    </w:p>
+    <w:p>
+      <w:r>
+        <w:rPr>
+          <w:rFonts w:ascii="Times New Roman" w:hAnsi="Times New Roman" w:eastAsia="宋体"/>
+          <w:sz w:val="21"/>
+        </w:rPr>
+        <w:t>__________________________________________________</w:t>
+      </w:r>
+    </w:p>
+    <w:p>
+      <w:pPr>
+        <w:pStyle w:val="Heading2"/>
+      </w:pPr>
+      <w:r/>
+      <w:r>
+        <w:rPr>
+          <w:rFonts w:ascii="Times New Roman" w:hAnsi="Times New Roman" w:eastAsia="宋体"/>
+          <w:b/>
+          <w:color w:val="000000"/>
+          <w:sz w:val="24"/>
+        </w:rPr>
+        <w:t>基于可编程光子处理器的超低误差多频微波光子频率测量</w:t>
+      </w:r>
+    </w:p>
+    <w:p>
+      <w:r>
+        <w:rPr>
+          <w:rFonts w:ascii="Times New Roman" w:hAnsi="Times New Roman" w:eastAsia="宋体"/>
+          <w:b/>
+          <w:color w:val="003264"/>
+          <w:sz w:val="24"/>
+        </w:rPr>
+        <w:t>Ultralow-Error and Multifrequency Microwave Photonic Frequency Measurement Based on a Programmable Photonic Processor</w:t>
+      </w:r>
+    </w:p>
+    <w:p>
+      <w:r>
+        <w:rPr>
+          <w:rFonts w:ascii="Times New Roman" w:hAnsi="Times New Roman" w:eastAsia="宋体"/>
+          <w:sz w:val="21"/>
+        </w:rPr>
+        <w:t>作者: Yuxin Liang, Guanyu Chen, Zhihui Li, Yushan Liu, Ziyao Zhang, Shijia Fan, Hanmeng Li, Naidi Cui, Junbo Feng, Tao Zhu</w:t>
+        <w:br/>
+      </w:r>
+      <w:r>
+        <w:rPr>
+          <w:rFonts w:ascii="Times New Roman" w:hAnsi="Times New Roman" w:eastAsia="宋体"/>
+          <w:sz w:val="21"/>
+        </w:rPr>
+        <w:t xml:space="preserve">时间: 2026-02-11 | </w:t>
+      </w:r>
+      <w:r>
+        <w:t xml:space="preserve">链接: </w:t>
+      </w:r>
+      <w:hyperlink r:id="rId133">
+        <w:r>
+          <w:rPr>
+            <w:rFonts w:ascii="Times New Roman" w:hAnsi="Times New Roman" w:eastAsia="宋体"/>
+            <w:color w:val="0000FF"/>
+            <w:sz w:val="21"/>
+            <w:u w:val="single"/>
+          </w:rPr>
+          <w:t>https://doi.org/10.1021/acsphotonics.6c00085</w:t>
+        </w:r>
+      </w:hyperlink>
+    </w:p>
+    <w:p>
+      <w:pPr>
+        <w:spacing w:before="120"/>
+      </w:pPr>
+      <w:r>
+        <w:rPr>
+          <w:rFonts w:ascii="Times New Roman" w:hAnsi="Times New Roman" w:eastAsia="宋体"/>
+          <w:b/>
+          <w:sz w:val="21"/>
+        </w:rPr>
+        <w:t>中文摘要:</w:t>
+      </w:r>
+    </w:p>
+    <w:p>
+      <w:pPr>
+        <w:ind w:firstLine="360"/>
+      </w:pPr>
+      <w:r>
+        <w:rPr>
+          <w:rFonts w:ascii="Times New Roman" w:hAnsi="Times New Roman" w:eastAsia="宋体"/>
+          <w:sz w:val="21"/>
+        </w:rPr>
+        <w:t>（摘要暂缺，等待官方补全）</w:t>
+      </w:r>
+    </w:p>
+    <w:p>
+      <w:pPr>
+        <w:spacing w:before="120"/>
+      </w:pPr>
+      <w:r>
+        <w:rPr>
+          <w:rFonts w:ascii="Times New Roman" w:hAnsi="Times New Roman" w:eastAsia="宋体"/>
+          <w:b/>
+          <w:sz w:val="21"/>
+        </w:rPr>
+        <w:t>English Abstract:</w:t>
+      </w:r>
+    </w:p>
+    <w:p>
+      <w:r>
+        <w:rPr>
+          <w:rFonts w:ascii="Times New Roman" w:hAnsi="Times New Roman" w:eastAsia="宋体"/>
+          <w:sz w:val="21"/>
+        </w:rPr>
+        <w:t>Abstract not available.</w:t>
+      </w:r>
+    </w:p>
+    <w:p>
+      <w:r>
+        <w:rPr>
+          <w:rFonts w:ascii="Times New Roman" w:hAnsi="Times New Roman" w:eastAsia="宋体"/>
+          <w:sz w:val="21"/>
+        </w:rPr>
+        <w:t>__________________________________________________</w:t>
+      </w:r>
+    </w:p>
+    <w:p>
+      <w:pPr>
+        <w:pStyle w:val="Heading1"/>
+      </w:pPr>
+      <w:r>
+        <w:rPr>
+          <w:rFonts w:ascii="Times New Roman" w:hAnsi="Times New Roman" w:eastAsia="宋体"/>
+          <w:b/>
+          <w:color w:val="000000"/>
+          <w:sz w:val="32"/>
+        </w:rPr>
+        <w:t>Nature</w:t>
+      </w:r>
+    </w:p>
+    <w:p>
+      <w:pPr>
+        <w:jc w:val="center"/>
+      </w:pPr>
+      <w:r>
+        <w:t>--- 更新: 06:27 ---</w:t>
+      </w:r>
+    </w:p>
+    <w:p>
+      <w:pPr>
+        <w:pStyle w:val="Heading2"/>
+      </w:pPr>
+      <w:r/>
+      <w:r>
+        <w:rPr>
+          <w:rFonts w:ascii="Times New Roman" w:hAnsi="Times New Roman" w:eastAsia="宋体"/>
+          <w:b/>
+          <w:color w:val="000000"/>
+          <w:sz w:val="24"/>
+        </w:rPr>
+        <w:t>星形胶质细胞使杏仁核神经表征支持记忆</w:t>
+      </w:r>
+    </w:p>
+    <w:p>
+      <w:r>
+        <w:rPr>
+          <w:rFonts w:ascii="Times New Roman" w:hAnsi="Times New Roman" w:eastAsia="宋体"/>
+          <w:b/>
+          <w:color w:val="003264"/>
+          <w:sz w:val="24"/>
+        </w:rPr>
+        <w:t>Astrocytes enable amygdala neural representations supporting memory</w:t>
+      </w:r>
+    </w:p>
+    <w:p>
+      <w:r>
+        <w:rPr>
+          <w:rFonts w:ascii="Times New Roman" w:hAnsi="Times New Roman" w:eastAsia="宋体"/>
+          <w:sz w:val="21"/>
+        </w:rPr>
+        <w:t>作者: Olena Bukalo, Ruairi O’Sullivan, Yuta Tanisumi, Adriana Mendez, Chase Weinholtz, Sydney Zimmerman, Victoria Offenberg, Olivia Carpenter, Hrishikesh Bhagwat, Sophie Mosley, John J. O’Malley, Kerri Lyons, Yulan Fang, Jess Goldschlager, Linnaea E. Ostroff, Mario A. Penzo, Hiroaki Wake, Lindsay R. Halladay, Andrew Holmes</w:t>
+        <w:br/>
+      </w:r>
+      <w:r>
+        <w:rPr>
+          <w:rFonts w:ascii="Times New Roman" w:hAnsi="Times New Roman" w:eastAsia="宋体"/>
+          <w:sz w:val="21"/>
+        </w:rPr>
+        <w:t xml:space="preserve">时间: 2026-02-11 | </w:t>
+      </w:r>
+      <w:r>
+        <w:t xml:space="preserve">链接: </w:t>
+      </w:r>
+      <w:hyperlink r:id="rId75">
+        <w:r>
+          <w:rPr>
+            <w:rFonts w:ascii="Times New Roman" w:hAnsi="Times New Roman" w:eastAsia="宋体"/>
+            <w:color w:val="0000FF"/>
+            <w:sz w:val="21"/>
+            <w:u w:val="single"/>
+          </w:rPr>
+          <w:t>https://doi.org/10.1038/s41586-025-10068-0</w:t>
+        </w:r>
+      </w:hyperlink>
+    </w:p>
+    <w:p>
+      <w:pPr>
+        <w:spacing w:before="120"/>
+      </w:pPr>
+      <w:r>
+        <w:rPr>
+          <w:rFonts w:ascii="Times New Roman" w:hAnsi="Times New Roman" w:eastAsia="宋体"/>
+          <w:b/>
+          <w:sz w:val="21"/>
+        </w:rPr>
+        <w:t>中文摘要:</w:t>
+      </w:r>
+    </w:p>
+    <w:p>
+      <w:pPr>
+        <w:ind w:firstLine="360"/>
+      </w:pPr>
+      <w:r>
+        <w:rPr>
+          <w:rFonts w:ascii="Times New Roman" w:hAnsi="Times New Roman" w:eastAsia="宋体"/>
+          <w:sz w:val="21"/>
+        </w:rPr>
+        <w:t>摘要 大脑系统对先前遇到的威胁进行调解反应，提供关键的生存功能。恐惧记忆和消退是由基底外侧杏仁核 (BLA) 1-7 中的神经表征支撑的，但包括星形胶质细胞在内的非神经元细胞对这些过程的贡献仍未解决。在这里，利用体内钙 (Ca 2+ ) 成像和因果星形胶质细胞操作，我们发现 BLA 星形胶质细胞动态跟踪恐惧状态并支持恐惧记忆检索和消退。通过将星形胶质细胞操作与体内 BLA 神经元 Ca 2+ 成像和电生理记录相结合，我们表明星形胶质细胞 Ca 2+ 信号传导能够实现恐惧记忆检索和消退的神经元编码，并通过 BLA 前额叶回路读出。我们的研究结果揭示了星形胶质细胞在恐惧状态相关神经表征的生成和适应中的关键作用，修正了关键杏仁核介导的适应性功能的神经中心模型。</w:t>
+      </w:r>
+    </w:p>
+    <w:p>
+      <w:pPr>
+        <w:spacing w:before="120"/>
+      </w:pPr>
+      <w:r>
+        <w:rPr>
+          <w:rFonts w:ascii="Times New Roman" w:hAnsi="Times New Roman" w:eastAsia="宋体"/>
+          <w:b/>
+          <w:sz w:val="21"/>
+        </w:rPr>
+        <w:t>English Abstract:</w:t>
+      </w:r>
+    </w:p>
+    <w:p>
+      <w:r>
+        <w:rPr>
+          <w:rFonts w:ascii="Times New Roman" w:hAnsi="Times New Roman" w:eastAsia="宋体"/>
+          <w:sz w:val="21"/>
+        </w:rPr>
+        <w:t>Abstract Brain systems mediating responses to previously encountered threats provide critical survival functions. Fear memory and extinction are underpinned by neural representations in the basolateral amygdala (BLA) 1–7 , but the contribution of non-neuronal cells, including astrocytes, to these processes remains unresolved. Here, using in vivo calcium (Ca 2+ ) imaging and causal astrocyte manipulations, we find that BLA astrocytes dynamically track fear state and support fear memory retrieval and extinction. By combining astrocyte manipulations with in vivo BLA neuronal Ca 2+ imaging and electrophysiological recordings, we show that astrocyte Ca 2+ signalling enables neuronal encoding of fear memory retrieval and extinction, and readout through a BLA–prefrontal circuit. Our findings reveal a key role for astrocytes in the generation and adaptation of fear-state-related neural representations, revising neurocentric models of critical amygdala-mediated adaptive functions.</w:t>
+      </w:r>
+    </w:p>
+    <w:p>
+      <w:r>
+        <w:rPr>
+          <w:rFonts w:ascii="Times New Roman" w:hAnsi="Times New Roman" w:eastAsia="宋体"/>
+          <w:sz w:val="21"/>
+        </w:rPr>
+        <w:t>__________________________________________________</w:t>
+      </w:r>
+    </w:p>
+    <w:p>
+      <w:pPr>
+        <w:pStyle w:val="Heading2"/>
+      </w:pPr>
+      <w:r/>
+      <w:r>
+        <w:rPr>
+          <w:rFonts w:ascii="Times New Roman" w:hAnsi="Times New Roman" w:eastAsia="宋体"/>
+          <w:b/>
+          <w:color w:val="000000"/>
+          <w:sz w:val="24"/>
+        </w:rPr>
+        <w:t>外周血细胞对脑脂质的睡眠依赖性清除</w:t>
+      </w:r>
+    </w:p>
+    <w:p>
+      <w:r>
+        <w:rPr>
+          <w:rFonts w:ascii="Times New Roman" w:hAnsi="Times New Roman" w:eastAsia="宋体"/>
+          <w:b/>
+          <w:color w:val="003264"/>
+          <w:sz w:val="24"/>
+        </w:rPr>
+        <w:t>Sleep-dependent clearance of brain lipids by peripheral blood cells</w:t>
+      </w:r>
+    </w:p>
+    <w:p>
+      <w:r>
+        <w:rPr>
+          <w:rFonts w:ascii="Times New Roman" w:hAnsi="Times New Roman" w:eastAsia="宋体"/>
+          <w:sz w:val="21"/>
+        </w:rPr>
+        <w:t>作者: Bumsik Cho, Diane E. Youngstrom, Samantha Killiany, Camilo Guevara, Caitlin E. Randolph, Connor H. Beveridge, Pooja Saklani, Gaurav Chopra, Amita Sehgal</w:t>
+        <w:br/>
+      </w:r>
+      <w:r>
+        <w:rPr>
+          <w:rFonts w:ascii="Times New Roman" w:hAnsi="Times New Roman" w:eastAsia="宋体"/>
+          <w:sz w:val="21"/>
+        </w:rPr>
+        <w:t xml:space="preserve">时间: 2026-02-11 | </w:t>
+      </w:r>
+      <w:r>
+        <w:t xml:space="preserve">链接: </w:t>
+      </w:r>
+      <w:hyperlink r:id="rId76">
+        <w:r>
+          <w:rPr>
+            <w:rFonts w:ascii="Times New Roman" w:hAnsi="Times New Roman" w:eastAsia="宋体"/>
+            <w:color w:val="0000FF"/>
+            <w:sz w:val="21"/>
+            <w:u w:val="single"/>
+          </w:rPr>
+          <w:t>https://doi.org/10.1038/s41586-025-10050-w</w:t>
+        </w:r>
+      </w:hyperlink>
+    </w:p>
+    <w:p>
+      <w:pPr>
+        <w:spacing w:before="120"/>
+      </w:pPr>
+      <w:r>
+        <w:rPr>
+          <w:rFonts w:ascii="Times New Roman" w:hAnsi="Times New Roman" w:eastAsia="宋体"/>
+          <w:b/>
+          <w:sz w:val="21"/>
+        </w:rPr>
+        <w:t>中文摘要:</w:t>
+      </w:r>
+    </w:p>
+    <w:p>
+      <w:pPr>
+        <w:ind w:firstLine="360"/>
+      </w:pPr>
+      <w:r>
+        <w:rPr>
+          <w:rFonts w:ascii="Times New Roman" w:hAnsi="Times New Roman" w:eastAsia="宋体"/>
+          <w:sz w:val="21"/>
+        </w:rPr>
+        <w:t>摘要 睡眠通常是通过以大脑为中心的视角来看待的，而对于外围的作用却知之甚少 1,2 。在这里，我们确定了果蝇循环中外周巨噬细胞样细胞（血细胞）的睡眠功能，表明血细胞在睡眠期间追踪大脑并吸收由于唤醒相关的氧化损伤而积累在皮质神经胶质中的脂质。通过对血细胞中表达的吞噬细胞受体的筛选，我们发现食者（Nimrod 受体家族的成员）的敲低会减少睡眠。进食的减少还会扰乱血细胞在大脑中的定位和脂质摄取，从而导致大脑中乙酰辅酶A和乙酰化蛋白（包括线粒体蛋白PGC1α和DRP1）水平升高。线粒体失调，表现为高氧化和 NAD + 减少，伴随着记忆力和寿命受损。因此，我们认为外周血细胞是哺乳动物小胶质细胞的前体，执行日常睡眠功能以维持大脑功能和健康。</w:t>
+      </w:r>
+    </w:p>
+    <w:p>
+      <w:pPr>
+        <w:spacing w:before="120"/>
+      </w:pPr>
+      <w:r>
+        <w:rPr>
+          <w:rFonts w:ascii="Times New Roman" w:hAnsi="Times New Roman" w:eastAsia="宋体"/>
+          <w:b/>
+          <w:sz w:val="21"/>
+        </w:rPr>
+        <w:t>English Abstract:</w:t>
+      </w:r>
+    </w:p>
+    <w:p>
+      <w:r>
+        <w:rPr>
+          <w:rFonts w:ascii="Times New Roman" w:hAnsi="Times New Roman" w:eastAsia="宋体"/>
+          <w:sz w:val="21"/>
+        </w:rPr>
+        <w:t>Abstract Sleep is viewed typically through a brain-centric lens, with little known about the role of the periphery 1,2 . Here we identify a sleep function for peripheral macrophage-like cells (haemocytes) in the Drosophila circulation, showing that haemocytes track to the brain during sleep and take up lipids accumulated in cortex glia due to wake-associated oxidative damage. Through a screen of phagocytic receptors expressed in haemocytes, we discovered that knockdown of eater —a member of the Nimrod receptor family—reduces sleep. Loss of eater also disrupts haemocyte localization to the brain and lipid uptake, which results in increased brain levels of acetyl-CoA and acetylated proteins, including mitochondrial proteins PGC1α and DRP1. Dysregulation of mitochondria, reflected in high oxidation and reduced NAD + , is accompanied by impaired memory and lifespan. Thus, peripheral blood cells, which we suggest are precursors of mammalian microglia, perform a daily function of sleep to maintain brain function and fitness.</w:t>
+      </w:r>
+    </w:p>
+    <w:p>
+      <w:r>
+        <w:rPr>
+          <w:rFonts w:ascii="Times New Roman" w:hAnsi="Times New Roman" w:eastAsia="宋体"/>
+          <w:sz w:val="21"/>
+        </w:rPr>
+        <w:t>__________________________________________________</w:t>
+      </w:r>
+    </w:p>
+    <w:p>
+      <w:pPr>
+        <w:pStyle w:val="Heading2"/>
+      </w:pPr>
+      <w:r/>
+      <w:r>
+        <w:rPr>
+          <w:rFonts w:ascii="Times New Roman" w:hAnsi="Times New Roman" w:eastAsia="宋体"/>
+          <w:b/>
+          <w:color w:val="000000"/>
+          <w:sz w:val="24"/>
+        </w:rPr>
+        <w:t>光学捕获多原子分子中的宇称双峰相干时间</w:t>
+      </w:r>
+    </w:p>
+    <w:p>
+      <w:r>
+        <w:rPr>
+          <w:rFonts w:ascii="Times New Roman" w:hAnsi="Times New Roman" w:eastAsia="宋体"/>
+          <w:b/>
+          <w:color w:val="003264"/>
+          <w:sz w:val="24"/>
+        </w:rPr>
+        <w:t>Parity-doublet coherence times in optically trapped polyatomic molecules</w:t>
+      </w:r>
+    </w:p>
+    <w:p>
+      <w:r>
+        <w:rPr>
+          <w:rFonts w:ascii="Times New Roman" w:hAnsi="Times New Roman" w:eastAsia="宋体"/>
+          <w:sz w:val="21"/>
+        </w:rPr>
+        <w:t>作者: Paige Robichaud, Christian Hallas, Junheng Tao, Giseok Lee, Nathaniel B. Vilas, John M. Doyle</w:t>
+        <w:br/>
+      </w:r>
+      <w:r>
+        <w:rPr>
+          <w:rFonts w:ascii="Times New Roman" w:hAnsi="Times New Roman" w:eastAsia="宋体"/>
+          <w:sz w:val="21"/>
+        </w:rPr>
+        <w:t xml:space="preserve">时间: 2026-02-11 | </w:t>
+      </w:r>
+      <w:r>
+        <w:t xml:space="preserve">链接: </w:t>
+      </w:r>
+      <w:hyperlink r:id="rId77">
+        <w:r>
+          <w:rPr>
+            <w:rFonts w:ascii="Times New Roman" w:hAnsi="Times New Roman" w:eastAsia="宋体"/>
+            <w:color w:val="0000FF"/>
+            <w:sz w:val="21"/>
+            <w:u w:val="single"/>
+          </w:rPr>
+          <w:t>https://doi.org/10.1038/s41586-026-10133-2</w:t>
+        </w:r>
+      </w:hyperlink>
+    </w:p>
+    <w:p>
+      <w:pPr>
+        <w:spacing w:before="120"/>
+      </w:pPr>
+      <w:r>
+        <w:rPr>
+          <w:rFonts w:ascii="Times New Roman" w:hAnsi="Times New Roman" w:eastAsia="宋体"/>
+          <w:b/>
+          <w:sz w:val="21"/>
+        </w:rPr>
+        <w:t>中文摘要:</w:t>
+      </w:r>
+    </w:p>
+    <w:p>
+      <w:pPr>
+        <w:ind w:firstLine="360"/>
+      </w:pPr>
+      <w:r>
+        <w:rPr>
+          <w:rFonts w:ascii="Times New Roman" w:hAnsi="Times New Roman" w:eastAsia="宋体"/>
+          <w:sz w:val="21"/>
+        </w:rPr>
+        <w:t>处于宇称双峰态的光捕获 CaOH 分子实现了超过振动寿命的相干时间，这是多原子分子在量子科学中使用的一个决定性里程碑。</w:t>
+      </w:r>
+    </w:p>
+    <w:p>
+      <w:pPr>
+        <w:spacing w:before="120"/>
+      </w:pPr>
+      <w:r>
+        <w:rPr>
+          <w:rFonts w:ascii="Times New Roman" w:hAnsi="Times New Roman" w:eastAsia="宋体"/>
+          <w:b/>
+          <w:sz w:val="21"/>
+        </w:rPr>
+        <w:t>English Abstract:</w:t>
+      </w:r>
+    </w:p>
+    <w:p>
+      <w:r>
+        <w:rPr>
+          <w:rFonts w:ascii="Times New Roman" w:hAnsi="Times New Roman" w:eastAsia="宋体"/>
+          <w:sz w:val="21"/>
+        </w:rPr>
+        <w:t>Optically trapped CaOH molecules in parity-doublet states achieve coherence times exceeding vibrational lifetimes, which are a defining milestone for the use of polyatomic molecules in quantum science.</w:t>
+      </w:r>
+    </w:p>
+    <w:p>
+      <w:r>
+        <w:rPr>
+          <w:rFonts w:ascii="Times New Roman" w:hAnsi="Times New Roman" w:eastAsia="宋体"/>
+          <w:sz w:val="21"/>
+        </w:rPr>
+        <w:t>__________________________________________________</w:t>
+      </w:r>
+    </w:p>
+    <w:p>
+      <w:pPr>
+        <w:pStyle w:val="Heading2"/>
+      </w:pPr>
+      <w:r/>
+      <w:r>
+        <w:rPr>
+          <w:rFonts w:ascii="Times New Roman" w:hAnsi="Times New Roman" w:eastAsia="宋体"/>
+          <w:b/>
+          <w:color w:val="000000"/>
+          <w:sz w:val="24"/>
+        </w:rPr>
+        <w:t>通过合成全息光场进行亚秒级体积 3D 打印</w:t>
+      </w:r>
+    </w:p>
+    <w:p>
+      <w:r>
+        <w:rPr>
+          <w:rFonts w:ascii="Times New Roman" w:hAnsi="Times New Roman" w:eastAsia="宋体"/>
+          <w:b/>
+          <w:color w:val="003264"/>
+          <w:sz w:val="24"/>
+        </w:rPr>
+        <w:t>Sub-second volumetric 3D printing by synthesis of holographic light fields</w:t>
+      </w:r>
+    </w:p>
+    <w:p>
+      <w:r>
+        <w:rPr>
+          <w:rFonts w:ascii="Times New Roman" w:hAnsi="Times New Roman" w:eastAsia="宋体"/>
+          <w:sz w:val="21"/>
+        </w:rPr>
+        <w:t>作者: Xukang Wang, Yuanzhu Ma, Yihan Niu, Bo Xiong, Anke Zhang, Guoxun Zhang, Yifan Chen, Wei Wei, Lu Fang, Jiamin Wu, Qionghai Dai</w:t>
+        <w:br/>
+      </w:r>
+      <w:r>
+        <w:rPr>
+          <w:rFonts w:ascii="Times New Roman" w:hAnsi="Times New Roman" w:eastAsia="宋体"/>
+          <w:sz w:val="21"/>
+        </w:rPr>
+        <w:t xml:space="preserve">时间: 2026-02-11 | </w:t>
+      </w:r>
+      <w:r>
+        <w:t xml:space="preserve">链接: </w:t>
+      </w:r>
+      <w:hyperlink r:id="rId78">
+        <w:r>
+          <w:rPr>
+            <w:rFonts w:ascii="Times New Roman" w:hAnsi="Times New Roman" w:eastAsia="宋体"/>
+            <w:color w:val="0000FF"/>
+            <w:sz w:val="21"/>
+            <w:u w:val="single"/>
+          </w:rPr>
+          <w:t>https://doi.org/10.1038/s41586-026-10114-5</w:t>
+        </w:r>
+      </w:hyperlink>
+    </w:p>
+    <w:p>
+      <w:pPr>
+        <w:spacing w:before="120"/>
+      </w:pPr>
+      <w:r>
+        <w:rPr>
+          <w:rFonts w:ascii="Times New Roman" w:hAnsi="Times New Roman" w:eastAsia="宋体"/>
+          <w:b/>
+          <w:sz w:val="21"/>
+        </w:rPr>
+        <w:t>中文摘要:</w:t>
+      </w:r>
+    </w:p>
+    <w:p>
+      <w:pPr>
+        <w:ind w:firstLine="360"/>
+      </w:pPr>
+      <w:r>
+        <w:rPr>
+          <w:rFonts w:ascii="Times New Roman" w:hAnsi="Times New Roman" w:eastAsia="宋体"/>
+          <w:sz w:val="21"/>
+        </w:rPr>
+        <w:t>描述了一种新方法，该方法使用潜望镜生成高速、高分辨率的光场投影，从而能够在不旋转样品的情况下对毫米级物体进行亚秒级体积 3D 打印。</w:t>
+      </w:r>
+    </w:p>
+    <w:p>
+      <w:pPr>
+        <w:spacing w:before="120"/>
+      </w:pPr>
+      <w:r>
+        <w:rPr>
+          <w:rFonts w:ascii="Times New Roman" w:hAnsi="Times New Roman" w:eastAsia="宋体"/>
+          <w:b/>
+          <w:sz w:val="21"/>
+        </w:rPr>
+        <w:t>English Abstract:</w:t>
+      </w:r>
+    </w:p>
+    <w:p>
+      <w:r>
+        <w:rPr>
+          <w:rFonts w:ascii="Times New Roman" w:hAnsi="Times New Roman" w:eastAsia="宋体"/>
+          <w:sz w:val="21"/>
+        </w:rPr>
+        <w:t>A new method is described that uses a periscope to generate high-speed, high-resolution projections of light fields, enabling sub-second volumetric 3D printing of millimetre-scale objects without rotating the sample.</w:t>
+      </w:r>
+    </w:p>
+    <w:p>
+      <w:r>
+        <w:rPr>
+          <w:rFonts w:ascii="Times New Roman" w:hAnsi="Times New Roman" w:eastAsia="宋体"/>
+          <w:sz w:val="21"/>
+        </w:rPr>
+        <w:t>__________________________________________________</w:t>
+      </w:r>
+    </w:p>
+    <w:p>
+      <w:pPr>
+        <w:pStyle w:val="Heading2"/>
+      </w:pPr>
+      <w:r/>
+      <w:r>
+        <w:rPr>
+          <w:rFonts w:ascii="Times New Roman" w:hAnsi="Times New Roman" w:eastAsia="宋体"/>
+          <w:b/>
+          <w:color w:val="000000"/>
+          <w:sz w:val="24"/>
+        </w:rPr>
+        <w:t>切口前结构揭示了 DNA 核苷酸切除修复的原理</w:t>
+      </w:r>
+    </w:p>
+    <w:p>
+      <w:r>
+        <w:rPr>
+          <w:rFonts w:ascii="Times New Roman" w:hAnsi="Times New Roman" w:eastAsia="宋体"/>
+          <w:b/>
+          <w:color w:val="003264"/>
+          <w:sz w:val="24"/>
+        </w:rPr>
+        <w:t>Pre-incision structures reveal principles of DNA nucleotide excision repair</w:t>
+      </w:r>
+    </w:p>
+    <w:p>
+      <w:r>
+        <w:rPr>
+          <w:rFonts w:ascii="Times New Roman" w:hAnsi="Times New Roman" w:eastAsia="宋体"/>
+          <w:sz w:val="21"/>
+        </w:rPr>
+        <w:t>作者: Eric C. L. Li, Jinseok Kim, Sem J. Brussee, Kaoru Sugasawa, Martijn S. Luijsterburg, Wei Yang</w:t>
+        <w:br/>
+      </w:r>
+      <w:r>
+        <w:rPr>
+          <w:rFonts w:ascii="Times New Roman" w:hAnsi="Times New Roman" w:eastAsia="宋体"/>
+          <w:sz w:val="21"/>
+        </w:rPr>
+        <w:t xml:space="preserve">时间: 2026-02-11 | </w:t>
+      </w:r>
+      <w:r>
+        <w:t xml:space="preserve">链接: </w:t>
+      </w:r>
+      <w:hyperlink r:id="rId79">
+        <w:r>
+          <w:rPr>
+            <w:rFonts w:ascii="Times New Roman" w:hAnsi="Times New Roman" w:eastAsia="宋体"/>
+            <w:color w:val="0000FF"/>
+            <w:sz w:val="21"/>
+            <w:u w:val="single"/>
+          </w:rPr>
+          <w:t>https://doi.org/10.1038/s41586-026-10122-5</w:t>
+        </w:r>
+      </w:hyperlink>
+    </w:p>
+    <w:p>
+      <w:pPr>
+        <w:spacing w:before="120"/>
+      </w:pPr>
+      <w:r>
+        <w:rPr>
+          <w:rFonts w:ascii="Times New Roman" w:hAnsi="Times New Roman" w:eastAsia="宋体"/>
+          <w:b/>
+          <w:sz w:val="21"/>
+        </w:rPr>
+        <w:t>中文摘要:</w:t>
+      </w:r>
+    </w:p>
+    <w:p>
+      <w:pPr>
+        <w:ind w:firstLine="360"/>
+      </w:pPr>
+      <w:r>
+        <w:rPr>
+          <w:rFonts w:ascii="Times New Roman" w:hAnsi="Times New Roman" w:eastAsia="宋体"/>
+          <w:sz w:val="21"/>
+        </w:rPr>
+        <w:t>核苷酸切除修复复合物的冷冻电镜结构揭示了组成蛋白 XPA、XPB、XPC、XPD、XPF、XPG 和 RPA 在 DNA 气泡形成和损伤链切除中的作用。</w:t>
+      </w:r>
+    </w:p>
+    <w:p>
+      <w:pPr>
+        <w:spacing w:before="120"/>
+      </w:pPr>
+      <w:r>
+        <w:rPr>
+          <w:rFonts w:ascii="Times New Roman" w:hAnsi="Times New Roman" w:eastAsia="宋体"/>
+          <w:b/>
+          <w:sz w:val="21"/>
+        </w:rPr>
+        <w:t>English Abstract:</w:t>
+      </w:r>
+    </w:p>
+    <w:p>
+      <w:r>
+        <w:rPr>
+          <w:rFonts w:ascii="Times New Roman" w:hAnsi="Times New Roman" w:eastAsia="宋体"/>
+          <w:sz w:val="21"/>
+        </w:rPr>
+        <w:t>Cryo-electron microscopy structures of nucleotide excision repair complexes reveal the roles of the constituent proteins XPA, XPB, XPC, XPD, XPF, XPG and RPA in DNA bubble formation and excision of the lesion strand.</w:t>
+      </w:r>
+    </w:p>
+    <w:p>
+      <w:r>
+        <w:rPr>
+          <w:rFonts w:ascii="Times New Roman" w:hAnsi="Times New Roman" w:eastAsia="宋体"/>
+          <w:sz w:val="21"/>
+        </w:rPr>
+        <w:t>__________________________________________________</w:t>
+      </w:r>
+    </w:p>
+    <w:p>
+      <w:pPr>
+        <w:pStyle w:val="Heading2"/>
+      </w:pPr>
+      <w:r/>
+      <w:r>
+        <w:rPr>
+          <w:rFonts w:ascii="Times New Roman" w:hAnsi="Times New Roman" w:eastAsia="宋体"/>
+          <w:b/>
+          <w:color w:val="000000"/>
+          <w:sz w:val="24"/>
+        </w:rPr>
+        <w:t>利用有序 3D/2D 异质结最大化钙钛矿电致发光</w:t>
+      </w:r>
+    </w:p>
+    <w:p>
+      <w:r>
+        <w:rPr>
+          <w:rFonts w:ascii="Times New Roman" w:hAnsi="Times New Roman" w:eastAsia="宋体"/>
+          <w:b/>
+          <w:color w:val="003264"/>
+          <w:sz w:val="24"/>
+        </w:rPr>
+        <w:t>Maximizing perovskite electroluminescence with ordered 3D/2D heterojunction</w:t>
+      </w:r>
+    </w:p>
+    <w:p>
+      <w:r>
+        <w:rPr>
+          <w:rFonts w:ascii="Times New Roman" w:hAnsi="Times New Roman" w:eastAsia="宋体"/>
+          <w:sz w:val="21"/>
+        </w:rPr>
+        <w:t>作者: Jingyu Peng, Xulan Xue, Shihao Liu, Yingguo Yang, Tianqi Yang, Bingyan Zhu, Xin Wang, Hanzhuang Zhang, Wenfa Xie, Gengsheng Chen, Shanglei Feng, Lina Li, Renzhong Tai, Aiwei Tang, Haizhou Lu, Wenyu Ji</w:t>
+        <w:br/>
+      </w:r>
+      <w:r>
+        <w:rPr>
+          <w:rFonts w:ascii="Times New Roman" w:hAnsi="Times New Roman" w:eastAsia="宋体"/>
+          <w:sz w:val="21"/>
+        </w:rPr>
+        <w:t xml:space="preserve">时间: 2026-02-11 | </w:t>
+      </w:r>
+      <w:r>
+        <w:t xml:space="preserve">链接: </w:t>
+      </w:r>
+      <w:hyperlink r:id="rId80">
+        <w:r>
+          <w:rPr>
+            <w:rFonts w:ascii="Times New Roman" w:hAnsi="Times New Roman" w:eastAsia="宋体"/>
+            <w:color w:val="0000FF"/>
+            <w:sz w:val="21"/>
+            <w:u w:val="single"/>
+          </w:rPr>
+          <w:t>https://doi.org/10.1038/s41586-026-10134-1</w:t>
+        </w:r>
+      </w:hyperlink>
+    </w:p>
+    <w:p>
+      <w:pPr>
+        <w:spacing w:before="120"/>
+      </w:pPr>
+      <w:r>
+        <w:rPr>
+          <w:rFonts w:ascii="Times New Roman" w:hAnsi="Times New Roman" w:eastAsia="宋体"/>
+          <w:b/>
+          <w:sz w:val="21"/>
+        </w:rPr>
+        <w:t>中文摘要:</w:t>
+      </w:r>
+    </w:p>
+    <w:p>
+      <w:pPr>
+        <w:ind w:firstLine="360"/>
+      </w:pPr>
+      <w:r>
+        <w:rPr>
+          <w:rFonts w:ascii="Times New Roman" w:hAnsi="Times New Roman" w:eastAsia="宋体"/>
+          <w:sz w:val="21"/>
+        </w:rPr>
+        <w:t>描述了一种使用简单的一步旋涂形成 3D/2D 垂直取向钙钛矿异质结的策略，可以制造出绿光发射效率创纪录的 42.9%（认证为 42.3%）的钙钛矿发光二极管。</w:t>
+      </w:r>
+    </w:p>
+    <w:p>
+      <w:pPr>
+        <w:spacing w:before="120"/>
+      </w:pPr>
+      <w:r>
+        <w:rPr>
+          <w:rFonts w:ascii="Times New Roman" w:hAnsi="Times New Roman" w:eastAsia="宋体"/>
+          <w:b/>
+          <w:sz w:val="21"/>
+        </w:rPr>
+        <w:t>English Abstract:</w:t>
+      </w:r>
+    </w:p>
+    <w:p>
+      <w:r>
+        <w:rPr>
+          <w:rFonts w:ascii="Times New Roman" w:hAnsi="Times New Roman" w:eastAsia="宋体"/>
+          <w:sz w:val="21"/>
+        </w:rPr>
+        <w:t>A strategy using simple one-step spin-coating to form 3D/2D vertically oriented perovskite heterojunctions is described, allowing the fabrication of perovskite light-emitting diodes with record-high green emission efficiencies of 42.9% (certified 42.3%).</w:t>
+      </w:r>
+    </w:p>
+    <w:p>
+      <w:r>
+        <w:rPr>
+          <w:rFonts w:ascii="Times New Roman" w:hAnsi="Times New Roman" w:eastAsia="宋体"/>
+          <w:sz w:val="21"/>
+        </w:rPr>
+        <w:t>__________________________________________________</w:t>
+      </w:r>
+    </w:p>
+    <w:p>
+      <w:pPr>
+        <w:pStyle w:val="Heading2"/>
+      </w:pPr>
+      <w:r/>
+      <w:r>
+        <w:rPr>
+          <w:rFonts w:ascii="Times New Roman" w:hAnsi="Times New Roman" w:eastAsia="宋体"/>
+          <w:b/>
+          <w:color w:val="000000"/>
+          <w:sz w:val="24"/>
+        </w:rPr>
+        <w:t>连续波窄线宽真空紫外激光源</w:t>
+      </w:r>
+    </w:p>
+    <w:p>
+      <w:r>
+        <w:rPr>
+          <w:rFonts w:ascii="Times New Roman" w:hAnsi="Times New Roman" w:eastAsia="宋体"/>
+          <w:b/>
+          <w:color w:val="003264"/>
+          <w:sz w:val="24"/>
+        </w:rPr>
+        <w:t>Continuous-wave narrow-linewidth vacuum ultraviolet laser source</w:t>
+      </w:r>
+    </w:p>
+    <w:p>
+      <w:r>
+        <w:rPr>
+          <w:rFonts w:ascii="Times New Roman" w:hAnsi="Times New Roman" w:eastAsia="宋体"/>
+          <w:sz w:val="21"/>
+        </w:rPr>
+        <w:t>作者: Qi Xiao, Gleb Penyazkov, Xiangliang Li, Beichen Huang, Wenhao Bu, Juanlang Shi, Haoyu Shi, Tangyin Liao, Gaowei Yan, Haochen Tian, Yixuan Li, Jiatong Li, Bingkun Lu, Li You, Yige Lin, Yuxiang Mo, Shiqian Ding</w:t>
+        <w:br/>
+      </w:r>
+      <w:r>
+        <w:rPr>
+          <w:rFonts w:ascii="Times New Roman" w:hAnsi="Times New Roman" w:eastAsia="宋体"/>
+          <w:sz w:val="21"/>
+        </w:rPr>
+        <w:t xml:space="preserve">时间: 2026-02-11 | </w:t>
+      </w:r>
+      <w:r>
+        <w:t xml:space="preserve">链接: </w:t>
+      </w:r>
+      <w:hyperlink r:id="rId81">
+        <w:r>
+          <w:rPr>
+            <w:rFonts w:ascii="Times New Roman" w:hAnsi="Times New Roman" w:eastAsia="宋体"/>
+            <w:color w:val="0000FF"/>
+            <w:sz w:val="21"/>
+            <w:u w:val="single"/>
+          </w:rPr>
+          <w:t>https://doi.org/10.1038/s41586-026-10107-4</w:t>
+        </w:r>
+      </w:hyperlink>
+    </w:p>
+    <w:p>
+      <w:pPr>
+        <w:spacing w:before="120"/>
+      </w:pPr>
+      <w:r>
+        <w:rPr>
+          <w:rFonts w:ascii="Times New Roman" w:hAnsi="Times New Roman" w:eastAsia="宋体"/>
+          <w:b/>
+          <w:sz w:val="21"/>
+        </w:rPr>
+        <w:t>中文摘要:</w:t>
+      </w:r>
+    </w:p>
+    <w:p>
+      <w:pPr>
+        <w:ind w:firstLine="360"/>
+      </w:pPr>
+      <w:r>
+        <w:rPr>
+          <w:rFonts w:ascii="Times New Roman" w:hAnsi="Times New Roman" w:eastAsia="宋体"/>
+          <w:sz w:val="21"/>
+        </w:rPr>
+        <w:t>研究表明，与之前 190 nm 以下的单频激光器相比，利用镉蒸气四波混频产生的连续波窄线宽真空紫外激光器可将线宽提高五个数量级。</w:t>
+      </w:r>
+    </w:p>
+    <w:p>
+      <w:pPr>
+        <w:spacing w:before="120"/>
+      </w:pPr>
+      <w:r>
+        <w:rPr>
+          <w:rFonts w:ascii="Times New Roman" w:hAnsi="Times New Roman" w:eastAsia="宋体"/>
+          <w:b/>
+          <w:sz w:val="21"/>
+        </w:rPr>
+        <w:t>English Abstract:</w:t>
+      </w:r>
+    </w:p>
+    <w:p>
+      <w:r>
+        <w:rPr>
+          <w:rFonts w:ascii="Times New Roman" w:hAnsi="Times New Roman" w:eastAsia="宋体"/>
+          <w:sz w:val="21"/>
+        </w:rPr>
+        <w:t>A continuous-wave narrow-linewidth vacuum ultraviolet laser generated using four-wave mixing in cadmium vapour is shown to improve linewidth by five orders of magnitude compared with previous single-frequency lasers below 190 nm.</w:t>
+      </w:r>
+    </w:p>
+    <w:p>
+      <w:r>
+        <w:rPr>
+          <w:rFonts w:ascii="Times New Roman" w:hAnsi="Times New Roman" w:eastAsia="宋体"/>
+          <w:sz w:val="21"/>
+        </w:rPr>
+        <w:t>__________________________________________________</w:t>
+      </w:r>
+    </w:p>
+    <w:p>
+      <w:pPr>
+        <w:pStyle w:val="Heading2"/>
+      </w:pPr>
+      <w:r/>
+      <w:r>
+        <w:rPr>
+          <w:rFonts w:ascii="Times New Roman" w:hAnsi="Times New Roman" w:eastAsia="宋体"/>
+          <w:b/>
+          <w:color w:val="000000"/>
+          <w:sz w:val="24"/>
+        </w:rPr>
+        <w:t>使用原子氢对标准模型进行万亿分之一测试</w:t>
+      </w:r>
+    </w:p>
+    <w:p>
+      <w:r>
+        <w:rPr>
+          <w:rFonts w:ascii="Times New Roman" w:hAnsi="Times New Roman" w:eastAsia="宋体"/>
+          <w:b/>
+          <w:color w:val="003264"/>
+          <w:sz w:val="24"/>
+        </w:rPr>
+        <w:t>Sub-part-per-trillion test of the Standard Model with atomic hydrogen</w:t>
+      </w:r>
+    </w:p>
+    <w:p>
+      <w:r>
+        <w:rPr>
+          <w:rFonts w:ascii="Times New Roman" w:hAnsi="Times New Roman" w:eastAsia="宋体"/>
+          <w:sz w:val="21"/>
+        </w:rPr>
+        <w:t>作者: Lothar Maisenbacher, Vitaly Wirthl, Arthur Matveev, Alexey Grinin, Randolf Pohl, Theodor W. Hänsch, Thomas Udem</w:t>
+        <w:br/>
+      </w:r>
+      <w:r>
+        <w:rPr>
+          <w:rFonts w:ascii="Times New Roman" w:hAnsi="Times New Roman" w:eastAsia="宋体"/>
+          <w:sz w:val="21"/>
+        </w:rPr>
+        <w:t xml:space="preserve">时间: 2026-02-11 | </w:t>
+      </w:r>
+      <w:r>
+        <w:t xml:space="preserve">链接: </w:t>
+      </w:r>
+      <w:hyperlink r:id="rId82">
+        <w:r>
+          <w:rPr>
+            <w:rFonts w:ascii="Times New Roman" w:hAnsi="Times New Roman" w:eastAsia="宋体"/>
+            <w:color w:val="0000FF"/>
+            <w:sz w:val="21"/>
+            <w:u w:val="single"/>
+          </w:rPr>
+          <w:t>https://doi.org/10.1038/s41586-026-10124-3</w:t>
+        </w:r>
+      </w:hyperlink>
+    </w:p>
+    <w:p>
+      <w:pPr>
+        <w:spacing w:before="120"/>
+      </w:pPr>
+      <w:r>
+        <w:rPr>
+          <w:rFonts w:ascii="Times New Roman" w:hAnsi="Times New Roman" w:eastAsia="宋体"/>
+          <w:b/>
+          <w:sz w:val="21"/>
+        </w:rPr>
+        <w:t>中文摘要:</w:t>
+      </w:r>
+    </w:p>
+    <w:p>
+      <w:pPr>
+        <w:ind w:firstLine="360"/>
+      </w:pPr>
+      <w:r>
+        <w:rPr>
+          <w:rFonts w:ascii="Times New Roman" w:hAnsi="Times New Roman" w:eastAsia="宋体"/>
+          <w:sz w:val="21"/>
+        </w:rPr>
+        <w:t>摘要 量子电动力学（QED）是第一个相对论量子场论，从基本层面描述了光与物质的相互作用，是标准模型（SM）的支柱之一。通过 QED 的非凡精度，SM 可以预测简单系统（例如氢原子）的能级，最多具有 13 个有效数字 1 ，使氢谱成为理想的测试台。使用 QED 从氢的不同跃迁中提取的物理常数的一致性（例如质子电荷半径 r p ）构成了对理论的检验。然而，最近测量的原子氢 2-7 的 r p 值彼此之间存在部分差异，并且与 μ 子氢光谱 8,9 的更精确值存在差异。这阻止了在实验不确定性水平上进行 QED 测试。在这里，我们提出了对原子氢中 2S-6P 跃迁的测量，其精度足以区分 r p 的差异值，并能够对 QED 和 SM 进行严格测试。我们的结果 ν 2S–6P = 730,690,248,610.79(48) kHz 给出 r p = 0.8406(15) fm 的值，比其他原子氢测定精确至少 2.5 倍，并且与 μ 值非常一致。 SM 对跃迁频率 (730,690,248,610.79(23) kHz) 的预测与我们的结果非常一致，测试 SM 至万亿分之 0.7 (ppt)，特别是，束缚态 QED 校正至百万分之 0.5 (ppm)，这是迄今为止最精确的测试。</w:t>
+      </w:r>
+    </w:p>
+    <w:p>
+      <w:pPr>
+        <w:spacing w:before="120"/>
+      </w:pPr>
+      <w:r>
+        <w:rPr>
+          <w:rFonts w:ascii="Times New Roman" w:hAnsi="Times New Roman" w:eastAsia="宋体"/>
+          <w:b/>
+          <w:sz w:val="21"/>
+        </w:rPr>
+        <w:t>English Abstract:</w:t>
+      </w:r>
+    </w:p>
+    <w:p>
+      <w:r>
+        <w:rPr>
+          <w:rFonts w:ascii="Times New Roman" w:hAnsi="Times New Roman" w:eastAsia="宋体"/>
+          <w:sz w:val="21"/>
+        </w:rPr>
+        <w:t>Abstract Quantum electrodynamics (QED), the first relativistic quantum field theory, describes light–matter interactions at a fundamental level and is one of the pillars of the Standard Model (SM). Through the extraordinary precision of QED, the SM predicts the energy levels of simple systems such as the hydrogen atom with up to 13 significant digits 1 , making hydrogen spectroscopy an ideal test bed. The consistency of physical constants extracted from different transitions in hydrogen using QED, such as the proton charge radius r p , constitutes a test of the theory. However, values of r p from recent measurements 2–7 of atomic hydrogen are partly discrepant with each other and with a more precise value from spectroscopy of muonic hydrogen 8,9 . This prevents a test of QED at the level of experimental uncertainties. Here we present a measurement of the 2S–6P transition in atomic hydrogen with sufficient precision to distinguish between the discrepant values of r p and enable rigorous testing of QED and the SM overall. Our result ν 2S–6P = 730,690,248,610.79(48) kHz gives a value of r p = 0.8406(15) fm at least 2.5-fold more precise than from other atomic hydrogen determinations and in excellent agreement with the muonic value. The SM prediction of the transition frequency (730,690,248,610.79(23) kHz) is in excellent agreement with our result, testing the SM to 0.7 parts per trillion (ppt) and, specifically, bound-state QED corrections to 0.5 parts per million (ppm), their most precise test so far.</w:t>
+      </w:r>
+    </w:p>
+    <w:p>
+      <w:r>
+        <w:rPr>
+          <w:rFonts w:ascii="Times New Roman" w:hAnsi="Times New Roman" w:eastAsia="宋体"/>
+          <w:sz w:val="21"/>
+        </w:rPr>
+        <w:t>__________________________________________________</w:t>
+      </w:r>
+    </w:p>
+    <w:p>
+      <w:pPr>
+        <w:pStyle w:val="Heading2"/>
+      </w:pPr>
+      <w:r/>
+      <w:r>
+        <w:rPr>
+          <w:rFonts w:ascii="Times New Roman" w:hAnsi="Times New Roman" w:eastAsia="宋体"/>
+          <w:b/>
+          <w:color w:val="000000"/>
+          <w:sz w:val="24"/>
+        </w:rPr>
+        <w:t>CSN5i-3 是 COP9 信号体的正位分子胶抑制剂</w:t>
+      </w:r>
+    </w:p>
+    <w:p>
+      <w:r>
+        <w:rPr>
+          <w:rFonts w:ascii="Times New Roman" w:hAnsi="Times New Roman" w:eastAsia="宋体"/>
+          <w:b/>
+          <w:color w:val="003264"/>
+          <w:sz w:val="24"/>
+        </w:rPr>
+        <w:t>CSN5i-3 is an orthosteric molecular glue inhibitor of COP9 signalosome</w:t>
+      </w:r>
+    </w:p>
+    <w:p>
+      <w:r>
+        <w:rPr>
+          <w:rFonts w:ascii="Times New Roman" w:hAnsi="Times New Roman" w:eastAsia="宋体"/>
+          <w:sz w:val="21"/>
+        </w:rPr>
+        <w:t>作者: Huigang Shi, Xiaorong Wang, Clinton Yu, Haibin Mao, Fenglong Jiao, Merav Braitbard, Ben Shor, Zhongsheng Zhang, Thomas R. Hinds, Shiyun Cao, Erkang Fan, Dina Schneidman-Duhovny, Lan Huang, Ning Zheng</w:t>
+        <w:br/>
+      </w:r>
+      <w:r>
+        <w:rPr>
+          <w:rFonts w:ascii="Times New Roman" w:hAnsi="Times New Roman" w:eastAsia="宋体"/>
+          <w:sz w:val="21"/>
+        </w:rPr>
+        <w:t xml:space="preserve">时间: 2026-02-11 | </w:t>
+      </w:r>
+      <w:r>
+        <w:t xml:space="preserve">链接: </w:t>
+      </w:r>
+      <w:hyperlink r:id="rId83">
+        <w:r>
+          <w:rPr>
+            <w:rFonts w:ascii="Times New Roman" w:hAnsi="Times New Roman" w:eastAsia="宋体"/>
+            <w:color w:val="0000FF"/>
+            <w:sz w:val="21"/>
+            <w:u w:val="single"/>
+          </w:rPr>
+          <w:t>https://doi.org/10.1038/s41586-026-10129-y</w:t>
+        </w:r>
+      </w:hyperlink>
+    </w:p>
+    <w:p>
+      <w:pPr>
+        <w:spacing w:before="120"/>
+      </w:pPr>
+      <w:r>
+        <w:rPr>
+          <w:rFonts w:ascii="Times New Roman" w:hAnsi="Times New Roman" w:eastAsia="宋体"/>
+          <w:b/>
+          <w:sz w:val="21"/>
+        </w:rPr>
+        <w:t>中文摘要:</w:t>
+      </w:r>
+    </w:p>
+    <w:p>
+      <w:pPr>
+        <w:ind w:firstLine="360"/>
+      </w:pPr>
+      <w:r>
+        <w:rPr>
+          <w:rFonts w:ascii="Times New Roman" w:hAnsi="Times New Roman" w:eastAsia="宋体"/>
+          <w:sz w:val="21"/>
+        </w:rPr>
+        <w:t>摘要 正位抑制剂阻断酶活性位点并阻止底物结合 1 。通过底物依赖性增强它们的特异性似乎本质上不太可能，因为它们的机制取决于直接竞争而不是选择性识别。在这里，我们展示了分子胶机制出乎意料地赋予 CSN5i-3（COP9 信号体 (CSN) 的正位抑制剂）底物依赖性效力。我们首先确认 CSN5i-3 通过占据其催化亚基 CSN5 的活性位点并直接与异肽键底物竞争来抑制 CSN，CSN 催化 cullin-RING 泛素连接酶的 NEDD8 (N8) 解离。值得注意的是，正位抑制剂仅以微摩尔亲和力结合游离 CSN，但在阻断其 deneddylase 活性方面​​却达到了纳摩尔效力。酶-底物-抑制剂复合物的低温电子显微镜结构表明，活性位点接合的 CSN5i-3 封闭了底物异肽键，同时延伸了 CSN5 的 N8 结合外位点，充当分子胶来巩固 N8-CSN5 相互作用。这种三分子 CSN5i-3–N8–CSN5 组装体的协同作用反过来将 CSN5i-3 隔离在其结合位点，赋予正位抑制剂高效力，尽管它对游离酶的亲和力较低。总之，我们的研究结果强调了分子胶对单个靶蛋白的适度亲和力要求，并将正位分子胶抑制剂确立为一类新型底物依赖性酶拮抗剂。</w:t>
+      </w:r>
+    </w:p>
+    <w:p>
+      <w:pPr>
+        <w:spacing w:before="120"/>
+      </w:pPr>
+      <w:r>
+        <w:rPr>
+          <w:rFonts w:ascii="Times New Roman" w:hAnsi="Times New Roman" w:eastAsia="宋体"/>
+          <w:b/>
+          <w:sz w:val="21"/>
+        </w:rPr>
+        <w:t>English Abstract:</w:t>
+      </w:r>
+    </w:p>
+    <w:p>
+      <w:r>
+        <w:rPr>
+          <w:rFonts w:ascii="Times New Roman" w:hAnsi="Times New Roman" w:eastAsia="宋体"/>
+          <w:sz w:val="21"/>
+        </w:rPr>
+        <w:t>Abstract Orthosteric inhibitors block enzyme active sites and prevent substrates from binding 1 . Enhancing their specificity through substrate dependence seems inherently unlikely, as their mechanism hinges on direct competition rather than selective recognition. Here we show that a molecular glue mechanism unexpectedly imparts substrate-dependent potency to CSN5i-3, an orthosteric inhibitor of the COP9 signalosome (CSN). We first confirm that CSN5i-3 inhibits CSN, which catalyses NEDD8 (N8) deconjugation from the cullin-RING ubiquitin ligases, by occupying the active site of its catalytic subunit, CSN5, and directly competing with the iso-peptide bond substrate. Notably, the orthosteric inhibitor binds free CSN with only micromolar affinity, yet achieves nanomolar potency in blocking its deneddylase activity. Cryogenic electron microscopy structures of the enzyme–substrate–inhibitor complex reveal that active site-engaged CSN5i-3 occludes the substrate iso-peptide linkage while simultaneously extending an N8-binding exosite of CSN5, acting as a molecular glue to cement the N8–CSN5 interaction. The cooperativity of this trimolecular CSN5i-3–N8–CSN5 assembly, in turn, sequesters CSN5i-3 at its binding site, conferring high potency to the orthosteric inhibitor despite its low affinity for the free enzyme. Together, our findings highlight the modest affinity requirements of molecule glues for individual target proteins and establish orthosteric molecular glue inhibitors as a new class of substrate-dependent enzyme antagonists.</w:t>
+      </w:r>
+    </w:p>
+    <w:p>
+      <w:r>
+        <w:rPr>
+          <w:rFonts w:ascii="Times New Roman" w:hAnsi="Times New Roman" w:eastAsia="宋体"/>
+          <w:sz w:val="21"/>
+        </w:rPr>
+        <w:t>__________________________________________________</w:t>
+      </w:r>
+    </w:p>
+    <w:p>
+      <w:pPr>
+        <w:pStyle w:val="Heading1"/>
+      </w:pPr>
+      <w:r>
+        <w:rPr>
+          <w:rFonts w:ascii="Times New Roman" w:hAnsi="Times New Roman" w:eastAsia="宋体"/>
+          <w:b/>
+          <w:color w:val="000000"/>
+          <w:sz w:val="32"/>
+        </w:rPr>
+        <w:t>Science Advances</w:t>
+      </w:r>
+    </w:p>
+    <w:p>
+      <w:pPr>
+        <w:jc w:val="center"/>
+      </w:pPr>
+      <w:r>
+        <w:t>--- 更新: 06:28 ---</w:t>
+      </w:r>
+    </w:p>
+    <w:p>
+      <w:pPr>
+        <w:pStyle w:val="Heading2"/>
+      </w:pPr>
+      <w:r/>
+      <w:r>
+        <w:rPr>
+          <w:rFonts w:ascii="Times New Roman" w:hAnsi="Times New Roman" w:eastAsia="宋体"/>
+          <w:b/>
+          <w:color w:val="000000"/>
+          <w:sz w:val="24"/>
+        </w:rPr>
+        <w:t>磁电纳米粒子驱动TAF9B + T H 2细胞扩增以减轻炎症</w:t>
+      </w:r>
+    </w:p>
+    <w:p>
+      <w:r>
+        <w:rPr>
+          <w:rFonts w:ascii="Times New Roman" w:hAnsi="Times New Roman" w:eastAsia="宋体"/>
+          <w:b/>
+          <w:color w:val="003264"/>
+          <w:sz w:val="24"/>
+        </w:rPr>
+        <w:t>Magnetoelectric nanoparticles drive TAF9B + T H 2 cell expansion to alleviate inflammation</w:t>
+      </w:r>
+    </w:p>
+    <w:p>
+      <w:r>
+        <w:rPr>
+          <w:rFonts w:ascii="Times New Roman" w:hAnsi="Times New Roman" w:eastAsia="宋体"/>
+          <w:sz w:val="21"/>
+        </w:rPr>
+        <w:t>作者: Jia Song, Lulu Liu, Ziqi Liu, Shuo Liu, Zhang Zhang, Xinyu Liu, Boon Chin Heng, Yaojin Wang, Dan Lu, Xuehui Zhang, Xuliang Deng</w:t>
+        <w:br/>
+      </w:r>
+      <w:r>
+        <w:rPr>
+          <w:rFonts w:ascii="Times New Roman" w:hAnsi="Times New Roman" w:eastAsia="宋体"/>
+          <w:sz w:val="21"/>
+        </w:rPr>
+        <w:t xml:space="preserve">时间: 2026-02-13 | </w:t>
+      </w:r>
+      <w:r>
+        <w:t xml:space="preserve">链接: </w:t>
+      </w:r>
+      <w:hyperlink r:id="rId86">
+        <w:r>
+          <w:rPr>
+            <w:rFonts w:ascii="Times New Roman" w:hAnsi="Times New Roman" w:eastAsia="宋体"/>
+            <w:color w:val="0000FF"/>
+            <w:sz w:val="21"/>
+            <w:u w:val="single"/>
+          </w:rPr>
+          <w:t>https://doi.org/10.1126/sciadv.adz3199</w:t>
+        </w:r>
+      </w:hyperlink>
+    </w:p>
+    <w:p>
+      <w:pPr>
+        <w:spacing w:before="120"/>
+      </w:pPr>
+      <w:r>
+        <w:rPr>
+          <w:rFonts w:ascii="Times New Roman" w:hAnsi="Times New Roman" w:eastAsia="宋体"/>
+          <w:b/>
+          <w:sz w:val="21"/>
+        </w:rPr>
+        <w:t>中文摘要:</w:t>
+      </w:r>
+    </w:p>
+    <w:p>
+      <w:pPr>
+        <w:ind w:firstLine="360"/>
+      </w:pPr>
+      <w:r>
+        <w:rPr>
+          <w:rFonts w:ascii="Times New Roman" w:hAnsi="Times New Roman" w:eastAsia="宋体"/>
+          <w:sz w:val="21"/>
+        </w:rPr>
+        <w:t>刺激响应纳米材料代表了一个有前途的免疫调节平台。然而，它们在协调 T 细胞反应方面的应用仍然有限。在这里，我们通过用树突状细胞膜涂覆核壳CoFe 2 O 4 @BiFeO 3 颗粒来开发仿生磁电纳米颗粒（DC@CFO/BFO），以实现选择性靶向CD4 + T细胞。在磁场刺激下，DC@CFO/BFO 定位于核糖体，并通过调节核糖体出口隧道的静电相互作用来增强蛋白质合成。这种核糖体靶向调节通过 IL-4 诱导和 TAF9B 依赖性转录编程促进 II 型免疫反应，从而增强 T 辅助细胞 2 (TH 2) 细胞增殖。在结肠炎和关节炎的小鼠模型中，全身施用 DC@CFO/BFO 和磁电响应 T H 2 细胞的过继转移均可减轻炎症并恢复免疫稳态。相反，这些效应在 Taf9b 缺陷的 T 细胞中被消除，强调了 TAF9B 在介导这种反应中的重要作用。总的来说，我们的研究结果表明磁电纳米复合材料是 T 细胞工程的有效工具，并强调了治疗自身免疫炎症的转化策略。</w:t>
+      </w:r>
+    </w:p>
+    <w:p>
+      <w:pPr>
+        <w:spacing w:before="120"/>
+      </w:pPr>
+      <w:r>
+        <w:rPr>
+          <w:rFonts w:ascii="Times New Roman" w:hAnsi="Times New Roman" w:eastAsia="宋体"/>
+          <w:b/>
+          <w:sz w:val="21"/>
+        </w:rPr>
+        <w:t>English Abstract:</w:t>
+      </w:r>
+    </w:p>
+    <w:p>
+      <w:r>
+        <w:rPr>
+          <w:rFonts w:ascii="Times New Roman" w:hAnsi="Times New Roman" w:eastAsia="宋体"/>
+          <w:sz w:val="21"/>
+        </w:rPr>
+        <w:t>Stimuli-responsive nanomaterials represent a promising platform for immunomodulation. However, their application in orchestrating T cell responses remains limited. Here, we develop a biomimetic magnetoelectric nanoparticle (DC@CFO/BFO) by coating core-shell CoFe 2 O 4 @BiFeO 3 particles with dendritic cell membranes to enable selective targeting of CD4 + T cells. Under magnetic field stimulation, DC@CFO/BFO localizes to ribosomes and enhances protein synthesis by modulating electrostatic interactions at the ribosomal exit tunnel. This ribosome-targeted modulation promotes type II immune response via IL-4 induction and TAF9B-dependent transcriptional programming, thereby enhancing T helper 2 (T H 2) cell proliferation. In murine models of colitis and arthritis, both systemic administration of DC@CFO/BFO and adoptive transfer of magnetoelectricity-responsive T H 2 cells attenuated inflammation and restored immune homeostasis. In contrast, these effects were abrogated in Taf9b -deficient T cells, underscoring the essential role of TAF9B in mediating this response. Collectively, our findings identify magnetoelectric nanocomposites as a potent tool for T cell engineering and highlight a translational strategy for the treatment of autoimmune inflammation.</w:t>
+      </w:r>
+    </w:p>
+    <w:p>
+      <w:r>
+        <w:rPr>
+          <w:rFonts w:ascii="Times New Roman" w:hAnsi="Times New Roman" w:eastAsia="宋体"/>
+          <w:sz w:val="21"/>
+        </w:rPr>
+        <w:t>__________________________________________________</w:t>
+      </w:r>
+    </w:p>
+    <w:p>
+      <w:pPr>
+        <w:pStyle w:val="Heading2"/>
+      </w:pPr>
+      <w:r/>
+      <w:r>
+        <w:rPr>
+          <w:rFonts w:ascii="Times New Roman" w:hAnsi="Times New Roman" w:eastAsia="宋体"/>
+          <w:b/>
+          <w:color w:val="000000"/>
+          <w:sz w:val="24"/>
+        </w:rPr>
+        <w:t>环状RNA circHomer1通过核糖核蛋白颗粒转运和突触RNA的树突靶向介导海马功能</w:t>
+      </w:r>
+    </w:p>
+    <w:p>
+      <w:r>
+        <w:rPr>
+          <w:rFonts w:ascii="Times New Roman" w:hAnsi="Times New Roman" w:eastAsia="宋体"/>
+          <w:b/>
+          <w:color w:val="003264"/>
+          <w:sz w:val="24"/>
+        </w:rPr>
+        <w:t>Circular RNA circHomer1 mediates hippocampal functions via ribonucleoprotein granule transport and dendritic targeting of synaptic RNAs</w:t>
+      </w:r>
+    </w:p>
+    <w:p>
+      <w:r>
+        <w:rPr>
+          <w:rFonts w:ascii="Times New Roman" w:hAnsi="Times New Roman" w:eastAsia="宋体"/>
+          <w:sz w:val="21"/>
+        </w:rPr>
+        <w:t>作者: Ying Cai, Zhongyu Zheng, Haoyu Xu, Yao Zhu, José C. Zepeda, Brad A. Grueter, Xiaojie Wang, Taeyun Ku, Yangyang Duan, Hayley Wing Sum Tsang, Wing-Yu Fu, Amy Kit Yu Fu, Nikolaos Mellios, Hovy Ho-Wai Wong, Kwok-On Lai, Jacque Pak Kan Ip</w:t>
+        <w:br/>
+      </w:r>
+      <w:r>
+        <w:rPr>
+          <w:rFonts w:ascii="Times New Roman" w:hAnsi="Times New Roman" w:eastAsia="宋体"/>
+          <w:sz w:val="21"/>
+        </w:rPr>
+        <w:t xml:space="preserve">时间: 2026-02-13 | </w:t>
+      </w:r>
+      <w:r>
+        <w:t xml:space="preserve">链接: </w:t>
+      </w:r>
+      <w:hyperlink r:id="rId87">
+        <w:r>
+          <w:rPr>
+            <w:rFonts w:ascii="Times New Roman" w:hAnsi="Times New Roman" w:eastAsia="宋体"/>
+            <w:color w:val="0000FF"/>
+            <w:sz w:val="21"/>
+            <w:u w:val="single"/>
+          </w:rPr>
+          <w:t>https://doi.org/10.1126/sciadv.ads7509</w:t>
+        </w:r>
+      </w:hyperlink>
+    </w:p>
+    <w:p>
+      <w:pPr>
+        <w:spacing w:before="120"/>
+      </w:pPr>
+      <w:r>
+        <w:rPr>
+          <w:rFonts w:ascii="Times New Roman" w:hAnsi="Times New Roman" w:eastAsia="宋体"/>
+          <w:b/>
+          <w:sz w:val="21"/>
+        </w:rPr>
+        <w:t>中文摘要:</w:t>
+      </w:r>
+    </w:p>
+    <w:p>
+      <w:pPr>
+        <w:ind w:firstLine="360"/>
+      </w:pPr>
+      <w:r>
+        <w:rPr>
+          <w:rFonts w:ascii="Times New Roman" w:hAnsi="Times New Roman" w:eastAsia="宋体"/>
+          <w:sz w:val="21"/>
+        </w:rPr>
+        <w:t>环状 RNA 是反向剪接的闭环 RNA，以前被认为是转录过程中形成的非编码副产物。越来越多的证据表明，环状 RNA 在大脑中具有重要功能，例如调节神经元传递和突触可塑性。然而，环状RNA发挥作用的具体分子机制在很大程度上仍未被探索。在这里，我们研究了 circHomer1（一种源自 Homer1 基因的大脑富集环状 RNA）如何影响海马依赖性学习和记忆。我们的结果表明，circHomer1 在介导编码突触后蛋白的信使 RNA 的树突靶向中发挥着至关重要的作用，它充当运动蛋白驱动蛋白 1 和神经元核糖核蛋白颗粒核心成分（包括树突上的肉瘤融合蛋白和脆性 X 智力迟钝蛋白）之间的分子桥。这种相互作用影响突触功能、树突棘的结构形态以及海马依赖性空间学习和记忆。因此，我们的研究强调了环状 RNA 在介导突触信使 RNA 靶向塑造树突棘和神经元功能中的作用。</w:t>
+      </w:r>
+    </w:p>
+    <w:p>
+      <w:pPr>
+        <w:spacing w:before="120"/>
+      </w:pPr>
+      <w:r>
+        <w:rPr>
+          <w:rFonts w:ascii="Times New Roman" w:hAnsi="Times New Roman" w:eastAsia="宋体"/>
+          <w:b/>
+          <w:sz w:val="21"/>
+        </w:rPr>
+        <w:t>English Abstract:</w:t>
+      </w:r>
+    </w:p>
+    <w:p>
+      <w:r>
+        <w:rPr>
+          <w:rFonts w:ascii="Times New Roman" w:hAnsi="Times New Roman" w:eastAsia="宋体"/>
+          <w:sz w:val="21"/>
+        </w:rPr>
+        <w:t>Circular RNAs are backspliced, closed-loop RNAs previously believed to be noncoding by-products formed during transcription. Increasing evidence suggests that circular RNAs have crucial functions in the brain, such as regulating neuronal transmission and synaptic plasticity. However, the specific molecular mechanisms by which circular RNAs function remain largely unexplored. Here, we investigated how circHomer1 , a brain-enriched circular RNA derived from the Homer1 gene, affects hippocampus-dependent learning and memory. Our results demonstrate that circHomer1 plays a vital role in mediating the dendritic targeting of messenger RNAs that encode postsynaptic proteins by acting as a molecular bridge between the motor protein Kinesin 1 and core components of neuronal ribonucleoprotein granules, including Fused in Sarcoma and Fragile X Mental Retardation Protein, at dendrites. This interaction influences synaptic function, the structural morphology of dendritic spines, and hippocampus-dependent spatial learning and memory. Thus, our study highlights a role of circular RNAs in mediating synaptic messenger RNA targeting to shape dendritic spines and consequently neuronal functions.</w:t>
+      </w:r>
+    </w:p>
+    <w:p>
+      <w:r>
+        <w:rPr>
+          <w:rFonts w:ascii="Times New Roman" w:hAnsi="Times New Roman" w:eastAsia="宋体"/>
+          <w:sz w:val="21"/>
+        </w:rPr>
+        <w:t>__________________________________________________</w:t>
+      </w:r>
+    </w:p>
+    <w:p>
+      <w:pPr>
+        <w:pStyle w:val="Heading2"/>
+      </w:pPr>
+      <w:r/>
+      <w:r>
+        <w:rPr>
+          <w:rFonts w:ascii="Times New Roman" w:hAnsi="Times New Roman" w:eastAsia="宋体"/>
+          <w:b/>
+          <w:color w:val="000000"/>
+          <w:sz w:val="24"/>
+        </w:rPr>
+        <w:t>多孔介质中胶体的扩散电泳传输</w:t>
+      </w:r>
+    </w:p>
+    <w:p>
+      <w:r>
+        <w:rPr>
+          <w:rFonts w:ascii="Times New Roman" w:hAnsi="Times New Roman" w:eastAsia="宋体"/>
+          <w:b/>
+          <w:color w:val="003264"/>
+          <w:sz w:val="24"/>
+        </w:rPr>
+        <w:t>Diffusiophoretic transport of colloids in porous media</w:t>
+      </w:r>
+    </w:p>
+    <w:p>
+      <w:r>
+        <w:rPr>
+          <w:rFonts w:ascii="Times New Roman" w:hAnsi="Times New Roman" w:eastAsia="宋体"/>
+          <w:sz w:val="21"/>
+        </w:rPr>
+        <w:t>作者: Mobin Alipour, Yiran Li, Haoyu Liu, Amir A. Pahlavan</w:t>
+        <w:br/>
+      </w:r>
+      <w:r>
+        <w:rPr>
+          <w:rFonts w:ascii="Times New Roman" w:hAnsi="Times New Roman" w:eastAsia="宋体"/>
+          <w:sz w:val="21"/>
+        </w:rPr>
+        <w:t xml:space="preserve">时间: 2026-02-13 | </w:t>
+      </w:r>
+      <w:r>
+        <w:t xml:space="preserve">链接: </w:t>
+      </w:r>
+      <w:hyperlink r:id="rId88">
+        <w:r>
+          <w:rPr>
+            <w:rFonts w:ascii="Times New Roman" w:hAnsi="Times New Roman" w:eastAsia="宋体"/>
+            <w:color w:val="0000FF"/>
+            <w:sz w:val="21"/>
+            <w:u w:val="single"/>
+          </w:rPr>
+          <w:t>https://doi.org/10.1126/sciadv.ady9874</w:t>
+        </w:r>
+      </w:hyperlink>
+    </w:p>
+    <w:p>
+      <w:pPr>
+        <w:spacing w:before="120"/>
+      </w:pPr>
+      <w:r>
+        <w:rPr>
+          <w:rFonts w:ascii="Times New Roman" w:hAnsi="Times New Roman" w:eastAsia="宋体"/>
+          <w:b/>
+          <w:sz w:val="21"/>
+        </w:rPr>
+        <w:t>中文摘要:</w:t>
+      </w:r>
+    </w:p>
+    <w:p>
+      <w:pPr>
+        <w:ind w:firstLine="360"/>
+      </w:pPr>
+      <w:r>
+        <w:rPr>
+          <w:rFonts w:ascii="Times New Roman" w:hAnsi="Times New Roman" w:eastAsia="宋体"/>
+          <w:sz w:val="21"/>
+        </w:rPr>
+        <w:t>化学梯度在多孔介质流中无处不在，从含水层中的潮汐盐梯度到土壤中灌溉驱动的梯度以及组织中代谢活动的离子梯度。尽管已知化学梯度可驱动胶体的扩散电泳迁移，但这些非平衡力在多孔介质流中很大程度上被忽略。在典型的地下条件下，优先路径内的流速超过电泳速度几个数量级，这表明扩散电泳将仅限于停滞区。在这里，通过微流体实验、数值模拟和理论建模，我们表明，即使是自然混合典型的中等溶质梯度，也可以显着改变胶体运输。我们发现了一个以前被忽视的效应：优先流动路径内的跨流线泳动迁移，这将宏观分散改变了几个数量级，并抑制了几何无序对传输的影响。我们的研究结果挑战了胶体运输的经典模型，强调了溶质梯度对技术、生物医学和环境应用的广泛影响。</w:t>
+      </w:r>
+    </w:p>
+    <w:p>
+      <w:pPr>
+        <w:spacing w:before="120"/>
+      </w:pPr>
+      <w:r>
+        <w:rPr>
+          <w:rFonts w:ascii="Times New Roman" w:hAnsi="Times New Roman" w:eastAsia="宋体"/>
+          <w:b/>
+          <w:sz w:val="21"/>
+        </w:rPr>
+        <w:t>English Abstract:</w:t>
+      </w:r>
+    </w:p>
+    <w:p>
+      <w:r>
+        <w:rPr>
+          <w:rFonts w:ascii="Times New Roman" w:hAnsi="Times New Roman" w:eastAsia="宋体"/>
+          <w:sz w:val="21"/>
+        </w:rPr>
+        <w:t>Chemical gradients are ubiquitous in porous media flows, from tidal salt gradients in aquifers to irrigation-driven gradients in soils and ionic gradients from metabolic activity in tissues. Although chemical gradients are known to drive diffusiophoretic migration of colloids, these nonequilibrium forces have largely been ignored in porous media flows. Under typical subsurface conditions, flow velocities within preferential pathways exceed phoretic velocities by orders of magnitude, suggesting that diffusiophoresis would be limited to stagnant pockets. Here, using microfluidic experiments, numerical simulations, and theoretical modeling, we show that even moderate solute gradients, typical of natural mixing, can markedly alter colloid transport. We uncover a previously overlooked effect: cross-streamline phoretic migration within preferential flow pathways, which changes macroscopic dispersion by orders of magnitude and suppresses the impact of geometric disorder on transport. Our findings challenge classical models of colloid transport, highlighting the broad implications of solute gradients for technological, biomedical, and environmental applications.</w:t>
+      </w:r>
+    </w:p>
+    <w:p>
+      <w:r>
+        <w:rPr>
+          <w:rFonts w:ascii="Times New Roman" w:hAnsi="Times New Roman" w:eastAsia="宋体"/>
+          <w:sz w:val="21"/>
+        </w:rPr>
+        <w:t>__________________________________________________</w:t>
+      </w:r>
+    </w:p>
+    <w:p>
+      <w:pPr>
+        <w:pStyle w:val="Heading2"/>
+      </w:pPr>
+      <w:r/>
+      <w:r>
+        <w:rPr>
+          <w:rFonts w:ascii="Times New Roman" w:hAnsi="Times New Roman" w:eastAsia="宋体"/>
+          <w:b/>
+          <w:color w:val="000000"/>
+          <w:sz w:val="24"/>
+        </w:rPr>
+        <w:t>手性铰链——三维磁光拓扑材料中跨维度的表面传输</w:t>
+      </w:r>
+    </w:p>
+    <w:p>
+      <w:r>
+        <w:rPr>
+          <w:rFonts w:ascii="Times New Roman" w:hAnsi="Times New Roman" w:eastAsia="宋体"/>
+          <w:b/>
+          <w:color w:val="003264"/>
+          <w:sz w:val="24"/>
+        </w:rPr>
+        <w:t>Chiral hinge–surface transport across dimensions in three-dimensional magneto-optical topological materials</w:t>
+      </w:r>
+    </w:p>
+    <w:p>
+      <w:r>
+        <w:rPr>
+          <w:rFonts w:ascii="Times New Roman" w:hAnsi="Times New Roman" w:eastAsia="宋体"/>
+          <w:sz w:val="21"/>
+        </w:rPr>
+        <w:t>作者: Hua-Shan Lai, Yan-Chen Zhou, Ze-Qun Sun, Cheng He, Yan-Feng Chen</w:t>
+        <w:br/>
+      </w:r>
+      <w:r>
+        <w:rPr>
+          <w:rFonts w:ascii="Times New Roman" w:hAnsi="Times New Roman" w:eastAsia="宋体"/>
+          <w:sz w:val="21"/>
+        </w:rPr>
+        <w:t xml:space="preserve">时间: 2026-02-13 | </w:t>
+      </w:r>
+      <w:r>
+        <w:t xml:space="preserve">链接: </w:t>
+      </w:r>
+      <w:hyperlink r:id="rId89">
+        <w:r>
+          <w:rPr>
+            <w:rFonts w:ascii="Times New Roman" w:hAnsi="Times New Roman" w:eastAsia="宋体"/>
+            <w:color w:val="0000FF"/>
+            <w:sz w:val="21"/>
+            <w:u w:val="single"/>
+          </w:rPr>
+          <w:t>https://doi.org/10.1126/sciadv.aeb4171</w:t>
+        </w:r>
+      </w:hyperlink>
+    </w:p>
+    <w:p>
+      <w:pPr>
+        <w:spacing w:before="120"/>
+      </w:pPr>
+      <w:r>
+        <w:rPr>
+          <w:rFonts w:ascii="Times New Roman" w:hAnsi="Times New Roman" w:eastAsia="宋体"/>
+          <w:b/>
+          <w:sz w:val="21"/>
+        </w:rPr>
+        <w:t>中文摘要:</w:t>
+      </w:r>
+    </w:p>
+    <w:p>
+      <w:pPr>
+        <w:ind w:firstLine="360"/>
+      </w:pPr>
+      <w:r>
+        <w:rPr>
+          <w:rFonts w:ascii="Times New Roman" w:hAnsi="Times New Roman" w:eastAsia="宋体"/>
+          <w:sz w:val="21"/>
+        </w:rPr>
+        <w:t>具有完美导电通道的手性边界态是磁性拓扑材料的基本特征。突出的例子包括分别在磁场下的 2D 和 3D 量子霍尔材料中发现的一维 (1D) 手性边缘和 2D 手性表面态。然而，这些边界态仅限于特定的固定维度，因此它们很难促进跨维度的能量和信息传输。在这里，我们制造了一种独特的具有净零磁化强度的3D光子反铁磁拓扑绝缘体，它可以同时支持不同维度的铰链状态和相邻面上不成对的表面狄拉克锥。由于有限尺寸样本中存在手性反常，与具有相反符号的表面狄拉克质量的面相邻的无间隙表面狄拉克锥体被进一步转换，表现出二维平面单向传播。结合一维铰链态，我们通过实验观察到拓扑光子学中跨维度非互易铰链表面传输的闭合手性环，类似于 3D 量子反常霍尔材料中理论上提出的情况。我们的研究结果丰富了 3D 磁拓扑绝缘体的手性边界特征，并为探索理想的跨维度器件提供了拓扑策略。</w:t>
+      </w:r>
+    </w:p>
+    <w:p>
+      <w:pPr>
+        <w:spacing w:before="120"/>
+      </w:pPr>
+      <w:r>
+        <w:rPr>
+          <w:rFonts w:ascii="Times New Roman" w:hAnsi="Times New Roman" w:eastAsia="宋体"/>
+          <w:b/>
+          <w:sz w:val="21"/>
+        </w:rPr>
+        <w:t>English Abstract:</w:t>
+      </w:r>
+    </w:p>
+    <w:p>
+      <w:r>
+        <w:rPr>
+          <w:rFonts w:ascii="Times New Roman" w:hAnsi="Times New Roman" w:eastAsia="宋体"/>
+          <w:sz w:val="21"/>
+        </w:rPr>
+        <w:t>Chiral boundary states with perfect conducting channels are essential characteristics of magnetic topological materials. Prominent examples include the one-dimensional (1D) chiral edge and 2D chiral surface states found in 2D and 3D quantum Hall materials under magnetic fields, respectively. However, these boundary states are restricted to specific fixed dimensions, so they hardly facilitate cross-dimensional energy and information transport. Here, we fabricate a unique 3D photonic antiferromagnetic topological insulator with net zero magnetization that can simultaneously support different-dimensional hinge states and unpaired surface Dirac cones on neighboring facets. Owing to the chiral anomaly present in a finite-size sample, the gapless surface Dirac cone, neighbored by facets with surface Dirac masses of opposite signs, is further converted, exhibiting 2D planar one-way propagation. In conjunction with 1D hinge states, we experimentally observe a closed chiral loop for nonreciprocal hinge–surface transport across dimensions in topological photonics, similar to that theoretically proposed in 3D quantum anomalous Hall materials. Our findings enrich the chiral boundary features of 3D magnetic topological insulators and offer a topological strategy for exploring ideal cross-dimensional devices.</w:t>
+      </w:r>
+    </w:p>
+    <w:p>
+      <w:r>
+        <w:rPr>
+          <w:rFonts w:ascii="Times New Roman" w:hAnsi="Times New Roman" w:eastAsia="宋体"/>
+          <w:sz w:val="21"/>
+        </w:rPr>
+        <w:t>__________________________________________________</w:t>
+      </w:r>
+    </w:p>
+    <w:p>
+      <w:pPr>
+        <w:pStyle w:val="Heading2"/>
+      </w:pPr>
+      <w:r/>
+      <w:r>
+        <w:rPr>
+          <w:rFonts w:ascii="Times New Roman" w:hAnsi="Times New Roman" w:eastAsia="宋体"/>
+          <w:b/>
+          <w:color w:val="000000"/>
+          <w:sz w:val="24"/>
+        </w:rPr>
+        <w:t>拟南芥中一型蛋白磷酸酶 (TOPP) 催化 EIN2 去磷酸化调节乙烯信号传导</w:t>
+      </w:r>
+    </w:p>
+    <w:p>
+      <w:r>
+        <w:rPr>
+          <w:rFonts w:ascii="Times New Roman" w:hAnsi="Times New Roman" w:eastAsia="宋体"/>
+          <w:b/>
+          <w:color w:val="003264"/>
+          <w:sz w:val="24"/>
+        </w:rPr>
+        <w:t>Type one protein phosphatases (TOPPs) catalyze EIN2 dephosphorylation to regulate ethylene signaling in Arabidopsis</w:t>
+      </w:r>
+    </w:p>
+    <w:p>
+      <w:r>
+        <w:rPr>
+          <w:rFonts w:ascii="Times New Roman" w:hAnsi="Times New Roman" w:eastAsia="宋体"/>
+          <w:sz w:val="21"/>
+        </w:rPr>
+        <w:t>作者: Meifei Su, Qianqian Qin, Jing Zhang, Yingdong Li, Ailin Ye, Suomin Wang, Suiwen Hou</w:t>
+        <w:br/>
+      </w:r>
+      <w:r>
+        <w:rPr>
+          <w:rFonts w:ascii="Times New Roman" w:hAnsi="Times New Roman" w:eastAsia="宋体"/>
+          <w:sz w:val="21"/>
+        </w:rPr>
+        <w:t xml:space="preserve">时间: 2026-02-13 | </w:t>
+      </w:r>
+      <w:r>
+        <w:t xml:space="preserve">链接: </w:t>
+      </w:r>
+      <w:hyperlink r:id="rId90">
+        <w:r>
+          <w:rPr>
+            <w:rFonts w:ascii="Times New Roman" w:hAnsi="Times New Roman" w:eastAsia="宋体"/>
+            <w:color w:val="0000FF"/>
+            <w:sz w:val="21"/>
+            <w:u w:val="single"/>
+          </w:rPr>
+          <w:t>https://doi.org/10.1126/sciadv.aec5937</w:t>
+        </w:r>
+      </w:hyperlink>
+    </w:p>
+    <w:p>
+      <w:pPr>
+        <w:spacing w:before="120"/>
+      </w:pPr>
+      <w:r>
+        <w:rPr>
+          <w:rFonts w:ascii="Times New Roman" w:hAnsi="Times New Roman" w:eastAsia="宋体"/>
+          <w:b/>
+          <w:sz w:val="21"/>
+        </w:rPr>
+        <w:t>中文摘要:</w:t>
+      </w:r>
+    </w:p>
+    <w:p>
+      <w:pPr>
+        <w:ind w:firstLine="360"/>
+      </w:pPr>
+      <w:r>
+        <w:rPr>
+          <w:rFonts w:ascii="Times New Roman" w:hAnsi="Times New Roman" w:eastAsia="宋体"/>
+          <w:sz w:val="21"/>
+        </w:rPr>
+        <w:t>一型蛋白磷酸酶 (TOPP) 广泛调节植物激素信号传导和应激反应，但它们在乙烯信号传导中的作用仍然未知。这项研究揭示了 TOPP 和乙烯不敏感 2 (EIN2) 介导的乙烯信号传导之间的相互调节关系。我们发现乙烯可以诱导 TOPPs 的表达，topp1/4/5 突变体表现出部分乙烯不敏感性，EIN3 蛋白减少。从机制上讲，TOPP 在 EIN2 上游发挥作用，并与其羧基末端结构域 (CEND) 相互作用，使 S655 残基去磷酸化。这种位点特异性去磷酸化促进 EIN2 稳定性和 EIN2 CEND 核积累，从而激活乙烯反应。值得注意的是，EIN2 S655A -YFP/ein2-5 植物表现出组成型乙烯反应和改善的耐盐性。进一步的研究表明，EIN3/EIN3 like 1 (EIL1) 通过结合 TOPPs 的启动子来激活 TOPPs 的表达，从而相应地放大乙烯信号传导。总之，我们的发现确立了 TOPP 作为乙烯信号传导的关键调节因子，并揭示了控制 EIN2 功能的去磷酸化开关机制，为 EIN2 翻译后修饰如何介导植物逆境适应提供了重要的见解。</w:t>
+      </w:r>
+    </w:p>
+    <w:p>
+      <w:pPr>
+        <w:spacing w:before="120"/>
+      </w:pPr>
+      <w:r>
+        <w:rPr>
+          <w:rFonts w:ascii="Times New Roman" w:hAnsi="Times New Roman" w:eastAsia="宋体"/>
+          <w:b/>
+          <w:sz w:val="21"/>
+        </w:rPr>
+        <w:t>English Abstract:</w:t>
+      </w:r>
+    </w:p>
+    <w:p>
+      <w:r>
+        <w:rPr>
+          <w:rFonts w:ascii="Times New Roman" w:hAnsi="Times New Roman" w:eastAsia="宋体"/>
+          <w:sz w:val="21"/>
+        </w:rPr>
+        <w:t>Type one protein phosphatases (TOPPs) widely modulate phytohormone signaling and stress responses, but their roles in ethylene signaling remain unknown. This study reveals a reciprocal regulatory relationship between TOPPs and ethylene insensitive 2 (EIN2)–mediated ethylene signaling. We identified that ethylene can induce TOPPs ’ expression, and topp1/4/5 mutants exhibited partial ethylene insensitivity with reduced EIN3 protein. Mechanistically, TOPPs function upstream of EIN2 and interact with its carboxyl-terminal domain (CEND) to dephosphorylate the S655 residue. This site-specific dephosphorylation promotes EIN2 stability and EIN2 CEND nuclear accumulation, thereby activating ethylene responses. Notably, EIN2 S655A -YFP/ein2-5 plants displayed constitutive ethylene responses and improved salt tolerance. Further investigation showed that EIN3/EIN3 like 1 (EIL1) activates TOPPs ’ expression by binding to their promoters, amplifying ethylene signaling accordingly. Together, our finding establishes TOPPs as key regulators in ethylene signaling and reveal a dephosphorylation switch mechanism governing EIN2 function, providing critical insight into how EIN2 posttranslational modifications mediate plant stress adaptation.</w:t>
+      </w:r>
+    </w:p>
+    <w:p>
+      <w:r>
+        <w:rPr>
+          <w:rFonts w:ascii="Times New Roman" w:hAnsi="Times New Roman" w:eastAsia="宋体"/>
+          <w:sz w:val="21"/>
+        </w:rPr>
+        <w:t>__________________________________________________</w:t>
+      </w:r>
+    </w:p>
+    <w:p>
+      <w:pPr>
+        <w:pStyle w:val="Heading2"/>
+      </w:pPr>
+      <w:r/>
+      <w:r>
+        <w:rPr>
+          <w:rFonts w:ascii="Times New Roman" w:hAnsi="Times New Roman" w:eastAsia="宋体"/>
+          <w:b/>
+          <w:color w:val="000000"/>
+          <w:sz w:val="24"/>
+        </w:rPr>
+        <w:t>VMAT2 功能障碍会损害囊泡多巴胺的摄取，从而驱动 DJ-1 相关帕金森神经元的氧化和 α-突触核蛋白病理学</w:t>
+      </w:r>
+    </w:p>
+    <w:p>
+      <w:r>
+        <w:rPr>
+          <w:rFonts w:ascii="Times New Roman" w:hAnsi="Times New Roman" w:eastAsia="宋体"/>
+          <w:b/>
+          <w:color w:val="003264"/>
+          <w:sz w:val="24"/>
+        </w:rPr>
+        <w:t>VMAT2 dysfunction impairs vesicular dopamine uptake, driving its oxidation and α-synuclein pathology in DJ-1–linked Parkinson’s neurons</w:t>
+      </w:r>
+    </w:p>
+    <w:p>
+      <w:r>
+        <w:rPr>
+          <w:rFonts w:ascii="Times New Roman" w:hAnsi="Times New Roman" w:eastAsia="宋体"/>
+          <w:sz w:val="21"/>
+        </w:rPr>
+        <w:t>作者: Leonie M. Heger, Francesco Gubinelli, Andreas J. Huber, Aida Cardona-Alberich, Matteo Rovere, Ulf Matti, Stephan A. Müller, Sankarshana R. Nagaraja, Lena Jaschkowitz, Martina Schifferer, Wolfgang Wurst, Stefan F. Lichtenthaler, Christian Behrends, Sivakumar Sambandan, Lena F. Burbulla</w:t>
+        <w:br/>
+      </w:r>
+      <w:r>
+        <w:rPr>
+          <w:rFonts w:ascii="Times New Roman" w:hAnsi="Times New Roman" w:eastAsia="宋体"/>
+          <w:sz w:val="21"/>
+        </w:rPr>
+        <w:t xml:space="preserve">时间: 2026-02-13 | </w:t>
+      </w:r>
+      <w:r>
+        <w:t xml:space="preserve">链接: </w:t>
+      </w:r>
+      <w:hyperlink r:id="rId91">
+        <w:r>
+          <w:rPr>
+            <w:rFonts w:ascii="Times New Roman" w:hAnsi="Times New Roman" w:eastAsia="宋体"/>
+            <w:color w:val="0000FF"/>
+            <w:sz w:val="21"/>
+            <w:u w:val="single"/>
+          </w:rPr>
+          <w:t>https://doi.org/10.1126/sciadv.adz5645</w:t>
+        </w:r>
+      </w:hyperlink>
+    </w:p>
+    <w:p>
+      <w:pPr>
+        <w:spacing w:before="120"/>
+      </w:pPr>
+      <w:r>
+        <w:rPr>
+          <w:rFonts w:ascii="Times New Roman" w:hAnsi="Times New Roman" w:eastAsia="宋体"/>
+          <w:b/>
+          <w:sz w:val="21"/>
+        </w:rPr>
+        <w:t>中文摘要:</w:t>
+      </w:r>
+    </w:p>
+    <w:p>
+      <w:pPr>
+        <w:ind w:firstLine="360"/>
+      </w:pPr>
+      <w:r>
+        <w:rPr>
+          <w:rFonts w:ascii="Times New Roman" w:hAnsi="Times New Roman" w:eastAsia="宋体"/>
+          <w:sz w:val="21"/>
+        </w:rPr>
+        <w:t>帕金森病 (PD) 的特点是 α-突触核蛋白积累和多巴胺能神经元变性，其中多巴胺 (DA) 氧化成为关键的病理驱动因素。然而，这种神经毒性过程的机制仍不清楚。使用源自 PD 患者且 CRISPR 工程诱导的缺乏 DJ-1 的多能干细胞中脑多巴胺能神经元，我们发现了胞质 DA 进入突触小泡的缺陷性隔离，最终导致 DA 氧化和 α-突触核蛋白病理学。深入的蛋白质组学、最先进的成像和超灵敏的 DA 探针发现，囊泡单胺转运蛋白 2 (VMAT2) 蛋白和功能的减少会损害囊泡 DA 的摄取，导致囊泡可用性降低和囊泡形态异常。此外，VMAT2 活性和囊泡内吞作用依赖于 5′-三磷酸腺苷 (ATP)，而 DJ-1 缺陷的多巴胺能神经元中的 ATP 显着降低。 ATP 补充可恢复突变多巴胺能神经元的囊泡功能并减轻 DA 相关病理。这项研究揭示了一种 ATP 敏感机制，通过中脑多巴胺能神经元中的 VMAT2 和囊泡动力学调节 DA 稳态，强调增强 DA 隔离是一种有前途的 PD 治疗策略。</w:t>
+      </w:r>
+    </w:p>
+    <w:p>
+      <w:pPr>
+        <w:spacing w:before="120"/>
+      </w:pPr>
+      <w:r>
+        <w:rPr>
+          <w:rFonts w:ascii="Times New Roman" w:hAnsi="Times New Roman" w:eastAsia="宋体"/>
+          <w:b/>
+          <w:sz w:val="21"/>
+        </w:rPr>
+        <w:t>English Abstract:</w:t>
+      </w:r>
+    </w:p>
+    <w:p>
+      <w:r>
+        <w:rPr>
+          <w:rFonts w:ascii="Times New Roman" w:hAnsi="Times New Roman" w:eastAsia="宋体"/>
+          <w:sz w:val="21"/>
+        </w:rPr>
+        <w:t>Parkinson’s disease (PD) is characterized by α-synuclein accumulation and dopaminergic neuron degeneration, with dopamine (DA) oxidation emerging as a key pathological driver. However, the mechanisms underlying this neurotoxic process remain unclear. Using PD patient-derived and CRISPR-engineered induced pluripotent stem cell midbrain dopaminergic neurons lacking DJ-1, we identified defective sequestration of cytosolic DA into synaptic vesicles, which culminated in DA oxidation and α-synuclein pathology. In-depth proteomics, state-of-the-art imaging, and ultrasensitive DA probes uncovered that decreased vesicular monoamine transporter 2 (VMAT2) protein and function impaired vesicular DA uptake, resulting in reduced vesicle availability and abnormal vesicle morphology. Furthermore, VMAT2 activity and vesicle endocytosis are processes dependent on adenosine 5′-triphosphate (ATP), which is notably reduced in DJ-1–deficient dopaminergic neurons. ATP supplementation restored vesicular function and alleviated DA-related pathologies in mutant dopaminergic neurons. This study reveals an ATP-sensitive mechanism that regulates DA homeostasis through VMAT2 and vesicle dynamics in midbrain dopaminergic neurons, highlighting enhanced DA sequestration as a promising therapeutic strategy for PD.</w:t>
+      </w:r>
+    </w:p>
+    <w:p>
+      <w:r>
+        <w:rPr>
+          <w:rFonts w:ascii="Times New Roman" w:hAnsi="Times New Roman" w:eastAsia="宋体"/>
+          <w:sz w:val="21"/>
+        </w:rPr>
+        <w:t>__________________________________________________</w:t>
+      </w:r>
+    </w:p>
+    <w:p>
+      <w:pPr>
+        <w:pStyle w:val="Heading2"/>
+      </w:pPr>
+      <w:r/>
+      <w:r>
+        <w:rPr>
+          <w:rFonts w:ascii="Times New Roman" w:hAnsi="Times New Roman" w:eastAsia="宋体"/>
+          <w:b/>
+          <w:color w:val="000000"/>
+          <w:sz w:val="24"/>
+        </w:rPr>
+        <w:t>通过主动采样光子纠缠态进行实验量子态认证</w:t>
+      </w:r>
+    </w:p>
+    <w:p>
+      <w:r>
+        <w:rPr>
+          <w:rFonts w:ascii="Times New Roman" w:hAnsi="Times New Roman" w:eastAsia="宋体"/>
+          <w:b/>
+          <w:color w:val="003264"/>
+          <w:sz w:val="24"/>
+        </w:rPr>
+        <w:t>Experimental quantum state certification by actively sampling photonic entangled states</w:t>
+      </w:r>
+    </w:p>
+    <w:p>
+      <w:r>
+        <w:rPr>
+          <w:rFonts w:ascii="Times New Roman" w:hAnsi="Times New Roman" w:eastAsia="宋体"/>
+          <w:sz w:val="21"/>
+        </w:rPr>
+        <w:t>作者: Michael Antesberger, Mariana M. E. Schmid, Huan Cao, Borivoje Dakić, Lee A. Rozema, Philip Walther</w:t>
+        <w:br/>
+      </w:r>
+      <w:r>
+        <w:rPr>
+          <w:rFonts w:ascii="Times New Roman" w:hAnsi="Times New Roman" w:eastAsia="宋体"/>
+          <w:sz w:val="21"/>
+        </w:rPr>
+        <w:t xml:space="preserve">时间: 2026-02-13 | </w:t>
+      </w:r>
+      <w:r>
+        <w:t xml:space="preserve">链接: </w:t>
+      </w:r>
+      <w:hyperlink r:id="rId92">
+        <w:r>
+          <w:rPr>
+            <w:rFonts w:ascii="Times New Roman" w:hAnsi="Times New Roman" w:eastAsia="宋体"/>
+            <w:color w:val="0000FF"/>
+            <w:sz w:val="21"/>
+            <w:u w:val="single"/>
+          </w:rPr>
+          <w:t>https://doi.org/10.1126/sciadv.aea4144</w:t>
+        </w:r>
+      </w:hyperlink>
+    </w:p>
+    <w:p>
+      <w:pPr>
+        <w:spacing w:before="120"/>
+      </w:pPr>
+      <w:r>
+        <w:rPr>
+          <w:rFonts w:ascii="Times New Roman" w:hAnsi="Times New Roman" w:eastAsia="宋体"/>
+          <w:b/>
+          <w:sz w:val="21"/>
+        </w:rPr>
+        <w:t>中文摘要:</w:t>
+      </w:r>
+    </w:p>
+    <w:p>
+      <w:pPr>
+        <w:ind w:firstLine="360"/>
+      </w:pPr>
+      <w:r>
+        <w:rPr>
+          <w:rFonts w:ascii="Times New Roman" w:hAnsi="Times New Roman" w:eastAsia="宋体"/>
+          <w:sz w:val="21"/>
+        </w:rPr>
+        <w:t>纠缠量子态是许多量子技术的重要组成部分，但在使用之前必须对其进行验证。由于完整的表征需要大量资源，因此最近的工作重点是开发在所谓的验证框架中有效提取一些感兴趣参数的方法。大多数现有方法都是基于准备名义上相同且独立分布（IID）量子态的系综，然后测量该系综的每个副本。然而，这不会为预期的量子任务留下任何状态，并且 IID 假设在实验上并不总是成立。为了克服这些挑战，我们通过实验实现了量子态认证（QSC），它仅测量整体的一个子集，证明其余状态的多个副本的保真度。我们使用有源光开关从双光子贝尔态和三光子 GHZ（格林伯格-霍恩-蔡林格）态源中随机采样，实时报告统计声音保真度，而不会破坏整个整体。此外，我们的 QSC 协议消除了状态相同分布的假设（但仍然假设独立副本）；可以在测量的状态数量 N 中实现接近 N −1 的缩放；并且可以以与设备无关的方式实现。总之，这些优势使我们的 QSC 协议适合对大规模量子计算设备进行基准测试，并在标准和对抗情况下依赖于纠缠来部署量子通信设置。</w:t>
+      </w:r>
+    </w:p>
+    <w:p>
+      <w:pPr>
+        <w:spacing w:before="120"/>
+      </w:pPr>
+      <w:r>
+        <w:rPr>
+          <w:rFonts w:ascii="Times New Roman" w:hAnsi="Times New Roman" w:eastAsia="宋体"/>
+          <w:b/>
+          <w:sz w:val="21"/>
+        </w:rPr>
+        <w:t>English Abstract:</w:t>
+      </w:r>
+    </w:p>
+    <w:p>
+      <w:r>
+        <w:rPr>
+          <w:rFonts w:ascii="Times New Roman" w:hAnsi="Times New Roman" w:eastAsia="宋体"/>
+          <w:sz w:val="21"/>
+        </w:rPr>
+        <w:t>Entangled quantum states are essential ingredients for many quantum technologies, but they must be validated before they are used. As a full characterization is prohibitively resource intensive, recent work has focused on developing methods to efficiently extract a few parameters of interest, in a so-called verification framework. Most existing approaches are based on preparing an ensemble of nominally identical and independently distributed (IID) quantum states and then measuring each copy of the ensemble. However, this leaves no states left for the intended quantum tasks and the IID assumptions do not always hold experimentally. To overcome these challenges, we experimentally implement quantum state certification (QSC), which measures only a subset of the ensemble, certifying the fidelity of multiple copies of the remaining states. We use active optical switches to randomly sample from sources of two-photon Bell states and three-photon GHZ (Greenberger-Horn-Zeilinger) states, reporting statistically sound fidelities in real time without destroying the entire ensemble. In addition, our QSC protocol removes the assumption that the states are identically distributed (but still assumes independent copies); can achieve close N −1 scaling, in the number of states measured N ; and can be implemented in a device-independent manner. Together, these benefits make our QSC protocol suitable for benchmarking large-scale quantum computing devices and deployed quantum communication setups relying on entanglement in both standard and adversarial situations.</w:t>
+      </w:r>
+    </w:p>
+    <w:p>
+      <w:r>
+        <w:rPr>
+          <w:rFonts w:ascii="Times New Roman" w:hAnsi="Times New Roman" w:eastAsia="宋体"/>
+          <w:sz w:val="21"/>
+        </w:rPr>
+        <w:t>__________________________________________________</w:t>
+      </w:r>
+    </w:p>
+    <w:p>
+      <w:pPr>
+        <w:pStyle w:val="Heading2"/>
+      </w:pPr>
+      <w:r/>
+      <w:r>
+        <w:rPr>
+          <w:rFonts w:ascii="Times New Roman" w:hAnsi="Times New Roman" w:eastAsia="宋体"/>
+          <w:b/>
+          <w:color w:val="000000"/>
+          <w:sz w:val="24"/>
+        </w:rPr>
+        <w:t>揭示植物叶绿体光合膜蛋白质景观的设计原理</w:t>
+      </w:r>
+    </w:p>
+    <w:p>
+      <w:r>
+        <w:rPr>
+          <w:rFonts w:ascii="Times New Roman" w:hAnsi="Times New Roman" w:eastAsia="宋体"/>
+          <w:b/>
+          <w:color w:val="003264"/>
+          <w:sz w:val="24"/>
+        </w:rPr>
+        <w:t>Unraveling design principles of protein landscapes in photosynthetic membranes in plant chloroplasts</w:t>
+      </w:r>
+    </w:p>
+    <w:p>
+      <w:r>
+        <w:rPr>
+          <w:rFonts w:ascii="Times New Roman" w:hAnsi="Times New Roman" w:eastAsia="宋体"/>
+          <w:sz w:val="21"/>
+        </w:rPr>
+        <w:t>作者: Ashraf Mohamed, Yuval Garty, Hui Min Olivia Oung, Sujith Puthiyaveetil, Kajwal K. Patra, Andrea Tagliabue, Steven Lenhert, Dana Charuvi, Reinat Nevo, Helmut Kirchhoff, Doran I. G. B. Raccah</w:t>
+        <w:br/>
+      </w:r>
+      <w:r>
+        <w:rPr>
+          <w:rFonts w:ascii="Times New Roman" w:hAnsi="Times New Roman" w:eastAsia="宋体"/>
+          <w:sz w:val="21"/>
+        </w:rPr>
+        <w:t xml:space="preserve">时间: 2026-02-13 | </w:t>
+      </w:r>
+      <w:r>
+        <w:t xml:space="preserve">链接: </w:t>
+      </w:r>
+      <w:hyperlink r:id="rId93">
+        <w:r>
+          <w:rPr>
+            <w:rFonts w:ascii="Times New Roman" w:hAnsi="Times New Roman" w:eastAsia="宋体"/>
+            <w:color w:val="0000FF"/>
+            <w:sz w:val="21"/>
+            <w:u w:val="single"/>
+          </w:rPr>
+          <w:t>https://doi.org/10.1126/sciadv.aeb2410</w:t>
+        </w:r>
+      </w:hyperlink>
+    </w:p>
+    <w:p>
+      <w:pPr>
+        <w:spacing w:before="120"/>
+      </w:pPr>
+      <w:r>
+        <w:rPr>
+          <w:rFonts w:ascii="Times New Roman" w:hAnsi="Times New Roman" w:eastAsia="宋体"/>
+          <w:b/>
+          <w:sz w:val="21"/>
+        </w:rPr>
+        <w:t>中文摘要:</w:t>
+      </w:r>
+    </w:p>
+    <w:p>
+      <w:pPr>
+        <w:ind w:firstLine="360"/>
+      </w:pPr>
+      <w:r>
+        <w:rPr>
+          <w:rFonts w:ascii="Times New Roman" w:hAnsi="Times New Roman" w:eastAsia="宋体"/>
+          <w:sz w:val="21"/>
+        </w:rPr>
+        <w:t>光合膜内蛋白质的超分子组织对于植物的能量转换至关重要。在这里，我们介绍了一个分析和计算管道，它集成了高分辨率冷冻扫描电子显微镜、生化定量、先进的蒙特卡罗计算机模拟和统计方法，以阐明完整拟南芥叶子中基粒膜难以捉摸的蛋白质景观。我们的综合分析挑战了一种普遍观点，即冷冻断裂样品中外质断裂面上的颗粒仅代表光系统 II。相反，这些颗粒还包含细胞色素b 6 f 复合物。此外，我们的空间冲突分析表明，除了较小的复合物（C 2 ）之外，堆叠膜还包含较大的 PSII 超复合物（C 2 S 2 M 2 和 C 2 S 2 ）的混合物。这表明体内 PSII 超复合物以不同大小的平衡分布存在。此外，我们发现，虽然尺寸排阻效应控制着整体蛋白质排列，但局部堆积表现出指示横向吸引力蛋白质-蛋白质相互作用的方向顺序。</w:t>
+      </w:r>
+    </w:p>
+    <w:p>
+      <w:pPr>
+        <w:spacing w:before="120"/>
+      </w:pPr>
+      <w:r>
+        <w:rPr>
+          <w:rFonts w:ascii="Times New Roman" w:hAnsi="Times New Roman" w:eastAsia="宋体"/>
+          <w:b/>
+          <w:sz w:val="21"/>
+        </w:rPr>
+        <w:t>English Abstract:</w:t>
+      </w:r>
+    </w:p>
+    <w:p>
+      <w:r>
+        <w:rPr>
+          <w:rFonts w:ascii="Times New Roman" w:hAnsi="Times New Roman" w:eastAsia="宋体"/>
+          <w:sz w:val="21"/>
+        </w:rPr>
+        <w:t>The supramolecular organization of proteins within photosynthetic membranes is crucial for energy conversion in plants. Here, we introduce an analytical and computational pipeline that integrates high-resolution cryo–scanning electron microscopy, biochemical quantification, advanced Monte Carlo computer simulations, and statistical methods to elucidate the elusive protein landscapes of grana membranes in intact Arabidopsis leaves. Our integrated analysis challenges the prevailing view that particles on the exoplasmic fracture faces in freeze-fracture samples represent photosystem II exclusively. Instead, these particles also include cytochrome b 6 f complexes. Furthermore, our steric clash analysis demonstrates that stacked membranes contain a mixture of larger PSII supercomplexes (C 2 S 2 M 2 and C 2 S 2 ) in addition to a smaller complex (C 2 ). This suggests that in vivo PSII supercomplexes exist in an equilibrium distribution of differing sizes. Furthermore, we discovered that, although size exclusion effects govern the global protein arrangement, local packing exhibits orientational order indicative of lateral attractive protein-protein interactions.</w:t>
+      </w:r>
+    </w:p>
+    <w:p>
+      <w:r>
+        <w:rPr>
+          <w:rFonts w:ascii="Times New Roman" w:hAnsi="Times New Roman" w:eastAsia="宋体"/>
+          <w:sz w:val="21"/>
+        </w:rPr>
+        <w:t>__________________________________________________</w:t>
+      </w:r>
+    </w:p>
+    <w:p>
+      <w:pPr>
+        <w:pStyle w:val="Heading2"/>
+      </w:pPr>
+      <w:r/>
+      <w:r>
+        <w:rPr>
+          <w:rFonts w:ascii="Times New Roman" w:hAnsi="Times New Roman" w:eastAsia="宋体"/>
+          <w:b/>
+          <w:color w:val="000000"/>
+          <w:sz w:val="24"/>
+        </w:rPr>
+        <w:t>液晶弹性体的机器人保形 4D 打印</w:t>
+      </w:r>
+    </w:p>
+    <w:p>
+      <w:r>
+        <w:rPr>
+          <w:rFonts w:ascii="Times New Roman" w:hAnsi="Times New Roman" w:eastAsia="宋体"/>
+          <w:b/>
+          <w:color w:val="003264"/>
+          <w:sz w:val="24"/>
+        </w:rPr>
+        <w:t>Robotic conformal 4D printing of liquid crystal elastomers</w:t>
+      </w:r>
+    </w:p>
+    <w:p>
+      <w:r>
+        <w:rPr>
+          <w:rFonts w:ascii="Times New Roman" w:hAnsi="Times New Roman" w:eastAsia="宋体"/>
+          <w:sz w:val="21"/>
+        </w:rPr>
+        <w:t>作者: Christopher Chung, Huan Jiang, Alston X. Gracego, Martin L. Dunn, Kai Yu</w:t>
+        <w:br/>
+      </w:r>
+      <w:r>
+        <w:rPr>
+          <w:rFonts w:ascii="Times New Roman" w:hAnsi="Times New Roman" w:eastAsia="宋体"/>
+          <w:sz w:val="21"/>
+        </w:rPr>
+        <w:t xml:space="preserve">时间: 2026-02-13 | </w:t>
+      </w:r>
+      <w:r>
+        <w:t xml:space="preserve">链接: </w:t>
+      </w:r>
+      <w:hyperlink r:id="rId94">
+        <w:r>
+          <w:rPr>
+            <w:rFonts w:ascii="Times New Roman" w:hAnsi="Times New Roman" w:eastAsia="宋体"/>
+            <w:color w:val="0000FF"/>
+            <w:sz w:val="21"/>
+            <w:u w:val="single"/>
+          </w:rPr>
+          <w:t>https://doi.org/10.1126/sciadv.aeb2417</w:t>
+        </w:r>
+      </w:hyperlink>
+    </w:p>
+    <w:p>
+      <w:pPr>
+        <w:spacing w:before="120"/>
+      </w:pPr>
+      <w:r>
+        <w:rPr>
+          <w:rFonts w:ascii="Times New Roman" w:hAnsi="Times New Roman" w:eastAsia="宋体"/>
+          <w:b/>
+          <w:sz w:val="21"/>
+        </w:rPr>
+        <w:t>中文摘要:</w:t>
+      </w:r>
+    </w:p>
+    <w:p>
+      <w:pPr>
+        <w:ind w:firstLine="360"/>
+      </w:pPr>
+      <w:r>
+        <w:rPr>
+          <w:rFonts w:ascii="Times New Roman" w:hAnsi="Times New Roman" w:eastAsia="宋体"/>
+          <w:sz w:val="21"/>
+        </w:rPr>
+        <w:t>液晶弹性体 (LCE) 的四维 (4D) 打印是一种很有前景的方法，可为软机器人、可部署系统和自适应表面等多种应用创建可逆形状变化的结构。编程这些形状变换的核心是微米级液晶介晶的空间排列。现有的 LCE 4D 打印方法受到 2D 平面内介晶排列的限制，从而限制了可实现的变形范围。这项工作提出了一种机器人直接墨水书写保形 4D 打印技术，能够将 LCE 沉积到复杂的非平面 3D 基材上。开发了一种算法来生成打印路径、点法线和控制代码以引导六轴机械臂的运动。在具有不同印刷路径的各种表面上演示了保形印刷，并研究了由此产生的形状变化行为，以突出未锁定的设计空间。与 3D 扫描的集成进一步允许打印到具有未知几何形状的基材上，例如鸡蛋表面，从而能够应用于按需保护涂层和结构修复。</w:t>
+      </w:r>
+    </w:p>
+    <w:p>
+      <w:pPr>
+        <w:spacing w:before="120"/>
+      </w:pPr>
+      <w:r>
+        <w:rPr>
+          <w:rFonts w:ascii="Times New Roman" w:hAnsi="Times New Roman" w:eastAsia="宋体"/>
+          <w:b/>
+          <w:sz w:val="21"/>
+        </w:rPr>
+        <w:t>English Abstract:</w:t>
+      </w:r>
+    </w:p>
+    <w:p>
+      <w:r>
+        <w:rPr>
+          <w:rFonts w:ascii="Times New Roman" w:hAnsi="Times New Roman" w:eastAsia="宋体"/>
+          <w:sz w:val="21"/>
+        </w:rPr>
+        <w:t>Four-dimensional (4D) printing of liquid crystal elastomers (LCEs) serves as a promising approach to create reversibly shape-changing structures for diverse applications, including soft robotics, deployable systems, and adaptive surfaces. Central to programming these shape transformations is the spatial alignment of microscale liquid crystal mesogens. Existing 4D printing methods for LCEs are constrained by the alignment of mesogens within 2D planes, thereby limiting the range of achievable deformation. This work presents a robotic direct-ink-writing conformal 4D printing technology that enables deposition of LCEs onto complex, nonplanar 3D substrates. An algorithm is developed to generate printing paths, point normals, and control codes to guide the motion of a six-axis robotic arm. Conformal printing is demonstrated on various surfaces with different printing paths, and the resulting shape-changing behaviors are studied to highlight the unlocked design space. Integration with 3D scanning further allows printing onto substrates with unknown geometries, such as egg surfaces, which enables applications in on-demand protective coatings and structural repair.</w:t>
+      </w:r>
+    </w:p>
+    <w:p>
+      <w:r>
+        <w:rPr>
+          <w:rFonts w:ascii="Times New Roman" w:hAnsi="Times New Roman" w:eastAsia="宋体"/>
+          <w:sz w:val="21"/>
+        </w:rPr>
+        <w:t>__________________________________________________</w:t>
+      </w:r>
+    </w:p>
+    <w:p>
+      <w:pPr>
+        <w:pStyle w:val="Heading2"/>
+      </w:pPr>
+      <w:r/>
+      <w:r>
+        <w:rPr>
+          <w:rFonts w:ascii="Times New Roman" w:hAnsi="Times New Roman" w:eastAsia="宋体"/>
+          <w:b/>
+          <w:color w:val="000000"/>
+          <w:sz w:val="24"/>
+        </w:rPr>
+        <w:t>深海鱼类揭示了脊椎动物视觉的另一种发育轨迹</w:t>
+      </w:r>
+    </w:p>
+    <w:p>
+      <w:r>
+        <w:rPr>
+          <w:rFonts w:ascii="Times New Roman" w:hAnsi="Times New Roman" w:eastAsia="宋体"/>
+          <w:b/>
+          <w:color w:val="003264"/>
+          <w:sz w:val="24"/>
+        </w:rPr>
+        <w:t>Deep-sea fish reveal an alternative developmental trajectory for vertebrate vision</w:t>
+      </w:r>
+    </w:p>
+    <w:p>
+      <w:r>
+        <w:rPr>
+          <w:rFonts w:ascii="Times New Roman" w:hAnsi="Times New Roman" w:eastAsia="宋体"/>
+          <w:sz w:val="21"/>
+        </w:rPr>
+        <w:t>作者: Lily G. Fogg, Stamatina Isari, Jonathan E. Barnes, Jagdish Suresh Patel, N. Marshall, Walter Salzburger, Fanny de Busserolles, Fabio Cortesi</w:t>
+        <w:br/>
+      </w:r>
+      <w:r>
+        <w:rPr>
+          <w:rFonts w:ascii="Times New Roman" w:hAnsi="Times New Roman" w:eastAsia="宋体"/>
+          <w:sz w:val="21"/>
+        </w:rPr>
+        <w:t xml:space="preserve">时间: 2026-02-13 | </w:t>
+      </w:r>
+      <w:r>
+        <w:t xml:space="preserve">链接: </w:t>
+      </w:r>
+      <w:hyperlink r:id="rId95">
+        <w:r>
+          <w:rPr>
+            <w:rFonts w:ascii="Times New Roman" w:hAnsi="Times New Roman" w:eastAsia="宋体"/>
+            <w:color w:val="0000FF"/>
+            <w:sz w:val="21"/>
+            <w:u w:val="single"/>
+          </w:rPr>
+          <w:t>https://doi.org/10.1126/sciadv.adx2596</w:t>
+        </w:r>
+      </w:hyperlink>
+    </w:p>
+    <w:p>
+      <w:pPr>
+        <w:spacing w:before="120"/>
+      </w:pPr>
+      <w:r>
+        <w:rPr>
+          <w:rFonts w:ascii="Times New Roman" w:hAnsi="Times New Roman" w:eastAsia="宋体"/>
+          <w:b/>
+          <w:sz w:val="21"/>
+        </w:rPr>
+        <w:t>中文摘要:</w:t>
+      </w:r>
+    </w:p>
+    <w:p>
+      <w:pPr>
+        <w:ind w:firstLine="360"/>
+      </w:pPr>
+      <w:r>
+        <w:rPr>
+          <w:rFonts w:ascii="Times New Roman" w:hAnsi="Times New Roman" w:eastAsia="宋体"/>
+          <w:sz w:val="21"/>
+        </w:rPr>
+        <w:t>脊椎动物的视觉依赖于两种感光器类型：用于亮光的视锥细胞和用于暗光的视杆细胞。目前的教条是，脊椎动物首先发育出视锥细胞为主的视网膜，然后再发育出视杆细胞。在这里，我们发现深海鱼类幼体具有“混合”光感受器，在杆状细胞中表达视锥细胞特异性基因。通过发育，它们要么保留这些杆状锥体（在Maurolicus mucronatus中），要么转变为表达杆状特异性基因和转录因子的真正杆状体（在Vinciguerria mabahiss和Benthosema pterotum中）。与大多数栖息在明亮水域的海洋鱼类幼虫不同，深海鱼类幼虫生活在更深、更昏暗的环境中。通过将杆状形态与锥状分子机械相结合，混合光感受器可能会在这种条件下最大限度地提高视觉性能。一致地，光谱最大值预测和环境光估计建议在整个生命周期中适应普遍的光环境。我们的研究结果为脊椎动物视觉的另一种发育轨迹的进化提供了分子、形态学和功能证据。</w:t>
+      </w:r>
+    </w:p>
+    <w:p>
+      <w:pPr>
+        <w:spacing w:before="120"/>
+      </w:pPr>
+      <w:r>
+        <w:rPr>
+          <w:rFonts w:ascii="Times New Roman" w:hAnsi="Times New Roman" w:eastAsia="宋体"/>
+          <w:b/>
+          <w:sz w:val="21"/>
+        </w:rPr>
+        <w:t>English Abstract:</w:t>
+      </w:r>
+    </w:p>
+    <w:p>
+      <w:r>
+        <w:rPr>
+          <w:rFonts w:ascii="Times New Roman" w:hAnsi="Times New Roman" w:eastAsia="宋体"/>
+          <w:sz w:val="21"/>
+        </w:rPr>
+        <w:t>Vertebrate vision relies on two photoreceptor types: cones for bright light and rods for dim light. The current dogma is that vertebrates develop cone-dominated retinas first, adding rods later. Here we show that larval deep-sea fishes have “hybrid” photoreceptors, expressing cone-specific genes in rod-like cells. Through development, they either retain these rod-like cones (in Maurolicus mucronatus ) or transition to true rods expressing rod-specific genes and transcription factors (in Vinciguerria mabahiss and Benthosema pterotum ). Unlike most marine fish larvae, which inhabit brightly lit waters, deep-sea fish larvae experience deeper and dimmer environments. By combining rod-like morphology with cone-like molecular machinery, hybrid photoreceptors likely maximize visual performance under such conditions. Consistently, spectral maxima predictions and environmental light estimations suggest tuning to the prevailing light environment throughout life. Our findings provide molecular, morphological, and functional evidence for the evolution of an alternative developmental trajectory for vertebrate vision.</w:t>
+      </w:r>
+    </w:p>
+    <w:p>
+      <w:r>
+        <w:rPr>
+          <w:rFonts w:ascii="Times New Roman" w:hAnsi="Times New Roman" w:eastAsia="宋体"/>
+          <w:sz w:val="21"/>
+        </w:rPr>
+        <w:t>__________________________________________________</w:t>
+      </w:r>
+    </w:p>
+    <w:p>
+      <w:pPr>
+        <w:pStyle w:val="Heading2"/>
+      </w:pPr>
+      <w:r/>
+      <w:r>
+        <w:rPr>
+          <w:rFonts w:ascii="Times New Roman" w:hAnsi="Times New Roman" w:eastAsia="宋体"/>
+          <w:b/>
+          <w:color w:val="000000"/>
+          <w:sz w:val="24"/>
+        </w:rPr>
+        <w:t>通过非相干光的数据混响实现非线性光学极限学习器</w:t>
+      </w:r>
+    </w:p>
+    <w:p>
+      <w:r>
+        <w:rPr>
+          <w:rFonts w:ascii="Times New Roman" w:hAnsi="Times New Roman" w:eastAsia="宋体"/>
+          <w:b/>
+          <w:color w:val="003264"/>
+          <w:sz w:val="24"/>
+        </w:rPr>
+        <w:t>Nonlinear optical extreme learner via data reverberation with incoherent light</w:t>
+      </w:r>
+    </w:p>
+    <w:p>
+      <w:r>
+        <w:rPr>
+          <w:rFonts w:ascii="Times New Roman" w:hAnsi="Times New Roman" w:eastAsia="宋体"/>
+          <w:sz w:val="21"/>
+        </w:rPr>
+        <w:t>作者: Bofeng Liu, Xu Mei, Sadman Shafi, Tunan Xia, Iam-Choon Khoo, Zhiwen Liu, Xingjie Ni</w:t>
+        <w:br/>
+      </w:r>
+      <w:r>
+        <w:rPr>
+          <w:rFonts w:ascii="Times New Roman" w:hAnsi="Times New Roman" w:eastAsia="宋体"/>
+          <w:sz w:val="21"/>
+        </w:rPr>
+        <w:t xml:space="preserve">时间: 2026-02-13 | </w:t>
+      </w:r>
+      <w:r>
+        <w:t xml:space="preserve">链接: </w:t>
+      </w:r>
+      <w:hyperlink r:id="rId96">
+        <w:r>
+          <w:rPr>
+            <w:rFonts w:ascii="Times New Roman" w:hAnsi="Times New Roman" w:eastAsia="宋体"/>
+            <w:color w:val="0000FF"/>
+            <w:sz w:val="21"/>
+            <w:u w:val="single"/>
+          </w:rPr>
+          <w:t>https://doi.org/10.1126/sciadv.aeb4237</w:t>
+        </w:r>
+      </w:hyperlink>
+    </w:p>
+    <w:p>
+      <w:pPr>
+        <w:spacing w:before="120"/>
+      </w:pPr>
+      <w:r>
+        <w:rPr>
+          <w:rFonts w:ascii="Times New Roman" w:hAnsi="Times New Roman" w:eastAsia="宋体"/>
+          <w:b/>
+          <w:sz w:val="21"/>
+        </w:rPr>
+        <w:t>中文摘要:</w:t>
+      </w:r>
+    </w:p>
+    <w:p>
+      <w:pPr>
+        <w:ind w:firstLine="360"/>
+      </w:pPr>
+      <w:r>
+        <w:rPr>
+          <w:rFonts w:ascii="Times New Roman" w:hAnsi="Times New Roman" w:eastAsia="宋体"/>
+          <w:sz w:val="21"/>
+        </w:rPr>
+        <w:t>人工神经网络彻底改变了从计算机视觉到自然语言处理的领域，但其不断增长的能量和计算需求威胁着未来的进步。光神经网络有望提供更高的速度、带宽和能源效率，但其光学非线性较弱。在这里，我们演示了一种低功率、非相干光兼容的光学极限学习器，它利用光学图案混响的“数据非线性”，消除了对固有非线性材料的依赖。通过在定制光学腔的空间偏振分布中对输入数据进行编码并允许光多次通过它，我们以极低的光功率实现了非线性变换。加上简单的可训练读数，我们的光学学习器在标准图像分类任务和 XOR 基准测试中始终优于线性数字网络，提供与完全非线性数字模型相匹配的精度。我们紧凑、节能的方法大大降低了复杂性、成本和能耗，为实用、可扩展的全光学机器学习平台铺平了道路。</w:t>
+      </w:r>
+    </w:p>
+    <w:p>
+      <w:pPr>
+        <w:spacing w:before="120"/>
+      </w:pPr>
+      <w:r>
+        <w:rPr>
+          <w:rFonts w:ascii="Times New Roman" w:hAnsi="Times New Roman" w:eastAsia="宋体"/>
+          <w:b/>
+          <w:sz w:val="21"/>
+        </w:rPr>
+        <w:t>English Abstract:</w:t>
+      </w:r>
+    </w:p>
+    <w:p>
+      <w:r>
+        <w:rPr>
+          <w:rFonts w:ascii="Times New Roman" w:hAnsi="Times New Roman" w:eastAsia="宋体"/>
+          <w:sz w:val="21"/>
+        </w:rPr>
+        <w:t>Artificial neural networks have revolutionized fields from computer vision to natural language processing, yet their growing energy and computational demands threaten future progress. Optical neural networks promise greater speed, bandwidth, and energy efficiency but suffer from weak optical nonlinearities. Here, we demonstrate a low-power, incoherent-light-compatible optical extreme learner that leverages “data nonlinearity” from optical pattern reverberations, eliminating reliance on intrinsic nonlinear materials. By encoding input data in the spatial polarization distribution of a tailored optical cavity and allowing light to pass through it multiple times, we achieve nonlinear transformations at extremely low optical power. Coupled with a simple trainable readout, our optical learner consistently outperforms linear digital networks in standard image classification tasks and XOR benchmarks, delivering accuracy matching fully nonlinear digital models. Our compact, energy-efficient approach substantially reduces complexity, cost, and energy consumption, paving the way for practical, scalable all-optical machine learning platforms.</w:t>
+      </w:r>
+    </w:p>
+    <w:p>
+      <w:r>
+        <w:rPr>
+          <w:rFonts w:ascii="Times New Roman" w:hAnsi="Times New Roman" w:eastAsia="宋体"/>
+          <w:sz w:val="21"/>
+        </w:rPr>
+        <w:t>__________________________________________________</w:t>
+      </w:r>
+    </w:p>
+    <w:p>
+      <w:pPr>
+        <w:pStyle w:val="Heading2"/>
+      </w:pPr>
+      <w:r/>
+      <w:r>
+        <w:rPr>
+          <w:rFonts w:ascii="Times New Roman" w:hAnsi="Times New Roman" w:eastAsia="宋体"/>
+          <w:b/>
+          <w:color w:val="000000"/>
+          <w:sz w:val="24"/>
+        </w:rPr>
+        <w:t>灵长类动物灵巧的手部运动是由功能不同的前运动神经系统控制的</w:t>
+      </w:r>
+    </w:p>
+    <w:p>
+      <w:r>
+        <w:rPr>
+          <w:rFonts w:ascii="Times New Roman" w:hAnsi="Times New Roman" w:eastAsia="宋体"/>
+          <w:b/>
+          <w:color w:val="003264"/>
+          <w:sz w:val="24"/>
+        </w:rPr>
+        <w:t>Primate dexterous hand movements are controlled by functionally distinct premotoneuronal systems</w:t>
+      </w:r>
+    </w:p>
+    <w:p>
+      <w:r>
+        <w:rPr>
+          <w:rFonts w:ascii="Times New Roman" w:hAnsi="Times New Roman" w:eastAsia="宋体"/>
+          <w:sz w:val="21"/>
+        </w:rPr>
+        <w:t>作者: Tomohiko Takei, Tomomichi Oya, Kazuhiko Seki</w:t>
+        <w:br/>
+      </w:r>
+      <w:r>
+        <w:rPr>
+          <w:rFonts w:ascii="Times New Roman" w:hAnsi="Times New Roman" w:eastAsia="宋体"/>
+          <w:sz w:val="21"/>
+        </w:rPr>
+        <w:t xml:space="preserve">时间: 2026-02-13 | </w:t>
+      </w:r>
+      <w:r>
+        <w:t xml:space="preserve">链接: </w:t>
+      </w:r>
+      <w:hyperlink r:id="rId97">
+        <w:r>
+          <w:rPr>
+            <w:rFonts w:ascii="Times New Roman" w:hAnsi="Times New Roman" w:eastAsia="宋体"/>
+            <w:color w:val="0000FF"/>
+            <w:sz w:val="21"/>
+            <w:u w:val="single"/>
+          </w:rPr>
+          <w:t>https://doi.org/10.1126/sciadv.aea1184</w:t>
+        </w:r>
+      </w:hyperlink>
+    </w:p>
+    <w:p>
+      <w:pPr>
+        <w:spacing w:before="120"/>
+      </w:pPr>
+      <w:r>
+        <w:rPr>
+          <w:rFonts w:ascii="Times New Roman" w:hAnsi="Times New Roman" w:eastAsia="宋体"/>
+          <w:b/>
+          <w:sz w:val="21"/>
+        </w:rPr>
+        <w:t>中文摘要:</w:t>
+      </w:r>
+    </w:p>
+    <w:p>
+      <w:pPr>
+        <w:ind w:firstLine="360"/>
+      </w:pPr>
+      <w:r>
+        <w:rPr>
+          <w:rFonts w:ascii="Times New Roman" w:hAnsi="Times New Roman" w:eastAsia="宋体"/>
+          <w:sz w:val="21"/>
+        </w:rPr>
+        <w:t>灵巧的手部动作是灵长类动物所特有的，对于它们的日常活动来说是不可或缺的。传统上，它们被认为主要依赖于进化上“更新的”直接皮质运动神经元（CM）途径。然而，最近的研究表明，由脊髓前运动中间神经元（PreM-IN）介导的“较古老”的间接皮质脊髓通路也有贡献，这凸显了澄清其功能差异的必要性。在这里，我们记录了猕猴在精确握力任务期间 PreM-IN 和 CM 细胞的神经元活动，以比较它们在产生手部肌肉活动中的作用。我们的结果表明，PreM-IN 在更广泛的肌肉中发挥更强的促进作用，促进协同共激活，而 CM 细胞提供更具选择性的促进作用，从而能够控制相对单个的肌肉。分解分析进一步表明，这些系统对应于不同的控制模式——基于协同的控制和基于个体的控制——平衡稳定性和灵活性。这些发现重新定义了我们对灵长类灵巧手控制的理解，认为它是从进化上不同的前运动神经系统的合作整合中产生的。</w:t>
+      </w:r>
+    </w:p>
+    <w:p>
+      <w:pPr>
+        <w:spacing w:before="120"/>
+      </w:pPr>
+      <w:r>
+        <w:rPr>
+          <w:rFonts w:ascii="Times New Roman" w:hAnsi="Times New Roman" w:eastAsia="宋体"/>
+          <w:b/>
+          <w:sz w:val="21"/>
+        </w:rPr>
+        <w:t>English Abstract:</w:t>
+      </w:r>
+    </w:p>
+    <w:p>
+      <w:r>
+        <w:rPr>
+          <w:rFonts w:ascii="Times New Roman" w:hAnsi="Times New Roman" w:eastAsia="宋体"/>
+          <w:sz w:val="21"/>
+        </w:rPr>
+        <w:t>Dexterous hand movements are uniquely developed in primates and indispensable for their daily activities. Traditionally, they were thought to depend primarily on the evolutionarily “newer” direct corticomotoneuronal (CM) pathway. However, recent studies suggest that the “older” indirect corticospinal pathways, mediated by spinal premotor interneurons (PreM-INs), also contribute, highlighting the need to clarify their functional differences. Here, we recorded neuronal activity from PreM-INs and CM cells in macaques during a precision grip task to compare their roles in generating hand muscle activity. Our results show that PreM-INs exert stronger facilitation across a broader set of muscles, promoting synergistic coactivation, whereas CM cells provide more selective facilitation, enabling control of relatively individual muscles. Decomposition analysis further revealed that these systems correspond to different control modes—synergy-based and individual-based control—balancing stability and flexibility. These findings redefine our understanding of primate dexterous hand control as emerging from the cooperative integration of evolutionarily distinct premotoneuronal systems.</w:t>
+      </w:r>
+    </w:p>
+    <w:p>
+      <w:r>
+        <w:rPr>
+          <w:rFonts w:ascii="Times New Roman" w:hAnsi="Times New Roman" w:eastAsia="宋体"/>
+          <w:sz w:val="21"/>
+        </w:rPr>
+        <w:t>__________________________________________________</w:t>
+      </w:r>
+    </w:p>
+    <w:p>
+      <w:pPr>
+        <w:pStyle w:val="Heading2"/>
+      </w:pPr>
+      <w:r/>
+      <w:r>
+        <w:rPr>
+          <w:rFonts w:ascii="Times New Roman" w:hAnsi="Times New Roman" w:eastAsia="宋体"/>
+          <w:b/>
+          <w:color w:val="000000"/>
+          <w:sz w:val="24"/>
+        </w:rPr>
+        <w:t>宽带隙半导体 Ga 2 O 3 具有鲁棒的室温铁电性</w:t>
+      </w:r>
+    </w:p>
+    <w:p>
+      <w:r>
+        <w:rPr>
+          <w:rFonts w:ascii="Times New Roman" w:hAnsi="Times New Roman" w:eastAsia="宋体"/>
+          <w:b/>
+          <w:color w:val="003264"/>
+          <w:sz w:val="24"/>
+        </w:rPr>
+        <w:t>Robust room-temperature ferroelectricity in the wide-bandgap semiconductor Ga 2 O 3</w:t>
+      </w:r>
+    </w:p>
+    <w:p>
+      <w:r>
+        <w:rPr>
+          <w:rFonts w:ascii="Times New Roman" w:hAnsi="Times New Roman" w:eastAsia="宋体"/>
+          <w:sz w:val="21"/>
+        </w:rPr>
+        <w:t>作者: Jiaying Shen, Weng Fu Io, Chang Liu, Yiyang Wen, Han Wu, Yilin Cao, Yongtao Yang, Dianmeng Dong, Fan Zhang, Songhua Cai, Wei Ren, Xianran Xing, Yang Zhang, Zhenping Wu, Jianhua Hao</w:t>
+        <w:br/>
+      </w:r>
+      <w:r>
+        <w:rPr>
+          <w:rFonts w:ascii="Times New Roman" w:hAnsi="Times New Roman" w:eastAsia="宋体"/>
+          <w:sz w:val="21"/>
+        </w:rPr>
+        <w:t xml:space="preserve">时间: 2026-02-13 | </w:t>
+      </w:r>
+      <w:r>
+        <w:t xml:space="preserve">链接: </w:t>
+      </w:r>
+      <w:hyperlink r:id="rId98">
+        <w:r>
+          <w:rPr>
+            <w:rFonts w:ascii="Times New Roman" w:hAnsi="Times New Roman" w:eastAsia="宋体"/>
+            <w:color w:val="0000FF"/>
+            <w:sz w:val="21"/>
+            <w:u w:val="single"/>
+          </w:rPr>
+          <w:t>https://doi.org/10.1126/sciadv.aec5225</w:t>
+        </w:r>
+      </w:hyperlink>
+    </w:p>
+    <w:p>
+      <w:pPr>
+        <w:spacing w:before="120"/>
+      </w:pPr>
+      <w:r>
+        <w:rPr>
+          <w:rFonts w:ascii="Times New Roman" w:hAnsi="Times New Roman" w:eastAsia="宋体"/>
+          <w:b/>
+          <w:sz w:val="21"/>
+        </w:rPr>
+        <w:t>中文摘要:</w:t>
+      </w:r>
+    </w:p>
+    <w:p>
+      <w:pPr>
+        <w:ind w:firstLine="360"/>
+      </w:pPr>
+      <w:r>
+        <w:rPr>
+          <w:rFonts w:ascii="Times New Roman" w:hAnsi="Times New Roman" w:eastAsia="宋体"/>
+          <w:sz w:val="21"/>
+        </w:rPr>
+        <w:t>几十年来，宽带隙半导体和铁电材料之间的不兼容性从根本上阻碍了功率处理和非易失性存储器的集成。我们通过在外延亚稳态 κ-Ga 2 O 3 中展示强大的室温铁电性来解决这一挑战，该外延亚稳态 κ-Ga 2 O 3 通过工业兼容的金属有机化学气相沉积生长，从而创建了本质上铁电宽带隙半导体。通过系统表征，包括压电响应力显微镜、极化磁滞测量和正上负下测试，我们提供了通过独特的八面体-四面体变换稳定铁电切换至 5 纳米厚度（超出传统铁电极限）的结论性证据。铁电隧道结实现了超过10 5 的巨大隧道电阻。主流半导体中的这一基本发现挑战了传统材料范式，并实现了在统一平台上实现电源和存储功能的单片集成。</w:t>
+      </w:r>
+    </w:p>
+    <w:p>
+      <w:pPr>
+        <w:spacing w:before="120"/>
+      </w:pPr>
+      <w:r>
+        <w:rPr>
+          <w:rFonts w:ascii="Times New Roman" w:hAnsi="Times New Roman" w:eastAsia="宋体"/>
+          <w:b/>
+          <w:sz w:val="21"/>
+        </w:rPr>
+        <w:t>English Abstract:</w:t>
+      </w:r>
+    </w:p>
+    <w:p>
+      <w:r>
+        <w:rPr>
+          <w:rFonts w:ascii="Times New Roman" w:hAnsi="Times New Roman" w:eastAsia="宋体"/>
+          <w:sz w:val="21"/>
+        </w:rPr>
+        <w:t>For decades, the integration of power handling and nonvolatile memory has been fundamentally impeded by the incompatibility between wide-bandgap semiconductors and ferroelectric materials. We resolve this challenge by demonstrating robust room-temperature ferroelectricity in epitaxial metastable κ-Ga 2 O 3 , grown via industry-compatible metal-organic chemical vapor deposition, creating an intrinsically ferroelectric wide-bandgap semiconductor. Through systematic characterization including piezoresponse force microscopy, polarization hysteresis measurements, and positive up–negative down tests, we provide conclusive evidence of stable ferroelectric switching down to 5-nanometer thickness—exceeding conventional ferroelectric limits—via a unique octahedral-tetrahedral transformation. Ferroelectric tunnel junctions achieve giant tunneling electroresistance exceeding 10 5 . This fundamental discovery in a mainstream semiconductor challenges conventional materials paradigms and enables monolithic integration of power and memory functionalities on a unified platform.</w:t>
+      </w:r>
+    </w:p>
+    <w:p>
+      <w:r>
+        <w:rPr>
+          <w:rFonts w:ascii="Times New Roman" w:hAnsi="Times New Roman" w:eastAsia="宋体"/>
+          <w:sz w:val="21"/>
+        </w:rPr>
+        <w:t>__________________________________________________</w:t>
+      </w:r>
+    </w:p>
+    <w:p>
+      <w:pPr>
+        <w:pStyle w:val="Heading2"/>
+      </w:pPr>
+      <w:r/>
+      <w:r>
+        <w:rPr>
+          <w:rFonts w:ascii="Times New Roman" w:hAnsi="Times New Roman" w:eastAsia="宋体"/>
+          <w:b/>
+          <w:color w:val="000000"/>
+          <w:sz w:val="24"/>
+        </w:rPr>
+        <w:t>来自光学相位梯度驱动胶体组件的可调谐 3D 光流体动力扭矩</w:t>
+      </w:r>
+    </w:p>
+    <w:p>
+      <w:r>
+        <w:rPr>
+          <w:rFonts w:ascii="Times New Roman" w:hAnsi="Times New Roman" w:eastAsia="宋体"/>
+          <w:b/>
+          <w:color w:val="003264"/>
+          <w:sz w:val="24"/>
+        </w:rPr>
+        <w:t>Tunable 3D optohydrodynamic torques from optical phase gradient–driven colloidal assemblies</w:t>
+      </w:r>
+    </w:p>
+    <w:p>
+      <w:r>
+        <w:rPr>
+          <w:rFonts w:ascii="Times New Roman" w:hAnsi="Times New Roman" w:eastAsia="宋体"/>
+          <w:sz w:val="21"/>
+        </w:rPr>
+        <w:t>作者: Xiao Li, Chenchen Liu, Zongpeng Huang, Jack Ng, Fan Nan</w:t>
+        <w:br/>
+      </w:r>
+      <w:r>
+        <w:rPr>
+          <w:rFonts w:ascii="Times New Roman" w:hAnsi="Times New Roman" w:eastAsia="宋体"/>
+          <w:sz w:val="21"/>
+        </w:rPr>
+        <w:t xml:space="preserve">时间: 2026-02-13 | </w:t>
+      </w:r>
+      <w:r>
+        <w:t xml:space="preserve">链接: </w:t>
+      </w:r>
+      <w:hyperlink r:id="rId99">
+        <w:r>
+          <w:rPr>
+            <w:rFonts w:ascii="Times New Roman" w:hAnsi="Times New Roman" w:eastAsia="宋体"/>
+            <w:color w:val="0000FF"/>
+            <w:sz w:val="21"/>
+            <w:u w:val="single"/>
+          </w:rPr>
+          <w:t>https://doi.org/10.1126/sciadv.aec6957</w:t>
+        </w:r>
+      </w:hyperlink>
+    </w:p>
+    <w:p>
+      <w:pPr>
+        <w:spacing w:before="120"/>
+      </w:pPr>
+      <w:r>
+        <w:rPr>
+          <w:rFonts w:ascii="Times New Roman" w:hAnsi="Times New Roman" w:eastAsia="宋体"/>
+          <w:b/>
+          <w:sz w:val="21"/>
+        </w:rPr>
+        <w:t>中文摘要:</w:t>
+      </w:r>
+    </w:p>
+    <w:p>
+      <w:pPr>
+        <w:ind w:firstLine="360"/>
+      </w:pPr>
+      <w:r>
+        <w:rPr>
+          <w:rFonts w:ascii="Times New Roman" w:hAnsi="Times New Roman" w:eastAsia="宋体"/>
+          <w:sz w:val="21"/>
+        </w:rPr>
+        <w:t>光流体动力学操纵为控制微观物体提供了一种多功能、非侵入性和可重构的方法。在这里，我们提出了一种通过相梯度驱动的纳米颗粒组件产生可调谐三维光流体动力扭矩的策略。使用可编程光学环形涡流（拉盖尔高斯光束），我们组装并旋转具有一定颗粒数量的胶体簇，其诱导的流体动力流对目标颗粒施加可切换的面内和面外扭矩。扭矩控制是通过两种机制实现的：(i) 反转圆偏振的旋向性以打破旋转对称性；(ii) 移动光学环涡旋并调制簇旋转速度。这些互补的控制提供了在任意方向上调节的稳健、高分辨率的扭矩。作为概念证明，我们演示了单个细胞的完整三维方向控制。该框架通过明确结合光驱动的颗粒间相互作用，极大地扩展了光流体动力学系统的能力，并为生物物理学、微型机器人和生物医学工程的高级应用奠定了基础。</w:t>
+      </w:r>
+    </w:p>
+    <w:p>
+      <w:pPr>
+        <w:spacing w:before="120"/>
+      </w:pPr>
+      <w:r>
+        <w:rPr>
+          <w:rFonts w:ascii="Times New Roman" w:hAnsi="Times New Roman" w:eastAsia="宋体"/>
+          <w:b/>
+          <w:sz w:val="21"/>
+        </w:rPr>
+        <w:t>English Abstract:</w:t>
+      </w:r>
+    </w:p>
+    <w:p>
+      <w:r>
+        <w:rPr>
+          <w:rFonts w:ascii="Times New Roman" w:hAnsi="Times New Roman" w:eastAsia="宋体"/>
+          <w:sz w:val="21"/>
+        </w:rPr>
+        <w:t>Optohydrodynamic manipulation offers a versatile, noninvasive, and reconfigurable approach for controlling microscopic objects. Here, we present a strategy for generating tunable three-dimensional optohydrodynamic torques through phase gradient–driven nanoparticle assemblies. Using programmable optical ring vortices (Laguerre-Gaussian beams), we assemble and rotate colloidal clusters with certain particle numbers, whose induced hydrodynamic flows apply switchable in-plane and out-of-plane torques on target particles. Torque control is achieved via two mechanisms: (i) reversing the handedness of circular polarization to break rotational symmetry and (ii) displacing optical ring vortices and modulating cluster rotation speed. These complementary controls provide robust, high-resolution torques tuned in arbitrary directions. As a proof of concept, we demonstrate full three-dimensional orientation control of a single cell. This framework greatly expands the capabilities of optohydrodynamic systems by explicitly incorporating light-driven interparticle interactions and establishes a foundation for advanced applications in biophysics, microrobotics, and biomedical engineering.</w:t>
+      </w:r>
+    </w:p>
+    <w:p>
+      <w:r>
+        <w:rPr>
+          <w:rFonts w:ascii="Times New Roman" w:hAnsi="Times New Roman" w:eastAsia="宋体"/>
+          <w:sz w:val="21"/>
+        </w:rPr>
+        <w:t>__________________________________________________</w:t>
+      </w:r>
+    </w:p>
+    <w:p>
+      <w:pPr>
+        <w:pStyle w:val="Heading2"/>
+      </w:pPr>
+      <w:r/>
+      <w:r>
+        <w:rPr>
+          <w:rFonts w:ascii="Times New Roman" w:hAnsi="Times New Roman" w:eastAsia="宋体"/>
+          <w:b/>
+          <w:color w:val="000000"/>
+          <w:sz w:val="24"/>
+        </w:rPr>
+        <w:t>遗传遗产和最近两个古老谱系的杂交是世界上最稀有灵长类动物反弹的基础</w:t>
+      </w:r>
+    </w:p>
+    <w:p>
+      <w:r>
+        <w:rPr>
+          <w:rFonts w:ascii="Times New Roman" w:hAnsi="Times New Roman" w:eastAsia="宋体"/>
+          <w:b/>
+          <w:color w:val="003264"/>
+          <w:sz w:val="24"/>
+        </w:rPr>
+        <w:t>Genetic legacy and recent cross of two ancient lineages underlie the rebound of the world’s rarest primate</w:t>
+      </w:r>
+    </w:p>
+    <w:p>
+      <w:r>
+        <w:rPr>
+          <w:rFonts w:ascii="Times New Roman" w:hAnsi="Times New Roman" w:eastAsia="宋体"/>
+          <w:sz w:val="21"/>
+        </w:rPr>
+        <w:t>作者: Xian Hou, Shengkai Pan, Jiliang Xu, Li Hu, Weiming He, Xin Liu, Siying Huang, Zhongru Gu, Zhenzhen Lin, Yangkang Chen, Wei Li, Tao Luo, Xinrui Zhao, Qingyan Dai, Peng Cao, Feng Liu, Xiaotian Feng, Qiaomei Fu, Jiang Zhou, Jinliang Wang, Xiangjiang Zhan</w:t>
+        <w:br/>
+      </w:r>
+      <w:r>
+        <w:rPr>
+          <w:rFonts w:ascii="Times New Roman" w:hAnsi="Times New Roman" w:eastAsia="宋体"/>
+          <w:sz w:val="21"/>
+        </w:rPr>
+        <w:t xml:space="preserve">时间: 2026-02-13 | </w:t>
+      </w:r>
+      <w:r>
+        <w:t xml:space="preserve">链接: </w:t>
+      </w:r>
+      <w:hyperlink r:id="rId100">
+        <w:r>
+          <w:rPr>
+            <w:rFonts w:ascii="Times New Roman" w:hAnsi="Times New Roman" w:eastAsia="宋体"/>
+            <w:color w:val="0000FF"/>
+            <w:sz w:val="21"/>
+            <w:u w:val="single"/>
+          </w:rPr>
+          <w:t>https://doi.org/10.1126/sciadv.adw3298</w:t>
+        </w:r>
+      </w:hyperlink>
+    </w:p>
+    <w:p>
+      <w:pPr>
+        <w:spacing w:before="120"/>
+      </w:pPr>
+      <w:r>
+        <w:rPr>
+          <w:rFonts w:ascii="Times New Roman" w:hAnsi="Times New Roman" w:eastAsia="宋体"/>
+          <w:b/>
+          <w:sz w:val="21"/>
+        </w:rPr>
+        <w:t>中文摘要:</w:t>
+      </w:r>
+    </w:p>
+    <w:p>
+      <w:pPr>
+        <w:ind w:firstLine="360"/>
+      </w:pPr>
+      <w:r>
+        <w:rPr>
+          <w:rFonts w:ascii="Times New Roman" w:hAnsi="Times New Roman" w:eastAsia="宋体"/>
+          <w:sz w:val="21"/>
+        </w:rPr>
+        <w:t>尽管最近发生了大规模灭绝，但仍有一些物种从濒临灭绝的边缘恢复过来，但人们对其内在机制知之甚少。海南长臂猿 (Nomascus hainanus) 出现了神秘的反弹，从 2003 年的约 13 只增加到目前的 42 只。利用通过系统建立的管道产生的 18 只长臂猿粪便样本和四个博物馆标本的可靠基因组数据，我们的分析表明，海南长臂猿的有效种群规模最小，遗传多样性较低，但出乎意料的是，迄今为止评估的受威胁灵长类动物中近亲繁殖和遗传负荷较低。这是由于千年扩张减轻了瓶颈效应和保持选择效率的高局部重组所致。值得注意的是，我们发现了两个神秘的谱系，它们最近的杂交导致了杂合性增加的新家族群体。我们的研究揭示了人口历史、基因组结构和行为调节在濒危物种恢复中的重要性，并强调了粪便基因组研究在保护生物学中的巨大潜力。</w:t>
+      </w:r>
+    </w:p>
+    <w:p>
+      <w:pPr>
+        <w:spacing w:before="120"/>
+      </w:pPr>
+      <w:r>
+        <w:rPr>
+          <w:rFonts w:ascii="Times New Roman" w:hAnsi="Times New Roman" w:eastAsia="宋体"/>
+          <w:b/>
+          <w:sz w:val="21"/>
+        </w:rPr>
+        <w:t>English Abstract:</w:t>
+      </w:r>
+    </w:p>
+    <w:p>
+      <w:r>
+        <w:rPr>
+          <w:rFonts w:ascii="Times New Roman" w:hAnsi="Times New Roman" w:eastAsia="宋体"/>
+          <w:sz w:val="21"/>
+        </w:rPr>
+        <w:t>Despite a recent mass extinction, a few species have bounced back from the brink, but little is known about their intrinsic mechanisms. Hainan gibbons ( Nomascus hainanus ) feature a mysterious rebound, from ~13 individuals in 2003 to 42 currently. Using reliable genomic data from the fecal samples of 18 gibbons, generated through a systematically established pipeline, and from four museum specimens, our analyses reveal that Hainan gibbons have the smallest effective population size and low genetic diversity but, unexpectedly, low inbreeding and genetic load among threatened primates assessed thus far. This results from a millennial expansion mitigating bottleneck effects and a high local recombination maintaining selection efficiency. Notably, we uncover two cryptic lineages, whose recent crosses led to new family groups with increased heterozygosity. Our study reveals the importance of demographic history, genome architecture, and behavioral regulation in the recovery of endangered species and highlights the great potential of fecal genomic research in conservation biology.</w:t>
+      </w:r>
+    </w:p>
+    <w:p>
+      <w:r>
+        <w:rPr>
+          <w:rFonts w:ascii="Times New Roman" w:hAnsi="Times New Roman" w:eastAsia="宋体"/>
+          <w:sz w:val="21"/>
+        </w:rPr>
+        <w:t>__________________________________________________</w:t>
+      </w:r>
+    </w:p>
+    <w:p>
+      <w:pPr>
+        <w:pStyle w:val="Heading1"/>
+      </w:pPr>
+      <w:r>
+        <w:rPr>
+          <w:rFonts w:ascii="Times New Roman" w:hAnsi="Times New Roman" w:eastAsia="宋体"/>
+          <w:b/>
+          <w:color w:val="000000"/>
+          <w:sz w:val="32"/>
+        </w:rPr>
+        <w:t>Nature Methods</w:t>
+      </w:r>
+    </w:p>
+    <w:p>
+      <w:pPr>
+        <w:jc w:val="center"/>
+      </w:pPr>
+      <w:r>
+        <w:t>--- 更新: 06:30 ---</w:t>
+      </w:r>
+    </w:p>
+    <w:p>
+      <w:pPr>
+        <w:pStyle w:val="Heading2"/>
+      </w:pPr>
+      <w:r/>
+      <w:r>
+        <w:rPr>
+          <w:rFonts w:ascii="Times New Roman" w:hAnsi="Times New Roman" w:eastAsia="宋体"/>
+          <w:b/>
+          <w:color w:val="000000"/>
+          <w:sz w:val="24"/>
+        </w:rPr>
+        <w:t>在科学出版中负责任地使用人工智能</w:t>
+      </w:r>
+    </w:p>
+    <w:p>
+      <w:r>
+        <w:rPr>
+          <w:rFonts w:ascii="Times New Roman" w:hAnsi="Times New Roman" w:eastAsia="宋体"/>
+          <w:b/>
+          <w:color w:val="003264"/>
+          <w:sz w:val="24"/>
+        </w:rPr>
+        <w:t>Using AI responsibly in scientific publishing</w:t>
+      </w:r>
+    </w:p>
+    <w:p>
+      <w:r>
+        <w:rPr>
+          <w:rFonts w:ascii="Times New Roman" w:hAnsi="Times New Roman" w:eastAsia="宋体"/>
+          <w:sz w:val="21"/>
+        </w:rPr>
+        <w:t>作者: Unknown</w:t>
+        <w:br/>
+      </w:r>
+      <w:r>
+        <w:rPr>
+          <w:rFonts w:ascii="Times New Roman" w:hAnsi="Times New Roman" w:eastAsia="宋体"/>
+          <w:sz w:val="21"/>
+        </w:rPr>
+        <w:t xml:space="preserve">时间: 2026-02-11 | </w:t>
+      </w:r>
+      <w:r>
+        <w:t xml:space="preserve">链接: </w:t>
+      </w:r>
+      <w:hyperlink r:id="rId119">
+        <w:r>
+          <w:rPr>
+            <w:rFonts w:ascii="Times New Roman" w:hAnsi="Times New Roman" w:eastAsia="宋体"/>
+            <w:color w:val="0000FF"/>
+            <w:sz w:val="21"/>
+            <w:u w:val="single"/>
+          </w:rPr>
+          <w:t>https://doi.org/10.1038/s41592-026-03020-1</w:t>
+        </w:r>
+      </w:hyperlink>
+    </w:p>
+    <w:p>
+      <w:pPr>
+        <w:spacing w:before="120"/>
+      </w:pPr>
+      <w:r>
+        <w:rPr>
+          <w:rFonts w:ascii="Times New Roman" w:hAnsi="Times New Roman" w:eastAsia="宋体"/>
+          <w:b/>
+          <w:sz w:val="21"/>
+        </w:rPr>
+        <w:t>中文摘要:</w:t>
+      </w:r>
+    </w:p>
+    <w:p>
+      <w:pPr>
+        <w:ind w:firstLine="360"/>
+      </w:pPr>
+      <w:r>
+        <w:rPr>
+          <w:rFonts w:ascii="Times New Roman" w:hAnsi="Times New Roman" w:eastAsia="宋体"/>
+          <w:sz w:val="21"/>
+        </w:rPr>
+        <w:t>生成式人工智能技术正在对整个社会产生重大影响，科学出版也绝不能幸免。我们重点介绍有关使用生成人工智能的期刊政策，并讨论其在写作、同行评审和出版科学研究中负责任的使用。</w:t>
+      </w:r>
+    </w:p>
+    <w:p>
+      <w:pPr>
+        <w:spacing w:before="120"/>
+      </w:pPr>
+      <w:r>
+        <w:rPr>
+          <w:rFonts w:ascii="Times New Roman" w:hAnsi="Times New Roman" w:eastAsia="宋体"/>
+          <w:b/>
+          <w:sz w:val="21"/>
+        </w:rPr>
+        <w:t>English Abstract:</w:t>
+      </w:r>
+    </w:p>
+    <w:p>
+      <w:r>
+        <w:rPr>
+          <w:rFonts w:ascii="Times New Roman" w:hAnsi="Times New Roman" w:eastAsia="宋体"/>
+          <w:sz w:val="21"/>
+        </w:rPr>
+        <w:t>Generative AI technology is having substantial impacts across society, and scientific publishing is by no means immune. We highlight journal policies around the use of generative AI and discuss its responsible use in writing, peer reviewing and publishing scientific research.</w:t>
+      </w:r>
+    </w:p>
+    <w:p>
+      <w:r>
+        <w:rPr>
+          <w:rFonts w:ascii="Times New Roman" w:hAnsi="Times New Roman" w:eastAsia="宋体"/>
+          <w:sz w:val="21"/>
+        </w:rPr>
+        <w:t>__________________________________________________</w:t>
+      </w:r>
+    </w:p>
+    <w:p>
+      <w:pPr>
+        <w:pStyle w:val="Heading2"/>
+      </w:pPr>
+      <w:r/>
+      <w:r>
+        <w:rPr>
+          <w:rFonts w:ascii="Times New Roman" w:hAnsi="Times New Roman" w:eastAsia="宋体"/>
+          <w:b/>
+          <w:color w:val="000000"/>
+          <w:sz w:val="24"/>
+        </w:rPr>
+        <w:t>小鼠胚胎大脑的长期成像</w:t>
+      </w:r>
+    </w:p>
+    <w:p>
+      <w:r>
+        <w:rPr>
+          <w:rFonts w:ascii="Times New Roman" w:hAnsi="Times New Roman" w:eastAsia="宋体"/>
+          <w:b/>
+          <w:color w:val="003264"/>
+          <w:sz w:val="24"/>
+        </w:rPr>
+        <w:t>Long-term imaging in the embryonic mouse brain</w:t>
+      </w:r>
+    </w:p>
+    <w:p>
+      <w:r>
+        <w:rPr>
+          <w:rFonts w:ascii="Times New Roman" w:hAnsi="Times New Roman" w:eastAsia="宋体"/>
+          <w:sz w:val="21"/>
+        </w:rPr>
+        <w:t>作者: Nina Vogt</w:t>
+        <w:br/>
+      </w:r>
+      <w:r>
+        <w:rPr>
+          <w:rFonts w:ascii="Times New Roman" w:hAnsi="Times New Roman" w:eastAsia="宋体"/>
+          <w:sz w:val="21"/>
+        </w:rPr>
+        <w:t xml:space="preserve">时间: 2026-02-11 | </w:t>
+      </w:r>
+      <w:r>
+        <w:t xml:space="preserve">链接: </w:t>
+      </w:r>
+      <w:hyperlink r:id="rId120">
+        <w:r>
+          <w:rPr>
+            <w:rFonts w:ascii="Times New Roman" w:hAnsi="Times New Roman" w:eastAsia="宋体"/>
+            <w:color w:val="0000FF"/>
+            <w:sz w:val="21"/>
+            <w:u w:val="single"/>
+          </w:rPr>
+          <w:t>https://doi.org/10.1038/s41592-026-03012-1</w:t>
+        </w:r>
+      </w:hyperlink>
+    </w:p>
+    <w:p>
+      <w:pPr>
+        <w:spacing w:before="120"/>
+      </w:pPr>
+      <w:r>
+        <w:rPr>
+          <w:rFonts w:ascii="Times New Roman" w:hAnsi="Times New Roman" w:eastAsia="宋体"/>
+          <w:b/>
+          <w:sz w:val="21"/>
+        </w:rPr>
+        <w:t>中文摘要:</w:t>
+      </w:r>
+    </w:p>
+    <w:p>
+      <w:pPr>
+        <w:ind w:firstLine="360"/>
+      </w:pPr>
+      <w:r>
+        <w:rPr>
+          <w:rFonts w:ascii="Times New Roman" w:hAnsi="Times New Roman" w:eastAsia="宋体"/>
+          <w:sz w:val="21"/>
+        </w:rPr>
+        <w:t>（摘要暂缺，等待官方补全）</w:t>
+      </w:r>
+    </w:p>
+    <w:p>
+      <w:pPr>
+        <w:spacing w:before="120"/>
+      </w:pPr>
+      <w:r>
+        <w:rPr>
+          <w:rFonts w:ascii="Times New Roman" w:hAnsi="Times New Roman" w:eastAsia="宋体"/>
+          <w:b/>
+          <w:sz w:val="21"/>
+        </w:rPr>
+        <w:t>English Abstract:</w:t>
+      </w:r>
+    </w:p>
+    <w:p>
+      <w:r>
+        <w:rPr>
+          <w:rFonts w:ascii="Times New Roman" w:hAnsi="Times New Roman" w:eastAsia="宋体"/>
+          <w:sz w:val="21"/>
+        </w:rPr>
+        <w:t>Abstract not available.</w:t>
+      </w:r>
+    </w:p>
+    <w:p>
+      <w:r>
+        <w:rPr>
+          <w:rFonts w:ascii="Times New Roman" w:hAnsi="Times New Roman" w:eastAsia="宋体"/>
+          <w:sz w:val="21"/>
+        </w:rPr>
+        <w:t>__________________________________________________</w:t>
+      </w:r>
+    </w:p>
+    <w:p>
+      <w:pPr>
+        <w:pStyle w:val="Heading1"/>
+      </w:pPr>
+      <w:r>
+        <w:rPr>
+          <w:rFonts w:ascii="Times New Roman" w:hAnsi="Times New Roman" w:eastAsia="宋体"/>
+          <w:b/>
+          <w:color w:val="000000"/>
+          <w:sz w:val="32"/>
+        </w:rPr>
+        <w:t>Nature Photonics</w:t>
+      </w:r>
+    </w:p>
+    <w:p>
+      <w:pPr>
+        <w:jc w:val="center"/>
+      </w:pPr>
+      <w:r>
+        <w:t>--- 更新: 06:30 ---</w:t>
+      </w:r>
+    </w:p>
+    <w:p>
+      <w:pPr>
+        <w:pStyle w:val="Heading2"/>
+      </w:pPr>
+      <w:r/>
+      <w:r>
+        <w:rPr>
+          <w:rFonts w:ascii="Times New Roman" w:hAnsi="Times New Roman" w:eastAsia="宋体"/>
+          <w:b/>
+          <w:color w:val="000000"/>
+          <w:sz w:val="24"/>
+        </w:rPr>
+        <w:t>高效集成光量子存储器</w:t>
+      </w:r>
+    </w:p>
+    <w:p>
+      <w:r>
+        <w:rPr>
+          <w:rFonts w:ascii="Times New Roman" w:hAnsi="Times New Roman" w:eastAsia="宋体"/>
+          <w:b/>
+          <w:color w:val="003264"/>
+          <w:sz w:val="24"/>
+        </w:rPr>
+        <w:t>Efficient integrated quantum memory for light</w:t>
+      </w:r>
+    </w:p>
+    <w:p>
+      <w:r>
+        <w:rPr>
+          <w:rFonts w:ascii="Times New Roman" w:hAnsi="Times New Roman" w:eastAsia="宋体"/>
+          <w:sz w:val="21"/>
+        </w:rPr>
+        <w:t>作者: Ruo-Ran Meng, Pei-Xi Liu, Xiao Liu, Tian-Xiang Zhu, Peng-Jun Liang, Chao Zhang, Zhong-Yang Tang, Hong-Zhe Zhang, Jin-Ming Cui, Ming Jin, Zong-Quan Zhou, Chuan-Feng Li, Guang-Can Guo</w:t>
+        <w:br/>
+      </w:r>
+      <w:r>
+        <w:rPr>
+          <w:rFonts w:ascii="Times New Roman" w:hAnsi="Times New Roman" w:eastAsia="宋体"/>
+          <w:sz w:val="21"/>
+        </w:rPr>
+        <w:t xml:space="preserve">时间: 2026-02-11 | </w:t>
+      </w:r>
+      <w:r>
+        <w:t xml:space="preserve">链接: </w:t>
+      </w:r>
+      <w:hyperlink r:id="rId121">
+        <w:r>
+          <w:rPr>
+            <w:rFonts w:ascii="Times New Roman" w:hAnsi="Times New Roman" w:eastAsia="宋体"/>
+            <w:color w:val="0000FF"/>
+            <w:sz w:val="21"/>
+            <w:u w:val="single"/>
+          </w:rPr>
+          <w:t>https://doi.org/10.1038/s41566-026-01845-y</w:t>
+        </w:r>
+      </w:hyperlink>
+    </w:p>
+    <w:p>
+      <w:pPr>
+        <w:spacing w:before="120"/>
+      </w:pPr>
+      <w:r>
+        <w:rPr>
+          <w:rFonts w:ascii="Times New Roman" w:hAnsi="Times New Roman" w:eastAsia="宋体"/>
+          <w:b/>
+          <w:sz w:val="21"/>
+        </w:rPr>
+        <w:t>中文摘要:</w:t>
+      </w:r>
+    </w:p>
+    <w:p>
+      <w:pPr>
+        <w:ind w:firstLine="360"/>
+      </w:pPr>
+      <w:r>
+        <w:rPr>
+          <w:rFonts w:ascii="Times New Roman" w:hAnsi="Times New Roman" w:eastAsia="宋体"/>
+          <w:sz w:val="21"/>
+        </w:rPr>
+        <w:t>演示了基于 151Eu3+:Y2SiO5 晶体与阻抗匹配光学腔耦合的集成量子存储器。对于弱相干脉冲和电信单光子，复用量子存储效率分别达到 80.3% 和 69.8%。</w:t>
+      </w:r>
+    </w:p>
+    <w:p>
+      <w:pPr>
+        <w:spacing w:before="120"/>
+      </w:pPr>
+      <w:r>
+        <w:rPr>
+          <w:rFonts w:ascii="Times New Roman" w:hAnsi="Times New Roman" w:eastAsia="宋体"/>
+          <w:b/>
+          <w:sz w:val="21"/>
+        </w:rPr>
+        <w:t>English Abstract:</w:t>
+      </w:r>
+    </w:p>
+    <w:p>
+      <w:r>
+        <w:rPr>
+          <w:rFonts w:ascii="Times New Roman" w:hAnsi="Times New Roman" w:eastAsia="宋体"/>
+          <w:sz w:val="21"/>
+        </w:rPr>
+        <w:t>Integrated quantum memories based on 151Eu3+:Y2SiO5 crystals coupled with impedance-matched optical cavities are demonstrated. Multiplexed quantum storage efficiencies of 80.3% and 69.8% are achieved for weak coherent pulses and telecom-heralded single photons, respectively.</w:t>
+      </w:r>
+    </w:p>
+    <w:p>
+      <w:r>
+        <w:rPr>
+          <w:rFonts w:ascii="Times New Roman" w:hAnsi="Times New Roman" w:eastAsia="宋体"/>
+          <w:sz w:val="21"/>
+        </w:rPr>
+        <w:t>__________________________________________________</w:t>
+      </w:r>
+    </w:p>
+    <w:p>
+      <w:pPr>
+        <w:pStyle w:val="Heading1"/>
+      </w:pPr>
+      <w:r>
+        <w:rPr>
+          <w:rFonts w:ascii="Times New Roman" w:hAnsi="Times New Roman" w:eastAsia="宋体"/>
+          <w:b/>
+          <w:color w:val="000000"/>
+          <w:sz w:val="32"/>
+        </w:rPr>
+        <w:t>Optics Communications</w:t>
+      </w:r>
+    </w:p>
+    <w:p>
+      <w:pPr>
+        <w:jc w:val="center"/>
+      </w:pPr>
+      <w:r>
+        <w:t>--- 更新: 06:31 ---</w:t>
+      </w:r>
+    </w:p>
+    <w:p>
+      <w:pPr>
+        <w:pStyle w:val="Heading2"/>
+      </w:pPr>
+      <w:r/>
+      <w:r>
+        <w:rPr>
+          <w:rFonts w:ascii="Times New Roman" w:hAnsi="Times New Roman" w:eastAsia="宋体"/>
+          <w:b/>
+          <w:color w:val="000000"/>
+          <w:sz w:val="24"/>
+        </w:rPr>
+        <w:t>基于ε近零材料集成等离子体超表面的动态可调谐短波红外热发射器</w:t>
+      </w:r>
+    </w:p>
+    <w:p>
+      <w:r>
+        <w:rPr>
+          <w:rFonts w:ascii="Times New Roman" w:hAnsi="Times New Roman" w:eastAsia="宋体"/>
+          <w:b/>
+          <w:color w:val="003264"/>
+          <w:sz w:val="24"/>
+        </w:rPr>
+        <w:t>Dynamically tunable SWIR thermal emitter based on epsilon-near-zero materials-integrated plasmonic metasurface</w:t>
+      </w:r>
+    </w:p>
+    <w:p>
+      <w:r>
+        <w:rPr>
+          <w:rFonts w:ascii="Times New Roman" w:hAnsi="Times New Roman" w:eastAsia="宋体"/>
+          <w:sz w:val="21"/>
+        </w:rPr>
+        <w:t>作者: Xiujuan Zou, Peng Zhou, Lei Chen, Ruozhang Xing, Wei Zhou, Jing Chen</w:t>
+        <w:br/>
+      </w:r>
+      <w:r>
+        <w:rPr>
+          <w:rFonts w:ascii="Times New Roman" w:hAnsi="Times New Roman" w:eastAsia="宋体"/>
+          <w:sz w:val="21"/>
+        </w:rPr>
+        <w:t xml:space="preserve">时间: 2026-02-01 | </w:t>
+      </w:r>
+      <w:r>
+        <w:t xml:space="preserve">链接: </w:t>
+      </w:r>
+      <w:hyperlink r:id="rId128">
+        <w:r>
+          <w:rPr>
+            <w:rFonts w:ascii="Times New Roman" w:hAnsi="Times New Roman" w:eastAsia="宋体"/>
+            <w:color w:val="0000FF"/>
+            <w:sz w:val="21"/>
+            <w:u w:val="single"/>
+          </w:rPr>
+          <w:t>https://doi.org/10.1016/j.optcom.2026.133013</w:t>
+        </w:r>
+      </w:hyperlink>
+    </w:p>
+    <w:p>
+      <w:pPr>
+        <w:spacing w:before="120"/>
+      </w:pPr>
+      <w:r>
+        <w:rPr>
+          <w:rFonts w:ascii="Times New Roman" w:hAnsi="Times New Roman" w:eastAsia="宋体"/>
+          <w:b/>
+          <w:sz w:val="21"/>
+        </w:rPr>
+        <w:t>中文摘要:</w:t>
+      </w:r>
+    </w:p>
+    <w:p>
+      <w:pPr>
+        <w:ind w:firstLine="360"/>
+      </w:pPr>
+      <w:r>
+        <w:rPr>
+          <w:rFonts w:ascii="Times New Roman" w:hAnsi="Times New Roman" w:eastAsia="宋体"/>
+          <w:sz w:val="21"/>
+        </w:rPr>
+        <w:t>（摘要暂缺，等待官方补全）</w:t>
+      </w:r>
+    </w:p>
+    <w:p>
+      <w:pPr>
+        <w:spacing w:before="120"/>
+      </w:pPr>
+      <w:r>
+        <w:rPr>
+          <w:rFonts w:ascii="Times New Roman" w:hAnsi="Times New Roman" w:eastAsia="宋体"/>
+          <w:b/>
+          <w:sz w:val="21"/>
+        </w:rPr>
+        <w:t>English Abstract:</w:t>
+      </w:r>
+    </w:p>
+    <w:p>
+      <w:r>
+        <w:rPr>
+          <w:rFonts w:ascii="Times New Roman" w:hAnsi="Times New Roman" w:eastAsia="宋体"/>
+          <w:sz w:val="21"/>
+        </w:rPr>
+        <w:t>Abstract not available.</w:t>
+      </w:r>
+    </w:p>
+    <w:p>
+      <w:r>
+        <w:rPr>
+          <w:rFonts w:ascii="Times New Roman" w:hAnsi="Times New Roman" w:eastAsia="宋体"/>
+          <w:sz w:val="21"/>
+        </w:rPr>
+        <w:t>__________________________________________________</w:t>
+      </w:r>
+    </w:p>
+    <w:p>
+      <w:pPr>
+        <w:pStyle w:val="Heading1"/>
+      </w:pPr>
+      <w:r>
+        <w:rPr>
+          <w:rFonts w:ascii="Times New Roman" w:hAnsi="Times New Roman" w:eastAsia="宋体"/>
+          <w:b/>
+          <w:color w:val="000000"/>
+          <w:sz w:val="32"/>
+        </w:rPr>
+        <w:t>Photonics Research</w:t>
+      </w:r>
+    </w:p>
+    <w:p>
+      <w:pPr>
+        <w:jc w:val="center"/>
+      </w:pPr>
+      <w:r>
+        <w:t>--- 更新: 06:31 ---</w:t>
+      </w:r>
+    </w:p>
+    <w:p>
+      <w:pPr>
+        <w:pStyle w:val="Heading2"/>
+      </w:pPr>
+      <w:r/>
+      <w:r>
+        <w:rPr>
+          <w:rFonts w:ascii="Times New Roman" w:hAnsi="Times New Roman" w:eastAsia="宋体"/>
+          <w:b/>
+          <w:color w:val="000000"/>
+          <w:sz w:val="24"/>
+        </w:rPr>
+        <w:t>基于掺镱光纤激光器的宽带长波红外产生</w:t>
+      </w:r>
+    </w:p>
+    <w:p>
+      <w:r>
+        <w:rPr>
+          <w:rFonts w:ascii="Times New Roman" w:hAnsi="Times New Roman" w:eastAsia="宋体"/>
+          <w:b/>
+          <w:color w:val="003264"/>
+          <w:sz w:val="24"/>
+        </w:rPr>
+        <w:t>Broadband LWIR generation based on a Yb-doped fiber laser</w:t>
+      </w:r>
+    </w:p>
+    <w:p>
+      <w:r>
+        <w:rPr>
+          <w:rFonts w:ascii="Times New Roman" w:hAnsi="Times New Roman" w:eastAsia="宋体"/>
+          <w:sz w:val="21"/>
+        </w:rPr>
+        <w:t>作者: Xiong Qin, Chenhao Sun, Daping Luo, Xinyin Yang, Zejiang Deng, Gehui Xie, Jintao Fan, Zhiwei Zhu, Chenglin Gu, Wenxue Li</w:t>
+        <w:br/>
+      </w:r>
+      <w:r>
+        <w:rPr>
+          <w:rFonts w:ascii="Times New Roman" w:hAnsi="Times New Roman" w:eastAsia="宋体"/>
+          <w:sz w:val="21"/>
+        </w:rPr>
+        <w:t xml:space="preserve">时间: 2025-10-24 | </w:t>
+      </w:r>
+      <w:r>
+        <w:t xml:space="preserve">链接: </w:t>
+      </w:r>
+      <w:hyperlink r:id="rId129">
+        <w:r>
+          <w:rPr>
+            <w:rFonts w:ascii="Times New Roman" w:hAnsi="Times New Roman" w:eastAsia="宋体"/>
+            <w:color w:val="0000FF"/>
+            <w:sz w:val="21"/>
+            <w:u w:val="single"/>
+          </w:rPr>
+          <w:t>https://doi.org/10.1364/prj.566625</w:t>
+        </w:r>
+      </w:hyperlink>
+    </w:p>
+    <w:p>
+      <w:pPr>
+        <w:spacing w:before="120"/>
+      </w:pPr>
+      <w:r>
+        <w:rPr>
+          <w:rFonts w:ascii="Times New Roman" w:hAnsi="Times New Roman" w:eastAsia="宋体"/>
+          <w:b/>
+          <w:sz w:val="21"/>
+        </w:rPr>
+        <w:t>中文摘要:</w:t>
+      </w:r>
+    </w:p>
+    <w:p>
+      <w:pPr>
+        <w:ind w:firstLine="360"/>
+      </w:pPr>
+      <w:r>
+        <w:rPr>
+          <w:rFonts w:ascii="Times New Roman" w:hAnsi="Times New Roman" w:eastAsia="宋体"/>
+          <w:sz w:val="21"/>
+        </w:rPr>
+        <w:t>长波中红外（LWIR）区域的激光光谱揭示了各种生化物质的结构和性质。在这里，我们展示了基于磷化锌锗 (ZGP) 晶体中的差频生成 (DFG) 的宽带长波红外激光器，覆盖范围为 5.7–11.0 μm，平均功率为 13 mW，重复频率为 108 MHz。该激光器还可以在 4.6–11.0 μm 范围内广泛调谐，最大平均功率为 40 mW。 DFG 的泵浦脉冲和信号脉冲由掺镱光纤激光器泵浦的宽带光参量振荡器 (OPO) 系统产生。有机化合物的吸收光谱由长波红外光源证明。此外，结合额外的复杂锁相，它有可能实现双梳光谱（DCS）以实现更高的测量速度和分辨率。具有瞬时宽带光谱的免调节长波红外激光器降低了系统复杂性和对准难度，是灵敏的平行分子光谱和生物大分子检测的理想选择。</w:t>
+      </w:r>
+    </w:p>
+    <w:p>
+      <w:pPr>
+        <w:spacing w:before="120"/>
+      </w:pPr>
+      <w:r>
+        <w:rPr>
+          <w:rFonts w:ascii="Times New Roman" w:hAnsi="Times New Roman" w:eastAsia="宋体"/>
+          <w:b/>
+          <w:sz w:val="21"/>
+        </w:rPr>
+        <w:t>English Abstract:</w:t>
+      </w:r>
+    </w:p>
+    <w:p>
+      <w:r>
+        <w:rPr>
+          <w:rFonts w:ascii="Times New Roman" w:hAnsi="Times New Roman" w:eastAsia="宋体"/>
+          <w:sz w:val="21"/>
+        </w:rPr>
+        <w:t>Laser spectroscopy in the longwave mid-infrared (LWIR) region reveals the structures and properties of various biochemical substances. Here, we demonstrate a broadband LWIR laser covering 5.7–11.0 μm with 13 mW average power and 108 MHz repetition rate based on difference frequency generation (DFG) in a zinc germanium phosphide (ZGP) crystal. The laser can also be widely tuned over 4.6–11.0 μm with a maximum average power of 40 mW. The pump and signal pulses of DFG are generated from a broadband optical parametric oscillator (OPO) system pumped by a Yb-doped fiber laser. Absorption spectroscopy of an organic compound was demonstrated by the LWIR source. Furthermore, combining additional complex phase locking, it has the potential to achieve dual comb spectroscopy (DCS) for higher measurement speed and resolution. The adjustment-free LWIR lasers with instantaneous broadband spectra reduce system complexity and alignment difficulty, and they are desirable for sensitive parallel molecular spectroscopy and biological macromolecule detection.</w:t>
+      </w:r>
+    </w:p>
+    <w:p>
+      <w:r>
+        <w:rPr>
+          <w:rFonts w:ascii="Times New Roman" w:hAnsi="Times New Roman" w:eastAsia="宋体"/>
+          <w:sz w:val="21"/>
+        </w:rPr>
+        <w:t>__________________________________________________</w:t>
+      </w:r>
+    </w:p>
+    <w:p>
+      <w:pPr>
+        <w:pStyle w:val="Heading2"/>
+      </w:pPr>
+      <w:r/>
+      <w:r>
+        <w:rPr>
+          <w:rFonts w:ascii="Times New Roman" w:hAnsi="Times New Roman" w:eastAsia="宋体"/>
+          <w:b/>
+          <w:color w:val="000000"/>
+          <w:sz w:val="24"/>
+        </w:rPr>
+        <w:t>基于高自由度曲线的任意角度多模波导弯曲设计</w:t>
+      </w:r>
+    </w:p>
+    <w:p>
+      <w:r>
+        <w:rPr>
+          <w:rFonts w:ascii="Times New Roman" w:hAnsi="Times New Roman" w:eastAsia="宋体"/>
+          <w:b/>
+          <w:color w:val="003264"/>
+          <w:sz w:val="24"/>
+        </w:rPr>
+        <w:t>Design of a multimode waveguide bend with an arbitrary angle based on high degree of freedom curves</w:t>
+      </w:r>
+    </w:p>
+    <w:p>
+      <w:r>
+        <w:rPr>
+          <w:rFonts w:ascii="Times New Roman" w:hAnsi="Times New Roman" w:eastAsia="宋体"/>
+          <w:sz w:val="21"/>
+        </w:rPr>
+        <w:t>作者: Xing Yu, Shenghang Zhou, Yangming Ren, Xinyu Li, Zhiyuan Yu, Yulin Deng, Ji Shen, Binhao Wang, Qian Chen, Xiubao Sui, Wenfu Zhang</w:t>
+        <w:br/>
+      </w:r>
+      <w:r>
+        <w:rPr>
+          <w:rFonts w:ascii="Times New Roman" w:hAnsi="Times New Roman" w:eastAsia="宋体"/>
+          <w:sz w:val="21"/>
+        </w:rPr>
+        <w:t xml:space="preserve">时间: 2026-01-30 | </w:t>
+      </w:r>
+      <w:r>
+        <w:t xml:space="preserve">链接: </w:t>
+      </w:r>
+      <w:hyperlink r:id="rId130">
+        <w:r>
+          <w:rPr>
+            <w:rFonts w:ascii="Times New Roman" w:hAnsi="Times New Roman" w:eastAsia="宋体"/>
+            <w:color w:val="0000FF"/>
+            <w:sz w:val="21"/>
+            <w:u w:val="single"/>
+          </w:rPr>
+          <w:t>https://doi.org/10.1364/prj.574190</w:t>
+        </w:r>
+      </w:hyperlink>
+    </w:p>
+    <w:p>
+      <w:pPr>
+        <w:spacing w:before="120"/>
+      </w:pPr>
+      <w:r>
+        <w:rPr>
+          <w:rFonts w:ascii="Times New Roman" w:hAnsi="Times New Roman" w:eastAsia="宋体"/>
+          <w:b/>
+          <w:sz w:val="21"/>
+        </w:rPr>
+        <w:t>中文摘要:</w:t>
+      </w:r>
+    </w:p>
+    <w:p>
+      <w:pPr>
+        <w:ind w:firstLine="360"/>
+      </w:pPr>
+      <w:r>
+        <w:rPr>
+          <w:rFonts w:ascii="Times New Roman" w:hAnsi="Times New Roman" w:eastAsia="宋体"/>
+          <w:sz w:val="21"/>
+        </w:rPr>
+        <w:t>紧凑、低损耗的多模波导弯在多模通道和高密度片上光互连架构中发挥着重要作用，已成为光子集成芯片的关键部件。在此，我们提出了一种基于高自由度高阶贝塞尔曲线分阶段优化的逆向设计方法，有效克服了传统几何曲线设计的优化局限性。利用这种方法，我们在 220 nm 绝缘体上硅 (SOI) 平台上演示了超紧凑的 90° 多模波导弯曲，其有效弯曲半径小至 9 μm，并支持四种 TE 模式。此外，弯曲还扩展到任意角度互连，以60°、120°和180°配置为例，显着增强了片上紧凑型多模互连的灵活性和适应性。仿真结果表明，90°弯曲在1550 nm处表现出优异的性能，额外损耗低于0.038 dB，串扰低于-30 dB。所提出的设计被进一步制造和实验表征。测得的最大额外损耗为 0.13 dB，模间串扰在 1550 nm 处均低于 -25 dB。该器件结合了超紧凑的占板面积、低损耗和出色的可扩展性，适用于高密度片上互连。</w:t>
+      </w:r>
+    </w:p>
+    <w:p>
+      <w:pPr>
+        <w:spacing w:before="120"/>
+      </w:pPr>
+      <w:r>
+        <w:rPr>
+          <w:rFonts w:ascii="Times New Roman" w:hAnsi="Times New Roman" w:eastAsia="宋体"/>
+          <w:b/>
+          <w:sz w:val="21"/>
+        </w:rPr>
+        <w:t>English Abstract:</w:t>
+      </w:r>
+    </w:p>
+    <w:p>
+      <w:r>
+        <w:rPr>
+          <w:rFonts w:ascii="Times New Roman" w:hAnsi="Times New Roman" w:eastAsia="宋体"/>
+          <w:sz w:val="21"/>
+        </w:rPr>
+        <w:t>A compact and low-loss multimode waveguide bend plays a significant role in multimode channels and high-density on-chip optical interconnection architectures, and it has become a key component of photonic integrated chips. Here, we propose an inverse design method based on staged optimization of high-order Bezier curves with high degrees of freedom, which effectively overcomes the optimization limitations of traditional geometric curve design. Using this approach, we demonstrate an ultra-compact 90° multimode waveguide bend on a 220 nm silicon-on-insulator (SOI) platform, featuring an effective bending radius as small as 9 μm and supporting four TE modes. Furthermore, the bend is extended to arbitrary angle interconnects, with 60°, 120°, and 180° configurations as examples, significantly enhancing the flexibility and adaptability of on-chip compact multimode interconnections. Simulation results show that 90° bend exhibits excellent performance at 1550 nm with excess losses below 0.038 dB and crosstalk below −30 dB . The proposed design was further fabricated and experimentally characterized. The maximum measured excess loss is 0.13 dB, and the inter-mode crosstalk is all below −25 dB at 1550 nm. This device combines ultra-compact footprint, low loss, and excellent scalability, suitable for high-density on-chip interconnects.</w:t>
+      </w:r>
+    </w:p>
+    <w:p>
+      <w:r>
+        <w:rPr>
+          <w:rFonts w:ascii="Times New Roman" w:hAnsi="Times New Roman" w:eastAsia="宋体"/>
+          <w:sz w:val="21"/>
+        </w:rPr>
+        <w:t>__________________________________________________</w:t>
+      </w:r>
+    </w:p>
+    <w:p>
+      <w:pPr>
+        <w:pStyle w:val="Heading1"/>
+      </w:pPr>
+      <w:r>
+        <w:rPr>
+          <w:rFonts w:ascii="Times New Roman" w:hAnsi="Times New Roman" w:eastAsia="宋体"/>
+          <w:b/>
+          <w:color w:val="000000"/>
+          <w:sz w:val="32"/>
+        </w:rPr>
+        <w:t>IEEE Trans. Vis. Comput. Graph</w:t>
+      </w:r>
+    </w:p>
+    <w:p>
+      <w:pPr>
+        <w:jc w:val="center"/>
+      </w:pPr>
+      <w:r>
+        <w:t>--- 更新: 06:31 ---</w:t>
+      </w:r>
+    </w:p>
+    <w:p>
+      <w:pPr>
+        <w:pStyle w:val="Heading2"/>
+      </w:pPr>
+      <w:r/>
+      <w:r>
+        <w:rPr>
+          <w:rFonts w:ascii="Times New Roman" w:hAnsi="Times New Roman" w:eastAsia="宋体"/>
+          <w:b/>
+          <w:color w:val="000000"/>
+          <w:sz w:val="24"/>
+        </w:rPr>
+        <w:t>对“说明性纹理的感知均匀构造”的更正</w:t>
+      </w:r>
+    </w:p>
+    <w:p>
+      <w:r>
+        <w:rPr>
+          <w:rFonts w:ascii="Times New Roman" w:hAnsi="Times New Roman" w:eastAsia="宋体"/>
+          <w:b/>
+          <w:color w:val="003264"/>
+          <w:sz w:val="24"/>
+        </w:rPr>
+        <w:t>Corrections to “Perceptually Uniform Construction of Illustrative Textures”</w:t>
+      </w:r>
+    </w:p>
+    <w:p>
+      <w:r>
+        <w:rPr>
+          <w:rFonts w:ascii="Times New Roman" w:hAnsi="Times New Roman" w:eastAsia="宋体"/>
+          <w:sz w:val="21"/>
+        </w:rPr>
+        <w:t>作者: Anna Sterzik, Monique Meuschke, Douglas W. Cunningham, Kai Lawonn</w:t>
+        <w:br/>
+      </w:r>
+      <w:r>
+        <w:rPr>
+          <w:rFonts w:ascii="Times New Roman" w:hAnsi="Times New Roman" w:eastAsia="宋体"/>
+          <w:sz w:val="21"/>
+        </w:rPr>
+        <w:t xml:space="preserve">时间: 2026-03-01 | </w:t>
+      </w:r>
+      <w:r>
+        <w:t xml:space="preserve">链接: </w:t>
+      </w:r>
+      <w:hyperlink r:id="rId131">
+        <w:r>
+          <w:rPr>
+            <w:rFonts w:ascii="Times New Roman" w:hAnsi="Times New Roman" w:eastAsia="宋体"/>
+            <w:color w:val="0000FF"/>
+            <w:sz w:val="21"/>
+            <w:u w:val="single"/>
+          </w:rPr>
+          <w:t>https://doi.org/10.1109/tvcg.2025.3646304</w:t>
+        </w:r>
+      </w:hyperlink>
+    </w:p>
+    <w:p>
+      <w:pPr>
+        <w:spacing w:before="120"/>
+      </w:pPr>
+      <w:r>
+        <w:rPr>
+          <w:rFonts w:ascii="Times New Roman" w:hAnsi="Times New Roman" w:eastAsia="宋体"/>
+          <w:b/>
+          <w:sz w:val="21"/>
+        </w:rPr>
+        <w:t>中文摘要:</w:t>
+      </w:r>
+    </w:p>
+    <w:p>
+      <w:pPr>
+        <w:ind w:firstLine="360"/>
+      </w:pPr>
+      <w:r>
+        <w:rPr>
+          <w:rFonts w:ascii="Times New Roman" w:hAnsi="Times New Roman" w:eastAsia="宋体"/>
+          <w:sz w:val="21"/>
+        </w:rPr>
+        <w:t>本注释纠正了图 2 和 3 中的错误。 12 和 13 以及 IEEE Transactions on Visualization and Computer Graphics, Vol. 1 发表的论文“Perceptually Uniform Construction of Illustrative Textures”中参数函数的描述。 30，第 1 期，2024 年。</w:t>
+      </w:r>
+    </w:p>
+    <w:p>
+      <w:pPr>
+        <w:spacing w:before="120"/>
+      </w:pPr>
+      <w:r>
+        <w:rPr>
+          <w:rFonts w:ascii="Times New Roman" w:hAnsi="Times New Roman" w:eastAsia="宋体"/>
+          <w:b/>
+          <w:sz w:val="21"/>
+        </w:rPr>
+        <w:t>English Abstract:</w:t>
+      </w:r>
+    </w:p>
+    <w:p>
+      <w:r>
+        <w:rPr>
+          <w:rFonts w:ascii="Times New Roman" w:hAnsi="Times New Roman" w:eastAsia="宋体"/>
+          <w:sz w:val="21"/>
+        </w:rPr>
+        <w:t>This note corrects errors in Figs. 12 and 13 and the description of the parametric function in the paper ”Perceptually Uniform Construction of Illustrative Textures” published in IEEE Transactions on Visualization and Computer Graphics, Vol. 30, Issue 1, 2024.</w:t>
+      </w:r>
+    </w:p>
+    <w:p>
+      <w:r>
+        <w:rPr>
+          <w:rFonts w:ascii="Times New Roman" w:hAnsi="Times New Roman" w:eastAsia="宋体"/>
+          <w:sz w:val="21"/>
+        </w:rPr>
+        <w:t>__________________________________________________</w:t>
+      </w:r>
+    </w:p>
+    <w:p>
+      <w:pPr>
+        <w:pStyle w:val="Heading1"/>
+      </w:pPr>
+      <w:r>
+        <w:rPr>
+          <w:rFonts w:ascii="Times New Roman" w:hAnsi="Times New Roman" w:eastAsia="宋体"/>
+          <w:b/>
+          <w:color w:val="000000"/>
+          <w:sz w:val="32"/>
+        </w:rPr>
+        <w:t>ACM Trans. Graphics (TOG)</w:t>
+      </w:r>
+    </w:p>
+    <w:p>
+      <w:pPr>
+        <w:jc w:val="center"/>
+      </w:pPr>
+      <w:r>
+        <w:t>--- 更新: 06:31 ---</w:t>
+      </w:r>
+    </w:p>
+    <w:p>
+      <w:pPr>
+        <w:pStyle w:val="Heading2"/>
+      </w:pPr>
+      <w:r/>
+      <w:r>
+        <w:rPr>
+          <w:rFonts w:ascii="Times New Roman" w:hAnsi="Times New Roman" w:eastAsia="宋体"/>
+          <w:b/>
+          <w:color w:val="000000"/>
+          <w:sz w:val="24"/>
+        </w:rPr>
+        <w:t>MAROON：近场高分辨率射频和光学深度成像技术联合表征的数据集</w:t>
+      </w:r>
+    </w:p>
+    <w:p>
+      <w:r>
+        <w:rPr>
+          <w:rFonts w:ascii="Times New Roman" w:hAnsi="Times New Roman" w:eastAsia="宋体"/>
+          <w:b/>
+          <w:color w:val="003264"/>
+          <w:sz w:val="24"/>
+        </w:rPr>
+        <w:t>MAROON: A Dataset for the Joint Characterization of Near-Field High-Resolution Radio-Frequency and Optical Depth Imaging Techniques</w:t>
+      </w:r>
+    </w:p>
+    <w:p>
+      <w:r>
+        <w:rPr>
+          <w:rFonts w:ascii="Times New Roman" w:hAnsi="Times New Roman" w:eastAsia="宋体"/>
+          <w:sz w:val="21"/>
+        </w:rPr>
+        <w:t>作者: Vanessa Wirth, Johanna Bräunig, Nikolai Hofmann, Martin Vossiek, Tim Weyrich, Marc Stamminger</w:t>
+        <w:br/>
+      </w:r>
+      <w:r>
+        <w:rPr>
+          <w:rFonts w:ascii="Times New Roman" w:hAnsi="Times New Roman" w:eastAsia="宋体"/>
+          <w:sz w:val="21"/>
+        </w:rPr>
+        <w:t xml:space="preserve">时间: 2026-02-11 | </w:t>
+      </w:r>
+      <w:r>
+        <w:t xml:space="preserve">链接: </w:t>
+      </w:r>
+      <w:hyperlink r:id="rId132">
+        <w:r>
+          <w:rPr>
+            <w:rFonts w:ascii="Times New Roman" w:hAnsi="Times New Roman" w:eastAsia="宋体"/>
+            <w:color w:val="0000FF"/>
+            <w:sz w:val="21"/>
+            <w:u w:val="single"/>
+          </w:rPr>
+          <w:t>https://doi.org/10.1145/3796224</w:t>
+        </w:r>
+      </w:hyperlink>
+    </w:p>
+    <w:p>
+      <w:pPr>
+        <w:spacing w:before="120"/>
+      </w:pPr>
+      <w:r>
+        <w:rPr>
+          <w:rFonts w:ascii="Times New Roman" w:hAnsi="Times New Roman" w:eastAsia="宋体"/>
+          <w:b/>
+          <w:sz w:val="21"/>
+        </w:rPr>
+        <w:t>中文摘要:</w:t>
+      </w:r>
+    </w:p>
+    <w:p>
+      <w:pPr>
+        <w:ind w:firstLine="360"/>
+      </w:pPr>
+      <w:r>
+        <w:rPr>
+          <w:rFonts w:ascii="Times New Roman" w:hAnsi="Times New Roman" w:eastAsia="宋体"/>
+          <w:sz w:val="21"/>
+        </w:rPr>
+        <w:t>利用特定波长范围或深度传感器的互补优势对于自动驾驶等强大的计算机辅助任务至关重要。尽管如此，在光学深度传感器和近距离操作雷达的交叉点上仍然很少进行研究，其中目标距离传感器只有分米。随着人们对近场高分辨率成像雷达的兴趣日益浓厚，随之而来的问题是这些传感器与传统光学传感器相比的表现如何。在这项工作中，我们接受了独特的挑战，使用多模态空间校准从光学和射频域联合表征深度成像仪。我们从四个深度成像仪收集数据，其中三个光学传感器具有不同的工作原理和一个成像雷达。我们根据不同的物体材料、几何形状和物体到传感器的距离对其深度测量进行全面评估。具体来说，我们揭示了部分透射材料的散射效应并研究了射频信号的响应。所有物体测量结果均以名为 MAROON 的多模态数据集的形式公开，可通过以下网址访问：https://vwirth.github.io/maroon。</w:t>
+      </w:r>
+    </w:p>
+    <w:p>
+      <w:pPr>
+        <w:spacing w:before="120"/>
+      </w:pPr>
+      <w:r>
+        <w:rPr>
+          <w:rFonts w:ascii="Times New Roman" w:hAnsi="Times New Roman" w:eastAsia="宋体"/>
+          <w:b/>
+          <w:sz w:val="21"/>
+        </w:rPr>
+        <w:t>English Abstract:</w:t>
+      </w:r>
+    </w:p>
+    <w:p>
+      <w:r>
+        <w:rPr>
+          <w:rFonts w:ascii="Times New Roman" w:hAnsi="Times New Roman" w:eastAsia="宋体"/>
+          <w:sz w:val="21"/>
+        </w:rPr>
+        <w:t>Utilizing the complementary strengths of wavelength-specific range or depth sensors is crucial for robust computer-assisted tasks such as autonomous driving. Despite this, there is still little research done at the intersection of optical depth sensors and radars operating close range, where the target is decimeters away from the sensors. Together with a growing interest in high-resolution imaging radars operating in the near field, the question arises how these sensors behave in comparison to their traditional optical counterparts. In this work, we take on the unique challenge of jointly characterizing depth imagers from both, the optical and radio-frequency domain using a multimodal spatial calibration. We collect data from four depth imagers, with three optical sensors of varying operation principle and an imaging radar. We provide a comprehensive evaluation of their depth measurements with respect to distinct object materials, geometries, and object-to-sensor distances. Specifically, we reveal scattering effects of partially transmissive materials and investigate the response of radio-frequency signals. All object measurements are made public in form of a multimodal dataset, called MAROON, which can be accessed at: https://vwirth.github.io/maroon.</w:t>
+      </w:r>
+    </w:p>
+    <w:p>
+      <w:r>
+        <w:rPr>
+          <w:rFonts w:ascii="Times New Roman" w:hAnsi="Times New Roman" w:eastAsia="宋体"/>
+          <w:sz w:val="21"/>
+        </w:rPr>
+        <w:t>__________________________________________________</w:t>
+      </w:r>
+    </w:p>
+    <w:p>
+      <w:pPr>
+        <w:pStyle w:val="Heading1"/>
+      </w:pPr>
+      <w:r>
+        <w:rPr>
+          <w:rFonts w:ascii="Times New Roman" w:hAnsi="Times New Roman" w:eastAsia="宋体"/>
+          <w:b/>
+          <w:color w:val="000000"/>
+          <w:sz w:val="32"/>
+        </w:rPr>
+        <w:t>IEEE Trans. Comp. Imaging</w:t>
+      </w:r>
+    </w:p>
+    <w:p>
+      <w:pPr>
+        <w:jc w:val="center"/>
+      </w:pPr>
+      <w:r>
+        <w:t>--- 更新: 06:31 ---</w:t>
+      </w:r>
+    </w:p>
+    <w:p>
+      <w:pPr>
+        <w:pStyle w:val="Heading2"/>
+      </w:pPr>
+      <w:r/>
+      <w:r>
+        <w:rPr>
+          <w:rFonts w:ascii="Times New Roman" w:hAnsi="Times New Roman" w:eastAsia="宋体"/>
+          <w:b/>
+          <w:color w:val="000000"/>
+          <w:sz w:val="24"/>
+        </w:rPr>
+        <w:t>使用适用于移动设备的多光谱图像传感器的广色域成像系统</w:t>
+      </w:r>
+    </w:p>
+    <w:p>
+      <w:r>
+        <w:rPr>
+          <w:rFonts w:ascii="Times New Roman" w:hAnsi="Times New Roman" w:eastAsia="宋体"/>
+          <w:b/>
+          <w:color w:val="003264"/>
+          <w:sz w:val="24"/>
+        </w:rPr>
+        <w:t>Wide Color Gamut Imaging System Using a Multispectral Image Sensor for a Mobile Device</w:t>
+      </w:r>
+    </w:p>
+    <w:p>
+      <w:r>
+        <w:rPr>
+          <w:rFonts w:ascii="Times New Roman" w:hAnsi="Times New Roman" w:eastAsia="宋体"/>
+          <w:sz w:val="21"/>
+        </w:rPr>
+        <w:t>作者: Woo-Shik Kim, Satoshi Nagayama, Jisu Ohk, Sangyoon Lee, Jaesung Lee, Youngshin Kwak, Hyochul Kim</w:t>
+        <w:br/>
+      </w:r>
+      <w:r>
+        <w:rPr>
+          <w:rFonts w:ascii="Times New Roman" w:hAnsi="Times New Roman" w:eastAsia="宋体"/>
+          <w:sz w:val="21"/>
+        </w:rPr>
+        <w:t xml:space="preserve">时间: 2026 | </w:t>
+      </w:r>
+      <w:r>
+        <w:t xml:space="preserve">链接: </w:t>
+      </w:r>
+      <w:hyperlink r:id="rId134">
+        <w:r>
+          <w:rPr>
+            <w:rFonts w:ascii="Times New Roman" w:hAnsi="Times New Roman" w:eastAsia="宋体"/>
+            <w:color w:val="0000FF"/>
+            <w:sz w:val="21"/>
+            <w:u w:val="single"/>
+          </w:rPr>
+          <w:t>https://doi.org/10.1109/tci.2026.3663972</w:t>
+        </w:r>
+      </w:hyperlink>
+    </w:p>
+    <w:p>
+      <w:pPr>
+        <w:spacing w:before="120"/>
+      </w:pPr>
+      <w:r>
+        <w:rPr>
+          <w:rFonts w:ascii="Times New Roman" w:hAnsi="Times New Roman" w:eastAsia="宋体"/>
+          <w:b/>
+          <w:sz w:val="21"/>
+        </w:rPr>
+        <w:t>中文摘要:</w:t>
+      </w:r>
+    </w:p>
+    <w:p>
+      <w:pPr>
+        <w:ind w:firstLine="360"/>
+      </w:pPr>
+      <w:r>
+        <w:rPr>
+          <w:rFonts w:ascii="Times New Roman" w:hAnsi="Times New Roman" w:eastAsia="宋体"/>
+          <w:sz w:val="21"/>
+        </w:rPr>
+        <w:t>In this paper a system for a mobile device to generate a wide color gamut image is proposed.智能手机上的 RGB 摄像头与多光谱图像传感器相结合，该传感器是在移动设备的互补金属氧化物半导体图像传感器之上制造的，可捕获 16 个光谱带的场景。来自这些传感器的图像使用颜色传输技术进行融合，以利用多光谱图像传感器的准确颜色再现能力，同时保留 RGB 图像中的图像结构。据称，与移动 RGB 传感器相比，所提出的多光谱图像传感器将色彩再现精度提高了 25%，并且所提出的系统有效地产生了具有高色彩保真度的高分辨率宽色域图像。</w:t>
+      </w:r>
+    </w:p>
+    <w:p>
+      <w:pPr>
+        <w:spacing w:before="120"/>
+      </w:pPr>
+      <w:r>
+        <w:rPr>
+          <w:rFonts w:ascii="Times New Roman" w:hAnsi="Times New Roman" w:eastAsia="宋体"/>
+          <w:b/>
+          <w:sz w:val="21"/>
+        </w:rPr>
+        <w:t>English Abstract:</w:t>
+      </w:r>
+    </w:p>
+    <w:p>
+      <w:r>
+        <w:rPr>
+          <w:rFonts w:ascii="Times New Roman" w:hAnsi="Times New Roman" w:eastAsia="宋体"/>
+          <w:sz w:val="21"/>
+        </w:rPr>
+        <w:t>In this paper a system for a mobile device to generate a wide color gamut image is proposed. A RGB camera on a smartphone is combined with a multispectral image sensor, which is fabricated on top of a complementary metal-oxide semiconductor image sensor for a mobile device, capturing scenes with 16 spectral bands. Images from these sensors are fused using a color transfer technique to leverage the accurate color reproduction capability of the multispectral image sensor while preserving the image structures in the RGB image. It is claimed that the proposed multispectral image sensor improved color reproduction accuracy by 25% compared to a mobile RGB sensor, and the proposed system effectively produce a high-resolution wide color gamut image with high color fidelity.</w:t>
+      </w:r>
+    </w:p>
+    <w:p>
+      <w:r>
+        <w:rPr>
+          <w:rFonts w:ascii="Times New Roman" w:hAnsi="Times New Roman" w:eastAsia="宋体"/>
+          <w:sz w:val="21"/>
+        </w:rPr>
+        <w:t>__________________________________________________</w:t>
+      </w:r>
+    </w:p>
+    <w:p>
+      <w:pPr>
+        <w:pStyle w:val="Heading2"/>
+      </w:pPr>
+      <w:r/>
+      <w:r>
+        <w:rPr>
+          <w:rFonts w:ascii="Times New Roman" w:hAnsi="Times New Roman" w:eastAsia="宋体"/>
+          <w:b/>
+          <w:color w:val="000000"/>
+          <w:sz w:val="24"/>
+        </w:rPr>
+        <w:t>基于学习的概率子阵列切换，实现稳健的低成本干涉成像</w:t>
+      </w:r>
+    </w:p>
+    <w:p>
+      <w:r>
+        <w:rPr>
+          <w:rFonts w:ascii="Times New Roman" w:hAnsi="Times New Roman" w:eastAsia="宋体"/>
+          <w:b/>
+          <w:color w:val="003264"/>
+          <w:sz w:val="24"/>
+        </w:rPr>
+        <w:t>Learning-based probabilistic subarray switching for robust low-cost interferometric imaging</w:t>
+      </w:r>
+    </w:p>
+    <w:p>
+      <w:r>
+        <w:rPr>
+          <w:rFonts w:ascii="Times New Roman" w:hAnsi="Times New Roman" w:eastAsia="宋体"/>
+          <w:sz w:val="21"/>
+        </w:rPr>
+        <w:t>作者: Jianhua Wang, Mohammed Nabil El Korso, Lucien Bacharach, Pascal Larzabal</w:t>
+        <w:br/>
+      </w:r>
+      <w:r>
+        <w:rPr>
+          <w:rFonts w:ascii="Times New Roman" w:hAnsi="Times New Roman" w:eastAsia="宋体"/>
+          <w:sz w:val="21"/>
+        </w:rPr>
+        <w:t xml:space="preserve">时间: 2026 | </w:t>
+      </w:r>
+      <w:r>
+        <w:t xml:space="preserve">链接: </w:t>
+      </w:r>
+      <w:hyperlink r:id="rId135">
+        <w:r>
+          <w:rPr>
+            <w:rFonts w:ascii="Times New Roman" w:hAnsi="Times New Roman" w:eastAsia="宋体"/>
+            <w:color w:val="0000FF"/>
+            <w:sz w:val="21"/>
+            <w:u w:val="single"/>
+          </w:rPr>
+          <w:t>https://doi.org/10.1109/tci.2026.3663899</w:t>
+        </w:r>
+      </w:hyperlink>
+    </w:p>
+    <w:p>
+      <w:pPr>
+        <w:spacing w:before="120"/>
+      </w:pPr>
+      <w:r>
+        <w:rPr>
+          <w:rFonts w:ascii="Times New Roman" w:hAnsi="Times New Roman" w:eastAsia="宋体"/>
+          <w:b/>
+          <w:sz w:val="21"/>
+        </w:rPr>
+        <w:t>中文摘要:</w:t>
+      </w:r>
+    </w:p>
+    <w:p>
+      <w:pPr>
+        <w:ind w:firstLine="360"/>
+      </w:pPr>
+      <w:r>
+        <w:rPr>
+          <w:rFonts w:ascii="Times New Roman" w:hAnsi="Times New Roman" w:eastAsia="宋体"/>
+          <w:sz w:val="21"/>
+        </w:rPr>
+        <w:t>计算成本对下一代干涉成像系统提出了重大挑战。在这些系统中，由于计算能力的限制，大量天线使得同时处理所有测量结果变得不切实际。为了减少计算负担，同时保持图像重建质量，我们提出了一种利用更少天线和不同天线配置的子阵列切换策略。为了考虑图像重建算法对子阵切换模式设计的影响，并充分发挥切换策略的灵活性，我们提出了一种基于概率深度学习的天线切换模式设计方法，命名为概率天线切换器（PAS）。除了计算挑战之外，干涉测量系统对射频干扰 (RFI) 的存在也特别敏感，这严重影响成像质量。为了解决这个问题，我们证明可以将所提出的 PAS 与 RFI 检测模块结合起来。具体来说，该模块是一个神经网络，经过训练可以识别并最小化子阵列选择过程中受 RFI 影响的天线的影响。这产生了 RFI 感知 PAS (RaPAS)，它平衡了计算效率、成像质量和 RFI 鲁棒性。完整代码可在 https://github.com/jianhua-WANG-ENS/PAS_RaPAS 获取。</w:t>
+      </w:r>
+    </w:p>
+    <w:p>
+      <w:pPr>
+        <w:spacing w:before="120"/>
+      </w:pPr>
+      <w:r>
+        <w:rPr>
+          <w:rFonts w:ascii="Times New Roman" w:hAnsi="Times New Roman" w:eastAsia="宋体"/>
+          <w:b/>
+          <w:sz w:val="21"/>
+        </w:rPr>
+        <w:t>English Abstract:</w:t>
+      </w:r>
+    </w:p>
+    <w:p>
+      <w:r>
+        <w:rPr>
+          <w:rFonts w:ascii="Times New Roman" w:hAnsi="Times New Roman" w:eastAsia="宋体"/>
+          <w:sz w:val="21"/>
+        </w:rPr>
+        <w:t>Computational cost poses a significant challenge in next-generation interferometric imaging systems. In these systems, the large number of antennas makes it impractical to process all measurements simultaneously due to computational capacity constraints. To reduce the computational burden while preserving image reconstruction quality, we propose a subarray switching strategy that utilizes fewer antennas and different antenna configurations. To take into consideration the influence of the image reconstruction algorithm on the design of the subarray switching pattern and to fully exploit the flexibility of the switching strategy, we propose a probabilistic deep learning-based method for designing antenna switching patterns, named by Probabilistic Antenna Switcher (PAS). In addition to the computational challenge, interferometric systems are also particularly sensitive to the presence of radio frequency interferences (RFI), which heavily affects imaging quality. In order to address this issue, we show that it is possible to combine the proposed PAS with a RFI detection module. Specifically, this module is a neural network that is trained to identify and minimize the impact of RFI-affected antennas in the subarray selection process. This results in a RFI-aware PAS (RaPAS), which balances computational efficiency, imaging quality, and robustness against RFI. The full code will be available at https://github.com/jianhua-WANG-ENS/PAS_RaPAS .</w:t>
+      </w:r>
+    </w:p>
+    <w:p>
+      <w:r>
+        <w:rPr>
+          <w:rFonts w:ascii="Times New Roman" w:hAnsi="Times New Roman" w:eastAsia="宋体"/>
+          <w:sz w:val="21"/>
+        </w:rPr>
+        <w:t>__________________________________________________</w:t>
+      </w:r>
+    </w:p>
+    <w:p>
+      <w:pPr>
+        <w:pStyle w:val="Heading2"/>
+      </w:pPr>
+      <w:r/>
+      <w:r>
+        <w:rPr>
+          <w:rFonts w:ascii="Times New Roman" w:hAnsi="Times New Roman" w:eastAsia="宋体"/>
+          <w:b/>
+          <w:color w:val="000000"/>
+          <w:sz w:val="24"/>
+        </w:rPr>
+        <w:t>使用高效 2D-SLIM 的高分辨率涡旋电磁波雷达稀疏成像</w:t>
+      </w:r>
+    </w:p>
+    <w:p>
+      <w:r>
+        <w:rPr>
+          <w:rFonts w:ascii="Times New Roman" w:hAnsi="Times New Roman" w:eastAsia="宋体"/>
+          <w:b/>
+          <w:color w:val="003264"/>
+          <w:sz w:val="24"/>
+        </w:rPr>
+        <w:t>High-Resolution Vortex Electromagnetic Wave Radar Sparse Imaging Using Efficient 2D-SLIM</w:t>
+      </w:r>
+    </w:p>
+    <w:p>
+      <w:r>
+        <w:rPr>
+          <w:rFonts w:ascii="Times New Roman" w:hAnsi="Times New Roman" w:eastAsia="宋体"/>
+          <w:sz w:val="21"/>
+        </w:rPr>
+        <w:t>作者: Ting Yang, Hongyin Shi, Da Liu, Hu Hao, Liying Tian, Xing Wang, Jiuru Wang</w:t>
+        <w:br/>
+      </w:r>
+      <w:r>
+        <w:rPr>
+          <w:rFonts w:ascii="Times New Roman" w:hAnsi="Times New Roman" w:eastAsia="宋体"/>
+          <w:sz w:val="21"/>
+        </w:rPr>
+        <w:t xml:space="preserve">时间: 2026 | </w:t>
+      </w:r>
+      <w:r>
+        <w:t xml:space="preserve">链接: </w:t>
+      </w:r>
+      <w:hyperlink r:id="rId136">
+        <w:r>
+          <w:rPr>
+            <w:rFonts w:ascii="Times New Roman" w:hAnsi="Times New Roman" w:eastAsia="宋体"/>
+            <w:color w:val="0000FF"/>
+            <w:sz w:val="21"/>
+            <w:u w:val="single"/>
+          </w:rPr>
+          <w:t>https://doi.org/10.1109/tci.2026.3663911</w:t>
+        </w:r>
+      </w:hyperlink>
+    </w:p>
+    <w:p>
+      <w:pPr>
+        <w:spacing w:before="120"/>
+      </w:pPr>
+      <w:r>
+        <w:rPr>
+          <w:rFonts w:ascii="Times New Roman" w:hAnsi="Times New Roman" w:eastAsia="宋体"/>
+          <w:b/>
+          <w:sz w:val="21"/>
+        </w:rPr>
+        <w:t>中文摘要:</w:t>
+      </w:r>
+    </w:p>
+    <w:p>
+      <w:pPr>
+        <w:ind w:firstLine="360"/>
+      </w:pPr>
+      <w:r>
+        <w:rPr>
+          <w:rFonts w:ascii="Times New Roman" w:hAnsi="Times New Roman" w:eastAsia="宋体"/>
+          <w:sz w:val="21"/>
+        </w:rPr>
+        <w:t>涡旋电磁波 (VEMW) 雷达利用轨道角动量 (OAM) 模式进行方位角信息编码，已成为一种有前途的高分辨率凝视成像技术。然而，其性能从根本上受到贝塞尔函数调制 (BFM) 效应和有限的 OAM 模式可用性的限制，导致方位角-距离耦合伪影和能量效率低下。现有的压缩感知（CS）方法，特别是传统的稀疏恢复技术，面临着旁瓣干扰、噪声敏感性和计算瓶颈的困扰。为了应对这些挑战，本文提出了一种通过迭代最小化的高效二维稀疏学习（2D-SLIM）框架，将物理驱动的预处理与加速优化相结合。首先，我们建立了一个全面的 VEMW 雷达信号模型，明确结合了 BFM 效应和 OAM 模式正交性。其次，在波束控制策略的基础上，我们引入了显式解析补偿因子来抑制由平方贝塞尔项引起的方位角相关能量衰减，从而恢复方位角和 OAM 模式指数之间的傅立叶对偶性。第三，我们开发了一种维度一致的二维共轭梯度最小二乘 (2D-CGLS) 算法，结合了自适应 Barzilai-Borwein 步长和非凸群稀疏正则化。通过利用克罗内克乘积分解和矩阵形式运算，该框架消除了冗余的向量到矩阵转换。广泛的数值和电磁仿真表明，该方法的图像相关值提高了 20% 以上，收敛速度提高了 30% 以上，同时在有限 OAM 模式（例如 | | 20 α ≤）和低 SNR（低至 -5 dB）的挑战性条件下保持了鲁棒的成像性能，优于几种现有的 CS 技术。</w:t>
+      </w:r>
+    </w:p>
+    <w:p>
+      <w:pPr>
+        <w:spacing w:before="120"/>
+      </w:pPr>
+      <w:r>
+        <w:rPr>
+          <w:rFonts w:ascii="Times New Roman" w:hAnsi="Times New Roman" w:eastAsia="宋体"/>
+          <w:b/>
+          <w:sz w:val="21"/>
+        </w:rPr>
+        <w:t>English Abstract:</w:t>
+      </w:r>
+    </w:p>
+    <w:p>
+      <w:r>
+        <w:rPr>
+          <w:rFonts w:ascii="Times New Roman" w:hAnsi="Times New Roman" w:eastAsia="宋体"/>
+          <w:sz w:val="21"/>
+        </w:rPr>
+        <w:t>Vortex electromagnetic wave (VEMW) radar, leveraging orbital angular momentum (OAM) modes for azimuthal information encoding, has emerged as a promising technology for high-resolution staring imaging. However, its performance is fundamentally constrained by the Bessel function modulation (BFM) effect and limited OAM mode availability, leading to azimuth-range coupling artifacts and energy inefficiency. Existing compressive sensing (CS) methods, particularly conventional sparse recovery techniques, struggle with sidelobe interference, noise sensitivity, and computational bottlenecks. To address these challenges, this paper proposes an efficient two-dimensional sparse learning via iterative minimization (2D-SLIM) framework, integrating physics-driven preprocessing with accelerated optimization. First, we establish a comprehensive VEMW radar signal model that explicitly incorporates BFM effects and OAM mode orthogonality. Second, building upon the beam steering strategy, we introduce an explicit analytical compensation factor to suppress the azimuth dependent energy attenuation caused by the squared Bessel term, thereby restoring the Fourier duality between azimuth angles and OAM mode indices. Third, we develop a dimensionally consistent 2D conjugate gradient least squares (2D-CGLS) algorithm, incorporating adaptive Barzilai-Borwein step sizes and non-convex group sparsity regularization. By leveraging Kronecker product factorization and matrix-form operations, the framework eliminates redundant vector-to-matrix conversions. Extensive numerical and EM simulations demonstrate that the proposed method achieves an improvement of more than 20% in image correlation value and a convergence rate more than 30% faster, while maintaining robust imaging performance under challenging conditions of limited OAM modes (e.g., | | 20 α ≤) and low SNR (down to -5 dB), outperforming several established CS techniques.</w:t>
+      </w:r>
+    </w:p>
+    <w:p>
+      <w:r>
+        <w:rPr>
+          <w:rFonts w:ascii="Times New Roman" w:hAnsi="Times New Roman" w:eastAsia="宋体"/>
+          <w:sz w:val="21"/>
+        </w:rPr>
+        <w:t>__________________________________________________</w:t>
+      </w:r>
+    </w:p>
+    <w:p>
+      <w:pPr>
+        <w:pStyle w:val="Heading1"/>
+      </w:pPr>
+      <w:r>
+        <w:rPr>
+          <w:rFonts w:ascii="Times New Roman" w:hAnsi="Times New Roman" w:eastAsia="宋体"/>
+          <w:b/>
+          <w:color w:val="000000"/>
+          <w:sz w:val="32"/>
+        </w:rPr>
+        <w:t>IEEE Trans. Image Processing</w:t>
+      </w:r>
+    </w:p>
+    <w:p>
+      <w:pPr>
+        <w:jc w:val="center"/>
+      </w:pPr>
+      <w:r>
+        <w:t>--- 更新: 06:31 ---</w:t>
+      </w:r>
+    </w:p>
+    <w:p>
+      <w:pPr>
+        <w:pStyle w:val="Heading2"/>
+      </w:pPr>
+      <w:r/>
+      <w:r>
+        <w:rPr>
+          <w:rFonts w:ascii="Times New Roman" w:hAnsi="Times New Roman" w:eastAsia="宋体"/>
+          <w:b/>
+          <w:color w:val="000000"/>
+          <w:sz w:val="24"/>
+        </w:rPr>
+        <w:t>用于自监督鱼眼单目深度估计的失真感知深度自更新</w:t>
+      </w:r>
+    </w:p>
+    <w:p>
+      <w:r>
+        <w:rPr>
+          <w:rFonts w:ascii="Times New Roman" w:hAnsi="Times New Roman" w:eastAsia="宋体"/>
+          <w:b/>
+          <w:color w:val="003264"/>
+          <w:sz w:val="24"/>
+        </w:rPr>
+        <w:t>Distortion-Aware Depth Self-Updating for Self-Supervised Fisheye Monocular Depth Estimation</w:t>
+      </w:r>
+    </w:p>
+    <w:p>
+      <w:r>
+        <w:rPr>
+          <w:rFonts w:ascii="Times New Roman" w:hAnsi="Times New Roman" w:eastAsia="宋体"/>
+          <w:sz w:val="21"/>
+        </w:rPr>
+        <w:t>作者: Yihang Xu, Qiulei Dong</w:t>
+        <w:br/>
+      </w:r>
+      <w:r>
+        <w:rPr>
+          <w:rFonts w:ascii="Times New Roman" w:hAnsi="Times New Roman" w:eastAsia="宋体"/>
+          <w:sz w:val="21"/>
+        </w:rPr>
+        <w:t xml:space="preserve">时间: 2026 | </w:t>
+      </w:r>
+      <w:r>
+        <w:t xml:space="preserve">链接: </w:t>
+      </w:r>
+      <w:hyperlink r:id="rId137">
+        <w:r>
+          <w:rPr>
+            <w:rFonts w:ascii="Times New Roman" w:hAnsi="Times New Roman" w:eastAsia="宋体"/>
+            <w:color w:val="0000FF"/>
+            <w:sz w:val="21"/>
+            <w:u w:val="single"/>
+          </w:rPr>
+          <w:t>https://doi.org/10.1109/tip.2026.3661813</w:t>
+        </w:r>
+      </w:hyperlink>
+    </w:p>
+    <w:p>
+      <w:pPr>
+        <w:spacing w:before="120"/>
+      </w:pPr>
+      <w:r>
+        <w:rPr>
+          <w:rFonts w:ascii="Times New Roman" w:hAnsi="Times New Roman" w:eastAsia="宋体"/>
+          <w:b/>
+          <w:sz w:val="21"/>
+        </w:rPr>
+        <w:t>中文摘要:</w:t>
+      </w:r>
+    </w:p>
+    <w:p>
+      <w:pPr>
+        <w:ind w:firstLine="360"/>
+      </w:pPr>
+      <w:r>
+        <w:rPr>
+          <w:rFonts w:ascii="Times New Roman" w:hAnsi="Times New Roman" w:eastAsia="宋体"/>
+          <w:sz w:val="21"/>
+        </w:rPr>
+        <w:t>鱼眼相机的自监督单目深度估计由于其大视野范围近年来引起了广泛关注。然而，由于鱼眼图像不可避免地存在严重失真，该领域现有方法的性能普遍受到限制。为了解决这个问题，我们提出了一种用于自监督鱼眼单目深度估计的失真感知深度自更新网络，称为 DDS-Net。所提出的 DDS-Net 方法采用从粗到精的学习策略，其中用于预测最终深度的探索性精细深度预测器通过预训练的粗略深度预测器使用预测的场景深度进行优化。精细深度预测器包含失真感知鱼眼成本体积构建模块和深度自更新模块。失真感知鱼眼成本体积构建模块旨在通过学习连续鱼眼帧之间相应的特征匹配成本来构建鱼眼成本体积，从而能够在严重扭曲的情况下捕获更准确的像素级深度线索。基于构建的成本量和预训练粗略深度预测器估计的初始深度，深度自更新模块被设计为以迭代方式自更新深度图。对 3 个鱼眼数据集的广泛实验结果表明，所提出的方法明显优于 14 种最先进的鱼眼单目深度估计方法。</w:t>
+      </w:r>
+    </w:p>
+    <w:p>
+      <w:pPr>
+        <w:spacing w:before="120"/>
+      </w:pPr>
+      <w:r>
+        <w:rPr>
+          <w:rFonts w:ascii="Times New Roman" w:hAnsi="Times New Roman" w:eastAsia="宋体"/>
+          <w:b/>
+          <w:sz w:val="21"/>
+        </w:rPr>
+        <w:t>English Abstract:</w:t>
+      </w:r>
+    </w:p>
+    <w:p>
+      <w:r>
+        <w:rPr>
+          <w:rFonts w:ascii="Times New Roman" w:hAnsi="Times New Roman" w:eastAsia="宋体"/>
+          <w:sz w:val="21"/>
+        </w:rPr>
+        <w:t>Self-supervised monocular depth estimation for fisheye cameras has attracted much attention in recent years due to their large view range. However, the performances of existing methods in this field are generally limited due to the inevitable severe distortions in fisheye images. To address this problem, we propose a distortion-aware depth self-updating network for self-supervised fisheye monocular depth estimation called DDS-Net. The proposed DDS-Net method employs a coarse-to-fine learning strategy, in which an explored fine depth predictor for predicting final depth is optimized with the predicted scene depths by a pretrained coarse depth predictor. The fine depth predictor contains a distortion-aware fisheye cost volume construction module and a depth self-updating module. The distortion-aware fisheye cost volume construction module is designed to construct a fisheye cost volume by learning the corresponding feature matching cost between continuous fisheye frames, which enables more accurate pixel-level depth cues to be captured under severe distortions. Based on the constructed cost volume and the initial depth estimated by the pretrained coarse depth predictor, the depth self-updating module is designed to self-update the depth map in an iterative manner. Extensive experimental results on 3 fisheye datasets demonstrate that the proposed method significantly outperforms 14 state-of-the-art methods for fisheye monocular depth estimation.</w:t>
+      </w:r>
+    </w:p>
+    <w:p>
+      <w:r>
+        <w:rPr>
+          <w:rFonts w:ascii="Times New Roman" w:hAnsi="Times New Roman" w:eastAsia="宋体"/>
+          <w:sz w:val="21"/>
+        </w:rPr>
+        <w:t>__________________________________________________</w:t>
+      </w:r>
+    </w:p>
+    <w:p>
+      <w:pPr>
+        <w:pStyle w:val="Heading2"/>
+      </w:pPr>
+      <w:r/>
+      <w:r>
+        <w:rPr>
+          <w:rFonts w:ascii="Times New Roman" w:hAnsi="Times New Roman" w:eastAsia="宋体"/>
+          <w:b/>
+          <w:color w:val="000000"/>
+          <w:sz w:val="24"/>
+        </w:rPr>
+        <w:t>图割的贪心策略</w:t>
+      </w:r>
+    </w:p>
+    <w:p>
+      <w:r>
+        <w:rPr>
+          <w:rFonts w:ascii="Times New Roman" w:hAnsi="Times New Roman" w:eastAsia="宋体"/>
+          <w:b/>
+          <w:color w:val="003264"/>
+          <w:sz w:val="24"/>
+        </w:rPr>
+        <w:t>A Greedy Strategy for Graph Cut</w:t>
+      </w:r>
+    </w:p>
+    <w:p>
+      <w:r>
+        <w:rPr>
+          <w:rFonts w:ascii="Times New Roman" w:hAnsi="Times New Roman" w:eastAsia="宋体"/>
+          <w:sz w:val="21"/>
+        </w:rPr>
+        <w:t>作者: Shenfei Pei, Huijuan Dong, Nianci Guan, Zhongqi Lin, Feiping Nie, Xudong Jiang, Zengwei Zheng</w:t>
+        <w:br/>
+      </w:r>
+      <w:r>
+        <w:rPr>
+          <w:rFonts w:ascii="Times New Roman" w:hAnsi="Times New Roman" w:eastAsia="宋体"/>
+          <w:sz w:val="21"/>
+        </w:rPr>
+        <w:t xml:space="preserve">时间: 2026 | </w:t>
+      </w:r>
+      <w:r>
+        <w:t xml:space="preserve">链接: </w:t>
+      </w:r>
+      <w:hyperlink r:id="rId138">
+        <w:r>
+          <w:rPr>
+            <w:rFonts w:ascii="Times New Roman" w:hAnsi="Times New Roman" w:eastAsia="宋体"/>
+            <w:color w:val="0000FF"/>
+            <w:sz w:val="21"/>
+            <w:u w:val="single"/>
+          </w:rPr>
+          <w:t>https://doi.org/10.1109/tip.2026.3661874</w:t>
+        </w:r>
+      </w:hyperlink>
+    </w:p>
+    <w:p>
+      <w:pPr>
+        <w:spacing w:before="120"/>
+      </w:pPr>
+      <w:r>
+        <w:rPr>
+          <w:rFonts w:ascii="Times New Roman" w:hAnsi="Times New Roman" w:eastAsia="宋体"/>
+          <w:b/>
+          <w:sz w:val="21"/>
+        </w:rPr>
+        <w:t>中文摘要:</w:t>
+      </w:r>
+    </w:p>
+    <w:p>
+      <w:pPr>
+        <w:ind w:firstLine="360"/>
+      </w:pPr>
+      <w:r>
+        <w:rPr>
+          <w:rFonts w:ascii="Times New Roman" w:hAnsi="Times New Roman" w:eastAsia="宋体"/>
+          <w:sz w:val="21"/>
+        </w:rPr>
+        <w:t>我们提出了一种新颖的贪婪图割（GGC）算法来解决图划分问题。该算法首先将每个数据点视为一个单独的聚类，然后迭代合并聚类对，从而最大限度地减少全局目标函数，直到达到所需的聚类数量。我们提供了整个过程中目标函数值单调收敛的理论证明。为了提高计算效率，该算法将合并操作限制在相邻的簇中，从而导致计算复杂度几乎与样本大小成线性比例。我们的贪婪方法的一个显着优势是其确定性，这确保了多次运行的结果一致。这与许多对随机初始化效应敏感的现有算法形成鲜明对比。我们通过将所提出的算法应用于标准化切割（N-Cut）问题（一种经过充分研究的图划分变体）来证明其有效性。大量实验结果表明，在解决 N 割问题时，GGC 始终优于传统的两阶段优化方法（涉及特征分解和 k 均值聚类）。此外，比较分析表明，与几种最先进的聚类算法相比，GGC 具有更优越的性能。</w:t>
+      </w:r>
+    </w:p>
+    <w:p>
+      <w:pPr>
+        <w:spacing w:before="120"/>
+      </w:pPr>
+      <w:r>
+        <w:rPr>
+          <w:rFonts w:ascii="Times New Roman" w:hAnsi="Times New Roman" w:eastAsia="宋体"/>
+          <w:b/>
+          <w:sz w:val="21"/>
+        </w:rPr>
+        <w:t>English Abstract:</w:t>
+      </w:r>
+    </w:p>
+    <w:p>
+      <w:r>
+        <w:rPr>
+          <w:rFonts w:ascii="Times New Roman" w:hAnsi="Times New Roman" w:eastAsia="宋体"/>
+          <w:sz w:val="21"/>
+        </w:rPr>
+        <w:t>We propose a novel Greedy Graph Cut (GGC) algorithm to address the graph partitioning problem. The algorithm begins by treating each data point as an individual cluster and iteratively merges cluster pairs that maximize the reduction in the global objective function until the desired number of clusters is achieved. We provide a theoretical proof of the monotonic convergence of the objective function values throughout this process. To improve computational efficiency, the algorithm restricts merging operations to adjacent clusters, resulting in a computational complexity that scales nearly linearly with the sample size. A significant advantage of our greedy approach is its deterministic nature, which ensures consistent results across multiple runs. This stands in contrast to many existing algorithms that are sensitive to random initialization effects. We demonstrate the effectiveness of the proposed algorithm by applying it to the Normalized Cut (N-Cut) problem, a well-studied variant of graph partitioning. Extensive experimental results show that GGC consistently outperforms the conventional two-stage optimization approach—which involves eigendecomposition followed by k-means clustering—in solving the N-Cut problem. Furthermore, comparative analyses reveal that GGC achieves superior performance compared to several state-of-the-art clustering algorithms.</w:t>
+      </w:r>
+    </w:p>
+    <w:p>
+      <w:r>
+        <w:rPr>
+          <w:rFonts w:ascii="Times New Roman" w:hAnsi="Times New Roman" w:eastAsia="宋体"/>
+          <w:sz w:val="21"/>
+        </w:rPr>
+        <w:t>__________________________________________________</w:t>
+      </w:r>
+    </w:p>
+    <w:p>
+      <w:pPr>
+        <w:pStyle w:val="Heading2"/>
+      </w:pPr>
+      <w:r/>
+      <w:r>
+        <w:rPr>
+          <w:rFonts w:ascii="Times New Roman" w:hAnsi="Times New Roman" w:eastAsia="宋体"/>
+          <w:b/>
+          <w:color w:val="000000"/>
+          <w:sz w:val="24"/>
+        </w:rPr>
+        <w:t>用于多模态无人机目标检测的自适应细粒度融合网络</w:t>
+      </w:r>
+    </w:p>
+    <w:p>
+      <w:r>
+        <w:rPr>
+          <w:rFonts w:ascii="Times New Roman" w:hAnsi="Times New Roman" w:eastAsia="宋体"/>
+          <w:b/>
+          <w:color w:val="003264"/>
+          <w:sz w:val="24"/>
+        </w:rPr>
+        <w:t>Adaptive Fine-Grained Fusion Network for Multimodal UAV Object Detection</w:t>
+      </w:r>
+    </w:p>
+    <w:p>
+      <w:r>
+        <w:rPr>
+          <w:rFonts w:ascii="Times New Roman" w:hAnsi="Times New Roman" w:eastAsia="宋体"/>
+          <w:sz w:val="21"/>
+        </w:rPr>
+        <w:t>作者: Zhanyan Tang, Zhihao Wu, Mu Li, Jie Wen, Bob Zhang, Yong Xu, Jianqiang Li</w:t>
+        <w:br/>
+      </w:r>
+      <w:r>
+        <w:rPr>
+          <w:rFonts w:ascii="Times New Roman" w:hAnsi="Times New Roman" w:eastAsia="宋体"/>
+          <w:sz w:val="21"/>
+        </w:rPr>
+        <w:t xml:space="preserve">时间: 2026 | </w:t>
+      </w:r>
+      <w:r>
+        <w:t xml:space="preserve">链接: </w:t>
+      </w:r>
+      <w:hyperlink r:id="rId139">
+        <w:r>
+          <w:rPr>
+            <w:rFonts w:ascii="Times New Roman" w:hAnsi="Times New Roman" w:eastAsia="宋体"/>
+            <w:color w:val="0000FF"/>
+            <w:sz w:val="21"/>
+            <w:u w:val="single"/>
+          </w:rPr>
+          <w:t>https://doi.org/10.1109/tip.2026.3661868</w:t>
+        </w:r>
+      </w:hyperlink>
+    </w:p>
+    <w:p>
+      <w:pPr>
+        <w:spacing w:before="120"/>
+      </w:pPr>
+      <w:r>
+        <w:rPr>
+          <w:rFonts w:ascii="Times New Roman" w:hAnsi="Times New Roman" w:eastAsia="宋体"/>
+          <w:b/>
+          <w:sz w:val="21"/>
+        </w:rPr>
+        <w:t>中文摘要:</w:t>
+      </w:r>
+    </w:p>
+    <w:p>
+      <w:pPr>
+        <w:ind w:firstLine="360"/>
+      </w:pPr>
+      <w:r>
+        <w:rPr>
+          <w:rFonts w:ascii="Times New Roman" w:hAnsi="Times New Roman" w:eastAsia="宋体"/>
+          <w:sz w:val="21"/>
+        </w:rPr>
+        <w:t>多模态感知和融合在无人机（UAV）目标检测中发挥着至关重要的作用。现有方法通常采用跨模态的全局融合策略。然而，由于光照变化，RGB 和红外模态的有效性可能会在同一图像内的不同局部区域中有所不同，特别是在普遍存在遮挡和密集小物体的无人机视角中，导致全局融合方法的性能不佳。为了解决这个问题，我们提出了一种用于多模态无人机目标检测的自适应细粒度融合网络。首先，我们设计了一个基于局部特征一致性的模态融合模块，该模块根据跨模态高响应区域的结构一致性自适应地分配局部融合权重，从而能够更有效地聚合对象相关特征。其次，我们引入了一种相互信息引导的特征对比损失，以鼓励在早期训练阶段保存特定于模态的信息。实验结果表明，所提出的方法有效解决了无人机视角中的目标遮挡问题，在多模态无人机目标检测基准上实现了最先进的性能。代码可在 https://github.com/lingf5877/AFFNet 获取。</w:t>
+      </w:r>
+    </w:p>
+    <w:p>
+      <w:pPr>
+        <w:spacing w:before="120"/>
+      </w:pPr>
+      <w:r>
+        <w:rPr>
+          <w:rFonts w:ascii="Times New Roman" w:hAnsi="Times New Roman" w:eastAsia="宋体"/>
+          <w:b/>
+          <w:sz w:val="21"/>
+        </w:rPr>
+        <w:t>English Abstract:</w:t>
+      </w:r>
+    </w:p>
+    <w:p>
+      <w:r>
+        <w:rPr>
+          <w:rFonts w:ascii="Times New Roman" w:hAnsi="Times New Roman" w:eastAsia="宋体"/>
+          <w:sz w:val="21"/>
+        </w:rPr>
+        <w:t>Multimodal perception and fusion play a vital role in unmanned aerial vehicle (UAV) object detection. Existing methods typically adopt global fusion strategies across modalities. However, due to illumination variation, the effectiveness of RGB and infrared modalities may differ across local regions within the same image, particularly in UAV perspectives where occlusions and dense small objects are prevalent, leading to suboptimal performance of global fusion methods. To address this issue, we propose an adaptive fine-grained fusion network for multimodal UAV object detection. First, we design a local feature consistency-based modality fusion module, which adaptively assigns local fusion weights according to the structural consistency of high-response regions across modalities, thereby enabling more effective aggregation of object-relevant features. Second, we introduce a mutual information-guided feature contrastive loss to encourage the preservation of modality-specific information during the early training phase. Experimental results demonstrate that the proposed method effectively addresses the issue of object occlusion in UAV perspectives, achieving state-of-the-art performance on multimodal UAV object detection benchmarks. Code will be available at https://github.com/lingf5877/AFFNet.</w:t>
+      </w:r>
+    </w:p>
+    <w:p>
+      <w:r>
+        <w:rPr>
+          <w:rFonts w:ascii="Times New Roman" w:hAnsi="Times New Roman" w:eastAsia="宋体"/>
+          <w:sz w:val="21"/>
+        </w:rPr>
+        <w:t>__________________________________________________</w:t>
+      </w:r>
+    </w:p>
+    <w:p>
+      <w:pPr>
+        <w:pStyle w:val="Heading2"/>
+      </w:pPr>
+      <w:r/>
+      <w:r>
+        <w:rPr>
+          <w:rFonts w:ascii="Times New Roman" w:hAnsi="Times New Roman" w:eastAsia="宋体"/>
+          <w:b/>
+          <w:color w:val="000000"/>
+          <w:sz w:val="24"/>
+        </w:rPr>
+        <w:t>少样本学习的混合粒度分布估计：来自类别和实例的统计迁移</w:t>
+      </w:r>
+    </w:p>
+    <w:p>
+      <w:r>
+        <w:rPr>
+          <w:rFonts w:ascii="Times New Roman" w:hAnsi="Times New Roman" w:eastAsia="宋体"/>
+          <w:b/>
+          <w:color w:val="003264"/>
+          <w:sz w:val="24"/>
+        </w:rPr>
+        <w:t>Hybrid Granularity Distribution Estimation for Few-Shot Learning: Statistics Transfer from Categories and Instances</w:t>
+      </w:r>
+    </w:p>
+    <w:p>
+      <w:r>
+        <w:rPr>
+          <w:rFonts w:ascii="Times New Roman" w:hAnsi="Times New Roman" w:eastAsia="宋体"/>
+          <w:sz w:val="21"/>
+        </w:rPr>
+        <w:t>作者: Shuo Wang, Tianyu Qi, Xingyu Zhu, Yanbin Hao, Beier Zhu, Hanwang Zhang, Meng Wang</w:t>
+        <w:br/>
+      </w:r>
+      <w:r>
+        <w:rPr>
+          <w:rFonts w:ascii="Times New Roman" w:hAnsi="Times New Roman" w:eastAsia="宋体"/>
+          <w:sz w:val="21"/>
+        </w:rPr>
+        <w:t xml:space="preserve">时间: 2026 | </w:t>
+      </w:r>
+      <w:r>
+        <w:t xml:space="preserve">链接: </w:t>
+      </w:r>
+      <w:hyperlink r:id="rId140">
+        <w:r>
+          <w:rPr>
+            <w:rFonts w:ascii="Times New Roman" w:hAnsi="Times New Roman" w:eastAsia="宋体"/>
+            <w:color w:val="0000FF"/>
+            <w:sz w:val="21"/>
+            <w:u w:val="single"/>
+          </w:rPr>
+          <w:t>https://doi.org/10.1109/tip.2026.3661814</w:t>
+        </w:r>
+      </w:hyperlink>
+    </w:p>
+    <w:p>
+      <w:pPr>
+        <w:spacing w:before="120"/>
+      </w:pPr>
+      <w:r>
+        <w:rPr>
+          <w:rFonts w:ascii="Times New Roman" w:hAnsi="Times New Roman" w:eastAsia="宋体"/>
+          <w:b/>
+          <w:sz w:val="21"/>
+        </w:rPr>
+        <w:t>中文摘要:</w:t>
+      </w:r>
+    </w:p>
+    <w:p>
+      <w:pPr>
+        <w:ind w:firstLine="360"/>
+      </w:pPr>
+      <w:r>
+        <w:rPr>
+          <w:rFonts w:ascii="Times New Roman" w:hAnsi="Times New Roman" w:eastAsia="宋体"/>
+          <w:sz w:val="21"/>
+        </w:rPr>
+        <w:t>分布估计是少样本学习 (FSL) 中的关键策略，通过利用从相关基本类别转移的统计属性（均值和方差）从估计分布中进行采样来缓解数据稀缺性。然而，由于基本类别和新类别之间存在显着差异，仅类别级别估计通常无法生成代表性样本，从而导致性能不佳。为了解决这个限制，我们提出了混合粒度分布估计（HGDE），它集成了粗粒度的类别级统计和细粒度的实例级统计。通过利用最近基础样本的实例统计数据，HGDE 增强了新类别的表征，捕捉类别级别估计忽略的微妙特征。这些统计数据通过线性插值融合，形成新类别的稳健分布，确保生成样本的多样性和代表性。此外，HGDE 采用精细估计技术，例如用于均值计算的加权求和和用于协方差的主成分保留，以进一步提高准确性。对 Mini-ImageNet、Tiered-ImageNet、CUB 和 CIFAR-FS 等四个 FSL 基准的实证评估表明，HGDE 提供了有效的分布估计功能，并带来了显着的精度提升，在 CUB 上的 1-shot 任务中提高了 1.8% 以上。这些结果凸显了 HGDE 平衡平均精度和方差多样性的能力，使其成为 FSL 的通用且有效的解决方案。</w:t>
+      </w:r>
+    </w:p>
+    <w:p>
+      <w:pPr>
+        <w:spacing w:before="120"/>
+      </w:pPr>
+      <w:r>
+        <w:rPr>
+          <w:rFonts w:ascii="Times New Roman" w:hAnsi="Times New Roman" w:eastAsia="宋体"/>
+          <w:b/>
+          <w:sz w:val="21"/>
+        </w:rPr>
+        <w:t>English Abstract:</w:t>
+      </w:r>
+    </w:p>
+    <w:p>
+      <w:r>
+        <w:rPr>
+          <w:rFonts w:ascii="Times New Roman" w:hAnsi="Times New Roman" w:eastAsia="宋体"/>
+          <w:sz w:val="21"/>
+        </w:rPr>
+        <w:t>Distribution estimation is a pivotal strategy in few-shot learning (FSL) to mitigate data scarcity by sampling from estimated distributions, utilizing statistical properties (mean and variance) transferred from related base categories. However, category-level estimation alone often fails to generate representative samples due to significant dissimilarities between base and novel categories, leading to suboptimal performance. To address this limitation, we propose Hybrid Granularity Distribution Estimation (HGDE), which integrates both coarse-grained category-level statistics and fine-grained instance-level statistics. By leveraging instance statistics from the nearest base samples, HGDE enhances the characterization of novel categories, capturing subtle features that category-level estimation overlooks. These statistics are fused through linear interpolation to form a robust distribution for novel categories, ensuring both diversity and representativeness in generated samples. Additionally, HGDE employs refined estimation techniques, such as weighted summation for mean calculation and principal component retention for covariance, to further improve accuracy. Empirical evaluations on four FSL benchmarks, including Mini-ImageNet, Tiered-ImageNet, CUB and CIFAR-FS, demonstrate that HGDE offers effective distribution estimation capabilities and leads to notable accuracy gains, with improvements of more than 1.8% in 1-shot tasks on CUB. These results highlight HGDE’s ability to balance mean precision and variance diversity, making it a versatile and effective solution for FSL.</w:t>
+      </w:r>
+    </w:p>
+    <w:p>
+      <w:r>
+        <w:rPr>
+          <w:rFonts w:ascii="Times New Roman" w:hAnsi="Times New Roman" w:eastAsia="宋体"/>
+          <w:sz w:val="21"/>
+        </w:rPr>
+        <w:t>__________________________________________________</w:t>
+      </w:r>
+    </w:p>
+    <w:p>
+      <w:pPr>
+        <w:pStyle w:val="Heading2"/>
+      </w:pPr>
+      <w:r/>
+      <w:r>
+        <w:rPr>
+          <w:rFonts w:ascii="Times New Roman" w:hAnsi="Times New Roman" w:eastAsia="宋体"/>
+          <w:b/>
+          <w:color w:val="000000"/>
+          <w:sz w:val="24"/>
+        </w:rPr>
+        <w:t>CGMNet：用于高光谱变化检测的基于中心像素和门控机制的注意网络</w:t>
+      </w:r>
+    </w:p>
+    <w:p>
+      <w:r>
+        <w:rPr>
+          <w:rFonts w:ascii="Times New Roman" w:hAnsi="Times New Roman" w:eastAsia="宋体"/>
+          <w:b/>
+          <w:color w:val="003264"/>
+          <w:sz w:val="24"/>
+        </w:rPr>
+        <w:t>CGMNet: A Center-Pixel and Gated Mechanism-based Attention Network for Hyperspectral Change Detection</w:t>
+      </w:r>
+    </w:p>
+    <w:p>
+      <w:r>
+        <w:rPr>
+          <w:rFonts w:ascii="Times New Roman" w:hAnsi="Times New Roman" w:eastAsia="宋体"/>
+          <w:sz w:val="21"/>
+        </w:rPr>
+        <w:t>作者: Lanxin Wu, Jiangtao Peng, Bing Yang, Weiwei Sun, Mingzhu Huang</w:t>
+        <w:br/>
+      </w:r>
+      <w:r>
+        <w:rPr>
+          <w:rFonts w:ascii="Times New Roman" w:hAnsi="Times New Roman" w:eastAsia="宋体"/>
+          <w:sz w:val="21"/>
+        </w:rPr>
+        <w:t xml:space="preserve">时间: 2026 | </w:t>
+      </w:r>
+      <w:r>
+        <w:t xml:space="preserve">链接: </w:t>
+      </w:r>
+      <w:hyperlink r:id="rId141">
+        <w:r>
+          <w:rPr>
+            <w:rFonts w:ascii="Times New Roman" w:hAnsi="Times New Roman" w:eastAsia="宋体"/>
+            <w:color w:val="0000FF"/>
+            <w:sz w:val="21"/>
+            <w:u w:val="single"/>
+          </w:rPr>
+          <w:t>https://doi.org/10.1109/tip.2026.3661851</w:t>
+        </w:r>
+      </w:hyperlink>
+    </w:p>
+    <w:p>
+      <w:pPr>
+        <w:spacing w:before="120"/>
+      </w:pPr>
+      <w:r>
+        <w:rPr>
+          <w:rFonts w:ascii="Times New Roman" w:hAnsi="Times New Roman" w:eastAsia="宋体"/>
+          <w:b/>
+          <w:sz w:val="21"/>
+        </w:rPr>
+        <w:t>中文摘要:</w:t>
+      </w:r>
+    </w:p>
+    <w:p>
+      <w:pPr>
+        <w:ind w:firstLine="360"/>
+      </w:pPr>
+      <w:r>
+        <w:rPr>
+          <w:rFonts w:ascii="Times New Roman" w:hAnsi="Times New Roman" w:eastAsia="宋体"/>
+          <w:sz w:val="21"/>
+        </w:rPr>
+        <w:t>高光谱图像（HSI）中的变化检测（CD）已成为遥感中日益重要的研究领域。在过去的几年中，深度学习方法的采用，特别是卷积神经网络（CNN）和基于 Transformer 的架构，在该领域取得了显着的进步。虽然这些模型有效地捕获了光谱空间特征，但它们也可能引入冗余或不相关的空间信息，从而可能降低 HSI CD 的准确性。为了应对这一挑战，针对 HSI CD 提出了一种基于中心像素和门控机制的注意网络（CGMNet），利用中心像素的重要性来提高准确性和鲁棒性。首先，设计基于门控的中心空间注意力（GCSA）模块来强调中心像素周围的空间关系。通过结合门控机制，GCSA 选择性地增强相关的空间特征，同时抑制不相关的信息。其次，提出了基于门控的光谱注意（GSA）模块来动态突出最重要的光谱特征，确保有效的光谱表示。最后，提出了全局变换融合（GTF）模块来捕获全局上下文信息并将其与提取的空间和光谱特征融合。此外，我们引入了一个新颖的基准数据集，名为杭州湾（HZB），专门为推进沿海遥感研究而设计。对三个公开可用的数据集以及 HZB 数据集进行的实验评估表明，我们的 CGMNet 在 HSI CD 任务中始终优于一些最先进的方法。拟议的 CGMNet 源代码以及 HZB 数据集将在 https://github.com/creativeXin/CGMNet 上公开提供。</w:t>
+      </w:r>
+    </w:p>
+    <w:p>
+      <w:pPr>
+        <w:spacing w:before="120"/>
+      </w:pPr>
+      <w:r>
+        <w:rPr>
+          <w:rFonts w:ascii="Times New Roman" w:hAnsi="Times New Roman" w:eastAsia="宋体"/>
+          <w:b/>
+          <w:sz w:val="21"/>
+        </w:rPr>
+        <w:t>English Abstract:</w:t>
+      </w:r>
+    </w:p>
+    <w:p>
+      <w:r>
+        <w:rPr>
+          <w:rFonts w:ascii="Times New Roman" w:hAnsi="Times New Roman" w:eastAsia="宋体"/>
+          <w:sz w:val="21"/>
+        </w:rPr>
+        <w:t>Change detection (CD) in hyperspectral images (HSIs) has become an increasingly vital research field in remote sensing. Over the past few years, the adoption of deep learning approaches, particularly convolutional neural network (CNN) and transformer-based architectures have significantly advanced performance in this field. While these models effectively capture spectral-spatial features, they may also introduce redundant or irrelevant spatial information, potentially degrading the accuracy of HSI CD. To address this challenge, a center-pixel and gated mechanism-based attention network (CGMNet) is proposed for HSI CD, leveraging the central pixel’s significance to enhance accuracy and robustness. First, a gated-based center spatial attention (GCSA) module is designed to emphasize spatial relationships surrounding the central pixel. By incorporating gating mechanisms, GCSA selectively enhances relevant spatial features while suppressing irrelevant information. Second, a gated-based spectral attention (GSA) module is proposed to dynamically highlight the most significant spectral features, ensuring an effective spectral representation. Finally, a global transform fusion (GTF) module is proposed to capture global contextual information and to fuse it with the extracted spatial and spectral features. Moreover, we introduce a novel benchmark dataset, named the Hangzhou Bay (HZB), specifically designed to advance coastal remote sensing research. Experimental evaluations conducted on three publicly available datasets, as well as the HZB dataset, show that our CGMNet consistently outperforms some state-of-the-art methods in the HSI CD task. The source code of the proposed CGMNet, along with the HZB dataset, will be made publicly available at https://github.com/creativeXin/CGMNet.</w:t>
+      </w:r>
+    </w:p>
+    <w:p>
+      <w:r>
+        <w:rPr>
+          <w:rFonts w:ascii="Times New Roman" w:hAnsi="Times New Roman" w:eastAsia="宋体"/>
+          <w:sz w:val="21"/>
+        </w:rPr>
+        <w:t>__________________________________________________</w:t>
+      </w:r>
+    </w:p>
+    <w:p>
+      <w:pPr>
+        <w:pStyle w:val="Heading1"/>
+      </w:pPr>
+      <w:r>
+        <w:rPr>
+          <w:rFonts w:ascii="Times New Roman" w:hAnsi="Times New Roman" w:eastAsia="宋体"/>
+          <w:b/>
+          <w:color w:val="000000"/>
+          <w:sz w:val="32"/>
+        </w:rPr>
+        <w:t>IEEE Trans. Pattern Anal. Mach. Intell.</w:t>
+      </w:r>
+    </w:p>
+    <w:p>
+      <w:pPr>
+        <w:jc w:val="center"/>
+      </w:pPr>
+      <w:r>
+        <w:t>--- 更新: 06:32 ---</w:t>
+      </w:r>
+    </w:p>
+    <w:p>
+      <w:pPr>
+        <w:pStyle w:val="Heading2"/>
+      </w:pPr>
+      <w:r/>
+      <w:r>
+        <w:rPr>
+          <w:rFonts w:ascii="Times New Roman" w:hAnsi="Times New Roman" w:eastAsia="宋体"/>
+          <w:b/>
+          <w:color w:val="000000"/>
+          <w:sz w:val="24"/>
+        </w:rPr>
+        <w:t>增强基于 MMDiT 的文本到图像模型以生成类似主题</w:t>
+      </w:r>
+    </w:p>
+    <w:p>
+      <w:r>
+        <w:rPr>
+          <w:rFonts w:ascii="Times New Roman" w:hAnsi="Times New Roman" w:eastAsia="宋体"/>
+          <w:b/>
+          <w:color w:val="003264"/>
+          <w:sz w:val="24"/>
+        </w:rPr>
+        <w:t>Enhancing MMDiT-Based Text-to-Image Models for Similar Subject Generation</w:t>
+      </w:r>
+    </w:p>
+    <w:p>
+      <w:r>
+        <w:rPr>
+          <w:rFonts w:ascii="Times New Roman" w:hAnsi="Times New Roman" w:eastAsia="宋体"/>
+          <w:sz w:val="21"/>
+        </w:rPr>
+        <w:t>作者: Tianyi Wei, Dongdong Chen, Yifan Zhou, Xingang Pan</w:t>
+        <w:br/>
+      </w:r>
+      <w:r>
+        <w:rPr>
+          <w:rFonts w:ascii="Times New Roman" w:hAnsi="Times New Roman" w:eastAsia="宋体"/>
+          <w:sz w:val="21"/>
+        </w:rPr>
+        <w:t xml:space="preserve">时间: 2026 | </w:t>
+      </w:r>
+      <w:r>
+        <w:t xml:space="preserve">链接: </w:t>
+      </w:r>
+      <w:hyperlink r:id="rId142">
+        <w:r>
+          <w:rPr>
+            <w:rFonts w:ascii="Times New Roman" w:hAnsi="Times New Roman" w:eastAsia="宋体"/>
+            <w:color w:val="0000FF"/>
+            <w:sz w:val="21"/>
+            <w:u w:val="single"/>
+          </w:rPr>
+          <w:t>https://doi.org/10.1109/tpami.2026.3663759</w:t>
+        </w:r>
+      </w:hyperlink>
+    </w:p>
+    <w:p>
+      <w:pPr>
+        <w:spacing w:before="120"/>
+      </w:pPr>
+      <w:r>
+        <w:rPr>
+          <w:rFonts w:ascii="Times New Roman" w:hAnsi="Times New Roman" w:eastAsia="宋体"/>
+          <w:b/>
+          <w:sz w:val="21"/>
+        </w:rPr>
+        <w:t>中文摘要:</w:t>
+      </w:r>
+    </w:p>
+    <w:p>
+      <w:pPr>
+        <w:ind w:firstLine="360"/>
+      </w:pPr>
+      <w:r>
+        <w:rPr>
+          <w:rFonts w:ascii="Times New Roman" w:hAnsi="Times New Roman" w:eastAsia="宋体"/>
+          <w:sz w:val="21"/>
+        </w:rPr>
+        <w:t>最新的多模态扩散变换器 (MMDiT) 代表了文本到图像模型的尖端技术，在很大程度上缓解了先前模型中存在的许多生成问题。然而，我们发现当输入文本提示包含多个具有相似语义或外观的主题时，它仍然会遭受主题忽略或混合的问题。我们确定了 MMDiT 架构中导致此问题的三种可能的歧义：块间歧义、文本编码器歧义和语义歧义。为了解决这些问题，我们建议通过早期去噪步骤的测试时优化来修复不明确的潜在潜在问题。具体来说，我们设计了三个损失函数：块对齐损失、文本编码器对齐损失和重叠损失，每个损失函数都是为了减轻这些歧义而定制的。尽管有了显着的改进，但我们观察到，在生成多个相似主题时，语义歧义仍然存在，因为重叠损失提供的指导不够明确。因此，我们进一步提出重叠在线检测和回开始采样策略来缓解该问题。在类似主题的新构建的具有挑战性的数据集上的实验结果验证了我们的方法的有效性，显示出优于现有方法的卓越的生成质量和更高的成功率。在多个基于 MMDiT 的文本到图像模型（例如 SD3、SD3.5 和 FLUX）中观察到的一致且实质性的改进为我们的方法的普遍适用性提供了有力的证据。项目页面：https://wtybest.github.io/projects/EnMMDiT/</w:t>
+      </w:r>
+    </w:p>
+    <w:p>
+      <w:pPr>
+        <w:spacing w:before="120"/>
+      </w:pPr>
+      <w:r>
+        <w:rPr>
+          <w:rFonts w:ascii="Times New Roman" w:hAnsi="Times New Roman" w:eastAsia="宋体"/>
+          <w:b/>
+          <w:sz w:val="21"/>
+        </w:rPr>
+        <w:t>English Abstract:</w:t>
+      </w:r>
+    </w:p>
+    <w:p>
+      <w:r>
+        <w:rPr>
+          <w:rFonts w:ascii="Times New Roman" w:hAnsi="Times New Roman" w:eastAsia="宋体"/>
+          <w:sz w:val="21"/>
+        </w:rPr>
+        <w:t>Representing the cutting-edge technique of text-to-image models, the latest Multimodal Diffusion Transformer (MMDiT) largely mitigates many generation issues existing in previous models. However, we discover that it still suffers from subject neglect or mixing when the input text prompt contains multiple subjects of similar semantics or appearance. We identify three possible ambiguities within the MMDiT architecture that cause this problem: Inter-block Ambiguity, Text Encoder Ambiguity, and Semantic Ambiguity. To address these issues, we propose to repair the ambiguous latent on-the-fly by test-time optimization at early denoising steps. In detail, we design three loss functions: Block Alignment Loss, Text Encoder Alignment Loss, and Overlap Loss, each tailored to mitigate these ambiguities. Despite significant improvements, we observe that semantic ambiguity persists when generating multiple similar subjects, as the guidance provided by overlap loss is not explicit enough. Therefore, we further propose Overlap Online Detection and Back-to-Start Sampling Strategy to alleviate the problem. Experimental results on a newly constructed challenging dataset of similar subjects validate the effectiveness of our approach, showing superior generation quality and much higher success rates over existing methods. The consistent and substantial improvements observed across multiple MMDiT based text-to-image models such as SD3, SD3.5 and FLUX provide strong evidence of the general applicability of our method. Project page: https://wtybest.github.io/projects/EnMMDiT/</w:t>
+      </w:r>
+    </w:p>
+    <w:p>
+      <w:r>
+        <w:rPr>
+          <w:rFonts w:ascii="Times New Roman" w:hAnsi="Times New Roman" w:eastAsia="宋体"/>
+          <w:sz w:val="21"/>
+        </w:rPr>
+        <w:t>__________________________________________________</w:t>
+      </w:r>
+    </w:p>
+    <w:p>
+      <w:pPr>
+        <w:pStyle w:val="Heading2"/>
+      </w:pPr>
+      <w:r/>
+      <w:r>
+        <w:rPr>
+          <w:rFonts w:ascii="Times New Roman" w:hAnsi="Times New Roman" w:eastAsia="宋体"/>
+          <w:b/>
+          <w:color w:val="000000"/>
+          <w:sz w:val="24"/>
+        </w:rPr>
+        <w:t>鲁棒可信冲突多视图协作对比学习</w:t>
+      </w:r>
+    </w:p>
+    <w:p>
+      <w:r>
+        <w:rPr>
+          <w:rFonts w:ascii="Times New Roman" w:hAnsi="Times New Roman" w:eastAsia="宋体"/>
+          <w:b/>
+          <w:color w:val="003264"/>
+          <w:sz w:val="24"/>
+        </w:rPr>
+        <w:t>Robust Trusted Conflictive Multiview Collaborative Contrastive Learning</w:t>
+      </w:r>
+    </w:p>
+    <w:p>
+      <w:r>
+        <w:rPr>
+          <w:rFonts w:ascii="Times New Roman" w:hAnsi="Times New Roman" w:eastAsia="宋体"/>
+          <w:sz w:val="21"/>
+        </w:rPr>
+        <w:t>作者: Shaobo Hu, Hui Huang, Nan Zhang, Shiliang Sun</w:t>
+        <w:br/>
+      </w:r>
+      <w:r>
+        <w:rPr>
+          <w:rFonts w:ascii="Times New Roman" w:hAnsi="Times New Roman" w:eastAsia="宋体"/>
+          <w:sz w:val="21"/>
+        </w:rPr>
+        <w:t xml:space="preserve">时间: 2026 | </w:t>
+      </w:r>
+      <w:r>
+        <w:t xml:space="preserve">链接: </w:t>
+      </w:r>
+      <w:hyperlink r:id="rId143">
+        <w:r>
+          <w:rPr>
+            <w:rFonts w:ascii="Times New Roman" w:hAnsi="Times New Roman" w:eastAsia="宋体"/>
+            <w:color w:val="0000FF"/>
+            <w:sz w:val="21"/>
+            <w:u w:val="single"/>
+          </w:rPr>
+          <w:t>https://doi.org/10.1109/tpami.2026.3663788</w:t>
+        </w:r>
+      </w:hyperlink>
+    </w:p>
+    <w:p>
+      <w:pPr>
+        <w:spacing w:before="120"/>
+      </w:pPr>
+      <w:r>
+        <w:rPr>
+          <w:rFonts w:ascii="Times New Roman" w:hAnsi="Times New Roman" w:eastAsia="宋体"/>
+          <w:b/>
+          <w:sz w:val="21"/>
+        </w:rPr>
+        <w:t>中文摘要:</w:t>
+      </w:r>
+    </w:p>
+    <w:p>
+      <w:pPr>
+        <w:ind w:firstLine="360"/>
+      </w:pPr>
+      <w:r>
+        <w:rPr>
+          <w:rFonts w:ascii="Times New Roman" w:hAnsi="Times New Roman" w:eastAsia="宋体"/>
+          <w:sz w:val="21"/>
+        </w:rPr>
+        <w:t>尽管多视图学习方法已被广泛研究，但它们大多侧重于提高准确性，而忽略了决策的不确定性。在现实世界中，多视图数据经常遇到错位问题，导致冲突实例，并进一步限制这些方法在安全关键领域的应用。最近，人们通过估计决策不确定性来提高多视图学习方法的可靠性，但大多数方法常常由于无法处理冲突实例而导致性能下降。为了解决这个问题，我们提出了一种鲁棒可信冲突多视图协作对比学习（RCMCL）方法，该方法增强了模型在冲突多视图场景中的鲁棒性和泛化能力。具体来说，RCMCL 首先使用证据深度神经网络构建特定观点的观点，然后采用基于不和谐的证据对比学习来增强这些观点在不同观点之间的一致性。随后，RCMCL 对一致证据和补充证据进行协作学习。它首先将空缺度引入补充证据中以提取更多有用的信息，然后采用类别级别的对比学习来分离一致证据和补充证据。此外，结合一致和补充的证据来做出联合决定。最后，八个基准数据集的实验结果验证了 RCMCL 相对于最先进方法的优越性。代码已发布在 https://github.com/hushaobo01/RCMCL-main 。</w:t>
+      </w:r>
+    </w:p>
+    <w:p>
+      <w:pPr>
+        <w:spacing w:before="120"/>
+      </w:pPr>
+      <w:r>
+        <w:rPr>
+          <w:rFonts w:ascii="Times New Roman" w:hAnsi="Times New Roman" w:eastAsia="宋体"/>
+          <w:b/>
+          <w:sz w:val="21"/>
+        </w:rPr>
+        <w:t>English Abstract:</w:t>
+      </w:r>
+    </w:p>
+    <w:p>
+      <w:r>
+        <w:rPr>
+          <w:rFonts w:ascii="Times New Roman" w:hAnsi="Times New Roman" w:eastAsia="宋体"/>
+          <w:sz w:val="21"/>
+        </w:rPr>
+        <w:t>Although multiview learning methods have been widely studied, they mostly focus on improving accuracy while ignoring decision uncertainty. In the real world, multiview data often encounters misalignment issues, resulting in conflictive instances and further limiting the application of these methods in safety-critical domains. Recently, some efforts have been made to improve the reliability of multiview learning methods by estimating decision uncertainty, but most methods often experience performance degradation due to their inability to handle conflictive instances. To address this issue, we propose a Robust Trusted Conflictive Multiview Collaborative Contrastive Learning (RCMCL) method, which enhances the model's robustness and generalization ability in conflictive multiview scenarios. Specifically, RCMCL first uses an evidential deep neural network to construct view-specific opinions, and then employs dissonance-based evidence contrastive learning to enhance the consistency of these opinions across different views. Subsequently, RCMCL performs collaborative learning of consistent evidence and complementary evidence. It first introduces the vacuity degree into the complementary evidence to extract more useful information, and then employs category-level contrastive learning to separate consistent and complementary evidence. In addition, consistent and complementary evidence is combined to make a joint decision. Finally, experimental results on eight benchmark datasets verify the superiority of RCMCL over state-of-the-art methods. The codes have been released at https://github.com/hushaobo01/RCMCL-main .</w:t>
+      </w:r>
+    </w:p>
+    <w:p>
+      <w:r>
+        <w:rPr>
+          <w:rFonts w:ascii="Times New Roman" w:hAnsi="Times New Roman" w:eastAsia="宋体"/>
+          <w:sz w:val="21"/>
+        </w:rPr>
+        <w:t>__________________________________________________</w:t>
+      </w:r>
+    </w:p>
+    <w:p>
+      <w:pPr>
+        <w:pStyle w:val="Heading2"/>
+      </w:pPr>
+      <w:r/>
+      <w:r>
+        <w:rPr>
+          <w:rFonts w:ascii="Times New Roman" w:hAnsi="Times New Roman" w:eastAsia="宋体"/>
+          <w:b/>
+          <w:color w:val="000000"/>
+          <w:sz w:val="24"/>
+        </w:rPr>
+        <w:t>通过层自适应 PID 控制提高少样本任务的学习效率</w:t>
+      </w:r>
+    </w:p>
+    <w:p>
+      <w:r>
+        <w:rPr>
+          <w:rFonts w:ascii="Times New Roman" w:hAnsi="Times New Roman" w:eastAsia="宋体"/>
+          <w:b/>
+          <w:color w:val="003264"/>
+          <w:sz w:val="24"/>
+        </w:rPr>
+        <w:t>Boosting Learning Efficiency in Few-Shot Tasks With Layer-Adaptive PID Control</w:t>
+      </w:r>
+    </w:p>
+    <w:p>
+      <w:r>
+        <w:rPr>
+          <w:rFonts w:ascii="Times New Roman" w:hAnsi="Times New Roman" w:eastAsia="宋体"/>
+          <w:sz w:val="21"/>
+        </w:rPr>
+        <w:t>作者: Pengfei Zhang, Xinde Li, Le Yu, Zhentong Zhang, Fir Dunkin, Huaping Liu, Zhijun Li</w:t>
+        <w:br/>
+      </w:r>
+      <w:r>
+        <w:rPr>
+          <w:rFonts w:ascii="Times New Roman" w:hAnsi="Times New Roman" w:eastAsia="宋体"/>
+          <w:sz w:val="21"/>
+        </w:rPr>
+        <w:t xml:space="preserve">时间: 2026 | </w:t>
+      </w:r>
+      <w:r>
+        <w:t xml:space="preserve">链接: </w:t>
+      </w:r>
+      <w:hyperlink r:id="rId144">
+        <w:r>
+          <w:rPr>
+            <w:rFonts w:ascii="Times New Roman" w:hAnsi="Times New Roman" w:eastAsia="宋体"/>
+            <w:color w:val="0000FF"/>
+            <w:sz w:val="21"/>
+            <w:u w:val="single"/>
+          </w:rPr>
+          <w:t>https://doi.org/10.1109/tpami.2026.3663608</w:t>
+        </w:r>
+      </w:hyperlink>
+    </w:p>
+    <w:p>
+      <w:pPr>
+        <w:spacing w:before="120"/>
+      </w:pPr>
+      <w:r>
+        <w:rPr>
+          <w:rFonts w:ascii="Times New Roman" w:hAnsi="Times New Roman" w:eastAsia="宋体"/>
+          <w:b/>
+          <w:sz w:val="21"/>
+        </w:rPr>
+        <w:t>中文摘要:</w:t>
+      </w:r>
+    </w:p>
+    <w:p>
+      <w:pPr>
+        <w:ind w:firstLine="360"/>
+      </w:pPr>
+      <w:r>
+        <w:rPr>
+          <w:rFonts w:ascii="Times New Roman" w:hAnsi="Times New Roman" w:eastAsia="宋体"/>
+          <w:sz w:val="21"/>
+        </w:rPr>
+        <w:t>小样本学习旨在从有限的例子中识别新的类别。与模型无关的元学习 (MAML) 以其简单性和灵活性而闻名，它学习有效的初始化，以便在数据稀缺的环境中快速适应。然而，当训练和测试任务之间存在显着的分配变化时，基于 MAML 的方法面临挑战，导致学习效率低下和跨领域泛化能力差。在这项工作中，我们确定了核心问题：不灵活的权重更新规则和有限的自适应学习能力。我们的目标不是仅仅关注更好的初始化，而是增强适应过程。因此，我们提出了一种集成到元学习框架中的新型层自适应比例积分微分（LA-PID）优化器。该设计结合了经典控制理论，利用 PID 控制来动态调整每个网络层的特定任务增益。此外，还从控制和优化的角度解决了最佳超参数初始化和全局模型收敛的理论条件。基准数据集上的实验表明，LA-PID 在少样本分类、跨域和回归任务中实现了最先进的性能，同时需要更少的训练步骤。</w:t>
+      </w:r>
+    </w:p>
+    <w:p>
+      <w:pPr>
+        <w:spacing w:before="120"/>
+      </w:pPr>
+      <w:r>
+        <w:rPr>
+          <w:rFonts w:ascii="Times New Roman" w:hAnsi="Times New Roman" w:eastAsia="宋体"/>
+          <w:b/>
+          <w:sz w:val="21"/>
+        </w:rPr>
+        <w:t>English Abstract:</w:t>
+      </w:r>
+    </w:p>
+    <w:p>
+      <w:r>
+        <w:rPr>
+          <w:rFonts w:ascii="Times New Roman" w:hAnsi="Times New Roman" w:eastAsia="宋体"/>
+          <w:sz w:val="21"/>
+        </w:rPr>
+        <w:t>Few-shot learning seeks to recognize novel classes from limited examples. Model-agnostic meta-learning (MAML), known for its simplicity and flexibility, learns an effective initialization for fast adaptation in data-scarce settings. However, MAML-based methods face challenges when there is a significant distributional shift between training and testing tasks, leading to inefficient learning and poor generalization across domains. In this work, we identify the core issues: inflexible weight update rules and limited adaptive learning capabilities. Instead of focusing solely on better initialization, we aim to enhance the adaptation process. Consequently, we propose a novel Layer-Adaptive Proportional-Integral-Derivative (LA-PID) optimizer integrated into a meta-learning framework. This design incorporates classical control theory, utilizing PID control to dynamically adjust task-specific gains at each network layer. Additionally, the theoretical conditions for optimal hyperparameter initialization and global model convergence are addressed from both control and optimization perspectives. Experiments on benchmark datasets show that LA-PID achieves state-of-the-art performance in few-shot classification, cross-domain, and regression tasks, while requiring fewer training steps.</w:t>
+      </w:r>
+    </w:p>
+    <w:p>
+      <w:r>
+        <w:rPr>
+          <w:rFonts w:ascii="Times New Roman" w:hAnsi="Times New Roman" w:eastAsia="宋体"/>
+          <w:sz w:val="21"/>
+        </w:rPr>
+        <w:t>__________________________________________________</w:t>
+      </w:r>
+    </w:p>
+    <w:p>
+      <w:pPr>
+        <w:pStyle w:val="Heading2"/>
+      </w:pPr>
+      <w:r/>
+      <w:r>
+        <w:rPr>
+          <w:rFonts w:ascii="Times New Roman" w:hAnsi="Times New Roman" w:eastAsia="宋体"/>
+          <w:b/>
+          <w:color w:val="000000"/>
+          <w:sz w:val="24"/>
+        </w:rPr>
+        <w:t>ADVersa：绑架驾驶事故视频理解</w:t>
+      </w:r>
+    </w:p>
+    <w:p>
+      <w:r>
+        <w:rPr>
+          <w:rFonts w:ascii="Times New Roman" w:hAnsi="Times New Roman" w:eastAsia="宋体"/>
+          <w:b/>
+          <w:color w:val="003264"/>
+          <w:sz w:val="24"/>
+        </w:rPr>
+        <w:t>ADVersa: Abductive Driving Accident Video Understanding</w:t>
+      </w:r>
+    </w:p>
+    <w:p>
+      <w:r>
+        <w:rPr>
+          <w:rFonts w:ascii="Times New Roman" w:hAnsi="Times New Roman" w:eastAsia="宋体"/>
+          <w:sz w:val="21"/>
+        </w:rPr>
+        <w:t>作者: Lei-Lei Li, Jianwu Fang, Junbin Xiao, Hongkai Yu, Chen Lv, Jianru Xue, Zhengguo Li, Tat-Seng Chua</w:t>
+        <w:br/>
+      </w:r>
+      <w:r>
+        <w:rPr>
+          <w:rFonts w:ascii="Times New Roman" w:hAnsi="Times New Roman" w:eastAsia="宋体"/>
+          <w:sz w:val="21"/>
+        </w:rPr>
+        <w:t xml:space="preserve">时间: 2026 | </w:t>
+      </w:r>
+      <w:r>
+        <w:t xml:space="preserve">链接: </w:t>
+      </w:r>
+      <w:hyperlink r:id="rId145">
+        <w:r>
+          <w:rPr>
+            <w:rFonts w:ascii="Times New Roman" w:hAnsi="Times New Roman" w:eastAsia="宋体"/>
+            <w:color w:val="0000FF"/>
+            <w:sz w:val="21"/>
+            <w:u w:val="single"/>
+          </w:rPr>
+          <w:t>https://doi.org/10.1109/tpami.2026.3663545</w:t>
+        </w:r>
+      </w:hyperlink>
+    </w:p>
+    <w:p>
+      <w:pPr>
+        <w:spacing w:before="120"/>
+      </w:pPr>
+      <w:r>
+        <w:rPr>
+          <w:rFonts w:ascii="Times New Roman" w:hAnsi="Times New Roman" w:eastAsia="宋体"/>
+          <w:b/>
+          <w:sz w:val="21"/>
+        </w:rPr>
+        <w:t>中文摘要:</w:t>
+      </w:r>
+    </w:p>
+    <w:p>
+      <w:pPr>
+        <w:ind w:firstLine="360"/>
+      </w:pPr>
+      <w:r>
+        <w:rPr>
+          <w:rFonts w:ascii="Times New Roman" w:hAnsi="Times New Roman" w:eastAsia="宋体"/>
+          <w:sz w:val="21"/>
+        </w:rPr>
+        <w:t>理解交通事故场景是基于视觉的安全驾驶的长期研究。它试图回答事故发生的原因、接近事故的场景是如何发展的以及事故的关键要素是什么。由于事故数据的稀缺性和碎片化以及事故环境的复杂性，这项研究具有挑战性。为了研究这一点，我们提出了一个归纳驾驶事故视频理解（ADVersa）的框架，它为不存在的近乎碰撞的场景推断出合理的视觉和文本解释。 ADVersa 强调三组任务：1）接近碰撞场景的视觉过去恢复，2）接近碰撞场景的视觉预测，以及 3）涉及视频合成的事故原因。为了支持这项研究，我们首先贡献 MM-AU，这是一个用于多模态事故视频理解的新颖数据集。 MM-AU 包含 11,727 个野外驾驶事故视频以及时间对齐的文本描述、223 万个注释良好的对象框以及 58,650 对基于视频的事故原因文本。然后，我们提出了溯因 CLIP 模型和对比图视频预训练（CGVP）模型，它们利用关系感知跨模态语义学习来驱动空间溯因和时间溯因事故视频扩散。大量实验验证了 ADVersa 在不同任务上相对于最先进方法的优越性，即历史近崩溃视频帧恢复、崩溃视频帧预测、文本事故原因和类别推理、正常到事故视频合成和事故视频编辑。通过这些努力，我们希望这项研究能够推动多模态事故视频理解的进展。</w:t>
+      </w:r>
+    </w:p>
+    <w:p>
+      <w:pPr>
+        <w:spacing w:before="120"/>
+      </w:pPr>
+      <w:r>
+        <w:rPr>
+          <w:rFonts w:ascii="Times New Roman" w:hAnsi="Times New Roman" w:eastAsia="宋体"/>
+          <w:b/>
+          <w:sz w:val="21"/>
+        </w:rPr>
+        <w:t>English Abstract:</w:t>
+      </w:r>
+    </w:p>
+    <w:p>
+      <w:r>
+        <w:rPr>
+          <w:rFonts w:ascii="Times New Roman" w:hAnsi="Times New Roman" w:eastAsia="宋体"/>
+          <w:sz w:val="21"/>
+        </w:rPr>
+        <w:t>Understanding traffic accident scenes is a long-standing research for vision-based safe driving. It seeks to answer why accidents occur, how near-crash scenes develop, and what the key elements of an accident are. This research is challenging due to the scarcity and fragmentation of accident data, as well as the complex accident environments. To study this, we present a framework of A bductive D riving accident V ideo und ers t a nding ( ADVersa ), which infers a plausible visual and textual explanation for the absent near-crash scenes. ADVersa underscores three groups of tasks: 1) visual past recovery of near-crash scenes , 2) visual prediction of near-crash scenes , and 3) accident cause involved video synthesis . To support the study, we first contribute MM-AU , a novel dataset for M ulti- M odal A ccident video U nderstanding. MM-AU contains 11,727 in-the-wild driving accident videos with temporally aligned text descriptions, 2.23 million well-annotated object boxes, and 58,650 pairs of video-based accident cause texts. We then propose an Abductive CLIP model and a Contrastive Graph Video Pre-training (CGVP) model, which exploit relation-aware cross-modal semantic learning to drive spatially abductive and temporally abductive accident video diffusion. Extensive experiments verify the superiority of ADVersa to the state-of-the-art approaches on different tasks, i.e. , historical near-crash video frame recovering, crashing video frame prediction, textual accident cause and category reasoning, normal-to-accident video synthesis, and accident video editing. With these efforts, we hope this research can advance the progress on multimodal accident video understanding.</w:t>
+      </w:r>
+    </w:p>
+    <w:p>
+      <w:r>
+        <w:rPr>
+          <w:rFonts w:ascii="Times New Roman" w:hAnsi="Times New Roman" w:eastAsia="宋体"/>
+          <w:sz w:val="21"/>
+        </w:rPr>
+        <w:t>__________________________________________________</w:t>
+      </w:r>
+    </w:p>
+    <w:p>
+      <w:pPr>
+        <w:pStyle w:val="Heading2"/>
+      </w:pPr>
+      <w:r/>
+      <w:r>
+        <w:rPr>
+          <w:rFonts w:ascii="Times New Roman" w:hAnsi="Times New Roman" w:eastAsia="宋体"/>
+          <w:b/>
+          <w:color w:val="000000"/>
+          <w:sz w:val="24"/>
+        </w:rPr>
+        <w:t>DREAM：Deepfake 照片真实感评估基准研究</w:t>
+      </w:r>
+    </w:p>
+    <w:p>
+      <w:r>
+        <w:rPr>
+          <w:rFonts w:ascii="Times New Roman" w:hAnsi="Times New Roman" w:eastAsia="宋体"/>
+          <w:b/>
+          <w:color w:val="003264"/>
+          <w:sz w:val="24"/>
+        </w:rPr>
+        <w:t>DREAM: A Benchmark Study for Deepfake photoREalism AssessMent</w:t>
+      </w:r>
+    </w:p>
+    <w:p>
+      <w:r>
+        <w:rPr>
+          <w:rFonts w:ascii="Times New Roman" w:hAnsi="Times New Roman" w:eastAsia="宋体"/>
+          <w:sz w:val="21"/>
+        </w:rPr>
+        <w:t>作者: Bo Peng, Zichuan Wang, Sheng Yu, Xiaochuan Jin, Wei Wang, Jing Dong</w:t>
+        <w:br/>
+      </w:r>
+      <w:r>
+        <w:rPr>
+          <w:rFonts w:ascii="Times New Roman" w:hAnsi="Times New Roman" w:eastAsia="宋体"/>
+          <w:sz w:val="21"/>
+        </w:rPr>
+        <w:t xml:space="preserve">时间: 2026 | </w:t>
+      </w:r>
+      <w:r>
+        <w:t xml:space="preserve">链接: </w:t>
+      </w:r>
+      <w:hyperlink r:id="rId146">
+        <w:r>
+          <w:rPr>
+            <w:rFonts w:ascii="Times New Roman" w:hAnsi="Times New Roman" w:eastAsia="宋体"/>
+            <w:color w:val="0000FF"/>
+            <w:sz w:val="21"/>
+            <w:u w:val="single"/>
+          </w:rPr>
+          <w:t>https://doi.org/10.1109/tpami.2026.3663547</w:t>
+        </w:r>
+      </w:hyperlink>
+    </w:p>
+    <w:p>
+      <w:pPr>
+        <w:spacing w:before="120"/>
+      </w:pPr>
+      <w:r>
+        <w:rPr>
+          <w:rFonts w:ascii="Times New Roman" w:hAnsi="Times New Roman" w:eastAsia="宋体"/>
+          <w:b/>
+          <w:sz w:val="21"/>
+        </w:rPr>
+        <w:t>中文摘要:</w:t>
+      </w:r>
+    </w:p>
+    <w:p>
+      <w:pPr>
+        <w:ind w:firstLine="360"/>
+      </w:pPr>
+      <w:r>
+        <w:rPr>
+          <w:rFonts w:ascii="Times New Roman" w:hAnsi="Times New Roman" w:eastAsia="宋体"/>
+          <w:sz w:val="21"/>
+        </w:rPr>
+        <w:t>基于深度学习的换脸视频，即众所周知的 Deepfakes，由于对信息可信度的威胁而引起了广泛关注。最近的工作主要集中在深度伪造品检测问题上，旨在以客观的方式可靠地区分深度伪造品和真实的伪造品。另一方面，深度伪造品的主观感知，尤其是其计算建模和模仿，也是一个重要问题，但缺乏足够的研究。在本文中，我们重点关注 Deepfakes 的真实感评估，其定义为对 Deepfakes 真实感的自动评估，接近人类对 Deepfakes 的感知。它对于评估 Deepfakes 的质量和欺骗性具有重要意义，可用于预测 Deepfakes 对互联网的影响，并且还具有作为批评者改进 Deepfakes 生成过程的潜力。本文通过提出一个名为 DREAM 的综合基准来推动这一新方向，DREAM 代表 Deepfake photoREalism AssessMent。它由不同质量的 Deepfake 视频数据集、包括从 3,500 名人类注释者获得的 140,000 个真实感评分和文本描述的大规模注释，以及对 18 种代表性真实感评估方法（包括最近基于大型视觉语言模型的方法和新提出的描述对齐 CLIP 方法）的综合评估和分析组成。本研究中包含的基准和见解可以为该方向和其他相关领域的未来研究奠定基础。我们将数据集提供给研究社区：https://github.com/bomb2peng/DREAM-A-Benchmark-Study-for-Deepfake-photoREalism-AssessMent。</w:t>
+      </w:r>
+    </w:p>
+    <w:p>
+      <w:pPr>
+        <w:spacing w:before="120"/>
+      </w:pPr>
+      <w:r>
+        <w:rPr>
+          <w:rFonts w:ascii="Times New Roman" w:hAnsi="Times New Roman" w:eastAsia="宋体"/>
+          <w:b/>
+          <w:sz w:val="21"/>
+        </w:rPr>
+        <w:t>English Abstract:</w:t>
+      </w:r>
+    </w:p>
+    <w:p>
+      <w:r>
+        <w:rPr>
+          <w:rFonts w:ascii="Times New Roman" w:hAnsi="Times New Roman" w:eastAsia="宋体"/>
+          <w:sz w:val="21"/>
+        </w:rPr>
+        <w:t>Deep learning based face-swap videos, widely known as deepfakes, have drawn wide attention due to their threat to information credibility. Recent works mainly focus on the problem of deepfake detection that aims to reliably tell deepfakes apart from real ones, in an objective way. On the other hand, the subjective perception of deepfakes, especially its computational modeling and imitation, is also a significant problem but lacks adequate study. In this paper, we focus on the photorealism assessment of deepfakes, which is defined as the automatic assessment of deepfake photorealism that approximates human perception of deepfakes. It is important for evaluating the quality and deceptiveness of deepfakes which can be used for predicting the influence of deepfakes on Internet, and it also has potentials in improving the deepfake generation process by serving as a critic. This paper promotes this new direction by presenting a comprehensive benchmark called DREAM, which stands for Deepfake photoREalism AssessMent. It is comprised of a deepfake video dataset of diverse quality, a large scale annotation that includes 140,000 photorealism scores and textual descriptions obtained from 3,500 human annotators, and a comprehensive evaluation and analysis of 18 representative photorealism assessment methods, including recent large vision language model based methods and a newly proposed description-aligned CLIP method. The benchmark and insights included in this study can lay the foundation for future research in this direction and other related areas. We make the dataset available to the research community at https://github.com/bomb2peng/DREAM-A-Benchmark-Study-for-Deepfake-photoREalism-AssessMent .</w:t>
+      </w:r>
+    </w:p>
+    <w:p>
+      <w:r>
+        <w:rPr>
+          <w:rFonts w:ascii="Times New Roman" w:hAnsi="Times New Roman" w:eastAsia="宋体"/>
+          <w:sz w:val="21"/>
+        </w:rPr>
+        <w:t>__________________________________________________</w:t>
+      </w:r>
+    </w:p>
+    <w:p>
+      <w:pPr>
+        <w:pStyle w:val="Heading2"/>
+      </w:pPr>
+      <w:r/>
+      <w:r>
+        <w:rPr>
+          <w:rFonts w:ascii="Times New Roman" w:hAnsi="Times New Roman" w:eastAsia="宋体"/>
+          <w:b/>
+          <w:color w:val="000000"/>
+          <w:sz w:val="24"/>
+        </w:rPr>
+        <w:t>探索和定制顺序推荐的测试时间增强</w:t>
+      </w:r>
+    </w:p>
+    <w:p>
+      <w:r>
+        <w:rPr>
+          <w:rFonts w:ascii="Times New Roman" w:hAnsi="Times New Roman" w:eastAsia="宋体"/>
+          <w:b/>
+          <w:color w:val="003264"/>
+          <w:sz w:val="24"/>
+        </w:rPr>
+        <w:t>Exploring and Tailoring the Test-Time Augmentation for Sequential Recommendation</w:t>
+      </w:r>
+    </w:p>
+    <w:p>
+      <w:r>
+        <w:rPr>
+          <w:rFonts w:ascii="Times New Roman" w:hAnsi="Times New Roman" w:eastAsia="宋体"/>
+          <w:sz w:val="21"/>
+        </w:rPr>
+        <w:t>作者: Yizhou Dang, Enneng Yang, Yuting Liu, Jianzhe Zhao, Xingwei Wang, Guibing Guo</w:t>
+        <w:br/>
+      </w:r>
+      <w:r>
+        <w:rPr>
+          <w:rFonts w:ascii="Times New Roman" w:hAnsi="Times New Roman" w:eastAsia="宋体"/>
+          <w:sz w:val="21"/>
+        </w:rPr>
+        <w:t xml:space="preserve">时间: 2026 | </w:t>
+      </w:r>
+      <w:r>
+        <w:t xml:space="preserve">链接: </w:t>
+      </w:r>
+      <w:hyperlink r:id="rId147">
+        <w:r>
+          <w:rPr>
+            <w:rFonts w:ascii="Times New Roman" w:hAnsi="Times New Roman" w:eastAsia="宋体"/>
+            <w:color w:val="0000FF"/>
+            <w:sz w:val="21"/>
+            <w:u w:val="single"/>
+          </w:rPr>
+          <w:t>https://doi.org/10.1109/tpami.2026.3663633</w:t>
+        </w:r>
+      </w:hyperlink>
+    </w:p>
+    <w:p>
+      <w:pPr>
+        <w:spacing w:before="120"/>
+      </w:pPr>
+      <w:r>
+        <w:rPr>
+          <w:rFonts w:ascii="Times New Roman" w:hAnsi="Times New Roman" w:eastAsia="宋体"/>
+          <w:b/>
+          <w:sz w:val="21"/>
+        </w:rPr>
+        <w:t>中文摘要:</w:t>
+      </w:r>
+    </w:p>
+    <w:p>
+      <w:pPr>
+        <w:ind w:firstLine="360"/>
+      </w:pPr>
+      <w:r>
+        <w:rPr>
+          <w:rFonts w:ascii="Times New Roman" w:hAnsi="Times New Roman" w:eastAsia="宋体"/>
+          <w:sz w:val="21"/>
+        </w:rPr>
+        <w:t>数据增强是解决顺序推荐（SR）中数据稀疏性的有效技术。现有方法在模型训练期间生成新数据以提高性能。然而，将它们部署在骨干模型上需要重新训练、架构修改或引入额外的模块和可学习的参数。对于训练有素的模型来说，这些过程非常耗时且成本高昂，尤其是当模型和数据规模变大时。在这项工作中，我们探索了 SR 的测试时间增强 (TTA)，它在推理阶段增强输入序列，然后融合模型的预测以提高最终准确性。它避免了与训练时间增加相关的大量开销。我们首先通过实验检查现有增强算子在 TTA 中的潜力，发现 Substitute 和 Mask 始终能够实现更好的性能。进一步的分析表明，这两个算子保留了原始的顺序模式，同时添加了适当的扰动。此外，随机选择增强位置可以从语义和时间角度创建合适的增强样本。同时，我们发现固定的操作比率限制了增强数据的多样性，并且TTA可能会损害模型在长序列上的性能。此外，这两个操作员仍然面临着耗时的基于相似性的项目选择或来自掩模标记的干扰。基于分析和局限性，我们提出了 TNoise 和 TMask。前者将均匀的噪声注入到表示中，避免了项目选择的计算开销。后者阻止掩码令牌参与模型计算（TMask-B）或直接删除本应用掩码令牌替换的交互（TMask-R）。此外，我们从均匀分布中对增强率进行采样，以提高数据多样性。对于短序列，我们引入了基于项间插值的序列平滑和延长方法。对于长序列，我们设置一个阈值来避免 TTA 的负面影响。综合实验证明了我们方法的有效性、效率和普遍性。</w:t>
+      </w:r>
+    </w:p>
+    <w:p>
+      <w:pPr>
+        <w:spacing w:before="120"/>
+      </w:pPr>
+      <w:r>
+        <w:rPr>
+          <w:rFonts w:ascii="Times New Roman" w:hAnsi="Times New Roman" w:eastAsia="宋体"/>
+          <w:b/>
+          <w:sz w:val="21"/>
+        </w:rPr>
+        <w:t>English Abstract:</w:t>
+      </w:r>
+    </w:p>
+    <w:p>
+      <w:r>
+        <w:rPr>
+          <w:rFonts w:ascii="Times New Roman" w:hAnsi="Times New Roman" w:eastAsia="宋体"/>
+          <w:sz w:val="21"/>
+        </w:rPr>
+        <w:t>Data augmentation is an effective technique for tackling data sparsity in sequential recommendation (SR). Existing methods generate new data during the model training to improve the performance. However, deploying them on a backbone model requires retraining, architecture modification, or introducing additional modules and learnable parameters. These processes are time-consuming and costly for well-trained models, especially when the model and data scales become large. In this work, we explore the test-time augmentation (TTA) for SR, which augments the input sequences during the inference phase and then fuses the model's predictions to improve final accuracy. It avoids the significant overhead associated with training-time augmentation. We first experimentally examine the potential of existing augmentation operators for TTA and find that the Substitute and Mask consistently achieve better performance. Further analysis reveals that these two operators retain the original sequential pattern while adding appropriate perturbations. Moreover, the random selection of augmentation positions creates suitable augmented samples from both semantic and temporal perspectives. Meanwhile, we find that the fixed operation ratio limits the diversity of augmented data, and the TTA may impair the model's performance on long sequences. In addition, the two operators still face time-consuming similarity-based item selection or interference from mask tokens. Based on the analysis and limitations, we present TNoise and TMask. The former injects uniform noise into the representation, avoiding the computational overhead of item selection. The latter blocks mask tokens from participating in model calculations (TMask-B) or directly removes interactions that should have been replaced with mask tokens (TMask-R). Further, we sample the augmentation ratio from a uniform distribution to improve the data diversity. For short sequences, we introduce a sequence smoothing and lengthening method based on inter-item interpolation. For long sequences, we set a threshold to avoid the negative effects of TTA. Comprehensive experiments demonstrate the effectiveness, efficiency, and generalizability of our method.</w:t>
+      </w:r>
+    </w:p>
+    <w:p>
+      <w:r>
+        <w:rPr>
+          <w:rFonts w:ascii="Times New Roman" w:hAnsi="Times New Roman" w:eastAsia="宋体"/>
+          <w:sz w:val="21"/>
+        </w:rPr>
+        <w:t>__________________________________________________</w:t>
+      </w:r>
+    </w:p>
+    <w:p>
+      <w:pPr>
+        <w:pStyle w:val="Heading2"/>
+      </w:pPr>
+      <w:r/>
+      <w:r>
+        <w:rPr>
+          <w:rFonts w:ascii="Times New Roman" w:hAnsi="Times New Roman" w:eastAsia="宋体"/>
+          <w:b/>
+          <w:color w:val="000000"/>
+          <w:sz w:val="24"/>
+        </w:rPr>
+        <w:t>联邦统计异质性的广义分布聚合协议</w:t>
+      </w:r>
+    </w:p>
+    <w:p>
+      <w:r>
+        <w:rPr>
+          <w:rFonts w:ascii="Times New Roman" w:hAnsi="Times New Roman" w:eastAsia="宋体"/>
+          <w:b/>
+          <w:color w:val="003264"/>
+          <w:sz w:val="24"/>
+        </w:rPr>
+        <w:t>Generalized Distribution Aggregation Protocol for Federated Statistical Heterogeneity</w:t>
+      </w:r>
+    </w:p>
+    <w:p>
+      <w:r>
+        <w:rPr>
+          <w:rFonts w:ascii="Times New Roman" w:hAnsi="Times New Roman" w:eastAsia="宋体"/>
+          <w:sz w:val="21"/>
+        </w:rPr>
+        <w:t>作者: Mingwei Xu, Xiaofeng Cao, Ivor W. Tsang, James T. Kwok, Heng Tao Shen</w:t>
+        <w:br/>
+      </w:r>
+      <w:r>
+        <w:rPr>
+          <w:rFonts w:ascii="Times New Roman" w:hAnsi="Times New Roman" w:eastAsia="宋体"/>
+          <w:sz w:val="21"/>
+        </w:rPr>
+        <w:t xml:space="preserve">时间: 2026 | </w:t>
+      </w:r>
+      <w:r>
+        <w:t xml:space="preserve">链接: </w:t>
+      </w:r>
+      <w:hyperlink r:id="rId148">
+        <w:r>
+          <w:rPr>
+            <w:rFonts w:ascii="Times New Roman" w:hAnsi="Times New Roman" w:eastAsia="宋体"/>
+            <w:color w:val="0000FF"/>
+            <w:sz w:val="21"/>
+            <w:u w:val="single"/>
+          </w:rPr>
+          <w:t>https://doi.org/10.1109/tpami.2026.3663744</w:t>
+        </w:r>
+      </w:hyperlink>
+    </w:p>
+    <w:p>
+      <w:pPr>
+        <w:spacing w:before="120"/>
+      </w:pPr>
+      <w:r>
+        <w:rPr>
+          <w:rFonts w:ascii="Times New Roman" w:hAnsi="Times New Roman" w:eastAsia="宋体"/>
+          <w:b/>
+          <w:sz w:val="21"/>
+        </w:rPr>
+        <w:t>中文摘要:</w:t>
+      </w:r>
+    </w:p>
+    <w:p>
+      <w:pPr>
+        <w:ind w:firstLine="360"/>
+      </w:pPr>
+      <w:r>
+        <w:rPr>
+          <w:rFonts w:ascii="Times New Roman" w:hAnsi="Times New Roman" w:eastAsia="宋体"/>
+          <w:sz w:val="21"/>
+        </w:rPr>
+        <w:t>联合异构性是指不同设备或机构实体之间的数据分布、模型架构和通信能力的差异。在现实场景中，统计异质性通常会导致无效聚合，严重影响泛化性能并导致模型权重有偏差或不稳定。理论上，分布稳健性分析表明学习模型的泛化性能对于任何异质性分布都是有界的。这种见解促使我们重新考虑联合统计异质性场景中的聚合策略，因此我们提出了一种新的加权聚合协议，该协议考虑每个局部模型的泛化界限分歧。具体来说，我们估计当前局部模型的平移分布的二阶原点矩的上下界，并使用这些界限分歧作为每轮通信中权重的聚合比例。我们的实验表明，这种提出的聚合协议显着提高了基准数据集上几种代表性联邦学习算法的性能。</w:t>
+      </w:r>
+    </w:p>
+    <w:p>
+      <w:pPr>
+        <w:spacing w:before="120"/>
+      </w:pPr>
+      <w:r>
+        <w:rPr>
+          <w:rFonts w:ascii="Times New Roman" w:hAnsi="Times New Roman" w:eastAsia="宋体"/>
+          <w:b/>
+          <w:sz w:val="21"/>
+        </w:rPr>
+        <w:t>English Abstract:</w:t>
+      </w:r>
+    </w:p>
+    <w:p>
+      <w:r>
+        <w:rPr>
+          <w:rFonts w:ascii="Times New Roman" w:hAnsi="Times New Roman" w:eastAsia="宋体"/>
+          <w:sz w:val="21"/>
+        </w:rPr>
+        <w:t>Federated heterogeneity refers to the disparities in data distributions, model architectures, and communication capabilities across various devices or institutional entities. In real-world scenarios, statistical heterogeneity can often lead to ineffective aggregation, severely impacting generalization performance and resulting in biased or unstable model weights. Theoretically, distributional robustness analysis indicates that the generalization performance of a learning model can be bounded with respect to any heterogeneity distribution. This insight motivates us to reconsider the aggregation strategy in federated statistical heterogeneity scenarios, and we thus propose a new weighting aggregation protocol that considers the generalization bound disagreement of each local model. Specifically, we estimate the upper and lower bounds of the second-order origin moment of the shifted distribution for the current local model, and using these bound disagreements as the aggregation proportions for weights in each communication round. Our experiments demonstrate that this proposed aggregation protocol significantly improves the performance of several representative Federated Learning algorithms on benchmark datasets.</w:t>
+      </w:r>
+    </w:p>
+    <w:p>
+      <w:r>
+        <w:rPr>
+          <w:rFonts w:ascii="Times New Roman" w:hAnsi="Times New Roman" w:eastAsia="宋体"/>
+          <w:sz w:val="21"/>
+        </w:rPr>
+        <w:t>__________________________________________________</w:t>
+      </w:r>
+    </w:p>
+    <w:p>
+      <w:pPr>
+        <w:pStyle w:val="Heading2"/>
+      </w:pPr>
+      <w:r/>
+      <w:r>
+        <w:rPr>
+          <w:rFonts w:ascii="Times New Roman" w:hAnsi="Times New Roman" w:eastAsia="宋体"/>
+          <w:b/>
+          <w:color w:val="000000"/>
+          <w:sz w:val="24"/>
+        </w:rPr>
+        <w:t>OmniHD 场景：用于自动驾驶的下一代多模态数据集</w:t>
+      </w:r>
+    </w:p>
+    <w:p>
+      <w:r>
+        <w:rPr>
+          <w:rFonts w:ascii="Times New Roman" w:hAnsi="Times New Roman" w:eastAsia="宋体"/>
+          <w:b/>
+          <w:color w:val="003264"/>
+          <w:sz w:val="24"/>
+        </w:rPr>
+        <w:t>OmniHD-Scenes: A Next-Generation Multimodal Dataset for Autonomous Driving</w:t>
+      </w:r>
+    </w:p>
+    <w:p>
+      <w:r>
+        <w:rPr>
+          <w:rFonts w:ascii="Times New Roman" w:hAnsi="Times New Roman" w:eastAsia="宋体"/>
+          <w:sz w:val="21"/>
+        </w:rPr>
+        <w:t>作者: Lianqing Zheng, Long Yang, Qunshu Lin, Wenjin Ai, Minghao Liu, Shouyi Lu, Jianan Liu, Hongze Ren, Jingyue Mo, Xiaokai Bai, Jie Bai, Zhixiong Ma, Xichan Zhu</w:t>
+        <w:br/>
+      </w:r>
+      <w:r>
+        <w:rPr>
+          <w:rFonts w:ascii="Times New Roman" w:hAnsi="Times New Roman" w:eastAsia="宋体"/>
+          <w:sz w:val="21"/>
+        </w:rPr>
+        <w:t xml:space="preserve">时间: 2026 | </w:t>
+      </w:r>
+      <w:r>
+        <w:t xml:space="preserve">链接: </w:t>
+      </w:r>
+      <w:hyperlink r:id="rId149">
+        <w:r>
+          <w:rPr>
+            <w:rFonts w:ascii="Times New Roman" w:hAnsi="Times New Roman" w:eastAsia="宋体"/>
+            <w:color w:val="0000FF"/>
+            <w:sz w:val="21"/>
+            <w:u w:val="single"/>
+          </w:rPr>
+          <w:t>https://doi.org/10.1109/tpami.2026.3663672</w:t>
+        </w:r>
+      </w:hyperlink>
+    </w:p>
+    <w:p>
+      <w:pPr>
+        <w:spacing w:before="120"/>
+      </w:pPr>
+      <w:r>
+        <w:rPr>
+          <w:rFonts w:ascii="Times New Roman" w:hAnsi="Times New Roman" w:eastAsia="宋体"/>
+          <w:b/>
+          <w:sz w:val="21"/>
+        </w:rPr>
+        <w:t>中文摘要:</w:t>
+      </w:r>
+    </w:p>
+    <w:p>
+      <w:pPr>
+        <w:ind w:firstLine="360"/>
+      </w:pPr>
+      <w:r>
+        <w:rPr>
+          <w:rFonts w:ascii="Times New Roman" w:hAnsi="Times New Roman" w:eastAsia="宋体"/>
+          <w:sz w:val="21"/>
+        </w:rPr>
+        <w:t>深度学习的快速发展加剧了自动驾驶算法对综合数据的需求。高质量的数据集对于开发有效的数据驱动的自动驾驶解决方案至关重要。下一代自动驾驶数据集必须是多模式的，包含来自先进传感器的数据，这些传感器具有广泛的数据覆盖范围、详细的注释和多样化的场景表示。为了满足这一需求，我们推出了 OmniHD-Scenes，这是一个大规模多模态数据集，可提供全面的全向高清数据。 OmniHD-Scenes 数据集结合了来自 128 束激光雷达、六个摄像头和六个 4D 成像雷达系统的数据，以实现完整的环境感知。该数据集包含 1501 个片段，每个片段长约 30 秒，总计超过 45 万个同步帧和超过 585 万个同步传感器数据点。我们还提出了一种新颖的 4D 注释管道。迄今为止，我们已使用超过 514 K 的精确 3D 边界框对 200 个剪辑进行了注释。这些剪辑还包括静态场景元素的语义分割注释。此外，我们引入了一种新颖的自动化管道，用于生成密集占用地面实况，它有效地利用非关键帧的信息。除了提出的数据集之外，我们还为 3D 检测和语义占用预测建立了全面的评估指标、基线模型和基准。这些基准测试利用环视摄像头和 4D 成像雷达来探索适用于自动驾驶应用的经济高效的传感器解决方案。大量的实验证明了我们的低成本传感器配置的有效性及其在不利条件下的鲁棒性。该数据集可从 https://www.2077ai.com/OmniHD-Scenes 获取。</w:t>
+      </w:r>
+    </w:p>
+    <w:p>
+      <w:pPr>
+        <w:spacing w:before="120"/>
+      </w:pPr>
+      <w:r>
+        <w:rPr>
+          <w:rFonts w:ascii="Times New Roman" w:hAnsi="Times New Roman" w:eastAsia="宋体"/>
+          <w:b/>
+          <w:sz w:val="21"/>
+        </w:rPr>
+        <w:t>English Abstract:</w:t>
+      </w:r>
+    </w:p>
+    <w:p>
+      <w:r>
+        <w:rPr>
+          <w:rFonts w:ascii="Times New Roman" w:hAnsi="Times New Roman" w:eastAsia="宋体"/>
+          <w:sz w:val="21"/>
+        </w:rPr>
+        <w:t>The rapid advancement of deep learning has intensified the need for comprehensive data for use by autonomous driving algorithms. High-quality datasets are crucial for the development of effective data-driven autonomous driving solutions. Next-generation autonomous driving datasets must be multimodal, incorporating data from advanced sensors that feature extensive data coverage, detailed annotations, and diverse scene representation. To address this need, we present OmniHD-Scenes, a large-scale multimodal dataset that provides comprehensive omnidirectional high-definition data. The OmniHD-Scenes dataset combines data from 128-beam LiDAR, six cameras, and six 4D imaging radar systems to achieve full environmental perception. The dataset comprises 1501 clips, each approximately 30-s long, totaling more than 450 K synchronized frames and more than 5.85 million synchronized sensor data points. We also propose a novel 4D annotation pipeline. To date, we have annotated 200 clips with more than 514 K precise 3D bounding boxes. These clips also include semantic segmentation annotations for static scene elements. Additionally, we introduce a novel automated pipeline for generation of the dense occupancy ground truth, which effectively leverages information from non-key frames. Alongside the proposed dataset, we establish comprehensive evaluation metrics, baseline models, and benchmarks for 3D detection and semantic occupancy prediction. These benchmarks utilize surround-view cameras and 4D imaging radar to explore cost-effective sensor solutions for autonomous driving applications. Extensive experiments demonstrate the effectiveness of our low-cost sensor configuration and its robustness under adverse conditions. The dataset is available at https://www.2077ai.com/OmniHD-Scenes .</w:t>
+      </w:r>
+    </w:p>
+    <w:p>
+      <w:r>
+        <w:rPr>
+          <w:rFonts w:ascii="Times New Roman" w:hAnsi="Times New Roman" w:eastAsia="宋体"/>
+          <w:sz w:val="21"/>
+        </w:rPr>
+        <w:t>__________________________________________________</w:t>
+      </w:r>
+    </w:p>
+    <w:p>
+      <w:pPr>
+        <w:pStyle w:val="Heading2"/>
+      </w:pPr>
+      <w:r/>
+      <w:r>
+        <w:rPr>
+          <w:rFonts w:ascii="Times New Roman" w:hAnsi="Times New Roman" w:eastAsia="宋体"/>
+          <w:b/>
+          <w:color w:val="000000"/>
+          <w:sz w:val="24"/>
+        </w:rPr>
+        <w:t>Thermal3D-GS：物理诱导的 3D 高斯，用于大规模数据集的热红外新颖视图合成</w:t>
+      </w:r>
+    </w:p>
+    <w:p>
+      <w:r>
+        <w:rPr>
+          <w:rFonts w:ascii="Times New Roman" w:hAnsi="Times New Roman" w:eastAsia="宋体"/>
+          <w:b/>
+          <w:color w:val="003264"/>
+          <w:sz w:val="24"/>
+        </w:rPr>
+        <w:t>Thermal3D-GS: Physics-induced 3D Gaussians for Thermal Infrared Novel-view Synthesis with a Large-Scale Dataset</w:t>
+      </w:r>
+    </w:p>
+    <w:p>
+      <w:r>
+        <w:rPr>
+          <w:rFonts w:ascii="Times New Roman" w:hAnsi="Times New Roman" w:eastAsia="宋体"/>
+          <w:sz w:val="21"/>
+        </w:rPr>
+        <w:t>作者: Qian Chen, Shihao Shu, Heng Sun, Junzhang Chen, Xiangzhi Bai</w:t>
+        <w:br/>
+      </w:r>
+      <w:r>
+        <w:rPr>
+          <w:rFonts w:ascii="Times New Roman" w:hAnsi="Times New Roman" w:eastAsia="宋体"/>
+          <w:sz w:val="21"/>
+        </w:rPr>
+        <w:t xml:space="preserve">时间: 2026 | </w:t>
+      </w:r>
+      <w:r>
+        <w:t xml:space="preserve">链接: </w:t>
+      </w:r>
+      <w:hyperlink r:id="rId150">
+        <w:r>
+          <w:rPr>
+            <w:rFonts w:ascii="Times New Roman" w:hAnsi="Times New Roman" w:eastAsia="宋体"/>
+            <w:color w:val="0000FF"/>
+            <w:sz w:val="21"/>
+            <w:u w:val="single"/>
+          </w:rPr>
+          <w:t>https://doi.org/10.1109/tpami.2026.3663966</w:t>
+        </w:r>
+      </w:hyperlink>
+    </w:p>
+    <w:p>
+      <w:pPr>
+        <w:spacing w:before="120"/>
+      </w:pPr>
+      <w:r>
+        <w:rPr>
+          <w:rFonts w:ascii="Times New Roman" w:hAnsi="Times New Roman" w:eastAsia="宋体"/>
+          <w:b/>
+          <w:sz w:val="21"/>
+        </w:rPr>
+        <w:t>中文摘要:</w:t>
+      </w:r>
+    </w:p>
+    <w:p>
+      <w:pPr>
+        <w:ind w:firstLine="360"/>
+      </w:pPr>
+      <w:r>
+        <w:rPr>
+          <w:rFonts w:ascii="Times New Roman" w:hAnsi="Times New Roman" w:eastAsia="宋体"/>
+          <w:sz w:val="21"/>
+        </w:rPr>
+        <w:t>热红外成像由于全天候成像、穿透力强等优点，受到了众多领域的广泛关注。然而，现有的热红外新颖视图合成方法经常产生细节粗糙和浮动伪影的结果，这主要是由大气传输效应和热传导等物理因素引起的。这些挑战阻碍了热场景中复杂结构和温度分布的准确重建，限制了先前方法的实际用途。为了解决这些限制，本文引入了一种物理诱导的 3D 高斯喷射方法，名为 Thermal3D-GS，这是第一个完全依赖于热红外图像的新颖视图合成方法。 Thermal3D-GS 首先使用神经网络对三维介质中的大气传输效应和热传导进行建模。此外，考虑到红外图像的稀疏特征，设计稀疏特征先验以提高热红外图像的重建精度。此外，为了验证我们方法的有效性，创建了第一个名为热红外小说视图综合数据集（TI-NSD）的大规模基准数据集。该数据集包含50个真实的热红外视频场景，涵盖室内、室外、交通和无人机场景，共有15,213帧热红外图像数据。此外，还构建了一个扩展的验证热红外数据集，其中包括不同大气条件和复杂传播介质下的三个高分辨率场景和五个特殊场景，以评估所提方法的泛化性能。基于该数据集，本文通过实验验证了Thermal3D-GS的有效性。结果表明，我们的方法优于基线方法，PSNR 提高了 3.19 dB，并且显着解决了基线方法中存在的飞蚊症和模糊边缘特征的问题。数据集和我们的代码均可在 https://github.com/mzzcdf/Thermal3DGS 中公开获取。</w:t>
+      </w:r>
+    </w:p>
+    <w:p>
+      <w:pPr>
+        <w:spacing w:before="120"/>
+      </w:pPr>
+      <w:r>
+        <w:rPr>
+          <w:rFonts w:ascii="Times New Roman" w:hAnsi="Times New Roman" w:eastAsia="宋体"/>
+          <w:b/>
+          <w:sz w:val="21"/>
+        </w:rPr>
+        <w:t>English Abstract:</w:t>
+      </w:r>
+    </w:p>
+    <w:p>
+      <w:r>
+        <w:rPr>
+          <w:rFonts w:ascii="Times New Roman" w:hAnsi="Times New Roman" w:eastAsia="宋体"/>
+          <w:sz w:val="21"/>
+        </w:rPr>
+        <w:t>Thermal infrared imaging has attracted widespread attention in many fields due to the advantages of all-weather imaging and strong penetration. However, existing methods for thermal infrared novel-view synthesis often produce results with coarse details and floating artifacts, primarily caused by physical factors such as atmospheric transmission effects and thermal conduction. These challenges hinder accurate reconstruction of intricate structures and temperature distributions in thermal scenes, limiting the practical utility of previous approaches. To address these limitations, this paper introduces a physics-induced 3D Gaussian splatting method named Thermal3D-GS, the first novel-view synthesis method that relies exclusively on thermal infrared image. Thermal3D-GS begins by modeling atmospheric transmission effects and thermal conduction in three-dimensional media using neural networks. Additionally, considering the sparse features of infrared images, sparse feature priors are designed to improve the reconstruction accuracy of thermal infrared images. Furthermore, to validate the effectiveness of our method, the first large-scale benchmark dataset named Thermal Infrared Novel-view Synthesis Dataset (TI-NSD) is created. This dataset comprises 50 authentic thermal infrared video scenes, covering indoor, outdoor, traffic and UAV(Unmanned Aerial Vehicle) scenarios, with a total of 15,213 frames of thermal infrared image data. In addition, an expanded validation thermal infrared dataset, which includes three high-resolution scenes and five special scenes under varying atmospheric conditions and complex propagation media is constructed to assess generalization performance of the proposed method. Based on this dataset, this paper experimentally verifies the effectiveness of Thermal3D-GS. The results indicate that our method outperforms the baseline method with a 3.19 dB improvement in PSNR and significantly addresses the issues of floaters and indistinct edge features present in the baseline method. The dataset and our code are both publicly available in https://github.com/mzzcdf/Thermal3DGS .</w:t>
+      </w:r>
+    </w:p>
+    <w:p>
+      <w:r>
+        <w:rPr>
+          <w:rFonts w:ascii="Times New Roman" w:hAnsi="Times New Roman" w:eastAsia="宋体"/>
+          <w:sz w:val="21"/>
+        </w:rPr>
+        <w:t>__________________________________________________</w:t>
+      </w:r>
+    </w:p>
+    <w:p>
+      <w:pPr>
+        <w:pStyle w:val="Heading2"/>
+      </w:pPr>
+      <w:r/>
+      <w:r>
+        <w:rPr>
+          <w:rFonts w:ascii="Times New Roman" w:hAnsi="Times New Roman" w:eastAsia="宋体"/>
+          <w:b/>
+          <w:color w:val="000000"/>
+          <w:sz w:val="24"/>
+        </w:rPr>
+        <w:t>用于多语言情感分析的个性化且保护隐私的联合 Transformer 框架</w:t>
+      </w:r>
+    </w:p>
+    <w:p>
+      <w:r>
+        <w:rPr>
+          <w:rFonts w:ascii="Times New Roman" w:hAnsi="Times New Roman" w:eastAsia="宋体"/>
+          <w:b/>
+          <w:color w:val="003264"/>
+          <w:sz w:val="24"/>
+        </w:rPr>
+        <w:t>A Personalized and Privacy-Preserving Federated Transformer Framework for Multilingual Sentiment Analysis</w:t>
+      </w:r>
+    </w:p>
+    <w:p>
+      <w:r>
+        <w:rPr>
+          <w:rFonts w:ascii="Times New Roman" w:hAnsi="Times New Roman" w:eastAsia="宋体"/>
+          <w:sz w:val="21"/>
+        </w:rPr>
+        <w:t>作者: Jothi Prakash V, Arul Antran Vijay S, Gopikrishnan Sundaram</w:t>
+        <w:br/>
+      </w:r>
+      <w:r>
+        <w:rPr>
+          <w:rFonts w:ascii="Times New Roman" w:hAnsi="Times New Roman" w:eastAsia="宋体"/>
+          <w:sz w:val="21"/>
+        </w:rPr>
+        <w:t xml:space="preserve">时间: 2026 | </w:t>
+      </w:r>
+      <w:r>
+        <w:t xml:space="preserve">链接: </w:t>
+      </w:r>
+      <w:hyperlink r:id="rId151">
+        <w:r>
+          <w:rPr>
+            <w:rFonts w:ascii="Times New Roman" w:hAnsi="Times New Roman" w:eastAsia="宋体"/>
+            <w:color w:val="0000FF"/>
+            <w:sz w:val="21"/>
+            <w:u w:val="single"/>
+          </w:rPr>
+          <w:t>https://doi.org/10.1109/tpami.2026.3663617</w:t>
+        </w:r>
+      </w:hyperlink>
+    </w:p>
+    <w:p>
+      <w:pPr>
+        <w:spacing w:before="120"/>
+      </w:pPr>
+      <w:r>
+        <w:rPr>
+          <w:rFonts w:ascii="Times New Roman" w:hAnsi="Times New Roman" w:eastAsia="宋体"/>
+          <w:b/>
+          <w:sz w:val="21"/>
+        </w:rPr>
+        <w:t>中文摘要:</w:t>
+      </w:r>
+    </w:p>
+    <w:p>
+      <w:pPr>
+        <w:ind w:firstLine="360"/>
+      </w:pPr>
+      <w:r>
+        <w:rPr>
+          <w:rFonts w:ascii="Times New Roman" w:hAnsi="Times New Roman" w:eastAsia="宋体"/>
+          <w:sz w:val="21"/>
+        </w:rPr>
+        <w:t>用于多语言情感分析的个性化联合学习因语言异质性、非独立同分布数据分布和严格的隐私要求而带来了重大挑战。本文提出了 FedPerX，一种联合变压器框架，它将基于残差适配器的个性化与自适应多粒度差分隐私集成在一起。该架构利用冻结的多语言主干（XLM-R），同时使每个客户端能够训练轻量级、特定于客户端的适配器。通过在功能和适配器级别上进行动态噪声注入来加强隐私，并使用梯度灵敏度进行校准。 FedPerX 根据两个多语言基准（MARC 和 TSMD）进行评估，涵盖十多种语言的结构化评论和非正式社交媒体内容。实验结果表明，与七个最先进的基线相比，得到了一致的改进，宏观 F1 的增益高达 +4.3%，通信开销减少了 70%，客户端级别性能的差异最小。综合分析，包括公平性、个性化差距、隐私与效用权衡以及消融研究，验证了该框架的稳健性和适应性。 FedPerX 推进了可扩展、个性化和隐私保护模型的设计，用于联合多语言情感分析。</w:t>
+      </w:r>
+    </w:p>
+    <w:p>
+      <w:pPr>
+        <w:spacing w:before="120"/>
+      </w:pPr>
+      <w:r>
+        <w:rPr>
+          <w:rFonts w:ascii="Times New Roman" w:hAnsi="Times New Roman" w:eastAsia="宋体"/>
+          <w:b/>
+          <w:sz w:val="21"/>
+        </w:rPr>
+        <w:t>English Abstract:</w:t>
+      </w:r>
+    </w:p>
+    <w:p>
+      <w:r>
+        <w:rPr>
+          <w:rFonts w:ascii="Times New Roman" w:hAnsi="Times New Roman" w:eastAsia="宋体"/>
+          <w:sz w:val="21"/>
+        </w:rPr>
+        <w:t>Personalized federated learning for multilingual sentiment analysis poses significant challenges arising from linguistic heterogeneity, non-IID data distributions, and strict privacy requirements. This paper proposes FedPerX, a federated transformer framework that integrates residual adapter-based personalization with adaptive multi-granular differential privacy. The architecture leverages a frozen multilingual backbone (XLM-R) while enabling each client to train lightweight, client-specific adapters. Privacy is enforced through dynamic noise injection at both the feature and adapter levels, calibrated using gradient sensitivity. FedPerX is evaluated on two multilingual benchmarks—MARC and TSMD—spanning structured reviews and informal social media content across more than ten languages. Experimental results demonstrate consistent improvements over seven state-of-the-art baselines, with up to +4.3% gains in macro-F1, a 70% reduction in communication overhead, and the lowest variance in client-level performance. Comprehensive analyses, including fairness, personalization gap, privacy-utility trade-off, and ablation studies, validate the framework's robustness and adaptability. FedPerX advances the design of scalable, personalized, and privacy-preserving models for federated multilingual sentiment analysis.</w:t>
       </w:r>
     </w:p>
     <w:p>

--- a/Optical_Papers_260212.docx
+++ b/Optical_Papers_260212.docx
@@ -1056,6 +1056,119 @@
           <w:sz w:val="21"/>
         </w:rPr>
         <w:t>Abstract Type 1 diabetes (T1D) is a progressive autoimmune condition that culminates in loss of insulin-producing beta cells. Pancreatic histopathology provides essential insights into disease initiation/progression yet an integrated perspective onto in situ pathogenic processes is lacking. Here, we combined multiplexed immunostaining, high-magnification whole-slide imaging, digital pathology, and semi-automated image analyses to interrogate pancreatic tail and head sections across T1D stages, including at-risk and at-onset cases. Deconvolution of architectural features, endocrine cell composition, immune cell burden, and spatial relations of ~25,000 islets effectively contextualizes previously established and additional pancreatic hallmarks in health and T1D. Our results reveal a spatially homogenous and islet size-contingent architectural organization of the endocrine pancreas, a notable coordination of organ-wide pathogenic processes, and multiple histopathological correlates that foreshadow distinctive T1D histopathology already at the preclinical stage. Altogether, we propose a revised natural history of T1D with implications for further histopathological investigations and considerations of pathogenetic modalities.</w:t>
+      </w:r>
+    </w:p>
+    <w:p>
+      <w:r>
+        <w:rPr>
+          <w:rFonts w:ascii="Times New Roman" w:hAnsi="Times New Roman" w:eastAsia="宋体"/>
+          <w:sz w:val="21"/>
+        </w:rPr>
+        <w:t>__________________________________________________</w:t>
+      </w:r>
+    </w:p>
+    <w:p>
+      <w:pPr>
+        <w:pStyle w:val="Heading2"/>
+      </w:pPr>
+      <w:r/>
+      <w:r>
+        <w:rPr>
+          <w:rFonts w:ascii="Times New Roman" w:hAnsi="Times New Roman" w:eastAsia="宋体"/>
+          <w:b/>
+          <w:color w:val="000000"/>
+          <w:sz w:val="24"/>
+        </w:rPr>
+        <w:t>烟曲霉非编码转录物的全基因组发现和表型分析揭示了 lncRNA 在抗真菌药物敏感性中的作用</w:t>
+      </w:r>
+    </w:p>
+    <w:p>
+      <w:r>
+        <w:rPr>
+          <w:rFonts w:ascii="Times New Roman" w:hAnsi="Times New Roman" w:eastAsia="宋体"/>
+          <w:b/>
+          <w:color w:val="003264"/>
+          <w:sz w:val="24"/>
+        </w:rPr>
+        <w:t>Genome-wide discovery and phenotyping of non-coding transcripts in A. fumigatus reveals lncRNAs with a role in antifungal drug sensitivity</w:t>
+      </w:r>
+    </w:p>
+    <w:p>
+      <w:r>
+        <w:rPr>
+          <w:rFonts w:ascii="Times New Roman" w:hAnsi="Times New Roman" w:eastAsia="宋体"/>
+          <w:sz w:val="21"/>
+        </w:rPr>
+        <w:t>作者: Danielle Weaver, Tanda Qi, Harry Chown, Marcin Fraczek, Ressa Lebedinec, Lauren Dineen, Clara Valero, Norman van Rhijn, Takanori Furukawa, Michael Bromley, Daniela Delneri, Paul Bowyer</w:t>
+        <w:br/>
+      </w:r>
+      <w:r>
+        <w:rPr>
+          <w:rFonts w:ascii="Times New Roman" w:hAnsi="Times New Roman" w:eastAsia="宋体"/>
+          <w:sz w:val="21"/>
+        </w:rPr>
+        <w:t xml:space="preserve">时间: 2026-02-11 | </w:t>
+      </w:r>
+      <w:r>
+        <w:t xml:space="preserve">链接: </w:t>
+      </w:r>
+      <w:hyperlink r:id="rId152">
+        <w:r>
+          <w:rPr>
+            <w:rFonts w:ascii="Times New Roman" w:hAnsi="Times New Roman" w:eastAsia="宋体"/>
+            <w:color w:val="0000FF"/>
+            <w:sz w:val="21"/>
+            <w:u w:val="single"/>
+          </w:rPr>
+          <w:t>https://doi.org/10.1038/s41467-026-68543-9</w:t>
+        </w:r>
+      </w:hyperlink>
+    </w:p>
+    <w:p>
+      <w:pPr>
+        <w:spacing w:before="120"/>
+      </w:pPr>
+      <w:r>
+        <w:rPr>
+          <w:rFonts w:ascii="Times New Roman" w:hAnsi="Times New Roman" w:eastAsia="宋体"/>
+          <w:b/>
+          <w:sz w:val="21"/>
+        </w:rPr>
+        <w:t>中文摘要:</w:t>
+      </w:r>
+    </w:p>
+    <w:p>
+      <w:pPr>
+        <w:ind w:firstLine="360"/>
+      </w:pPr>
+      <w:r>
+        <w:rPr>
+          <w:rFonts w:ascii="Times New Roman" w:hAnsi="Times New Roman" w:eastAsia="宋体"/>
+          <w:sz w:val="21"/>
+        </w:rPr>
+        <w:t>摘要：最近的数据表明，一种真菌烟曲霉每年造成的死亡人数比艾滋病毒或疟疾造成的死亡人数总和还要多。加上抗​​真菌药物耐药性的迅速出现、有效治疗的范围有限以及&gt; 50%的死亡率，曲霉病是传染病领域的一个重大挑战。最近的研究发现，长链非编码 RNA (lncRNA) 与念珠菌等病原酵母菌的耐药性和毒力有关。然而，对包括烟曲霉在内的人类致病霉菌中的 lncRNA 的了解非常有限。在这里，我们利用暴露于不同环境的烟曲霉的转录组学数据来注释映射到 2388 个基因组位点的转录本。经过手动管理后，我们生成了包含 1000 多个 lncRNA 的数据库。我们观察到，lncRNA 在药物治疗后显示出精心设计的转录谱，其中许多接近于涉及唑类敏感性的基因。我们敲除一组基因间lncRNA并进行大规模表型分析，以确定60个lncRNA突变体表现出条件依赖性适应性变化，其中35个突变体在唑胁迫下表现出正生长表型。总体而言，这项研究产生并通过实验验证了一个重要资源，使更广泛的研究界能够加深对烟曲霉中 lncRNA 功能重要性的理解，包括它们与药物敏感性的关系。</w:t>
+      </w:r>
+    </w:p>
+    <w:p>
+      <w:pPr>
+        <w:spacing w:before="120"/>
+      </w:pPr>
+      <w:r>
+        <w:rPr>
+          <w:rFonts w:ascii="Times New Roman" w:hAnsi="Times New Roman" w:eastAsia="宋体"/>
+          <w:b/>
+          <w:sz w:val="21"/>
+        </w:rPr>
+        <w:t>English Abstract:</w:t>
+      </w:r>
+    </w:p>
+    <w:p>
+      <w:r>
+        <w:rPr>
+          <w:rFonts w:ascii="Times New Roman" w:hAnsi="Times New Roman" w:eastAsia="宋体"/>
+          <w:sz w:val="21"/>
+        </w:rPr>
+        <w:t>Abstract Recent data suggests one fungus, Aspergillus fumigatus , causes more deaths annually than HIV or malaria combined. Coupled with rapid emergence of antifungal drug resistance, the limited range of effective treatments, and mortality rates of &gt;50%, aspergillosis represents a major challenge in infectious diseases. Recent studies have identified long-noncoding RNAs (lncRNAs) involved in drug resistance and virulence in pathogenic yeasts such as Candida spp. However, there is very limited knowledge of lncRNAs in human pathogenic moulds, including A. fumigatus . Here we exploit transcriptomics data of A. fumigatus exposed to different environments to annotate transcripts mapping to 2388 genomic loci. After manual curation we generate a database of over 1000 lncRNAs. We observe that the lncRNAs display orchestrated transcriptional profiles upon drug treatment and many are proximal to genes involved in azole sensitivity. We knock out a set of intergenic lncRNAs and perform a large-scale phenotypic analysis to identify 60 lncRNA mutants displaying condition-dependent fitness changes with 35 mutants exhibiting a positive growth phenotype under azole stress. Overall, this study generates and experimentally validates an important resource that will enable the wider research community to increase understanding of the functional importance of lncRNAs in A. fumigatus , including their involvement in drug sensitivity.</w:t>
       </w:r>
     </w:p>
     <w:p>
